--- a/Chapter_3/04_Manuscript/Manuscript_AutomaticTrackChanges.docx
+++ b/Chapter_3/04_Manuscript/Manuscript_AutomaticTrackChanges.docx
@@ -17,19 +17,10 @@
         <w:pStyle w:val="Title"/>
       </w:pPr>
       <w:r>
-        <w:t xml:space="preserve">Seasonal Dynamism </w:t>
-      </w:r>
-      <w:r>
-        <w:t xml:space="preserve">OR </w:t>
-      </w:r>
-      <w:r>
-        <w:t>MODEL REALISM</w:t>
-      </w:r>
-      <w:r>
-        <w:t xml:space="preserve">: What </w:t>
-      </w:r>
-      <w:r>
-        <w:t>DRIVES BETTER PREDICTIONS OF</w:t>
+        <w:t>Seasonal Dynamism</w:t>
+      </w:r>
+      <w:r>
+        <w:t xml:space="preserve"> or Model Realism: What Drives Better Predictions of</w:t>
       </w:r>
       <w:r>
         <w:t xml:space="preserve"> Landscape Connectivity?</w:t>
@@ -111,7 +102,6 @@
       <w:pPr>
         <w:pStyle w:val="Subtitle"/>
         <w:rPr>
-          <w:ins w:id="0" w:author="David Hofmann" w:date="2026-03-17T19:49:00Z" w16du:dateUtc="2026-03-17T17:49:00Z"/>
           <w:lang w:val="de-CH"/>
         </w:rPr>
       </w:pPr>
@@ -185,7 +175,7 @@
         </w:rPr>
         <w:t>1,</w:t>
       </w:r>
-      <w:del w:id="1" w:author="David Hofmann" w:date="2026-03-17T19:49:00Z" w16du:dateUtc="2026-03-17T17:49:00Z">
+      <w:del w:id="0" w:author="David Hofmann" w:date="2026-03-23T16:30:00Z" w16du:dateUtc="2026-03-23T14:30:00Z">
         <w:r>
           <w:rPr>
             <w:sz w:val="22"/>
@@ -215,7 +205,7 @@
         </w:rPr>
         <w:t xml:space="preserve">Gabriele </w:t>
       </w:r>
-      <w:del w:id="2" w:author="David Hofmann" w:date="2026-03-17T19:49:00Z" w16du:dateUtc="2026-03-17T17:49:00Z">
+      <w:del w:id="1" w:author="David Hofmann" w:date="2026-03-23T16:30:00Z" w16du:dateUtc="2026-03-23T14:30:00Z">
         <w:r>
           <w:rPr>
             <w:sz w:val="22"/>
@@ -240,7 +230,7 @@
           <w:delText>1</w:delText>
         </w:r>
       </w:del>
-      <w:ins w:id="3" w:author="David Hofmann" w:date="2026-03-17T19:49:00Z" w16du:dateUtc="2026-03-17T17:49:00Z">
+      <w:ins w:id="2" w:author="David Hofmann" w:date="2026-03-23T16:30:00Z" w16du:dateUtc="2026-03-23T14:30:00Z">
         <w:r>
           <w:rPr>
             <w:lang w:val="de-CH"/>
@@ -265,13 +255,6 @@
     </w:p>
     <w:p>
       <w:pPr>
-        <w:rPr>
-          <w:lang w:val="de-CH"/>
-        </w:rPr>
-      </w:pPr>
-    </w:p>
-    <w:p>
-      <w:pPr>
         <w:spacing w:line="360" w:lineRule="auto"/>
       </w:pPr>
       <w:r>
@@ -336,24 +319,33 @@
     </w:p>
     <w:p>
       <w:pPr>
-        <w:spacing w:line="360" w:lineRule="auto"/>
+        <w:jc w:val="left"/>
+        <w:rPr>
+          <w:del w:id="3" w:author="David Hofmann" w:date="2026-03-23T16:30:00Z" w16du:dateUtc="2026-03-23T14:30:00Z"/>
+        </w:rPr>
       </w:pPr>
     </w:p>
     <w:p>
       <w:pPr>
-        <w:spacing w:line="360" w:lineRule="auto"/>
+        <w:jc w:val="left"/>
+        <w:rPr>
+          <w:del w:id="4" w:author="David Hofmann" w:date="2026-03-23T16:30:00Z" w16du:dateUtc="2026-03-23T14:30:00Z"/>
+        </w:rPr>
       </w:pPr>
     </w:p>
     <w:p>
       <w:pPr>
-        <w:spacing w:line="360" w:lineRule="auto"/>
+        <w:jc w:val="left"/>
+        <w:rPr>
+          <w:del w:id="5" w:author="David Hofmann" w:date="2026-03-23T16:30:00Z" w16du:dateUtc="2026-03-23T14:30:00Z"/>
+        </w:rPr>
       </w:pPr>
     </w:p>
     <w:p>
       <w:pPr>
         <w:jc w:val="left"/>
         <w:rPr>
-          <w:del w:id="4" w:author="David Hofmann" w:date="2026-03-17T19:49:00Z" w16du:dateUtc="2026-03-17T17:49:00Z"/>
+          <w:del w:id="6" w:author="David Hofmann" w:date="2026-03-23T16:30:00Z" w16du:dateUtc="2026-03-23T14:30:00Z"/>
         </w:rPr>
       </w:pPr>
     </w:p>
@@ -361,7 +353,7 @@
       <w:pPr>
         <w:jc w:val="left"/>
         <w:rPr>
-          <w:del w:id="5" w:author="David Hofmann" w:date="2026-03-17T19:49:00Z" w16du:dateUtc="2026-03-17T17:49:00Z"/>
+          <w:del w:id="7" w:author="David Hofmann" w:date="2026-03-23T16:30:00Z" w16du:dateUtc="2026-03-23T14:30:00Z"/>
         </w:rPr>
       </w:pPr>
     </w:p>
@@ -369,7 +361,7 @@
       <w:pPr>
         <w:jc w:val="left"/>
         <w:rPr>
-          <w:del w:id="6" w:author="David Hofmann" w:date="2026-03-17T19:49:00Z" w16du:dateUtc="2026-03-17T17:49:00Z"/>
+          <w:del w:id="8" w:author="David Hofmann" w:date="2026-03-23T16:30:00Z" w16du:dateUtc="2026-03-23T14:30:00Z"/>
         </w:rPr>
       </w:pPr>
     </w:p>
@@ -377,7 +369,7 @@
       <w:pPr>
         <w:jc w:val="left"/>
         <w:rPr>
-          <w:del w:id="7" w:author="David Hofmann" w:date="2026-03-17T19:49:00Z" w16du:dateUtc="2026-03-17T17:49:00Z"/>
+          <w:del w:id="9" w:author="David Hofmann" w:date="2026-03-23T16:30:00Z" w16du:dateUtc="2026-03-23T14:30:00Z"/>
         </w:rPr>
       </w:pPr>
     </w:p>
@@ -385,7 +377,7 @@
       <w:pPr>
         <w:jc w:val="left"/>
         <w:rPr>
-          <w:del w:id="8" w:author="David Hofmann" w:date="2026-03-17T19:49:00Z" w16du:dateUtc="2026-03-17T17:49:00Z"/>
+          <w:del w:id="10" w:author="David Hofmann" w:date="2026-03-23T16:30:00Z" w16du:dateUtc="2026-03-23T14:30:00Z"/>
         </w:rPr>
       </w:pPr>
     </w:p>
@@ -437,23 +429,83 @@
     </w:p>
     <w:p>
       <w:pPr>
-        <w:rPr>
-          <w:del w:id="9" w:author="David Hofmann" w:date="2026-03-17T19:49:00Z" w16du:dateUtc="2026-03-17T17:49:00Z"/>
-        </w:rPr>
-      </w:pPr>
-      <w:del w:id="10" w:author="David Hofmann" w:date="2026-03-17T19:49:00Z" w16du:dateUtc="2026-03-17T17:49:00Z">
+        <w:spacing w:line="360" w:lineRule="auto"/>
+      </w:pPr>
+      <w:r>
+        <w:rPr>
+          <w:b/>
+          <w:bCs/>
+        </w:rPr>
+        <w:t>Data Statement:</w:t>
+      </w:r>
+      <w:r>
+        <w:t xml:space="preserve"> </w:t>
+      </w:r>
+      <w:ins w:id="11" w:author="David Hofmann" w:date="2026-03-23T16:30:00Z" w16du:dateUtc="2026-03-23T14:30:00Z">
+        <w:r>
+          <w:t xml:space="preserve">All data supporting this study are publicly available in Dryad at </w:t>
+        </w:r>
+      </w:ins>
+      <w:hyperlink r:id="rId12" w:history="1">
         <w:r>
           <w:rPr>
-            <w:b/>
-            <w:bCs/>
+            <w:rStyle w:val="Hyperlink"/>
           </w:rPr>
-          <w:delText>Data Statement:</w:delText>
-        </w:r>
-        <w:r>
-          <w:delText xml:space="preserve"> </w:delText>
-        </w:r>
-        <w:r>
-          <w:delText>Due to the endangered status of the African wild dog (</w:delText>
+          <w:t>http://datadryad.org/share/LINK_NOT_FOR_PUBLICATION/BKTg9j_k-nw2Nok_g39ODiLzqeBVT4bJU5kWnwG4mCQ</w:t>
+        </w:r>
+      </w:hyperlink>
+      <w:ins w:id="12" w:author="David Hofmann" w:date="2026-03-23T16:30:00Z" w16du:dateUtc="2026-03-23T14:30:00Z">
+        <w:r>
+          <w:t>.</w:t>
+        </w:r>
+        <w:r>
+          <w:t xml:space="preserve"> </w:t>
+        </w:r>
+        <w:r>
+          <w:t xml:space="preserve">The dataset includes environmental covariates and anonymized movement data (observed and random steps with associated covariates) for African wild dogs. Sensitive information, including individual identifiers and precise GPS coordinates, has been removed to protect </w:t>
+        </w:r>
+        <w:r>
+          <w:t>the species</w:t>
+        </w:r>
+        <w:r>
+          <w:t>.</w:t>
+        </w:r>
+        <w:r>
+          <w:t xml:space="preserve"> </w:t>
+        </w:r>
+      </w:ins>
+      <w:r>
+        <w:t xml:space="preserve">Due to the </w:t>
+      </w:r>
+      <w:del w:id="13" w:author="David Hofmann" w:date="2026-03-23T16:30:00Z" w16du:dateUtc="2026-03-23T14:30:00Z">
+        <w:r>
+          <w:delText>endangered status</w:delText>
+        </w:r>
+      </w:del>
+      <w:ins w:id="14" w:author="David Hofmann" w:date="2026-03-23T16:30:00Z" w16du:dateUtc="2026-03-23T14:30:00Z">
+        <w:r>
+          <w:t>sensitive nature</w:t>
+        </w:r>
+      </w:ins>
+      <w:r>
+        <w:t xml:space="preserve"> of </w:t>
+      </w:r>
+      <w:del w:id="15" w:author="David Hofmann" w:date="2026-03-23T16:30:00Z" w16du:dateUtc="2026-03-23T14:30:00Z">
+        <w:r>
+          <w:delText>the</w:delText>
+        </w:r>
+      </w:del>
+      <w:ins w:id="16" w:author="David Hofmann" w:date="2026-03-23T16:30:00Z" w16du:dateUtc="2026-03-23T14:30:00Z">
+        <w:r>
+          <w:t>species location data, full high-resolution GPS data for dispersing</w:t>
+        </w:r>
+      </w:ins>
+      <w:r>
+        <w:t xml:space="preserve"> African wild </w:t>
+      </w:r>
+      <w:del w:id="17" w:author="David Hofmann" w:date="2026-03-23T16:30:00Z" w16du:dateUtc="2026-03-23T14:30:00Z">
+        <w:r>
+          <w:delText>dog (</w:delText>
         </w:r>
         <w:r>
           <w:rPr>
@@ -463,7 +515,80 @@
           <w:delText>Lycaon pictus</w:delText>
         </w:r>
         <w:r>
-          <w:delText>), individual-level GPS tracking data are not publicly available but can be shared upon reasonable request and subject to approval by Botswana Predator Conservation. All covariate data and analysis code will be archived in Zenodo upon publication. In the meantime, the code is available for peer review via GitHub:</w:delText>
+          <w:delText>), individual-level GPS tracking data</w:delText>
+        </w:r>
+      </w:del>
+      <w:ins w:id="18" w:author="David Hofmann" w:date="2026-03-23T16:30:00Z" w16du:dateUtc="2026-03-23T14:30:00Z">
+        <w:r>
+          <w:t>dogs</w:t>
+        </w:r>
+      </w:ins>
+      <w:r>
+        <w:t xml:space="preserve"> are not publicly available</w:t>
+      </w:r>
+      <w:del w:id="19" w:author="David Hofmann" w:date="2026-03-23T16:30:00Z" w16du:dateUtc="2026-03-23T14:30:00Z">
+        <w:r>
+          <w:delText xml:space="preserve"> but can</w:delText>
+        </w:r>
+      </w:del>
+      <w:ins w:id="20" w:author="David Hofmann" w:date="2026-03-23T16:30:00Z" w16du:dateUtc="2026-03-23T14:30:00Z">
+        <w:r>
+          <w:t>. Access may</w:t>
+        </w:r>
+      </w:ins>
+      <w:r>
+        <w:t xml:space="preserve"> be </w:t>
+      </w:r>
+      <w:del w:id="21" w:author="David Hofmann" w:date="2026-03-23T16:30:00Z" w16du:dateUtc="2026-03-23T14:30:00Z">
+        <w:r>
+          <w:delText>shared</w:delText>
+        </w:r>
+      </w:del>
+      <w:ins w:id="22" w:author="David Hofmann" w:date="2026-03-23T16:30:00Z" w16du:dateUtc="2026-03-23T14:30:00Z">
+        <w:r>
+          <w:t>granted to qualified researchers</w:t>
+        </w:r>
+      </w:ins>
+      <w:r>
+        <w:t xml:space="preserve"> upon reasonable request </w:t>
+      </w:r>
+      <w:ins w:id="23" w:author="David Hofmann" w:date="2026-03-23T16:30:00Z" w16du:dateUtc="2026-03-23T14:30:00Z">
+        <w:r>
+          <w:t xml:space="preserve">to Dr. David Hofmann (Department of Evolutionary Biology and Environmental Studies, University of Zurich; </w:t>
+        </w:r>
+      </w:ins>
+      <w:hyperlink r:id="rId13" w:history="1">
+        <w:r>
+          <w:rPr>
+            <w:rStyle w:val="Hyperlink"/>
+          </w:rPr>
+          <w:t>david.hofmann2@uzh.ch</w:t>
+        </w:r>
+      </w:hyperlink>
+      <w:del w:id="24" w:author="David Hofmann" w:date="2026-03-23T16:30:00Z" w16du:dateUtc="2026-03-23T14:30:00Z">
+        <w:r>
+          <w:delText xml:space="preserve">and </w:delText>
+        </w:r>
+      </w:del>
+      <w:ins w:id="25" w:author="David Hofmann" w:date="2026-03-23T16:30:00Z" w16du:dateUtc="2026-03-23T14:30:00Z">
+        <w:r>
+          <w:t xml:space="preserve">), </w:t>
+        </w:r>
+      </w:ins>
+      <w:r>
+        <w:t xml:space="preserve">subject to approval by </w:t>
+      </w:r>
+      <w:ins w:id="26" w:author="David Hofmann" w:date="2026-03-23T16:30:00Z" w16du:dateUtc="2026-03-23T14:30:00Z">
+        <w:r>
+          <w:t xml:space="preserve">the University of Zurich and </w:t>
+        </w:r>
+      </w:ins>
+      <w:r>
+        <w:t>Botswana Predator Conservation.</w:t>
+      </w:r>
+      <w:del w:id="27" w:author="David Hofmann" w:date="2026-03-23T16:30:00Z" w16du:dateUtc="2026-03-23T14:30:00Z">
+        <w:r>
+          <w:delText xml:space="preserve"> All covariate data and analysis code will be archived in Zenodo upon publication. In the meantime, the code is available for peer review via GitHub:</w:delText>
         </w:r>
         <w:r>
           <w:delText xml:space="preserve">  </w:delText>
@@ -472,57 +597,44 @@
     </w:p>
     <w:p>
       <w:pPr>
-        <w:spacing w:line="360" w:lineRule="auto"/>
-        <w:rPr>
-          <w:ins w:id="11" w:author="David Hofmann" w:date="2026-03-17T19:49:00Z" w16du:dateUtc="2026-03-17T17:49:00Z"/>
-        </w:rPr>
-      </w:pPr>
-      <w:ins w:id="12" w:author="David Hofmann" w:date="2026-03-17T19:49:00Z" w16du:dateUtc="2026-03-17T17:49:00Z">
-        <w:r>
-          <w:rPr>
-            <w:b/>
-            <w:bCs/>
-          </w:rPr>
-          <w:t>Data Statement:</w:t>
-        </w:r>
-        <w:r>
-          <w:t xml:space="preserve"> </w:t>
-        </w:r>
-        <w:r>
-          <w:t xml:space="preserve">All covariate data and analysis code are provided through </w:t>
-        </w:r>
-        <w:proofErr w:type="spellStart"/>
-        <w:r>
-          <w:t>Zenodo</w:t>
-        </w:r>
-        <w:proofErr w:type="spellEnd"/>
-        <w:r>
-          <w:t xml:space="preserve">. Species data supporting this research are sensitive and not available publicly. Detailed GPS data of dispersing African wild dogs are available to qualified researchers from the University of Zurich by contacting Dr. David Hofmann from the Department of </w:t>
-        </w:r>
-        <w:r>
-          <w:t>Evolutionary</w:t>
-        </w:r>
-        <w:r>
-          <w:t xml:space="preserve"> Biology and Environmental Studies at the University of Zurich (david.hofmann2@uzh.ch). Sharing of data is contingent on approval of the request by Botswana Predator Conservation and University of Zurich.</w:t>
-        </w:r>
-      </w:ins>
+        <w:pStyle w:val="Subtitle"/>
+        <w:rPr>
+          <w:rStyle w:val="SubtitleChar"/>
+          <w:caps/>
+        </w:rPr>
+      </w:pPr>
+      <w:r>
+        <w:br w:type="page"/>
+      </w:r>
+      <w:r>
+        <w:rPr>
+          <w:rStyle w:val="SubtitleChar"/>
+        </w:rPr>
+        <w:lastRenderedPageBreak/>
+        <w:t>Abstract</w:t>
+      </w:r>
     </w:p>
     <w:p>
       <w:pPr>
-        <w:pStyle w:val="Subtitle"/>
-        <w:rPr>
-          <w:rStyle w:val="SubtitleChar"/>
-        </w:rPr>
-      </w:pPr>
-      <w:r>
-        <w:br w:type="page"/>
-      </w:r>
-      <w:r>
-        <w:rPr>
-          <w:rStyle w:val="SubtitleChar"/>
-        </w:rPr>
-        <w:lastRenderedPageBreak/>
-        <w:t>Abstract</w:t>
+        <w:spacing w:line="360" w:lineRule="auto"/>
+      </w:pPr>
+      <w:r>
+        <w:t xml:space="preserve">Connectivity modeling is central to conservation science, yet most studies assume static landscapes and fixed species-habitat preferences, </w:t>
+      </w:r>
+      <w:r>
+        <w:t xml:space="preserve">thus </w:t>
+      </w:r>
+      <w:r>
+        <w:t>overlooking seasonal dynamics. Additionally, many rely on simplistic species-habitat associations rather than realistic movement models that mechanistically capture animal behavior.</w:t>
+      </w:r>
+      <w:r>
+        <w:t xml:space="preserve"> These limitations </w:t>
+      </w:r>
+      <w:r>
+        <w:t>risk masking</w:t>
+      </w:r>
+      <w:r>
+        <w:t xml:space="preserve"> key ecological processes, leading to poor agreement between predicted and observed movements.</w:t>
       </w:r>
     </w:p>
     <w:p>
@@ -530,22 +642,64 @@
         <w:spacing w:line="360" w:lineRule="auto"/>
       </w:pPr>
       <w:r>
-        <w:t xml:space="preserve">Connectivity modeling is central to conservation science, yet most studies assume static landscapes and fixed species-habitat preferences, </w:t>
-      </w:r>
-      <w:r>
-        <w:t xml:space="preserve">thus </w:t>
-      </w:r>
-      <w:r>
-        <w:t>overlooking seasonal dynamics. Additionally, many rely on simplistic species-habitat associations rather than realistic movement models that mechanistically capture animal behavior.</w:t>
-      </w:r>
-      <w:r>
-        <w:t xml:space="preserve"> These limitations </w:t>
-      </w:r>
-      <w:r>
-        <w:t>risk masking</w:t>
-      </w:r>
-      <w:r>
-        <w:t xml:space="preserve"> key ecological processes, leading to poor agreement between predicted and observed movements.</w:t>
+        <w:t xml:space="preserve">We </w:t>
+      </w:r>
+      <w:r>
+        <w:t>propose</w:t>
+      </w:r>
+      <w:r>
+        <w:t xml:space="preserve"> </w:t>
+      </w:r>
+      <w:r>
+        <w:t>a</w:t>
+      </w:r>
+      <w:r>
+        <w:t xml:space="preserve">nd employ a </w:t>
+      </w:r>
+      <w:r>
+        <w:t xml:space="preserve">conceptual framework illustrating that seasonality can be incorporated at three stages of the connectivity modeling pipeline: (1) when extracting spatial covariates for model fitting, (2) when </w:t>
+      </w:r>
+      <w:r>
+        <w:t xml:space="preserve">specifying </w:t>
+      </w:r>
+      <w:r>
+        <w:t>the selection model, and (3) when making predictions</w:t>
+      </w:r>
+      <w:r>
+        <w:t xml:space="preserve">. </w:t>
+      </w:r>
+      <w:r>
+        <w:t>This yields several model configurations varying in seasonal dynamism.</w:t>
+      </w:r>
+      <w:r>
+        <w:t xml:space="preserve"> </w:t>
+      </w:r>
+      <w:r>
+        <w:t xml:space="preserve">Further, we compare the performance of alternative models that vary in their degree of biological realism, ranging from </w:t>
+      </w:r>
+      <w:r>
+        <w:t>simplistic habitat-</w:t>
+      </w:r>
+      <w:r>
+        <w:t>based</w:t>
+      </w:r>
+      <w:r>
+        <w:t xml:space="preserve"> models</w:t>
+      </w:r>
+      <w:r>
+        <w:t xml:space="preserve"> to </w:t>
+      </w:r>
+      <w:r>
+        <w:t xml:space="preserve">realistic </w:t>
+      </w:r>
+      <w:r>
+        <w:t xml:space="preserve">formulations that </w:t>
+      </w:r>
+      <w:r>
+        <w:t>consider both environmental and behavioral drivers of movement</w:t>
+      </w:r>
+      <w:r>
+        <w:t>.</w:t>
       </w:r>
     </w:p>
     <w:p>
@@ -553,64 +707,47 @@
         <w:spacing w:line="360" w:lineRule="auto"/>
       </w:pPr>
       <w:r>
-        <w:t xml:space="preserve">We </w:t>
-      </w:r>
-      <w:r>
-        <w:t>propose</w:t>
-      </w:r>
-      <w:r>
-        <w:t xml:space="preserve"> </w:t>
-      </w:r>
-      <w:r>
-        <w:t>a</w:t>
-      </w:r>
-      <w:r>
-        <w:t xml:space="preserve">nd employ a </w:t>
-      </w:r>
-      <w:r>
-        <w:t xml:space="preserve">conceptual framework illustrating that seasonality can be incorporated at three stages of the connectivity modeling pipeline: (1) when extracting spatial covariates for model fitting, (2) when </w:t>
-      </w:r>
-      <w:r>
-        <w:t xml:space="preserve">specifying </w:t>
-      </w:r>
-      <w:r>
-        <w:t>the selection model, and (3) when making predictions</w:t>
-      </w:r>
-      <w:r>
-        <w:t xml:space="preserve">. </w:t>
-      </w:r>
-      <w:r>
-        <w:t>This yields several model configurations varying in seasonal dynamism.</w:t>
-      </w:r>
-      <w:r>
-        <w:t xml:space="preserve"> </w:t>
-      </w:r>
-      <w:r>
-        <w:t xml:space="preserve">Further, we compare the performance of alternative models that vary in their degree of biological realism, ranging from </w:t>
-      </w:r>
-      <w:r>
-        <w:t>simplistic habitat-</w:t>
-      </w:r>
-      <w:r>
-        <w:t>based</w:t>
-      </w:r>
-      <w:r>
-        <w:t xml:space="preserve"> models</w:t>
-      </w:r>
-      <w:r>
-        <w:t xml:space="preserve"> to </w:t>
-      </w:r>
-      <w:r>
-        <w:t xml:space="preserve">realistic </w:t>
-      </w:r>
-      <w:r>
-        <w:t xml:space="preserve">formulations that </w:t>
-      </w:r>
-      <w:r>
-        <w:t>consider both environmental and behavioral drivers of movement</w:t>
-      </w:r>
-      <w:r>
-        <w:t>.</w:t>
+        <w:t>Using GPS data from dispersing African wild dogs (</w:t>
+      </w:r>
+      <w:r>
+        <w:rPr>
+          <w:i/>
+          <w:iCs/>
+        </w:rPr>
+        <w:t>Lycaon pictus</w:t>
+      </w:r>
+      <w:r>
+        <w:t>) in the seasonally dynamic Okavango Delta, we assess whether accounting for seasonality improves predictions of dispersal trajectories and connectivity.</w:t>
+      </w:r>
+      <w:r>
+        <w:t xml:space="preserve"> W</w:t>
+      </w:r>
+      <w:r>
+        <w:t xml:space="preserve">e fit integrated step-selection functions and predict connectivity using individual-based dispersal simulations while explicitly considering seasonal dynamism in both environmental covariates and </w:t>
+      </w:r>
+      <w:r>
+        <w:t xml:space="preserve">the </w:t>
+      </w:r>
+      <w:r>
+        <w:t>species</w:t>
+      </w:r>
+      <w:r>
+        <w:t>’ habitat and movement pr</w:t>
+      </w:r>
+      <w:r>
+        <w:t xml:space="preserve">eferences. </w:t>
+      </w:r>
+      <w:r>
+        <w:t>Furthermore, p</w:t>
+      </w:r>
+      <w:r>
+        <w:t xml:space="preserve">redictions from a simplistic habitat-based model are contrasted with those from a </w:t>
+      </w:r>
+      <w:r>
+        <w:t xml:space="preserve">more mechanistic and </w:t>
+      </w:r>
+      <w:r>
+        <w:t>biologically realistic model enabled by individual-based simulations.</w:t>
       </w:r>
     </w:p>
     <w:p>
@@ -618,47 +755,25 @@
         <w:spacing w:line="360" w:lineRule="auto"/>
       </w:pPr>
       <w:r>
-        <w:t>Using GPS data from dispersing African wild dogs (</w:t>
-      </w:r>
-      <w:r>
-        <w:rPr>
-          <w:i/>
-          <w:iCs/>
-        </w:rPr>
-        <w:t>Lycaon pictus</w:t>
-      </w:r>
-      <w:r>
-        <w:t>) in the seasonally dynamic Okavango Delta, we assess whether accounting for seasonality improves predictions of dispersal trajectories and connectivity.</w:t>
-      </w:r>
-      <w:r>
-        <w:t xml:space="preserve"> W</w:t>
-      </w:r>
-      <w:r>
-        <w:t xml:space="preserve">e fit integrated step-selection functions and predict connectivity using individual-based dispersal simulations while explicitly considering seasonal dynamism in both environmental covariates and </w:t>
-      </w:r>
-      <w:r>
-        <w:t xml:space="preserve">the </w:t>
-      </w:r>
-      <w:r>
-        <w:t>species</w:t>
-      </w:r>
-      <w:r>
-        <w:t>’ habitat and movement pr</w:t>
-      </w:r>
-      <w:r>
-        <w:t xml:space="preserve">eferences. </w:t>
-      </w:r>
-      <w:r>
-        <w:t>Furthermore, p</w:t>
-      </w:r>
-      <w:r>
-        <w:t xml:space="preserve">redictions from a simplistic habitat-based model are contrasted with those from a </w:t>
-      </w:r>
-      <w:r>
-        <w:t xml:space="preserve">more mechanistic and </w:t>
-      </w:r>
-      <w:r>
-        <w:t>biologically realistic model enabled by individual-based simulations.</w:t>
+        <w:t>We evaluate predictive performance through cross-validation across seasonal configurations and levels of model realism. We hypothesized that incorporating seasonality and using a realistic movement model would improve predictions.</w:t>
+      </w:r>
+      <w:r>
+        <w:t xml:space="preserve"> </w:t>
+      </w:r>
+      <w:r>
+        <w:t xml:space="preserve">Contrary to expectations, seasonality modestly improved predictions </w:t>
+      </w:r>
+      <w:r>
+        <w:t>when using a</w:t>
+      </w:r>
+      <w:r>
+        <w:t xml:space="preserve"> simplistic model, but had no added benefit </w:t>
+      </w:r>
+      <w:r>
+        <w:t xml:space="preserve">when using </w:t>
+      </w:r>
+      <w:r>
+        <w:t>the realistic model, which already performed well.</w:t>
       </w:r>
     </w:p>
     <w:p>
@@ -666,218 +781,345 @@
         <w:spacing w:line="360" w:lineRule="auto"/>
       </w:pPr>
       <w:r>
-        <w:t>We evaluate predictive performance through cross-validation across seasonal configurations and levels of model realism. We hypothesized that incorporating seasonality and using a realistic movement model would improve predictions.</w:t>
-      </w:r>
-      <w:r>
-        <w:t xml:space="preserve"> </w:t>
-      </w:r>
-      <w:r>
-        <w:t xml:space="preserve">Contrary to expectations, seasonality modestly improved predictions </w:t>
-      </w:r>
-      <w:r>
-        <w:t>when using a</w:t>
-      </w:r>
-      <w:r>
-        <w:t xml:space="preserve"> simplistic model, but had no added benefit </w:t>
-      </w:r>
-      <w:r>
-        <w:t xml:space="preserve">when using </w:t>
-      </w:r>
-      <w:r>
-        <w:t>the realistic model, which already performed well.</w:t>
+        <w:t>Our findings offer a framework for integrating seasonality into connectivity studies and highlight the greater value of realistic movement models over simplistic ones. While seasonal dynamics are important, their benefits may be limited when biologically informed models are already in place. Connectivity studies should therefore prioritize mechanistic approaches to better capture species movement and landscape use.</w:t>
+      </w:r>
+      <w:bookmarkStart w:id="28" w:name="_Toc64368"/>
+      <w:r>
+        <w:br w:type="page"/>
       </w:r>
     </w:p>
     <w:p>
       <w:pPr>
-        <w:spacing w:line="360" w:lineRule="auto"/>
-      </w:pPr>
-      <w:r>
-        <w:t>Our findings offer a framework for integrating seasonality into connectivity studies and highlight the greater value of realistic movement models over simplistic ones. While seasonal dynamics are important, their benefits may be limited when biologically informed models are already in place. Connectivity studies should therefore prioritize mechanistic approaches to better capture species movement and landscape use.</w:t>
-      </w:r>
-      <w:bookmarkStart w:id="13" w:name="_Toc64368"/>
-      <w:r>
-        <w:br w:type="page"/>
-      </w:r>
+        <w:pStyle w:val="Heading1"/>
+      </w:pPr>
+      <w:bookmarkStart w:id="29" w:name="_Toc197866299"/>
+      <w:r>
+        <w:lastRenderedPageBreak/>
+        <w:t>Introduction</w:t>
+      </w:r>
+      <w:bookmarkEnd w:id="28"/>
+      <w:bookmarkEnd w:id="29"/>
     </w:p>
     <w:p>
       <w:pPr>
-        <w:pStyle w:val="Heading1"/>
-      </w:pPr>
-      <w:bookmarkStart w:id="14" w:name="_Toc197866299"/>
-      <w:r>
-        <w:lastRenderedPageBreak/>
-        <w:t>Introduction</w:t>
-      </w:r>
-      <w:bookmarkEnd w:id="13"/>
-      <w:bookmarkEnd w:id="14"/>
+        <w:rPr>
+          <w:lang w:val="fr-CH"/>
+        </w:rPr>
+      </w:pPr>
+      <w:r>
+        <w:t xml:space="preserve">Landscape connectivity is defined as the degree to which the landscape facilitates or impedes movement among habitat patches </w:t>
+      </w:r>
+      <w:r>
+        <w:fldChar w:fldCharType="begin"/>
+      </w:r>
+      <w:r>
+        <w:instrText xml:space="preserve"> ADDIN ZOTERO_ITEM CSL_CITATION {"citationID":"chp4BCfS","properties":{"formattedCitation":"(Taylor et al., 1993)","plainCitation":"(Taylor et al., 1993)","noteIndex":0},"citationItems":[{"id":750,"uris":["http://zotero.org/users/5449935/items/SUCFI68A"],"itemData":{"id":750,"type":"article-journal","archive":"JSTOR","citation-key":"Taylor.1993","container-title":"Oikos","DOI":"10.2307/3544927","ISSN":"0030-1299","issue":"3","page":"571-573","source":"JSTOR","title":"Connectivity Is a Vital Element of Landscape Structure","volume":"68","author":[{"family":"Taylor","given":"Philip D."},{"family":"Fahrig","given":"Lenore"},{"family":"Henein","given":"Kringen"},{"family":"Merriam","given":"Gray"}],"issued":{"date-parts":[["1993"]]}}}],"schema":"https://github.com/citation-style-language/schema/raw/master/csl-citation.json"} </w:instrText>
+      </w:r>
+      <w:r>
+        <w:fldChar w:fldCharType="separate"/>
+      </w:r>
+      <w:r>
+        <w:rPr>
+          <w:rFonts w:ascii="Calibri" w:hAnsi="Calibri" w:cs="Calibri"/>
+        </w:rPr>
+        <w:t>(Taylor et al., 1993)</w:t>
+      </w:r>
+      <w:r>
+        <w:fldChar w:fldCharType="end"/>
+      </w:r>
+      <w:r>
+        <w:t xml:space="preserve"> and is a central prerequisite for maintaining biodiversity </w:t>
+      </w:r>
+      <w:r>
+        <w:fldChar w:fldCharType="begin"/>
+      </w:r>
+      <w:r>
+        <w:instrText xml:space="preserve"> ADDIN ZOTERO_ITEM CSL_CITATION {"citationID":"SPMAgukU","properties":{"formattedCitation":"(Fahrig, 2003)","plainCitation":"(Fahrig, 2003)","noteIndex":0},"citationItems":[{"id":780,"uris":["http://zotero.org/users/5449935/items/NPMY9L44"],"itemData":{"id":780,"type":"article-journal","citation-key":"Fahrig.2003","container-title":"Annual Review of Ecology, Evolution, and Systematics","DOI":"10.1146/annurev.ecolsys.34.011802.132419","ISSN":"1543-592X, 1545-2069","issue":"1","language":"en","page":"487-515","source":"Crossref","title":"Effects of Habitat Fragmentation on Biodiversity","volume":"34","author":[{"family":"Fahrig","given":"Lenore"}],"issued":{"date-parts":[["2003",11]]}}}],"schema":"https://github.com/citation-style-language/schema/raw/master/csl-citation.json"} </w:instrText>
+      </w:r>
+      <w:r>
+        <w:fldChar w:fldCharType="separate"/>
+      </w:r>
+      <w:r>
+        <w:rPr>
+          <w:rFonts w:ascii="Calibri" w:hAnsi="Calibri" w:cs="Calibri"/>
+        </w:rPr>
+        <w:t>(Fahrig, 2003)</w:t>
+      </w:r>
+      <w:r>
+        <w:fldChar w:fldCharType="end"/>
+      </w:r>
+      <w:r>
+        <w:t>. Improved connectivity facilitates dispersal</w:t>
+      </w:r>
+      <w:r>
+        <w:rPr>
+          <w:rFonts w:ascii="Calibri" w:hAnsi="Calibri" w:cs="Calibri"/>
+        </w:rPr>
+        <w:t xml:space="preserve"> </w:t>
+      </w:r>
+      <w:r>
+        <w:rPr>
+          <w:rFonts w:ascii="Calibri" w:hAnsi="Calibri" w:cs="Calibri"/>
+        </w:rPr>
+        <w:fldChar w:fldCharType="begin"/>
+      </w:r>
+      <w:r>
+        <w:rPr>
+          <w:rFonts w:ascii="Calibri" w:hAnsi="Calibri" w:cs="Calibri"/>
+        </w:rPr>
+        <w:instrText xml:space="preserve"> ADDIN ZOTERO_ITEM CSL_CITATION {"citationID":"KzvthjHI","properties":{"formattedCitation":"(Baguette et al., 2013; Doerr et al., 2011)","plainCitation":"(Baguette et al., 2013; Doerr et al., 2011)","noteIndex":0},"citationItems":[{"id":276,"uris":["http://zotero.org/users/5449935/items/3E9AKC72"],"itemData":{"id":276,"type":"article-journal","abstract":"Connectivity is classically considered an emergent property of landscapes encapsulating individuals’ ﬂows across space. However, its operational use requires a precise understanding of why and how organisms disperse. Such movements, and hence landscape connectivity, will obviously vary according to both organism properties and landscape features. We review whether landscape connectivity estimates could gain in both precision and generality by incorporating three fundamental outcomes of dispersal theory. Firstly, dispersal is a multi-causal process; its restriction to an ‘escape reaction’ to environmental unsuitability is an oversimpliﬁcation, as dispersing individuals can leave excellent quality habitat patches or stay in poor-quality habitats according to the relative costs and beneﬁts of dispersal and philopatry. Secondly, species, populations and individuals do not always react similarly to those cues that trigger dispersal, which sometimes results in contrasting dispersal strategies. Finally, dispersal is a major component of ﬁtness and is thus under strong selective pressures, which could generate rapid adaptations of dispersal strategies. Such evolutionary responses will entail spatiotemporal variation in landscape connectivity. We thus strongly recommend the use of genetic tools to: (i) assess gene ﬂow intensity and direction among populations in a given landscape; and (ii) accurately estimate landscape features impacting gene ﬂow, and hence landscape connectivity. Such approaches will provide the basic data for planning corridors or stepping stones aiming at (re)connecting local populations of a given species in a given landscape. This strategy is clearly species- and landscape-speciﬁc. But we suggest that the ecological network in a given landscape could be designed by stacking up such linkages designed for several species living in different ecosystems. This procedure relies on the use of umbrella species that are representative of other species living in the same ecosystem.","citation-key":"Baguette.2013","container-title":"Biological Reviews","DOI":"10.1111/brv.12000","ISSN":"14647931","issue":"2","journalAbbreviation":"Biol Rev","language":"en","page":"310-326","source":"DOI.org (Crossref)","title":"Individual Dispersal, Landscape Connectivity and Ecological Networks","title-short":"Individual Dispersal, Landscape Connectivity and Ecological Networks","volume":"88","author":[{"family":"Baguette","given":"Michel"},{"family":"Blanchet","given":"Simon"},{"family":"Legrand","given":"Delphine"},{"family":"Stevens","given":"Virginie M."},{"family":"Turlure","given":"Camille"}],"issued":{"date-parts":[["2013",5]]}}},{"id":525,"uris":["http://zotero.org/users/5449935/items/AMUDD5EG"],"itemData":{"id":525,"type":"article-journal","citation-key":"Doerr.2011","container-title":"Journal of Applied Ecology","DOI":"10.1111/j.1365-2664.2010.01899.x","ISSN":"00218901","issue":"1","language":"en","page":"143-147","source":"DOI.org (Crossref)","title":"Connectivity, Dispersal Behaviour and Conservation Under Climate Change: A Response to Hodgson et al.: Connectivity and Dispersal Behaviour","title-short":"Connectivity, Dispersal Behaviour and Conservation Under Climate Change","volume":"48","author":[{"family":"Doerr","given":"Veronica A. J."},{"family":"Barrett","given":"Tom"},{"family":"Doerr","given":"Erik D."}],"issued":{"date-parts":[["2011",2]]}}}],"schema":"https://github.com/citation-style-language/schema/raw/master/csl-citation.json"} </w:instrText>
+      </w:r>
+      <w:r>
+        <w:rPr>
+          <w:rFonts w:ascii="Calibri" w:hAnsi="Calibri" w:cs="Calibri"/>
+        </w:rPr>
+        <w:fldChar w:fldCharType="separate"/>
+      </w:r>
+      <w:r>
+        <w:rPr>
+          <w:rFonts w:ascii="Calibri" w:hAnsi="Calibri" w:cs="Calibri"/>
+        </w:rPr>
+        <w:t>(Baguette et al., 2013; Doerr et al., 2011)</w:t>
+      </w:r>
+      <w:r>
+        <w:rPr>
+          <w:rFonts w:ascii="Calibri" w:hAnsi="Calibri" w:cs="Calibri"/>
+        </w:rPr>
+        <w:fldChar w:fldCharType="end"/>
+      </w:r>
+      <w:r>
+        <w:t xml:space="preserve">, which in turn promotes genetic diversity </w:t>
+      </w:r>
+      <w:r>
+        <w:fldChar w:fldCharType="begin"/>
+      </w:r>
+      <w:r>
+        <w:instrText xml:space="preserve"> ADDIN ZOTERO_ITEM CSL_CITATION {"citationID":"DuypVAz8","properties":{"formattedCitation":"(Frankham et al., 2002; Perrin &amp; Mazalov, 2000)","plainCitation":"(Frankham et al., 2002; Perrin &amp; Mazalov, 2000)","noteIndex":0},"citationItems":[{"id":772,"uris":["http://zotero.org/users/5449935/items/9LBHCEVV"],"itemData":{"id":772,"type":"article-journal","abstract":"Using game theory, we developed a kin-selection model to investigate the consequences of local competition and inbreeding depression on the evolution of natal dispersal. Mating systems have the potential to favor strong sex biases in dispersal because sex differences in potential reproductive success affect the balance between local resource competition and local mate competition. No bias is expected when local competition equally affects males and females, as happens in monogamous systems and also in polygynous or promiscuous ones as long as female ﬁtness is limited by extrinsic factors (breeding resources). In contrast, a male-biased dispersal is predicted when local mate competition exceeds local resource competition, as happens under polygyny/promiscuity when female ﬁtness is limited by intrinsic factors (maximal rate of processing resources rather than resources themselves). This bias is reinforced by among-sex interactions: female philopatry enhances breeding opportunities for related males, while male dispersal decreases the chances that related females will inbreed. These results meet empirical patterns in mammals: polygynous/promiscuous species usually display a male-biased dispersal, while both sexes disperse in monogamous species. A parallel is drawn with sex-ratio theory, which also predicts biases toward the sex that suffers less from local competition. Optimal sex ratios and optimal sex-speciﬁc dispersal show mutual dependence, which argues for the development of coevolution models.","citation-key":"Perrin.2000","container-title":"The American Naturalist","DOI":"10.1086/303296","ISSN":"0003-0147, 1537-5323","issue":"1","language":"en","page":"116-127","source":"Crossref","title":"Local Competition, Inbreeding, and the Evolution of Sex‐Biased Dispersal","volume":"155","author":[{"family":"Perrin","given":"Nicolas"},{"family":"Mazalov","given":"Vladimir"}],"issued":{"date-parts":[["2000",1]]}}},{"id":116,"uris":["http://zotero.org/users/5449935/items/MWRSER8L"],"itemData":{"id":116,"type":"book","abstract":"The biological diversity of our planet is being depleted due to the direct and indirect consequences of human activity. As the size of animal and plant populations decrease, loss of genetic diversity reduces their ability to adapt to changes in the environment, with inbreeding depression an inevitable consequence for many species. This textbook provides a clear and comprehensive introduction to the importance of genetic studies in conservation. The text is presented in an easy-to-follow format with main points and terms clearly highlighted. Each chapter concludes with a concise summary, which, together with worked examples and problems and answers, emphasise the key principles covered. Text boxes containing interesting case studies and other additional information enrich the content throughout, and over 100 beautiful pen and ink portraits of endangered species help bring the material to life.","citation-key":"Frankham.2002","DOI":"10.1017/CBO9780511808999","publisher":"Cambridge University Press","source":"DOI.org (Crossref)","title":"Introduction to Conservation Genetics","URL":"https://www.cambridge.org/core/product/identifier/9780511808999/type/book","author":[{"family":"Frankham","given":"Richard"},{"family":"Ballou","given":"Jonathan D."},{"family":"Briscoe","given":"David A."},{"family":"McInnes","given":"Karina H."}],"accessed":{"date-parts":[["2023",7,12]]},"issued":{"date-parts":[["2002"]]}}}],"schema":"https://github.com/citation-style-language/schema/raw/master/csl-citation.json"} </w:instrText>
+      </w:r>
+      <w:r>
+        <w:fldChar w:fldCharType="separate"/>
+      </w:r>
+      <w:r>
+        <w:rPr>
+          <w:rFonts w:ascii="Calibri" w:hAnsi="Calibri" w:cs="Calibri"/>
+        </w:rPr>
+        <w:t>(Frankham et al., 2002; Perrin &amp; Mazalov, 2000)</w:t>
+      </w:r>
+      <w:r>
+        <w:fldChar w:fldCharType="end"/>
+      </w:r>
+      <w:r>
+        <w:t xml:space="preserve"> and the colonization of vacant habitats </w:t>
+      </w:r>
+      <w:r>
+        <w:fldChar w:fldCharType="begin"/>
+      </w:r>
+      <w:r>
+        <w:instrText xml:space="preserve"> ADDIN ZOTERO_ITEM CSL_CITATION {"citationID":"4V9PpiKr","properties":{"formattedCitation":"(Hanski, 1999; MacArthur &amp; Wilson, 2001)","plainCitation":"(Hanski, 1999; MacArthur &amp; Wilson, 2001)","noteIndex":0},"citationItems":[{"id":137,"uris":["http://zotero.org/users/5449935/items/PRJXKTK3"],"itemData":{"id":137,"type":"article-journal","citation-key":"Hanski.1999a","container-title":"Oikos","DOI":"10.2307/3546736","ISSN":"00301299","issue":"2","journalAbbreviation":"Oikos","language":"en","page":"209-219","source":"DOI.org (Crossref)","title":"Habitat Connectivity, Habitat Continuity, and Metapopulations in Dynamic Landscapes","volume":"87","author":[{"family":"Hanski","given":"Ilkka"}],"issued":{"date-parts":[["1999",11]]}}},{"id":271,"uris":["http://zotero.org/users/5449935/items/SXVCXFTN"],"itemData":{"id":271,"type":"book","citation-key":"MacArthur.2001","DOI":"10.1515/9781400881376","ISBN":"978-1-4008-8137-6","publisher":"Princeton University Press","source":"DOI.org (Crossref)","title":"The Theory of Island Biogeography","URL":"https://www.degruyter.com/document/doi/10.1515/9781400881376/html","author":[{"family":"MacArthur","given":"Robert H."},{"family":"Wilson","given":"Edward O."}],"issued":{"date-parts":[["2001"]]}}}],"schema":"https://github.com/citation-style-language/schema/raw/master/csl-citation.json"} </w:instrText>
+      </w:r>
+      <w:r>
+        <w:fldChar w:fldCharType="separate"/>
+      </w:r>
+      <w:r>
+        <w:rPr>
+          <w:rFonts w:ascii="Calibri" w:hAnsi="Calibri" w:cs="Calibri"/>
+        </w:rPr>
+        <w:t>(Hanski, 1999; MacArthur &amp; Wilson, 2001)</w:t>
+      </w:r>
+      <w:r>
+        <w:fldChar w:fldCharType="end"/>
+      </w:r>
+      <w:r>
+        <w:t xml:space="preserve">. Due to its beneficial impacts on metapopulation dynamics, restoring connectivity is among the most frequently recommended strategies to conserve biodiversity and to promote resilience against climate change </w:t>
+      </w:r>
+      <w:r>
+        <w:fldChar w:fldCharType="begin"/>
+      </w:r>
+      <w:r>
+        <w:instrText xml:space="preserve"> ADDIN ZOTERO_ITEM CSL_CITATION {"citationID":"y98IxwVb","properties":{"formattedCitation":"(Heller &amp; Zavaleta, 2009; Rudnick et al., 2012)","plainCitation":"(Heller &amp; Zavaleta, 2009; Rudnick et al., 2012)","noteIndex":0},"citationItems":[{"id":527,"uris":["http://zotero.org/users/5449935/items/LVF5KJF6"],"itemData":{"id":527,"type":"article-journal","citation-key":"Heller.2009","container-title":"Biological Conservation","DOI":"https://doi.org/10.1016/j.biocon.2008.10.006","issue":"1","page":"14-32","title":"Biodiversity Management in the Face of Climate Change: A Review of 22 Years of Recommendations","volume":"142","author":[{"family":"Heller","given":"Nicole E."},{"family":"Zavaleta","given":"Erika S."}],"issued":{"date-parts":[["2009"]]}}},{"id":87,"uris":["http://zotero.org/users/5449935/items/Q54ZW3BP"],"itemData":{"id":87,"type":"article-journal","citation-key":"Rudnick.2012","container-title":"Issues in Ecology","issue":"16","note":"type: Article\ntex.publication_stage: Final\ntex.source: Scopus","page":"1 – 23","title":"The Role of Landscape Connectivity in Planning and Implementing Conservation and Restoration Priorities","author":[{"family":"Rudnick","given":"Deborah A."},{"family":"Ryan","given":"Sadie J."},{"family":"Beier","given":"Paul"},{"family":"Cushman","given":"Samuel A."},{"family":"Dieffenbach","given":"Fred"},{"family":"Epps","given":"Clinton W."},{"family":"Gerber","given":"Leah R."},{"family":"Hartter","given":"Joel"},{"family":"Jenness","given":"Jeff S."},{"family":"Kintsch","given":"Julia"},{"family":"Merenlender","given":"Adina M."},{"family":"Perkl","given":"Ryan M."},{"family":"Preziosi","given":"Damian V."},{"family":"Trombulak","given":"Stephen C."}],"issued":{"date-parts":[["2012"]]}}}],"schema":"https://github.com/citation-style-language/schema/raw/master/csl-citation.json"} </w:instrText>
+      </w:r>
+      <w:r>
+        <w:fldChar w:fldCharType="separate"/>
+      </w:r>
+      <w:r>
+        <w:rPr>
+          <w:rFonts w:ascii="Calibri" w:hAnsi="Calibri" w:cs="Calibri"/>
+        </w:rPr>
+        <w:t>(Heller &amp; Zavaleta, 2009; Rudnick et al., 2012)</w:t>
+      </w:r>
+      <w:r>
+        <w:fldChar w:fldCharType="end"/>
+      </w:r>
+      <w:r>
+        <w:t>. Quantifying connectivity and identifying critical dispersal corridors have therefore become crucial tasks in conservation science</w:t>
+      </w:r>
+      <w:r>
+        <w:t xml:space="preserve"> </w:t>
+      </w:r>
+      <w:r>
+        <w:fldChar w:fldCharType="begin"/>
+      </w:r>
+      <w:r>
+        <w:instrText xml:space="preserve"> ADDIN ZOTERO_ITEM CSL_CITATION {"citationID":"5Xm7QFvX","properties":{"formattedCitation":"(Heller &amp; Zavaleta, 2009; Hofmann et al., 2021; Keeley et al., 2019; Rudnick et al., 2012)","plainCitation":"(Heller &amp; Zavaleta, 2009; Hofmann et al., 2021; Keeley et al., 2019; Rudnick et al., 2012)","noteIndex":0},"citationItems":[{"id":527,"uris":["http://zotero.org/users/5449935/items/LVF5KJF6"],"itemData":{"id":527,"type":"article-journal","citation-key":"Heller.2009","container-title":"Biological Conservation","DOI":"https://doi.org/10.1016/j.biocon.2008.10.006","issue":"1","page":"14-32","title":"Biodiversity Management in the Face of Climate Change: A Review of 22 Years of Recommendations","volume":"142","author":[{"family":"Heller","given":"Nicole E."},{"family":"Zavaleta","given":"Erika S."}],"issued":{"date-parts":[["2009"]]}}},{"id":87,"uris":["http://zotero.org/users/5449935/items/Q54ZW3BP"],"itemData":{"id":87,"type":"article-journal","citation-key":"Rudnick.2012","container-title":"Issues in Ecology","issue":"16","note":"type: Article\ntex.publication_stage: Final\ntex.source: Scopus","page":"1 – 23","title":"The Role of Landscape Connectivity in Planning and Implementing Conservation and Restoration Priorities","author":[{"family":"Rudnick","given":"Deborah A."},{"family":"Ryan","given":"Sadie J."},{"family":"Beier","given":"Paul"},{"family":"Cushman","given":"Samuel A."},{"family":"Dieffenbach","given":"Fred"},{"family":"Epps","given":"Clinton W."},{"family":"Gerber","given":"Leah R."},{"family":"Hartter","given":"Joel"},{"family":"Jenness","given":"Jeff S."},{"family":"Kintsch","given":"Julia"},{"family":"Merenlender","given":"Adina M."},{"family":"Perkl","given":"Ryan M."},{"family":"Preziosi","given":"Damian V."},{"family":"Trombulak","given":"Stephen C."}],"issued":{"date-parts":[["2012"]]}}},{"id":211,"uris":["http://zotero.org/users/5449935/items/7LJQ9RU7"],"itemData":{"id":211,"type":"article-journal","abstract":"Connectivity conservation is an emergent approach to counteracting landscape fragmentation and enhancing resilience to climate change at local, national, and global scales. While policy that promotes connectivity is advancing, there has been no systematic, evidence-based study that assesses whether connectivity conservation plans (CCPs) resulted in conservation outcomes, and identifies specific plan attributes that may favor successful implementation. To fill this gap, we gathered 263 terrestrial CCPs from around the world, characterized attributes of 109 plans by surveying plan authors, and conducted semi-structured interviews with authors and implementers of 77 CCPs. The production of CCPs started around 1990 and has increased markedly in all parts of the world, most notably in the United States (led by NGOs and a few states, with little federal involvement), Europe (led by the EU and national policies and implemented at local levels), and the Republic of South Africa (where national legislation mandates each municipality to map corridors and zone all land by 2020). All of the 109 plans that we examined in detail were followed by implementation actions such as crossing structures, ecological restoration, land purchases or easements, recognition of corridors through zoning or government designation, and public engagement. Interviewees emphasized the importance of initial buy-in from key government stakeholders, stakeholder involvement beyond initial buy-in, minimizing staff turnover, and transparent and repeatable procedures. Our quantitative and qualitative analyses similarly suggested that implementation of a CCP was enhanced by enduring partnerships among stakeholders, continuity of leadership, specific recommendations in the CCP using tools appropriately selected from a large toolbox, the existence of enabling legislation and policy, a transparent and repeatable scientific approach, adequate funding, and public outreach.","citation-key":"Keeley.2019","container-title":"Environmental Research Letters","DOI":"10.1088/1748-9326/ab3234","ISSN":"17</w:instrText>
+      </w:r>
+      <w:r>
+        <w:rPr>
+          <w:lang w:val="fr-CH"/>
+        </w:rPr>
+        <w:instrText xml:space="preserve">48-9326","issue":"10","journalAbbreviation":"Environ. Res. Lett.","language":"en","page":"103001","publisher":"IOP Publishing","source":"Institute of Physics","title":"Thirty Years of Connectivity Conservation Planning: An Assessment of Factors Influencing Plan Implementation","title-short":"Thirty Years of Connectivity Conservation Planning","volume":"14","author":[{"family":"Keeley","given":"Annika T. H."},{"family":"Beier","given":"Paul"},{"family":"Creech","given":"Tyler"},{"family":"Jones","given":"Kristal"},{"family":"Jongman","given":"Rob HG"},{"family":"Stonecipher","given":"Grace"},{"family":"Tabor","given":"Gary M."}],"issued":{"date-parts":[["2019",9]]}}},{"id":671,"uris":["http://zotero.org/users/5449935/items/T2FQFSGZ"],"itemData":{"id":671,"type":"article-journal","citation-key":"Hofmann.2021a","container-title":"Journal of Applied Ecology","DOI":"10.1111/1365-2664.13868","issue":"6","page":"1133-1144","publisher":"Wiley Online Library","source":"Google Scholar","title":"Bound Within Boundaries: Do Protected Areas Cover Movement Corridors of Their Most Mobile, Protected Species?","title-short":"Bound Within Boundaries","volume":"58","author":[{"family":"Hofmann","given":"David D."},{"family":"Behr","given":"Dominik M."},{"family":"McNutt","given":"John Weldon"},{"family":"Ozgul","given":"Arpat"},{"family":"Cozzi","given":"Gabriele"}],"issued":{"date-parts":[["2021"]]}}}],"schema":"https://github.com/citation-style-language/schema/raw/master/csl-citation.json"} </w:instrText>
+      </w:r>
+      <w:r>
+        <w:fldChar w:fldCharType="separate"/>
+      </w:r>
+      <w:r>
+        <w:rPr>
+          <w:rFonts w:ascii="Calibri" w:hAnsi="Calibri" w:cs="Calibri"/>
+          <w:lang w:val="fr-CH"/>
+        </w:rPr>
+        <w:t>(Heller &amp; Zavaleta, 2009; Hofmann et al., 2021; Keeley et al., 2019; Rudnick et al., 2012)</w:t>
+      </w:r>
+      <w:r>
+        <w:fldChar w:fldCharType="end"/>
+      </w:r>
+      <w:r>
+        <w:rPr>
+          <w:lang w:val="fr-CH"/>
+        </w:rPr>
+        <w:t xml:space="preserve">. </w:t>
+      </w:r>
+      <w:r>
+        <w:t xml:space="preserve">Reliable estimation of connectivity is thus paramount for a targeted allocation of scarce conservation funds. Two </w:t>
+      </w:r>
+      <w:r>
+        <w:t xml:space="preserve">often-overlooked </w:t>
+      </w:r>
+      <w:r>
+        <w:t xml:space="preserve">factors that can hinder our ability to predict connectivity are </w:t>
+      </w:r>
+      <w:r>
+        <w:t xml:space="preserve">the neglect of </w:t>
+      </w:r>
+      <w:r>
+        <w:t>seasonal</w:t>
+      </w:r>
+      <w:r>
+        <w:t xml:space="preserve"> </w:t>
+      </w:r>
+      <w:r>
+        <w:t xml:space="preserve">changes in landscape characteristics </w:t>
+      </w:r>
+      <w:r>
+        <w:t xml:space="preserve">and </w:t>
+      </w:r>
+      <w:r>
+        <w:t xml:space="preserve">the use of </w:t>
+      </w:r>
+      <w:r>
+        <w:t xml:space="preserve">simplistic models that fail to capture </w:t>
+      </w:r>
+      <w:r>
+        <w:t xml:space="preserve">the </w:t>
+      </w:r>
+      <w:r>
+        <w:t>behavioral</w:t>
+      </w:r>
+      <w:r>
+        <w:t xml:space="preserve"> </w:t>
+      </w:r>
+      <w:r>
+        <w:t xml:space="preserve">nuances </w:t>
+      </w:r>
+      <w:r>
+        <w:t xml:space="preserve">of movement </w:t>
+      </w:r>
+      <w:r>
+        <w:fldChar w:fldCharType="begin"/>
+      </w:r>
+      <w:r>
+        <w:instrText xml:space="preserve"> ADDIN ZOTERO_ITEM CSL_CITATION {"citationID":"0VAoPb0k","properties":{"formattedCitation":"(Hofmann et al., 2023; Osipova et al., 2019; Zeller, Wattles, et al., 2020)","plainCitation":"(Hofmann et al., 2023; Osipova et al., 2019; Zeller, Wattles, et al., 2020)","noteIndex":0},"citationItems":[{"id":393,"uris":["http://zotero.org/users/5449935/items/9K9W85RS"],"itemData":{"id":393,"type":"article-journal","abstract":"Landscape connectivity is an important component of systematic conservation planning. Step-selection functions (SSFs) is a highly promising method for connectivity modeling. However, differences in movement behavior across individuals and seasons are usually not considered in current SSF-based analyses, potentially leading to imprecise connectivity models. Here, our objective was to use SSFs to build functional connectivity models for African elephants Loxodonta africana in a seasonal environment to illustrate the temporal variability of functional landscape connectivity. We provide a methodological framework for integrating detected interindividual variability into resistance surface modeling, for assessing how landscape connectivity changes across seasons, and for evaluating how seasonal connectivity differences affect predictions of movement corridors. Using radio-tracking data from elephants in the Borderland area between Kenya and Tanzania, we applied SSFs to create seasonal landscape resistance surfaces. Based on seasonal models, we predicted movement corridors connecting major protected areas (PAs) using circuit theory and least-cost path analysis. Our ﬁndings demonstrate that individual variability and seasonality lead to substantial changes in landscape connectivity and predicted movement corridors. Speciﬁcally, we show that the models disregarding seasonal resource ﬂuctuations underestimate connectivity for the wet and transitional seasons, and overestimate connectivity for the dry season. Based on our seasonal models, we predicted a connectivity network between large PAs and highlight seasonal and consistent patterns that are most important for effective management planning. Our ﬁndings reveal that elephant movements in the borderland between Kenya and Tanzania are essential for maintaining connectivity in the dry season, and that existing corridors do not protect these movements in full extent.","citation-key":"Osipova.2019","container-title":"Animal Conservation","DOI":"10.1111/acv.12432","ISSN":"1367-9430, 1469-1795","issue":"1","language":"en","page":"35-48","source":"Crossref","title":"Using Step‐Selection Functions to Model Landscape Connectivity for African Elephants: Accounting for Variability Across Individuals and Seasons","title-short":"Using Step‐Selection Functions to Model Landscape Connectivity for African Elephants","volume":"22","author":[{"family":"Osipova","given":"L."},{"family":"Okello","given":"M. M."},{"family":"Njumbi","given":"S. J."},{"family":"Ngene","given":"S."},{"family":"Western","given":"D."},{"family":"Hayward","given":"M. W."},{"family":"Balkenhol","given":"N."}],"issued":{"date-parts":[["2019",2]]}}},{"id":726,"uris":["http://zotero.org/users/5449935/items/NJ3CYYBT"],"itemData":{"id":726,"type":"article-journal","abstract":"Dispersal of individuals contributes to long-term population persistence, yet requires a sufficient degree of landscape connectivity. To date, connectivity has mainly been investigated using least-cost analysis and circuit theory, two methods that make assumptions that are hardly applicable to dispersal. While these assumptions can be relaxed by explicitly simulating dispersal trajectories across the landscape, a unified approach for such simulations is lacking.","citation-key":"Hofmann.2023a","container-title":"Landscape Ecology","DOI":"10.1007/s10980-023-01602-4","ISSN":"1572-9761","issue":"4","journalAbbreviation":"Landscape Ecology","page":"981-998","title":"A Three-Step Approach for Assessing Landscape Connectivity Via Simulated Dispersal: African Wild Dog Case Study","volume":"38","author":[{"family":"Hofmann","given":"David D."},{"family":"Cozzi","given":"Gabriele"},{"family":"McNutt","given":"John Weldon"},{"family":"Ozgul","given":"Arpat"},{"family":"Behr","given":"Dominik M."}],"issued":{"date-parts":[["2023",4,1]]}}},{"id":791,"uris":["http://zotero.org/users/5449935/items/Q4LPGV76"],"itemData":{"id":791,"type":"article-journal","abstract":"Connectivity and wildlife corridors are often key components to successful conservation and management plans. Connectivity for wildlife is typically modeled in a static environment that reﬂects a single snapshot in time. However, it has been shown that, when compared with dynamic connectivity models, static models can underestimate connectivity and mask important population processes. Therefore, including dynamism in connectivity models is important if the goal is to predict functional connectivity. We incorporated four levels of dynamism (individual, daily, sea</w:instrText>
+      </w:r>
+      <w:r>
+        <w:rPr>
+          <w:lang w:val="fr-CH"/>
+        </w:rPr>
+        <w:instrText>sonal, and interannual) into an individual-based movement model for black bears (Ursus americanus) in Massachusetts, USA. We used future development projections to model movement into the year 2050. We summarized habitat connectivity over the 32-year simulation period as the number of simulated movement paths crossing each pixel in our study area. Our results predict black bears will further colonize the expanding part of their range in the state and move beyond this range towards the greater Boston metropolitan area. This information is useful to managers for predicting and addressing human–wildlife con</w:instrText>
+      </w:r>
+      <w:r>
+        <w:instrText>ﬂ</w:instrText>
+      </w:r>
+      <w:r>
+        <w:rPr>
+          <w:lang w:val="fr-CH"/>
+        </w:rPr>
+        <w:instrText>ict and in targeting public education campaigns on bear awareness. Including dynamism in connectivity models can produce more realistic models and, when future projections are incorporated, can ensure the identi</w:instrText>
+      </w:r>
+      <w:r>
+        <w:instrText>ﬁ</w:instrText>
+      </w:r>
+      <w:r>
+        <w:rPr>
+          <w:lang w:val="fr-CH"/>
+        </w:rPr>
+        <w:instrText>cation of areas that o</w:instrText>
+      </w:r>
+      <w:r>
+        <w:instrText>ﬀ</w:instrText>
+      </w:r>
+      <w:r>
+        <w:rPr>
+          <w:lang w:val="fr-CH"/>
+        </w:rPr>
+        <w:instrText xml:space="preserve">er long-term functional connectivity for wildlife.","citation-key":"Zeller.2020","container-title":"Land","DOI":"10.3390/land9070233","ISSN":"2073-445X","issue":"7","journalAbbreviation":"Land","language":"en","page":"233","source":"DOI.org (Crossref)","title":"Forecasting Seasonal Habitat Connectivity in a Developing Landscape","volume":"9","author":[{"family":"Zeller","given":"Katherine A."},{"family":"Wattles","given":"David W."},{"family":"Bauder","given":"Javan M."},{"family":"DeStefano","given":"Stephen"}],"issued":{"date-parts":[["2020",7,18]]}}}],"schema":"https://github.com/citation-style-language/schema/raw/master/csl-citation.json"} </w:instrText>
+      </w:r>
+      <w:r>
+        <w:fldChar w:fldCharType="separate"/>
+      </w:r>
+      <w:r>
+        <w:rPr>
+          <w:rFonts w:ascii="Calibri" w:hAnsi="Calibri" w:cs="Calibri"/>
+          <w:lang w:val="fr-CH"/>
+        </w:rPr>
+        <w:t>(Hofmann et al., 2023; Osipova et al., 2019; Zeller, Wattles, et al., 2020)</w:t>
+      </w:r>
+      <w:r>
+        <w:fldChar w:fldCharType="end"/>
+      </w:r>
+      <w:r>
+        <w:rPr>
+          <w:lang w:val="fr-CH"/>
+        </w:rPr>
+        <w:t>.</w:t>
+      </w:r>
     </w:p>
     <w:p>
-      <w:pPr>
+      <w:r>
+        <w:t xml:space="preserve">Seasonality can impact functional connectivity </w:t>
+      </w:r>
+      <w:r>
+        <w:t xml:space="preserve">both </w:t>
+      </w:r>
+      <w:r>
+        <w:t xml:space="preserve">through </w:t>
+      </w:r>
+      <w:proofErr w:type="spellStart"/>
+      <w:r>
+        <w:t>spatio</w:t>
+      </w:r>
+      <w:proofErr w:type="spellEnd"/>
+      <w:r>
+        <w:t xml:space="preserve">-temporal variation in the landscape itself, or through temporal variation in species’ preferences towards prevailing conditions </w:t>
+      </w:r>
+      <w:r>
+        <w:fldChar w:fldCharType="begin"/>
+      </w:r>
+      <w:r>
+        <w:instrText xml:space="preserve"> ADDIN ZOTERO_ITEM CSL_CITATION {"citationID":"NprJb8TZ","properties":{"formattedCitation":"(Forrest et al., 2024; Mui et al., 2017; Simpkins &amp; Perry, 2017; Zeller, Wattles, et al., 2020)","plainCitation":"(Forrest et al., 2024; Mui et al., 2017; Simpkins &amp; Perry, 2017; Zeller, Wattles, et al., 2020)","noteIndex":0},"citationItems":[{"id":517,"uris":["http://zotero.org/users/5449935/items/4CDPCFX8"],"itemData":{"id":517,"type":"article-journal","abstract":"Context Landscapes and animal behavior can exhibit temporal variability and connectivity estimates should consider this phenomenon. In many species, timing of activities such as nesting, mate searching, and hibernation occurs during distinct periods in which movement events may differ, along with physical characteristics of the surrounding landscape. Objectives We estimate movement, landscape conductance, and patch importance for a turtle species across two seasonal activity periods (spring, late summer) in a fragmented agricultural region. Three connectivity approaches are compared to identify their advantages and disadvantages.","citation-key":"Mui.2017","container-title":"Landscape Ecology","DOI":"10.1007/s10980-016-0456-9","ISSN":"0921-2973, 1572-9761","issue":"3","journalAbbreviation":"Landscape Ecol","language":"en","page":"531-546","source":"DOI.org (Crossref)","title":"Using Multiple Metrics to Estimate Seasonal Landscape Connectivity for Blanding’s Turtles (Emydoidea blandingii) in a Fragmented Landscape","volume":"32","author":[{"family":"Mui","given":"Amy B."},{"family":"Caverhill","given":"Brennan"},{"family":"Johnson","given":"Bob"},{"family":"Fortin","given":"Marie-Josée"},{"family":"He","given":"Yuhong"}],"issued":{"date-parts":[["2017",3]]}}},{"id":828,"uris":["http://zotero.org/users/5449935/items/Z3ZTLR3N"],"itemData":{"id":828,"type":"article-journal","abstract":"Landscape connectivity estimates are widely used to inform species conservation management. However, although many landscapes and species behaviours change over time, such as between seasons, the vast majority of studies view connectivity as static. Calls have therefore been made to use multiple connectivity estimates to adequately capture periodic (e.g., seasonal) temporal changes. These periodic temporal changes are also inﬂuenced by stochastic perturbations, such as extreme weather events, and this variability is likely to increase due to ongoing climate change. We aimed to investigate: 1) how variability interacts with periodic landscape changes to alter connectivity estimates, and 2) how these alterations change over longer time-periods. To achieve this we used a virtual ecology approach in which we simulated 100 landscapes. Each simulation ran for 20 seasons with the landscape experiencing regular seasonal changes. Each simulation was then rerun ﬁve times with increasing levels of variability super-imposed on the seasonal dynamics. Connectivity for each landscape and every season was calculated using least-cost paths modelling, and the diﬀerences between connectivity estimates calculated. We found that the variation in connectivity estimates between seasons increased with temporal variability. Diﬀerences in connectivity accumulated over time, meaning that as the variability increased connectivity estimates changed more quickly and by larger amounts. Our study demonstrates that increasing temporal variability will become a challenge for the successful use of static connectivity estimates.","citation-key":"Simpkins.2017a","container-title":"Ecological Indicators","DOI":"10.1016/j.ecolind.2017.08.008","ISSN":"1470160X","journalAbbreviation":"Ecological Indicators","language":"en","page":"243-248","source":"DOI.org (Crossref)","title":"Understanding the Impacts of Temporal Variability on Estimates of Landscape Connectivity","volume":"83","author":[{"family":"Simpkins","given":"Craig E."},{"family":"Perry","given":"George L.W."}],"issued":{"date-parts":[["2017",12]]}}},{"id":791,"uris":["http://zotero.org/users/5449935/items/Q4LPGV76"],"itemData":{"id":791,"type":"article-journal","abstract":"Connectivity and wildlife corridors are often key components to successful conservation and management plans. Connectivity for wildlife is typically modeled in a static environment that reﬂects a single snapshot in time. However, it has been shown that, when compared with dynamic connectivity models, static models can underestimate connectivity and mask important population processes. Therefore, including dynamism in connectivity models is important if the goal is to predict functional connectivity. We incorporated four levels of dynamism (individual, daily, seasonal, and interannual) into an individual-based movement model for black bears (Ursus americanus) in Massachusetts, USA. We used future development projections to model movement into the year 2050. We summarized habitat connectivity over the 32-year simulation period as the number of simulated movement paths crossing each pixel in our study area. Our results predict black bears will further colonize the expanding part of their range in the state and move beyond this range towards the greater Boston metropolitan area. This information is useful to managers for predicting and addressing human–wildlife conﬂict and in targeting public education campaigns on bear awareness. Including dynamism in connectivity models can produce more realistic models and, when future projections are incorporated, can ensure the identiﬁcation of areas that oﬀer long-term functional connectivity for wildlife.","citation-key":"Zeller.2020","container-title":"Land","DOI":"10.3390/land9070233","ISSN":"2073-445X","issue":"7","journalAbbreviation":"Land","language":"en","page":"233","source":"DOI.org (Crossref)","title":"Forecasting Seasonal Habitat Connectivity in a Developing Landscape","volume":"9","author":[{"family":"Zeller","given":"Katherine A."},{"family":"Wattles","given":"David W."},{"family":"Bauder","given":"Javan M."},{"family":"DeStefano","given":"Stephen"}],"issued":{"date-parts":[["2020",7,18]]}}},{"id":5442,"uris":["http://zotero.org/users/5449935/items/IMMECHZX"],"itemData":{"id":5442,"type":"article-journal","abstract":"Understanding and predicting animal movement is fundamental to ecology and conservation management. Models that estimate and then predict animal movement and habitat selection parameters underpin diverse conservation applications, from mitigating invasive species spread to enhancing landscape connectivity. However, many predictive models overlook fine‐scale temporal dynamics within their predictions, despite animals often displaying fine‐scale behavioural variability that might significantly alter their movement, habitat selection and distribution over time. Incorporating fine‐scale temporal dynamics, such as circadian rhythms, within predictive models might reduce the averaging out of such behaviours, thereby enhancing our ability to make predictions in both the short and long term. We tested whether the inclusion of fine‐scale temporal dynamics improved both fine‐scale (hourly) and long‐term (seasonal) spatial predictions for a significant invasive species of northern Australia, the water buffalo\n              Bubalus bubalis\n              . Water buffalo require intensive management actions over vast, remote areas and display distinct circadian rhythms linked to habitat use. To inform management operations we generated hourly and dry season prediction maps by simulating trajectories from static and temporally dynamic step selection functions (SSFs) that were fitted to the GPS data of 13 water buffalo. We found that simulations generated from temporally dynamic models replicated the buffalo crepuscular movement patterns and dynamic habitat selection, resulting in more informative and accurate hourly predictions. Additionally, when the simulations were aggregated into long‐term predictions, the dynamic models were more accurat</w:instrText>
+      </w:r>
+      <w:r>
         <w:rPr>
           <w:lang w:val="fr-CH"/>
         </w:rPr>
-      </w:pPr>
-      <w:r>
-        <w:t xml:space="preserve">Landscape connectivity is defined as the degree to which the landscape facilitates or impedes movement among habitat patches </w:t>
-      </w:r>
-      <w:r>
-        <w:fldChar w:fldCharType="begin"/>
-      </w:r>
-      <w:r>
-        <w:instrText xml:space="preserve"> ADDIN ZOTERO_ITEM CSL_CITATION {"citationID":"chp4BCfS","properties":{"formattedCitation":"(Taylor et al., 1993)","plainCitation":"(Taylor et al., 1993)","noteIndex":0},"citationItems":[{"id":750,"uris":["http://zotero.org/users/5449935/items/SUCFI68A"],"itemData":{"id":750,"type":"article-journal","archive":"JSTOR","citation-key":"Taylor.1993","container-title":"Oikos","DOI":"10.2307/3544927","ISSN":"0030-1299","issue":"3","page":"571-573","source":"JSTOR","title":"Connectivity Is a Vital Element of Landscape Structure","volume":"68","author":[{"family":"Taylor","given":"Philip D."},{"family":"Fahrig","given":"Lenore"},{"family":"Henein","given":"Kringen"},{"family":"Merriam","given":"Gray"}],"issued":{"date-parts":[["1993"]]}}}],"schema":"https://github.com/citation-style-language/schema/raw/master/csl-citation.json"} </w:instrText>
-      </w:r>
-      <w:r>
-        <w:fldChar w:fldCharType="separate"/>
-      </w:r>
-      <w:r>
-        <w:rPr>
-          <w:rFonts w:ascii="Calibri" w:hAnsi="Calibri" w:cs="Calibri"/>
-        </w:rPr>
-        <w:t>(Taylor et al., 1993)</w:t>
-      </w:r>
-      <w:r>
-        <w:fldChar w:fldCharType="end"/>
-      </w:r>
-      <w:r>
-        <w:t xml:space="preserve"> and is a central prerequisite for maintaining biodiversity </w:t>
-      </w:r>
-      <w:r>
-        <w:fldChar w:fldCharType="begin"/>
-      </w:r>
-      <w:r>
-        <w:instrText xml:space="preserve"> ADDIN ZOTERO_ITEM CSL_CITATION {"citationID":"SPMAgukU","properties":{"formattedCitation":"(Fahrig, 2003)","plainCitation":"(Fahrig, 2003)","noteIndex":0},"citationItems":[{"id":780,"uris":["http://zotero.org/users/5449935/items/NPMY9L44"],"itemData":{"id":780,"type":"article-journal","citation-key":"Fahrig.2003","container-title":"Annual Review of Ecology, Evolution, and Systematics","DOI":"10.1146/annurev.ecolsys.34.011802.132419","ISSN":"1543-592X, 1545-2069","issue":"1","language":"en","page":"487-515","source":"Crossref","title":"Effects of Habitat Fragmentation on Biodiversity","volume":"34","author":[{"family":"Fahrig","given":"Lenore"}],"issued":{"date-parts":[["2003",11]]}}}],"schema":"https://github.com/citation-style-language/schema/raw/master/csl-citation.json"} </w:instrText>
-      </w:r>
-      <w:r>
-        <w:fldChar w:fldCharType="separate"/>
-      </w:r>
-      <w:r>
-        <w:rPr>
-          <w:rFonts w:ascii="Calibri" w:hAnsi="Calibri" w:cs="Calibri"/>
-        </w:rPr>
-        <w:t>(Fahrig, 2003)</w:t>
-      </w:r>
-      <w:r>
-        <w:fldChar w:fldCharType="end"/>
-      </w:r>
-      <w:r>
-        <w:t>. Improved connectivity facilitates dispersal</w:t>
-      </w:r>
-      <w:r>
-        <w:rPr>
-          <w:rFonts w:ascii="Calibri" w:hAnsi="Calibri" w:cs="Calibri"/>
-        </w:rPr>
-        <w:t xml:space="preserve"> </w:t>
-      </w:r>
-      <w:r>
-        <w:rPr>
-          <w:rFonts w:ascii="Calibri" w:hAnsi="Calibri" w:cs="Calibri"/>
-        </w:rPr>
-        <w:fldChar w:fldCharType="begin"/>
-      </w:r>
-      <w:r>
-        <w:rPr>
-          <w:rFonts w:ascii="Calibri" w:hAnsi="Calibri" w:cs="Calibri"/>
-        </w:rPr>
-        <w:instrText xml:space="preserve"> ADDIN ZOTERO_ITEM CSL_CITATION {"citationID":"KzvthjHI","properties":{"formattedCitation":"(Baguette et al., 2013; Doerr et al., 2011)","plainCitation":"(Baguette et al., 2013; Doerr et al., 2011)","noteIndex":0},"citationItems":[{"id":276,"uris":["http://zotero.org/users/5449935/items/3E9AKC72"],"itemData":{"id":276,"type":"article-journal","abstract":"Connectivity is classically considered an emergent property of landscapes encapsulating individuals’ ﬂows across space. However, its operational use requires a precise understanding of why and how organisms disperse. Such movements, and hence landscape connectivity, will obviously vary according to both organism properties and landscape features. We review whether landscape connectivity estimates could gain in both precision and generality by incorporating three fundamental outcomes of dispersal theory. Firstly, dispersal is a multi-causal process; its restriction to an ‘escape reaction’ to environmental unsuitability is an oversimpliﬁcation, as dispersing individuals can leave excellent quality habitat patches or stay in poor-quality habitats according to the relative costs and beneﬁts of dispersal and philopatry. Secondly, species, populations and individuals do not always react similarly to those cues that trigger dispersal, which sometimes results in contrasting dispersal strategies. Finally, dispersal is a major component of ﬁtness and is thus under strong selective pressures, which could generate rapid adaptations of dispersal strategies. Such evolutionary responses will entail spatiotemporal variation in landscape connectivity. We thus strongly recommend the use of genetic tools to: (i) assess gene ﬂow intensity and direction among populations in a given landscape; and (ii) accurately estimate landscape features impacting gene ﬂow, and hence landscape connectivity. Such approaches will provide the basic data for planning corridors or stepping stones aiming at (re)connecting local populations of a given species in a given landscape. This strategy is clearly species- and landscape-speciﬁc. But we suggest that the ecological network in a given landscape could be designed by stacking up such linkages designed for several species living in different ecosystems. This procedure relies on the use of umbrella species that are representative of other species living in the same ecosystem.","citation-key":"Baguette.2013","container-title":"Biological Reviews","DOI":"10.1111/brv.12000","ISSN":"14647931","issue":"2","journalAbbreviation":"Biol Rev","language":"en","page":"310-326","source":"DOI.org (Crossref)","title":"Individual Dispersal, Landscape Connectivity and Ecological Networks","title-short":"Individual Dispersal, Landscape Connectivity and Ecological Networks","volume":"88","author":[{"family":"Baguette","given":"Michel"},{"family":"Blanchet","given":"Simon"},{"family":"Legrand","given":"Delphine"},{"family":"Stevens","given":"Virginie M."},{"family":"Turlure","given":"Camille"}],"issued":{"date-parts":[["2013",5]]}}},{"id":525,"uris":["http://zotero.org/users/5449935/items/AMUDD5EG"],"itemData":{"id":525,"type":"article-journal","citation-key":"Doerr.2011","container-title":"Journal of Applied Ecology","DOI":"10.1111/j.1365-2664.2010.01899.x","ISSN":"00218901","issue":"1","language":"en","page":"143-147","source":"DOI.org (Crossref)","title":"Connectivity, Dispersal Behaviour and Conservation Under Climate Change: A Response to Hodgson et al.: Connectivity and Dispersal Behaviour","title-short":"Connectivity, Dispersal Behaviour and Conservation Under Climate Change","volume":"48","author":[{"family":"Doerr","given":"Veronica A. J."},{"family":"Barrett","given":"Tom"},{"family":"Doerr","given":"Erik D."}],"issued":{"date-parts":[["2011",2]]}}}],"schema":"https://github.com/citation-style-language/schema/raw/master/csl-citation.json"} </w:instrText>
-      </w:r>
-      <w:r>
-        <w:rPr>
-          <w:rFonts w:ascii="Calibri" w:hAnsi="Calibri" w:cs="Calibri"/>
-        </w:rPr>
-        <w:fldChar w:fldCharType="separate"/>
-      </w:r>
-      <w:r>
-        <w:rPr>
-          <w:rFonts w:ascii="Calibri" w:hAnsi="Calibri" w:cs="Calibri"/>
-        </w:rPr>
-        <w:t>(Baguette et al., 2013; Doerr et al., 2011)</w:t>
-      </w:r>
-      <w:r>
-        <w:rPr>
-          <w:rFonts w:ascii="Calibri" w:hAnsi="Calibri" w:cs="Calibri"/>
-        </w:rPr>
-        <w:fldChar w:fldCharType="end"/>
-      </w:r>
-      <w:r>
-        <w:t xml:space="preserve">, which in turn promotes genetic diversity </w:t>
-      </w:r>
-      <w:r>
-        <w:fldChar w:fldCharType="begin"/>
-      </w:r>
-      <w:r>
-        <w:instrText xml:space="preserve"> ADDIN ZOTERO_ITEM CSL_CITATION {"citationID":"DuypVAz8","properties":{"formattedCitation":"(Frankham et al., 2002; Perrin &amp; Mazalov, 2000)","plainCitation":"(Frankham et al., 2002; Perrin &amp; Mazalov, 2000)","noteIndex":0},"citationItems":[{"id":772,"uris":["http://zotero.org/users/5449935/items/9LBHCEVV"],"itemData":{"id":772,"type":"article-journal","abstract":"Using game theory, we developed a kin-selection model to investigate the consequences of local competition and inbreeding depression on the evolution of natal dispersal. Mating systems have the potential to favor strong sex biases in dispersal because sex differences in potential reproductive success affect the balance between local resource competition and local mate competition. No bias is expected when local competition equally affects males and females, as happens in monogamous systems and also in polygynous or promiscuous ones as long as female ﬁtness is limited by extrinsic factors (breeding resources). In contrast, a male-biased dispersal is predicted when local mate competition exceeds local resource competition, as happens under polygyny/promiscuity when female ﬁtness is limited by intrinsic factors (maximal rate of processing resources rather than resources themselves). This bias is reinforced by among-sex interactions: female philopatry enhances breeding opportunities for related males, while male dispersal decreases the chances that related females will inbreed. These results meet empirical patterns in mammals: polygynous/promiscuous species usually display a male-biased dispersal, while both sexes disperse in monogamous species. A parallel is drawn with sex-ratio theory, which also predicts biases toward the sex that suffers less from local competition. Optimal sex ratios and optimal sex-speciﬁc dispersal show mutual dependence, which argues for the development of coevolution models.","citation-key":"Perrin.2000","container-title":"The American Naturalist","DOI":"10.1086/303296","ISSN":"0003-0147, 1537-5323","issue":"1","language":"en","page":"116-127","source":"Crossref","title":"Local Competition, Inbreeding, and the Evolution of Sex‐Biased Dispersal","volume":"155","author":[{"family":"Perrin","given":"Nicolas"},{"family":"Mazalov","given":"Vladimir"}],"issued":{"date-parts":[["2000",1]]}}},{"id":116,"uris":["http://zotero.org/users/5449935/items/MWRSER8L"],"itemData":{"id":116,"type":"book","abstract":"The biological diversity of our planet is being depleted due to the direct and indirect consequences of human activity. As the size of animal and plant populations decrease, loss of genetic diversity reduces their ability to adapt to changes in the environment, with inbreeding depression an inevitable consequence for many species. This textbook provides a clear and comprehensive introduction to the importance of genetic studies in conservation. The text is presented in an easy-to-follow format with main points and terms clearly highlighted. Each chapter concludes with a concise summary, which, together with worked examples and problems and answers, emphasise the key principles covered. Text boxes containing interesting case studies and other additional information enrich the content throughout, and over 100 beautiful pen and ink portraits of endangered species help bring the material to life.","citation-key":"Frankham.2002","DOI":"10.1017/CBO9780511808999","publisher":"Cambridge University Press","source":"DOI.org (Crossref)","title":"Introduction to Conservation Genetics","URL":"https://www.cambridge.org/core/product/identifier/9780511808999/type/book","author":[{"family":"Frankham","given":"Richard"},{"family":"Ballou","given":"Jonathan D."},{"family":"Briscoe","given":"David A."},{"family":"McInnes","given":"Karina H."}],"accessed":{"date-parts":[["2023",7,12]]},"issued":{"date-parts":[["2002"]]}}}],"schema":"https://github.com/citation-style-language/schema/raw/master/csl-citation.json"} </w:instrText>
-      </w:r>
-      <w:r>
-        <w:fldChar w:fldCharType="separate"/>
-      </w:r>
-      <w:r>
-        <w:rPr>
-          <w:rFonts w:ascii="Calibri" w:hAnsi="Calibri" w:cs="Calibri"/>
-        </w:rPr>
-        <w:t>(Frankham et al., 2002; Perrin &amp; Mazalov, 2000)</w:t>
-      </w:r>
-      <w:r>
-        <w:fldChar w:fldCharType="end"/>
-      </w:r>
-      <w:r>
-        <w:t xml:space="preserve"> and the colonization of vacant habitats </w:t>
-      </w:r>
-      <w:r>
-        <w:fldChar w:fldCharType="begin"/>
-      </w:r>
-      <w:r>
-        <w:instrText xml:space="preserve"> ADDIN ZOTERO_ITEM CSL_CITATION {"citationID":"4V9PpiKr","properties":{"formattedCitation":"(Hanski, 1999; MacArthur &amp; Wilson, 2001)","plainCitation":"(Hanski, 1999; MacArthur &amp; Wilson, 2001)","noteIndex":0},"citationItems":[{"id":137,"uris":["http://zotero.org/users/5449935/items/PRJXKTK3"],"itemData":{"id":137,"type":"article-journal","citation-key":"Hanski.1999a","container-title":"Oikos","DOI":"10.2307/3546736","ISSN":"00301299","issue":"2","journalAbbreviation":"Oikos","language":"en","page":"209-219","source":"DOI.org (Crossref)","title":"Habitat Connectivity, Habitat Continuity, and Metapopulations in Dynamic Landscapes","volume":"87","author":[{"family":"Hanski","given":"Ilkka"}],"issued":{"date-parts":[["1999",11]]}}},{"id":271,"uris":["http://zotero.org/users/5449935/items/SXVCXFTN"],"itemData":{"id":271,"type":"book","citation-key":"MacArthur.2001","DOI":"10.1515/9781400881376","ISBN":"978-1-4008-8137-6","publisher":"Princeton University Press","source":"DOI.org (Crossref)","title":"The Theory of Island Biogeography","URL":"https://www.degruyter.com/document/doi/10.1515/9781400881376/html","author":[{"family":"MacArthur","given":"Robert H."},{"family":"Wilson","given":"Edward O."}],"issued":{"date-parts":[["2001"]]}}}],"schema":"https://github.com/citation-style-language/schema/raw/master/csl-citation.json"} </w:instrText>
-      </w:r>
-      <w:r>
-        <w:fldChar w:fldCharType="separate"/>
-      </w:r>
-      <w:r>
-        <w:rPr>
-          <w:rFonts w:ascii="Calibri" w:hAnsi="Calibri" w:cs="Calibri"/>
-        </w:rPr>
-        <w:t>(Hanski, 1999; MacArthur &amp; Wilson, 2001)</w:t>
-      </w:r>
-      <w:r>
-        <w:fldChar w:fldCharType="end"/>
-      </w:r>
-      <w:r>
-        <w:t xml:space="preserve">. Due to its beneficial impacts on metapopulation dynamics, restoring connectivity is among the most frequently recommended strategies to conserve biodiversity and to promote resilience against climate change </w:t>
-      </w:r>
-      <w:r>
-        <w:fldChar w:fldCharType="begin"/>
-      </w:r>
-      <w:r>
-        <w:instrText xml:space="preserve"> ADDIN ZOTERO_ITEM CSL_CITATION {"citationID":"y98IxwVb","properties":{"formattedCitation":"(Heller &amp; Zavaleta, 2009; Rudnick et al., 2012)","plainCitation":"(Heller &amp; Zavaleta, 2009; Rudnick et al., 2012)","noteIndex":0},"citationItems":[{"id":527,"uris":["http://zotero.org/users/5449935/items/LVF5KJF6"],"itemData":{"id":527,"type":"article-journal","citation-key":"Heller.2009","container-title":"Biological Conservation","DOI":"https://doi.org/10.1016/j.biocon.2008.10.006","issue":"1","page":"14-32","title":"Biodiversity Management in the Face of Climate Change: A Review of 22 Years of Recommendations","volume":"142","author":[{"family":"Heller","given":"Nicole E."},{"family":"Zavaleta","given":"Erika S."}],"issued":{"date-parts":[["2009"]]}}},{"id":87,"uris":["http://zotero.org/users/5449935/items/Q54ZW3BP"],"itemData":{"id":87,"type":"article-journal","citation-key":"Rudnick.2012","container-title":"Issues in Ecology","issue":"16","note":"type: Article\ntex.publication_stage: Final\ntex.source: Scopus","page":"1 – 23","title":"The Role of Landscape Connectivity in Planning and Implementing Conservation and Restoration Priorities","author":[{"family":"Rudnick","given":"Deborah A."},{"family":"Ryan","given":"Sadie J."},{"family":"Beier","given":"Paul"},{"family":"Cushman","given":"Samuel A."},{"family":"Dieffenbach","given":"Fred"},{"family":"Epps","given":"Clinton W."},{"family":"Gerber","given":"Leah R."},{"family":"Hartter","given":"Joel"},{"family":"Jenness","given":"Jeff S."},{"family":"Kintsch","given":"Julia"},{"family":"Merenlender","given":"Adina M."},{"family":"Perkl","given":"Ryan M."},{"family":"Preziosi","given":"Damian V."},{"family":"Trombulak","given":"Stephen C."}],"issued":{"date-parts":[["2012"]]}}}],"schema":"https://github.com/citation-style-language/schema/raw/master/csl-citation.json"} </w:instrText>
-      </w:r>
-      <w:r>
-        <w:fldChar w:fldCharType="separate"/>
-      </w:r>
-      <w:r>
-        <w:rPr>
-          <w:rFonts w:ascii="Calibri" w:hAnsi="Calibri" w:cs="Calibri"/>
-        </w:rPr>
-        <w:t>(Heller &amp; Zavaleta, 2009; Rudnick et al., 2012)</w:t>
-      </w:r>
-      <w:r>
-        <w:fldChar w:fldCharType="end"/>
-      </w:r>
-      <w:r>
-        <w:t>. Quantifying connectivity and identifying critical dispersal corridors have therefore become crucial tasks in conservation science</w:t>
-      </w:r>
-      <w:r>
-        <w:t xml:space="preserve"> </w:t>
-      </w:r>
-      <w:r>
-        <w:fldChar w:fldCharType="begin"/>
-      </w:r>
-      <w:r>
-        <w:instrText xml:space="preserve"> ADDIN ZOTERO_ITEM CSL_CITATION {"citationID":"5Xm7QFvX","properties":{"formattedCitation":"(Heller &amp; Zavaleta, 2009; Hofmann et al., 2021; Keeley et al., 2019; Rudnick et al., 2012)","plainCitation":"(Heller &amp; Zavaleta, 2009; Hofmann et al., 2021; Keeley et al., 2019; Rudnick et al., 2012)","noteIndex":0},"citationItems":[{"id":527,"uris":["http://zotero.org/users/5449935/items/LVF5KJF6"],"itemData":{"id":527,"type":"article-journal","citation-key":"Heller.2009","container-title":"Biological Conservation","DOI":"https://doi.org/10.1016/j.biocon.2008.10.006","issue":"1","page":"14-32","title":"Biodiversity Management in the Face of Climate Change: A Review of 22 Years of Recommendations","volume":"142","author":[{"family":"Heller","given":"Nicole E."},{"family":"Zavaleta","given":"Erika S."}],"issued":{"date-parts":[["2009"]]}}},{"id":87,"uris":["http://zotero.org/users/5449935/items/Q54ZW3BP"],"itemData":{"id":87,"type":"article-journal","citation-key":"Rudnick.2012","container-title":"Issues in Ecology","issue":"16","note":"type: Article\ntex.publication_stage: Final\ntex.source: Scopus","page":"1 – 23","title":"The Role of Landscape Connectivity in Planning and Implementing Conservation and Restoration Priorities","author":[{"family":"Rudnick","given":"Deborah A."},{"family":"Ryan","given":"Sadie J."},{"family":"Beier","given":"Paul"},{"family":"Cushman","given":"Samuel A."},{"family":"Dieffenbach","given":"Fred"},{"family":"Epps","given":"Clinton W."},{"family":"Gerber","given":"Leah R."},{"family":"Hartter","given":"Joel"},{"family":"Jenness","given":"Jeff S."},{"family":"Kintsch","given":"Julia"},{"family":"Merenlender","given":"Adina M."},{"family":"Perkl","given":"Ryan M."},{"family":"Preziosi","given":"Damian V."},{"family":"Trombulak","given":"Stephen C."}],"issued":{"date-parts":[["2012"]]}}},{"id":211,"uris":["http://zotero.org/users/5449935/items/7LJQ9RU7"],"itemData":{"id":211,"type":"article-journal","abstract":"Connectivity conservation is an emergent approach to counteracting landscape fragmentation and enhancing resilience to climate change at local, national, and global scales. While policy that promotes connectivity is advancing, there has been no systematic, evidence-based study that assesses whether connectivity conservation plans (CCPs) resulted in conservation outcomes, and identifies specific plan attributes that may favor successful implementation. To fill this gap, we gathered 263 terrestrial CCPs from around the world, characterized attributes of 109 plans by surveying plan authors, and conducted semi-structured interviews with authors and implementers of 77 CCPs. The production of CCPs started around 1990 and has increased markedly in all parts of the world, most notably in the United States (led by NGOs and a few states, with little federal involvement), Europe (led by the EU and national policies and implemented at local levels), and the Republic of South Africa (where national legislation mandates each municipality to map corridors and zone all land by 2020). All of the 109 plans that we examined in detail were followed by implementation actions such as crossing structures, ecological restoration, land purchases or easements, recognition of corridors through zoning or government designation, and public engagement. Interviewees emphasized the importance of initial buy-in from key government stakeholders, stakeholder involvement beyond initial buy-in, minimizing staff turnover, and transparent and repeatable procedures. Our quantitative and qualitative analyses similarly suggested that implementation of a CCP was enhanced by enduring partnerships among stakeholders, continuity of leadership, specific recommendations in the CCP using tools appropriately selected from a large toolbox, the existence of enabling legislation and policy, a transparent and repeatable scientific approach, adequate funding, and public outreach.","citation-key":"Keeley.2019","container-title":"Environmental Research Letters","DOI":"10.1088/1748-9326/ab3234","ISSN":"17</w:instrText>
-      </w:r>
-      <w:r>
-        <w:rPr>
-          <w:lang w:val="fr-CH"/>
-        </w:rPr>
-        <w:instrText xml:space="preserve">48-9326","issue":"10","journalAbbreviation":"Environ. Res. Lett.","language":"en","page":"103001","publisher":"IOP Publishing","source":"Institute of Physics","title":"Thirty Years of Connectivity Conservation Planning: An Assessment of Factors Influencing Plan Implementation","title-short":"Thirty Years of Connectivity Conservation Planning","volume":"14","author":[{"family":"Keeley","given":"Annika T. H."},{"family":"Beier","given":"Paul"},{"family":"Creech","given":"Tyler"},{"family":"Jones","given":"Kristal"},{"family":"Jongman","given":"Rob HG"},{"family":"Stonecipher","given":"Grace"},{"family":"Tabor","given":"Gary M."}],"issued":{"date-parts":[["2019",9]]}}},{"id":671,"uris":["http://zotero.org/users/5449935/items/T2FQFSGZ"],"itemData":{"id":671,"type":"article-journal","citation-key":"Hofmann.2021a","container-title":"Journal of Applied Ecology","DOI":"10.1111/1365-2664.13868","issue":"6","page":"1133-1144","publisher":"Wiley Online Library","source":"Google Scholar","title":"Bound Within Boundaries: Do Protected Areas Cover Movement Corridors of Their Most Mobile, Protected Species?","title-short":"Bound Within Boundaries","volume":"58","author":[{"family":"Hofmann","given":"David D."},{"family":"Behr","given":"Dominik M."},{"family":"McNutt","given":"John Weldon"},{"family":"Ozgul","given":"Arpat"},{"family":"Cozzi","given":"Gabriele"}],"issued":{"date-parts":[["2021"]]}}}],"schema":"https://github.com/citation-style-language/schema/raw/master/csl-citation.json"} </w:instrText>
+        <w:instrText xml:space="preserve">e and better able to highlight areas of concentrated habitat use that might indicate high‐risk areas for environmental damage. Our findings emphasise the importance of incorporating fine‐scale temporal dynamics in predictive models for species with clear dynamic behavioural patterns. By integrating temporally dynamic processes into animal movement trajectories, we demonstrate an approach that can enhance conservation management strategies and deepen our understanding of ecological and behavioural patterns across multiple timescales.\n            \n            Keywords: circadian, fine‐scale dynamics, harmonics, landscape‐scale distributions, simulated trajectories, temporal dynamics","citation-key":"Forrest.2024","container-title":"Ecography","DOI":"10.1111/ecog.07421","ISSN":"0906-7590, 1600-0587","journalAbbreviation":"Ecography","language":"en","page":"e07421","source":"DOI.org (Crossref)","title":"Predicting fine‐scale distributions and emergent spatiotemporal patterns from temporally dynamic step selection simulations","author":[{"family":"Forrest","given":"Scott W."},{"family":"Pagendam","given":"Dan"},{"family":"Bode","given":"Michael"},{"family":"Drovandi","given":"Christopher"},{"family":"Potts","given":"Jonathan R."},{"family":"Perry","given":"Justin"},{"family":"Vanderduys","given":"Eric"},{"family":"Hoskins","given":"Andrew J."}],"issued":{"date-parts":[["2024",12,12]]}}}],"schema":"https://github.com/citation-style-language/schema/raw/master/csl-citation.json"} </w:instrText>
       </w:r>
       <w:r>
         <w:fldChar w:fldCharType="separate"/>
@@ -887,7 +1129,7 @@
           <w:rFonts w:ascii="Calibri" w:hAnsi="Calibri" w:cs="Calibri"/>
           <w:lang w:val="fr-CH"/>
         </w:rPr>
-        <w:t>(Heller &amp; Zavaleta, 2009; Hofmann et al., 2021; Keeley et al., 2019; Rudnick et al., 2012)</w:t>
+        <w:t>(Forrest et al., 2024; Mui et al., 2017; Simpkins &amp; Perry, 2017; Zeller, Wattles, et al., 2020)</w:t>
       </w:r>
       <w:r>
         <w:fldChar w:fldCharType="end"/>
@@ -899,88 +1141,144 @@
         <w:t xml:space="preserve">. </w:t>
       </w:r>
       <w:r>
-        <w:t xml:space="preserve">Reliable estimation of connectivity is thus paramount for a targeted allocation of scarce conservation funds. Two </w:t>
-      </w:r>
-      <w:r>
-        <w:t xml:space="preserve">often-overlooked </w:t>
-      </w:r>
-      <w:r>
-        <w:t xml:space="preserve">factors that can hinder our ability to predict connectivity are </w:t>
-      </w:r>
-      <w:r>
-        <w:t xml:space="preserve">the neglect of </w:t>
-      </w:r>
-      <w:r>
-        <w:t>seasonal</w:t>
+        <w:t xml:space="preserve">In ecosystems that experience alternations between wet and dry seasons, for example, the onset of the rainy season initiates distinct “green-up” waves, which affect the availability of food resources for herbivores and, subsequently, shape their movements </w:t>
+      </w:r>
+      <w:r>
+        <w:fldChar w:fldCharType="begin"/>
+      </w:r>
+      <w:r>
+        <w:instrText xml:space="preserve"> ADDIN ZOTERO_ITEM CSL_CITATION {"citationID":"X060mH33","properties":{"formattedCitation":"(Merkle et al., 2016)","plainCitation":"(Merkle et al., 2016)","noteIndex":0},"citationItems":[{"id":382,"uris":["http://zotero.org/users/5449935/items/FLBPU3WU"],"itemData":{"id":382,"type":"article-journal","abstract":"The green wave hypothesis (GWH) states that migrating animals should track or ‘surf’ high-quality forage at the leading edge of spring green-up. To index such high-quality forage, recent work proposed the instantaneous rate of green-up (IRG), i.e. rate of change in the normalized difference vegetation index over time. Despite this important advancement, no study has tested the assumption that herbivores select habitat patches at peak IRG. We evaluated this assumption using step selection functions parametrized with movement data during the green-up period from two populations each of bighorn sheep, mule deer, elk, moose and bison, totalling 463 individuals monitored 1–3 years from 2004 to 2014. Accounting for variables that typically influence habitat selection for each species, we found seven of 10 populations selected patches exhibiting high IRG—supporting the GWH. Nonetheless, large herbivores selected for the leading edge, trailing edge and crest of the IRG wave, indicating that other mechanisms (e.g. ruminant physiology) or measurement error inherent with satellite data affect selection for IRG. Our evaluation indicates that IRG is a useful tool for linking herbivore movement with plant phenology, paving the way for significant advancements in understanding how animals track resource quality that varies both spatially and temporally.","citation-key":"Merkle.2016","container-title":"Proceedings of the Royal Society B: Biological Sciences","DOI":"10.1098/rspb.2016.0456","ISSN":"0962-8452, 1471-2954","issue":"1833","journalAbbreviation":"Proc. R. Soc. B.","language":"en","page":"20160456","source":"DOI.org (Crossref)","title":"Large Herbivores Surf Waves of Green-up During Spring","volume":"283","author":[{"family":"Merkle","given":"Jerod A."},{"family":"Monteith","given":"Kevin L."},{"family":"Aikens","given":"Ellen O."},{"family":"Hayes","given":"Matthew M."},{"family":"Hersey","given":"Kent R."},{"family":"Middleton","given":"Arthur D."},{"family":"Oates","given":"Brendan A."},{"family":"Sawyer","given":"Hall"},{"family":"Scurlock","given":"Brandon M."},{"family":"Kauffman","given":"Matthew J."}],"issued":{"date-parts":[["2016",6,29]]}}}],"schema":"https://github.com/citation-style-language/schema/raw/master/csl-citation.json"} </w:instrText>
+      </w:r>
+      <w:r>
+        <w:fldChar w:fldCharType="separate"/>
+      </w:r>
+      <w:r>
+        <w:rPr>
+          <w:rFonts w:ascii="Calibri" w:hAnsi="Calibri" w:cs="Calibri"/>
+        </w:rPr>
+        <w:t>(Merkle et al., 2016)</w:t>
+      </w:r>
+      <w:r>
+        <w:fldChar w:fldCharType="end"/>
+      </w:r>
+      <w:r>
+        <w:t xml:space="preserve">. </w:t>
+      </w:r>
+      <w:r>
+        <w:t>T</w:t>
+      </w:r>
+      <w:r>
+        <w:t>he variation in environmental conditions</w:t>
+      </w:r>
+      <w:r>
+        <w:t>,</w:t>
       </w:r>
       <w:r>
         <w:t xml:space="preserve"> </w:t>
       </w:r>
-      <w:r>
-        <w:t xml:space="preserve">changes in landscape characteristics </w:t>
-      </w:r>
-      <w:r>
-        <w:t xml:space="preserve">and </w:t>
-      </w:r>
-      <w:r>
-        <w:t xml:space="preserve">the use of </w:t>
-      </w:r>
-      <w:r>
-        <w:t xml:space="preserve">simplistic models that fail to capture </w:t>
-      </w:r>
-      <w:r>
-        <w:t xml:space="preserve">the </w:t>
-      </w:r>
-      <w:r>
-        <w:t>behavioral</w:t>
-      </w:r>
+      <w:del w:id="30" w:author="David Hofmann" w:date="2026-03-23T16:30:00Z" w16du:dateUtc="2026-03-23T14:30:00Z">
+        <w:r>
+          <w:delText>for instance,</w:delText>
+        </w:r>
+      </w:del>
+      <w:ins w:id="31" w:author="David Hofmann" w:date="2026-03-23T16:30:00Z" w16du:dateUtc="2026-03-23T14:30:00Z">
+        <w:r>
+          <w:t>therefore</w:t>
+        </w:r>
+      </w:ins>
       <w:r>
         <w:t xml:space="preserve"> </w:t>
       </w:r>
       <w:r>
-        <w:t xml:space="preserve">nuances </w:t>
-      </w:r>
-      <w:r>
-        <w:t xml:space="preserve">of movement </w:t>
+        <w:t>drives herbivore migrations across massive spatial scales, resulting in short-lived movement corridors between otherwise disconnected habitats</w:t>
+      </w:r>
+      <w:r>
+        <w:t xml:space="preserve"> </w:t>
       </w:r>
       <w:r>
         <w:fldChar w:fldCharType="begin"/>
       </w:r>
       <w:r>
-        <w:instrText xml:space="preserve"> ADDIN ZOTERO_ITEM CSL_CITATION {"citationID":"0VAoPb0k","properties":{"formattedCitation":"(Hofmann et al., 2023; Osipova et al., 2019; Zeller, Wattles, et al., 2020)","plainCitation":"(Hofmann et al., 2023; Osipova et al., 2019; Zeller, Wattles, et al., 2020)","noteIndex":0},"citationItems":[{"id":393,"uris":["http://zotero.org/users/5449935/items/9K9W85RS"],"itemData":{"id":393,"type":"article-journal","abstract":"Landscape connectivity is an important component of systematic conservation planning. Step-selection functions (SSFs) is a highly promising method for connectivity modeling. However, differences in movement behavior across individuals and seasons are usually not considered in current SSF-based analyses, potentially leading to imprecise connectivity models. Here, our objective was to use SSFs to build functional connectivity models for African elephants Loxodonta africana in a seasonal environment to illustrate the temporal variability of functional landscape connectivity. We provide a methodological framework for integrating detected interindividual variability into resistance surface modeling, for assessing how landscape connectivity changes across seasons, and for evaluating how seasonal connectivity differences affect predictions of movement corridors. Using radio-tracking data from elephants in the Borderland area between Kenya and Tanzania, we applied SSFs to create seasonal landscape resistance surfaces. Based on seasonal models, we predicted movement corridors connecting major protected areas (PAs) using circuit theory and least-cost path analysis. Our ﬁndings demonstrate that individual variability and seasonality lead to substantial changes in landscape connectivity and predicted movement corridors. Speciﬁcally, we show that the models disregarding seasonal resource ﬂuctuations underestimate connectivity for the wet and transitional seasons, and overestimate connectivity for the dry season. Based on our seasonal models, we predicted a connectivity network between large PAs and highlight seasonal and consistent patterns that are most important for effective management planning. Our ﬁndings reveal that elephant movements in the borderland between Kenya and Tanzania are essential for maintaining connectivity in the dry season, and that existing corridors do not protect these movements in full extent.","citation-key":"Osipova.2019","container-title":"Animal Conservation","DOI":"10.1111/acv.12432","ISSN":"1367-9430, 1469-1795","issue":"1","language":"en","page":"35-48","source":"Crossref","title":"Using Step‐Selection Functions to Model Landscape Connectivity for African Elephants: Accounting for Variability Across Individuals and Seasons","title-short":"Using Step‐Selection Functions to Model Landscape Connectivity for African Elephants","volume":"22","author":[{"family":"Osipova","given":"L."},{"family":"Okello","given":"M. M."},{"family":"Njumbi","given":"S. J."},{"family":"Ngene","given":"S."},{"family":"Western","given":"D."},{"family":"Hayward","given":"M. W."},{"family":"Balkenhol","given":"N."}],"issued":{"date-parts":[["2019",2]]}}},{"id":726,"uris":["http://zotero.org/users/5449935/items/NJ3CYYBT"],"itemData":{"id":726,"type":"article-journal","abstract":"Dispersal of individuals contributes to long-term population persistence, yet requires a sufficient degree of landscape connectivity. To date, connectivity has mainly been investigated using least-cost analysis and circuit theory, two methods that make assumptions that are hardly applicable to dispersal. While these assumptions can be relaxed by explicitly simulating dispersal trajectories across the landscape, a unified approach for such simulations is lacking.","citation-key":"Hofmann.2023a","container-title":"Landscape Ecology","DOI":"10.1007/s10980-023-01602-4","ISSN":"1572-9761","issue":"4","journalAbbreviation":"Landscape Ecology","page":"981-998","title":"A Three-Step Approach for Assessing Landscape Connectivity Via Simulated Dispersal: African Wild Dog Case Study","volume":"38","author":[{"family":"Hofmann","given":"David D."},{"family":"Cozzi","given":"Gabriele"},{"family":"McNutt","given":"John Weldon"},{"family":"Ozgul","given":"Arpat"},{"family":"Behr","given":"Dominik M."}],"issued":{"date-parts":[["2023",4,1]]}}},{"id":791,"uris":["http://zotero.org/users/5449935/items/Q4LPGV76"],"itemData":{"id":791,"type":"article-journal","abstract":"Connectivity and wildlife corridors are often key components to successful conservation and management plans. Connectivity for wildlife is typically modeled in a static environment that reﬂects a single snapshot in time. However, it has been shown that, when compared with dynamic connectivity models, static models can underestimate connectivity and mask important population processes. Therefore, including dynamism in connectivity models is important if the goal is to predict functional connectivity. We incorporated four levels of dynamism (individual, daily, sea</w:instrText>
+        <w:instrText xml:space="preserve"> ADDIN ZOTERO_ITEM CSL_CITATION {"citationID":"HTZYFLXH","properties":{"formattedCitation":"(Naidoo et al., 2016; Serneels &amp; Lambin, 2001)","plainCitation":"(Naidoo et al., 2016; Serneels &amp; Lambin, 2001)","noteIndex":0},"citationItems":[{"id":856,"uris":["http://zotero.org/users/5449935/items/IX9NBQZN"],"itemData":{"id":856,"type":"article-journal","abstract":"Aim The study tests the hypothesis that land-use changes in Narok District have had an impact on the wildebeest population [Connochaetes taurinus mearnsi (Burchell)] in the northern part of the Serengeti–Mara ecosystem. Location The Serengeti–Mara ecosystem is a vast area of rangelands, straddling the Tanzanian–Kenyan border in East Africa. The area is home to some 1.3 million wildebeest, of which some 30,000 animals currently reside in the Kenyan part of the ecosystem. Methods We analysed the temporal changes in the wildebeest population in the Kenyan part of the Serengeti–Mara ecosystem and their relationship with possible driving forces of change, such as rainfall, normalized difference vegetation index (NDVI), livestock numbers and land-cover changes. Changes in the spatial distribution of wildebeest for three periods were compared with spatial changes in livestock distribution and land cover. The analyses were repeated for the Tanzanian part of the ecosystem and results compared. We thus tested the relative importance of land-use changes among the different potential driving forces of change in the wildebeest populations. Results The wildebeest population in the Kenyan part of the Serengeti–Mara ecosystem declined drastically over the past 20 years and is currently fluctuating around an estimated population of 31,300 animals, which is about 25% of the population size at the end of the 1970s. The wildebeest population in the Kenyan part of the Serengeti–Mara ecosystem has, over the last decades, been controlled by food supply during the dry and the wet seasons. Expansion of large-scale mechanized wheat farming in the Loita Plains since the early 1980s has drastically reduced the wildebeest wet season range, forcing the wildebeest population to use the dryer rangelands in the south-eastern part of the Loita eco-unit, or to move to the Mara eco-unit, where competition with cattle is higher. The expansion of the farming area has not influenced the size of the total cattle population in the Kenyan part of the study area, nor its spatial distribution. The much larger migratory wildebeest population of the Serengeti, in Tanzania, has not been affected by a downward trend from the late 1970s and is regulated by food supply in the dry season (Mduma et al., 1999). Around the Serengeti, in Tanzania, land-use changes are much less widespread, occur at a lower rate and affect a much smaller area compared with the Kenyan part of the ecosystem. Moreover, land-use changes around the Serengeti have taken place away from the main migration routes of wildebeest. Conclusions Over the last decades, the decline in the Kenyan wildebeest population did not seem to affect the much larger Serengeti wildebeest population. However, if more land were to be converted to large scale farming closer to the Masai Mara National Reserve, the dry season range for both the Kenyan and the Serengeti population would be reduced. This might have serious consequences for both populations and therefore for the entire Serengeti–Mara ecosystem.","citation-key":"Serneels.2001","container-title":"Journal of Biogeography","DOI":"10.1046/j.1365-2699.2001.00557.x","ISSN":"1365-2699","issue":"3","language":"en","note":"_eprint: https://onlinelibrary.wiley.com/doi/pdf/10.1046/j.1365-2699.2001.00557.x","page":"391-407","source":"Wiley Online Library","title":"Impact of Land-Use Changes on the Wildebeest Migration in the Northern Part of the Serengeti–Mara Ecosystem","volume":"28","author":[{"family":"Serneels","given":"Suzanne"},{"family":"Lambin","given":"Eric F."}],"issued":{"date-parts":[["2001"]]}}},{"id":841,"uris":["http://zotero.org/users/5449935/items/QGLN63TE"],"itemData":{"id":841,"type":"article-journal","abstract":"Migrations of most animal taxa are declining as a result of anthropogenic pressures and land-use transformation. Here, we document and characterize a previously unknown multi-country migration of Burchell’s zebra Equus quagga that is the longest of all recorded large mammal migrations in Africa. Our data from eight adult female zebras collared on the border of Namibia and Botswana show that in December 2012 all individuals crossed the Chobe River and moved due south to Nxai Pan National Park in Botswana, where they spent a mean duration of 10 weeks before returning, less directly, to their dry season ﬂoodplain habitat. The same southward movements were also observed in December 2013. Nxai Pan appeared to have similar environmental conditions to several possible alternative wet season destinations that were closer to the dry season habitat on the Chobe River, and water availability, but not habitat or vegetation biomass, was associated with higher-use areas along the migratory pathway. These results suggest a genetic and/or cultural basis for the choice of migration destination, rather than an environmental one. Regardless of the cause, the round-trip, straight-line migration distance of 500 km is greater than that covered by wildebeest Connochaetes taurinus during their well-known seasonal journey in the Serengeti ecosystem. It merits conservation attention, given the decline of large-scale ecological processes such as animal migrations.","citation-key":"Naidoo.2016","container-title":"Oryx","DOI":"10.1017/S0030605314000222","ISSN":"0030-6053, 1365-3008","issue":"1","journalAbbreviation":"Oryx","language":"en","page":"138-146","source":"DOI.org (Crossref)","title":"A Newly Discovered Wildlife Migration in Namibia and Botswana Is the Longest in Africa","volume":"50","author":[{"family":"Naidoo","given":"R."},{"family":"Chase","given":"M. J."},{"family":"Beytell","given":"P."},{"family":"Du Preez","given":"P."},{"family":"Landen","given":"K."},{"family":"Stuart-Hill","given":"G."},{"family":"Taylor","given":"R."}],"issued":{"date-parts":[["2016",1]]}}}],"schema":"https://github.com/citation-style-language/schema/raw/master/csl-citation.json"} </w:instrText>
+      </w:r>
+      <w:r>
+        <w:fldChar w:fldCharType="separate"/>
+      </w:r>
+      <w:r>
+        <w:rPr>
+          <w:rFonts w:ascii="Calibri" w:hAnsi="Calibri" w:cs="Calibri"/>
+        </w:rPr>
+        <w:t>(Naidoo et al., 2016; Serneels &amp; Lambin, 2001)</w:t>
+      </w:r>
+      <w:r>
+        <w:fldChar w:fldCharType="end"/>
+      </w:r>
+      <w:r>
+        <w:t xml:space="preserve">. Alternatively, seasonality can affect functional connectivity via temporal changes in a </w:t>
+      </w:r>
+      <w:r>
+        <w:lastRenderedPageBreak/>
+        <w:t xml:space="preserve">species’ habitat preferences. Amphibians, for </w:t>
+      </w:r>
+      <w:r>
+        <w:t>example</w:t>
+      </w:r>
+      <w:r>
+        <w:t>, require both aquatic and terrestrial habitats, but their preference for one habitat over the other heavily depends on the season</w:t>
+      </w:r>
+      <w:r>
+        <w:t xml:space="preserve"> </w:t>
+      </w:r>
+      <w:r>
+        <w:fldChar w:fldCharType="begin"/>
+      </w:r>
+      <w:r>
+        <w:instrText xml:space="preserve"> ADDIN ZOTERO_ITEM CSL_CITATION {"citationID":"sa3swRkb","properties":{"formattedCitation":"(Baldwin et al., 2006)","plainCitation":"(Baldwin et al., 2006)","noteIndex":0},"citationItems":[{"id":496,"uris":["http://zotero.org/users/5449935/items/UL3YCHN3"],"itemData":{"id":496,"type":"article-journal","abstract":"Conservation of fauna breeding in vernal pools is challenging given their complex life histories. Many species, including the widespread North American Wood Frog (Rana sylvatica), require both aquatic and terrestrial habitat, yet insufficient information exists about movements between these environments, nor fine-scale selection patterns within them. To inform conservation planning, we conducted a radio-telemetry study of seasonal patterns of Wood Frog movements and habitat selection in southern Maine. Forty-three frogs were tracked an average of 25.6 days each, April to November 2003. In early spring, Wood Frogs generally selected damp leaf litter retreats on the margins of breeding pools. Following breeding, frogs selected forested wetlands (9.3% of the landscape) over forested uplands (90.7% of the landscape) in 75.3% of radio locations (N 5 544). Postbreeding movements from breeding pools to nearby, closed-canopy, forested wetlands ranged from 102–340 m (median 169m, N 5 8) and included stopovers in upland forest floors ranging from one to 17 days (median two days, N 5 7). Summer refugia were characterized by shady, moist (nonaquatic), and sphagnum-dominated microhabitats. In urbanizing areas, we recommend a shift from a core-habitat conservation model to a spatially explicit approach that considers pool-breeding amphibian habitat as a network of migration-connected habitat elements (e.g., breeding pools, upland forest, nearby forested wetlands). In our study, this approach reduced the amount of land potentially requiring protection by . 2/3 from that of core habitat models. With the rapid dissemination of GIS technology, spatially explicit planning for pool-breeding amphibians is increasingly feasible.","citation-key":"Baldwin.2006","container-title":"Journal of Herpetology","DOI":"10.1670/0022-1511(2006)40[442:CPFASW]2.0.CO;2","ISSN":"0022-1511","issue":"4","journalAbbreviation":"Journal of Herpetology","language":"en","page":"442-453","source":"DOI.org (Crossref)","title":"Conservation Planning for Amphibian Species with Complex Habitat Requirements: A Case Study Using Movements and Habitat Selection of the Wood Frog Rana Sylvatica","title-short":"Conservation Planning for Amphibian Species with Complex Habitat Requirements","volume":"40","author":[{"family":"Baldwin","given":"Robert F."},{"family":"Calhoun","given":"Aram J. K."},{"family":"deMaynadier","given":"Phillip G."}],"issued":{"date-parts":[["2006",12]]}}}],"schema":"https://github.com/citation-style-language/schema/raw/master/csl-citation.json"} </w:instrText>
+      </w:r>
+      <w:r>
+        <w:fldChar w:fldCharType="separate"/>
+      </w:r>
+      <w:r>
+        <w:rPr>
+          <w:rFonts w:ascii="Calibri" w:hAnsi="Calibri" w:cs="Calibri"/>
+        </w:rPr>
+        <w:t>(Baldwin et al., 2006)</w:t>
+      </w:r>
+      <w:r>
+        <w:fldChar w:fldCharType="end"/>
+      </w:r>
+      <w:r>
+        <w:t xml:space="preserve">. Although such seasonal intricacies are likely to play a fundamental role in many ecosystems, they </w:t>
+      </w:r>
+      <w:r>
+        <w:t xml:space="preserve">are </w:t>
+      </w:r>
+      <w:r>
+        <w:t xml:space="preserve">only rarely </w:t>
+      </w:r>
+      <w:r>
+        <w:t>considered in</w:t>
+      </w:r>
+      <w:r>
+        <w:t xml:space="preserve"> </w:t>
+      </w:r>
+      <w:r>
+        <w:t>connectivity studies in an explicit manner. In fact, most connectivity studies represent their study system by a static set of environmental layers and assume their focal species to exhibit a fixed set of preferences</w:t>
+      </w:r>
+      <w:r>
+        <w:t xml:space="preserve"> </w:t>
+      </w:r>
+      <w:r>
+        <w:fldChar w:fldCharType="begin"/>
+      </w:r>
+      <w:r>
+        <w:instrText xml:space="preserve"> ADDIN ZOTERO_ITEM CSL_CITATION {"citationID":"Wp6OBqGP","properties":{"formattedCitation":"(Abrahms et al., 2017; e.g., Elliot et al., 2014; but see Forrest et al., 2024; Mui et al., 2017)","plainCitation":"(Abrahms et al., 2017; e.g., Elliot et al., 2014; but see Forrest et al., 2024; Mui et al., 2017)","dontUpdate":true,"noteIndex":0},"citationItems":[{"id":473,"uris":["http://zotero.org/users/5449935/items/WC4SNARV"],"itemData":{"id":473,"type":"article-journal","citation-key":"Elliot.2014","container-title":"Journal of Applied Ecology","DOI":"10.1111/1365-2664.12282","ISSN":"00218901","issue":"5","language":"en","page":"1169-1178","source":"Crossref","title":"The Devil Is in the Dispersers: Predictions of Landscape Connectivity Change with Demography","title-short":"The Devil Is in the Dispersers","volume":"51","author":[{"family":"Elliot","given":"Nicholas B."},{"family":"Cushman","given":"Samuel A."},{"family":"Macdonald","given":"David W."},{"family":"Loveridge","given":"Andrew J."}],"issued":{"date-parts":[["2014",10]]}},"prefix":"e.g., "},{"id":176,"uris":["http://zotero.org/users/5449935/items/LA3WBUZF"],"itemData":{"id":176,"type":"article-journal","citation-key":"Abrahms.2017","container-title":"Journal of Applied Ecology","DOI":"10.1111/1365-2664.12714","ISSN":"0021-8901","issue":"2","page":"412–422","title":"Does Wildlife Resource Selection Accurately Inform Corridor Conservation?","volume":"54","author":[{"family":"Abrahms","given":"Briana"},{"family":"Sawyer","given":"Sarah C."},{"family":"Jordan","given":"Neil R."},{"family":"McNutt","given":"John Weldon"},{"family":"Wilson","given":"Alan M."},{"family":"Brashares","given":"Justin S."}],"issued":{"date-parts":[["2017"]]}}},{"id":517,"uris":["http://zotero.org/users/5449935/items/4CDPCFX8"],"itemData":{"id":517,"type":"article-journal","abstract":"Context Landscapes and animal behavior can exhibit temporal variability and connectivity estimates should consider this phenomenon. In many species, timing of activities such as nesting, mate searching, and hibernation occurs during distinct periods in which movement events may differ, along with physical characteristics of the surrounding landscape. Objectives We estimate movement, landscape conductance, and patch importance for a turtle species across two seasonal activity periods (spring, late summer) in a fragmented agricultural region. Three connectivity approaches are compared to identify their advantages and disadvantages.","citation-key":"Mui.2017","container-title":"Landscape Ecology","DOI":"10.1007/s10980-016-0456-9","ISSN":"0921-2973, 1572-9761","issue":"3","journalAbbreviation":"Landscape Ecol","language":"en","page":"531-546","source":"DOI.org (Crossref)","title":"Using Multiple Metrics to Estimate Seasonal Landscape Connectivity for Blanding’s Turtles (Emydoidea blandingii) in a Fragmented Landscape","volume":"32","author":[{"family":"Mui","given":"Amy B."},{"family":"Caverhill","given":"Brennan"},{"family":"Johnson","given":"Bob"},{"family":"Fortin","given":"Marie-Josée"},{"family":"He","given":"Yuhong"}],"issued":{"date-parts":[["2017",3]]}}},{"id":5442,"uris":["http://zotero.org/users/5449935/items/IMMECHZX"],"itemData":{"id":5442,"type":"article-journal","abstract":"Understanding and predicting animal movement is fundamental to ecology and conservation management. Models that estimate and then predict animal movement and habitat selection parameters underpin diverse conservation applications, from mitigating invasive species spread to enhancing landscape connectivity. However, many predictive models overlook fine‐scale temporal dynamics within their predictions, despite animals often displaying fine‐scale behavioural variability that might significantly alter their movement, habitat selection and distribution over time. Incorporating fine‐scale temporal dynamics, such as circadian rhythms, within predictive models might reduce the averaging out of such behaviours, thereby enhancing our ability to make predictions in both the short and long term. We tested whether the inclusion of fine‐scale temporal dynamics improved both fine‐scale (hourly) and long‐term (seasonal) spatial predictions for a significant invasive species of northern Australia, the water buffalo\n              Bubalus bubalis\n              . Water buffalo require intensive management actions over vast, remote areas and display distinct circadian rhythms linked to habitat use. To inform management operations we generated hourly and dry season prediction maps by simulating trajectories from static and temporally dynamic step selection functions (SSFs) that were fitted to the GPS data of 13 water buffalo. We found that simulations generated from temporally dynamic models replicated the buffalo crepuscular movement patterns and dynamic habitat selection, resulting in more informative and accurate hourly predictions. Additionally, when the simulations were aggregated into long‐term predictions, the dynamic models were more accurate and better able to</w:instrText>
       </w:r>
       <w:r>
         <w:rPr>
           <w:lang w:val="fr-CH"/>
         </w:rPr>
-        <w:instrText>sonal, and interannual) into an individual-based movement model for black bears (Ursus americanus) in Massachusetts, USA. We used future development projections to model movement into the year 2050. We summarized habitat connectivity over the 32-year simulation period as the number of simulated movement paths crossing each pixel in our study area. Our results predict black bears will further colonize the expanding part of their range in the state and move beyond this range towards the greater Boston metropolitan area. This information is useful to managers for predicting and addressing human–wildlife con</w:instrText>
-      </w:r>
-      <w:r>
-        <w:instrText>ﬂ</w:instrText>
-      </w:r>
-      <w:r>
-        <w:rPr>
-          <w:lang w:val="fr-CH"/>
-        </w:rPr>
-        <w:instrText>ict and in targeting public education campaigns on bear awareness. Including dynamism in connectivity models can produce more realistic models and, when future projections are incorporated, can ensure the identi</w:instrText>
-      </w:r>
-      <w:r>
-        <w:instrText>ﬁ</w:instrText>
-      </w:r>
-      <w:r>
-        <w:rPr>
-          <w:lang w:val="fr-CH"/>
-        </w:rPr>
-        <w:instrText>cation of areas that o</w:instrText>
-      </w:r>
-      <w:r>
-        <w:instrText>ﬀ</w:instrText>
-      </w:r>
-      <w:r>
-        <w:rPr>
-          <w:lang w:val="fr-CH"/>
-        </w:rPr>
-        <w:instrText xml:space="preserve">er long-term functional connectivity for wildlife.","citation-key":"Zeller.2020","container-title":"Land","DOI":"10.3390/land9070233","ISSN":"2073-445X","issue":"7","journalAbbreviation":"Land","language":"en","page":"233","source":"DOI.org (Crossref)","title":"Forecasting Seasonal Habitat Connectivity in a Developing Landscape","volume":"9","author":[{"family":"Zeller","given":"Katherine A."},{"family":"Wattles","given":"David W."},{"family":"Bauder","given":"Javan M."},{"family":"DeStefano","given":"Stephen"}],"issued":{"date-parts":[["2020",7,18]]}}}],"schema":"https://github.com/citation-style-language/schema/raw/master/csl-citation.json"} </w:instrText>
+        <w:instrText xml:space="preserve"> highlight areas of concentrated habitat use that might indicate high‐risk areas for environmental damage. Our findings emphasise the importance of incorporating fine‐scale temporal dynamics in predictive models for species with clear dynamic behavioural patterns. By integrating temporally dynamic processes into animal movement trajectories, we demonstrate an approach that can enhance conservation management strategies and deepen our understanding of ecological and behavioural patterns across multiple timescales.\n            \n            Keywords: circadian, fine‐scale dynamics, harmonics, landscape‐scale distributions, simulated trajectories, temporal dynamics","citation-key":"Forrest.2024","container-title":"Ecography","DOI":"10.1111/ecog.07421","ISSN":"0906-7590, 1600-0587","journalAbbreviation":"Ecography","language":"en","page":"e07421","source":"DOI.org (Crossref)","title":"Predicting fine‐scale distributions and emergent spatiotemporal patterns from temporally dynamic step selection simulations","author":[{"family":"Forrest","given":"Scott W."},{"family":"Pagendam","given":"Dan"},{"family":"Bode","given":"Michael"},{"family":"Drovandi","given":"Christopher"},{"family":"Potts","given":"Jonathan R."},{"family":"Perry","given":"Justin"},{"family":"Vanderduys","given":"Eric"},{"family":"Hoskins","given":"Andrew J."}],"issued":{"date-parts":[["2024",12,12]]}},"prefix":"but see "}],"schema":"https://github.com/citation-style-language/schema/raw/master/csl-citation.json"} </w:instrText>
       </w:r>
       <w:r>
         <w:fldChar w:fldCharType="separate"/>
@@ -990,7 +1288,21 @@
           <w:rFonts w:ascii="Calibri" w:hAnsi="Calibri" w:cs="Calibri"/>
           <w:lang w:val="fr-CH"/>
         </w:rPr>
-        <w:t>(Hofmann et al., 2023; Osipova et al., 2019; Zeller, Wattles, et al., 2020)</w:t>
+        <w:t xml:space="preserve">(e.g., Elliot et al., 2014; </w:t>
+      </w:r>
+      <w:r>
+        <w:rPr>
+          <w:rFonts w:ascii="Calibri" w:hAnsi="Calibri" w:cs="Calibri"/>
+          <w:lang w:val="fr-CH"/>
+        </w:rPr>
+        <w:t xml:space="preserve">Abrahms et al., 2017; </w:t>
+      </w:r>
+      <w:r>
+        <w:rPr>
+          <w:rFonts w:ascii="Calibri" w:hAnsi="Calibri" w:cs="Calibri"/>
+          <w:lang w:val="fr-CH"/>
+        </w:rPr>
+        <w:t>but see Forrest et al., 2024; Mui et al., 2017)</w:t>
       </w:r>
       <w:r>
         <w:fldChar w:fldCharType="end"/>
@@ -999,32 +1311,268 @@
         <w:rPr>
           <w:lang w:val="fr-CH"/>
         </w:rPr>
+        <w:t>.</w:t>
+      </w:r>
+      <w:r>
+        <w:rPr>
+          <w:lang w:val="fr-CH"/>
+        </w:rPr>
+        <w:t xml:space="preserve"> </w:t>
+      </w:r>
+      <w:r>
+        <w:t xml:space="preserve">Overcoming these limitations requires viewing connectivity as a dynamic </w:t>
+      </w:r>
+      <w:r>
+        <w:t xml:space="preserve">process </w:t>
+      </w:r>
+      <w:r>
+        <w:t xml:space="preserve">and modeling it accordingly </w:t>
+      </w:r>
+      <w:r>
+        <w:fldChar w:fldCharType="begin"/>
+      </w:r>
+      <w:r>
+        <w:instrText xml:space="preserve"> ADDIN ZOTERO_ITEM CSL_CITATION {"citationID":"faQCSVsP","properties":{"formattedCitation":"(Zeller, Lewison, et al., 2020; Zeller, Wattles, et al., 2020)","plainCitation":"(Zeller, Lewison, et al., 2020; Zeller, Wattles, et al., 2020)","noteIndex":0},"citationItems":[{"id":791,"uris":["http://zotero.org/users/5449935/items/Q4LPGV76"],"itemData":{"id":791,"type":"article-journal","abstract":"Connectivity and wildlife corridors are often key components to successful conservation and management plans. Connectivity for wildlife is typically modeled in a static environment that reﬂects a single snapshot in time. However, it has been shown that, when compared with dynamic connectivity models, static models can underestimate connectivity and mask important population processes. Therefore, including dynamism in connectivity models is important if the goal is to predict functional connectivity. We incorporated four levels of dynamism (individual, daily, seasonal, and interannual) into an individual-based movement model for black bears (Ursus americanus) in Massachusetts, USA. We used future development projections to model movement into the year 2050. We summarized habitat connectivity over the 32-year simulation period as the number of simulated movement paths crossing each pixel in our study area. Our results predict black bears will further colonize the expanding part of their range in the state and move beyond this range towards the greater Boston metropolitan area. This information is useful to managers for predicting and addressing human–wildlife conﬂict and in targeting public education campaigns on bear awareness. Including dynamism in connectivity models can produce more realistic models and, when future projections are incorporated, can ensure the identiﬁcation of areas that oﬀer long-term functional connectivity for wildlife.","citation-key":"Zeller.2020","container-title":"Land","DOI":"10.3390/land9070233","ISSN":"2073-445X","issue":"7","journalAbbreviation":"Land","language":"en","page":"233","source":"DOI.org (Crossref)","title":"Forecasting Seasonal Habitat Connectivity in a Developing Landscape","volume":"9","author":[{"family":"Zeller","given":"Katherine A."},{"family":"Wattles","given":"David W."},{"family":"Bauder","given":"Javan M."},{"family":"DeStefano","given":"Stephen"}],"issued":{"date-parts":[["2020",7,18]]}}},{"id":263,"uris":["http://zotero.org/users/5449935/items/WX4I5GBN"],"itemData":{"id":263,"type":"article-journal","abstract":"Landscape connectivity is increasingly promoted as a conservation tool to combat the negative effects of habitat loss, fragmentation, and climate change. Given its importance as a key conservation strategy, connectivity science is a rapidly growing discipline. However, most landscape connectivity models consider connectivity for only a single snapshot in time, despite the widespread recognition that landscapes and ecological processes are dynamic. In this paper, we discuss the emergence of dynamic connectivity and the importance of including dynamism in connectivity models and assessments. We outline dynamic processes for both structural and functional connectivity at multiple spatiotemporal scales and provide examples of modeling approaches at each of these scales. We highlight the unique challenges that accompany the adoption of dynamic connectivity for conservation management and planning in the context of traditional conservation prioritization approaches. With the increased availability of time series and species movement data, computational capacity, and an expanding number of empirical examples in the literature, incorporating dynamic processes into connectivity models is more feasible than ever. Here, we articulate how dynamism is an intrinsic component of connectivity and integral to the future of connectivity science.","citation-key":"Zeller.2020a","container-title":"Land","DOI":"10.3390/land9090303","ISSN":"2073-445X","issue":"9","journalAbbreviation":"Land","language":"en","page":"303","source":"DOI.org (Crossref)","title":"Understanding the Importance of Dynamic Landscape Connectivity","volume":"9","author":[{"family":"Zeller","given":"Katherine A."},{"family":"Lewison","given":"Rebecca"},{"family":"Fletcher","given":"Robert"},{"family":"Tulbure","given":"Mirela"},{"family":"Jennings","given":"Megan"}],"issued":{"date-parts":[["2020",8,29]]}}}],"schema":"https://github.com/citation-style-language/schema/raw/master/csl-citation.json"} </w:instrText>
+      </w:r>
+      <w:r>
+        <w:fldChar w:fldCharType="separate"/>
+      </w:r>
+      <w:r>
+        <w:rPr>
+          <w:rFonts w:ascii="Calibri" w:hAnsi="Calibri" w:cs="Calibri"/>
+        </w:rPr>
+        <w:t>(Zeller, Lewison, et al., 2020; Zeller, Wattles, et al., 2020)</w:t>
+      </w:r>
+      <w:r>
+        <w:fldChar w:fldCharType="end"/>
+      </w:r>
+      <w:r>
         <w:t>.</w:t>
       </w:r>
     </w:p>
     <w:p>
-      <w:r>
-        <w:t xml:space="preserve">Seasonality can impact functional connectivity </w:t>
-      </w:r>
-      <w:r>
-        <w:t xml:space="preserve">both </w:t>
-      </w:r>
-      <w:r>
-        <w:t xml:space="preserve">through </w:t>
+      <w:pPr>
+        <w:rPr>
+          <w:lang w:val="fr-CH"/>
+        </w:rPr>
+      </w:pPr>
+      <w:r>
+        <w:t xml:space="preserve">A second </w:t>
+      </w:r>
+      <w:r>
+        <w:t xml:space="preserve">major </w:t>
+      </w:r>
+      <w:r>
+        <w:t xml:space="preserve">challenge in accurately predicting connectivity arises from the use of simplistic models that fail to capture the complexity of animal movement. Traditional approaches to study functional connectivity generally follow a three-step pipeline: (1) compiling presence or movement data for the focal species, alongside spatial covariate layers that influence connectivity, (2) fitting a selection model to estimate species preferences for environmental features and (3) generating a resistance (or permeability) surface based on inferred preferences, which is then </w:t>
+      </w:r>
+      <w:r>
+        <w:t>used as input to</w:t>
+      </w:r>
+      <w:r>
+        <w:t xml:space="preserve"> a connectivity model </w:t>
+      </w:r>
+      <w:r>
+        <w:fldChar w:fldCharType="begin"/>
+      </w:r>
+      <w:r>
+        <w:instrText xml:space="preserve"> ADDIN ZOTERO_ITEM CSL_CITATION {"citationID":"dXCc6eYw","properties":{"formattedCitation":"(Diniz et al., 2019; Zeller et al., 2012)","plainCitation":"(Diniz et al., 2019; Zeller et al., 2012)","noteIndex":0},"citationItems":[{"id":361,"uris":["http://zotero.org/users/5449935/items/IZL3EL3R"],"itemData":{"id":361,"type":"article-journal","citation-key":"Zeller.2012","container-title":"Landscape Ecology","DOI":"https://doi.org/10.1007%2Fs10980-012-9737-0","ISSN":"0921-2973","issue":"6","page":"777–797","title":"Estimating Landscape Resistance to Movement: A Review","volume":"27","author":[{"family":"Zeller","given":"Katherine A."},{"family":"McGarigal","given":"Kevin"},{"family":"Whiteley","given":"Andrew R."}],"issued":{"date-parts":[["2012"]]}}},{"id":302,"uris":["http://zotero.org/users/5449935/items/LVSVFVT4"],"itemData":{"id":302,"type":"article-journal","abstract":"Context Dispersal plays a key role in linking populations, habitat (re)-colonization, and species range expansion. As fragmentation and habitat loss are ubiquitous threats and can disrupt dispersal, landscape connectivity modeling has become a valuable tool in conservation planning.","citation-key":"Diniz.2019","container-title":"Landscape Ecology","DOI":"10.1007/s10980-019-00935-3","ISSN":"0921-2973, 1572-9761","language":"en","page":"41–58","source":"Crossref","title":"Landscape Connectivity Modeling from the Perspective of Animal Dispersal","volume":"35","author":[{"family":"Diniz","given":"Milena F."},{"family":"Cushman","given":"Samuel A."},{"family":"Machado","given":"Ricardo B."},{"family":"De Marco Júnior","given":"Paulo"}],"issued":{"date-parts":[["2019",11,19]]}}}],"schema":"https://github.com/citation-style-language/schema/raw/master/csl-citation.json"} </w:instrText>
+      </w:r>
+      <w:r>
+        <w:fldChar w:fldCharType="separate"/>
+      </w:r>
+      <w:r>
+        <w:rPr>
+          <w:rFonts w:ascii="Calibri" w:hAnsi="Calibri" w:cs="Calibri"/>
+        </w:rPr>
+        <w:t>(Diniz et al., 2019; Zeller et al., 2012)</w:t>
+      </w:r>
+      <w:r>
+        <w:fldChar w:fldCharType="end"/>
+      </w:r>
+      <w:r>
+        <w:t>.</w:t>
+      </w:r>
+      <w:r>
+        <w:t xml:space="preserve"> One downside to such resistance-based approaches is that models are limited to </w:t>
+      </w:r>
+      <w:r>
+        <w:t xml:space="preserve">variables </w:t>
+      </w:r>
+      <w:r>
+        <w:t>that can be represented as spatial layers. This prevents scientists from including biologically relevant, yet non-spatial effects</w:t>
+      </w:r>
+      <w:r>
+        <w:t>, such as, for example, the effect of time of day on movement and habitat preference</w:t>
+      </w:r>
+      <w:r>
+        <w:t>s</w:t>
+      </w:r>
+      <w:r>
+        <w:t>. More recently, a</w:t>
+      </w:r>
+      <w:r>
+        <w:t xml:space="preserve">n increasingly popular </w:t>
+      </w:r>
+      <w:r>
+        <w:t xml:space="preserve">alternative has been to bypass the resistance surface and simulate individual movement directly from the selection model, thus inferring connectivity from emergent movement patterns </w:t>
+      </w:r>
+      <w:r>
+        <w:fldChar w:fldCharType="begin"/>
+      </w:r>
+      <w:r>
+        <w:instrText xml:space="preserve"> ADDIN ZOTERO_ITEM CSL_CITATION {"citationID":"XTBkTOOh","properties":{"formattedCitation":"(Allen et al., 2016; Hauenstein et al., 2019; Hofmann et al., 2023; Kanagaraj et al., 2013; Unnithan Kumar et al., 2022, 2022; Zeller, Wattles, et al., 2020)","plainCitation":"(Allen et al., 2016; Hauenstein et al., 2019; Hofmann et al., 2023; Kanagaraj et al., 2013; Unnithan Kumar et al., 2022, 2022; Zeller, Wattles, et al., 2020)","noteIndex":0},"citationItems":[{"id":334,"uris":["http://zotero.org/users/5449935/items/RQETTD4Q"],"itemData":{"id":334,"type":"article-journal","abstract":"Most rare and endangered large carnivores such as tiger (Panthera tigris) exist in human-dominated landscapes as small, fragmented and isolated populations across their range. Connectivity between the remaining populations in the habitat fragments is essential for their long-term persistence and focus of management initiatives. We describe an individual-based, spatially explicit model of tiger movement behavior based on previously developed habitat models to (i) quantify inter-patch connectivity among major (protected) habitat patches in the Terai Arc Landscape of India and Nepal and (ii) investigate the effect of potential management initiatives, e.g. restoring corridors, on enhancing connectivity among fragmented protected habitats. Connectivity was not solely a function of distance between patches, but an outcome of the interplay between movement behavior and landscape composition, with asymmetric connectivity explained by canalizing or diffusing effects of the landscape, and depending on the landscape context of the starting patch. Patch connectivity was mostly determined by autocorrelation in tiger movement, the daily movement capacity, landscape structure, and the amount of matrix habitat. Several habitat patches were likely to be island-like and already effectively isolated. However, simulating scenarios of corridor restoration showed that most habitat patches in India and between India and Nepal could recover connectivity, which may mitigate negative genetic consequences of small population size and effective isolation on tiger populations in this landscape. Combining habitat models with individualbased models is a powerful and robust approach that could be widely applied to delineate dispersal corridors of large carnivores and quantify patch connectivity even if data are scarce.","citation-key":"Kanagaraj.2013","container-title":"Biological Conservation","DOI":"10.1016/j.biocon.2013.08.030","ISSN":"00063207","journalAbbreviation":"Biological Conservation","language":"en","page":"298-309","source":"DOI.org (Crossref)","title":"Using Individual-Based Movement Models to Assess Inter-Patch Connectivity for Large Carnivores in Fragmented Landscapes","volume":"167","author":[{"family":"Kanagaraj","given":"Rajapandian"},{"family":"Wiegand","given":"Thorsten"},{"family":"Kramer-Schadt","given":"Stephanie"},{"family":"Goyal","given":"Surendra P."}],"issued":{"date-parts":[["2013",11]]}}},{"id":520,"uris":["http://zotero.org/users/5449935/items/SF836LNX"],"itemData":{"id":520,"type":"article-journal","abstract":"Background\n              . Preserving connectivity, or the ability of a landscape to support species movement, is among the most commonly recommended strategies to reduce the negative effects of climate change and human land use development on species. Connectivity analyses have traditionally used a corridor-based approach and rely heavily on least cost path modeling and circuit theory to delineate corridors. Individual-based models are gaining popularity as a potentially more ecologically realistic method of estimating landscape connectivity. However, this remains a relatively unexplored approach. We sought to explore the utility of a simple, individual-based model as a land-use management support tool in identifying and implementing landscape connectivity.\n            \n            \n              Methods\n              . We created an individual-based model of bighorn sheep\n              (Ovis canadensis)\n              that simulates a bighorn sheep traversing a landscape by following simple movement rules. The model was calibrated for bighorn sheep in the Okanagan Valley, British Columbia, Canada, a region containing isolated herds that are vital to conservation of the species in its northern range. Simulations were run to determine baseline connectivity between subpopulations in the study area. We then applied the model to explore two land management scenarios on simulated connectivity: restoring natural fire regimes and identifying appropriate sites for interventions that would increase road permeability for bighorn sheep.\n            \n            \n              Results.\n              This model suggests there are no continuous areas of good habitat between current subpopulations of sheep in the study area; however, a series of stepping-stones or circuitous routes could facilitate movement between subpopulations and into currently unoccupied, yet suitable, bighorn habitat. Restoring natural fire regimes or mimicking fire with prescribed burns and tree removal could considerably increase bighorn connectivity in this area. Moreover, several key road crossing sites that could benefit from wildlife overpasses were identified.\n            \n            \n              Discussion.\n              By linking individual-scale movement rules to landscape-scale outcomes, our individual-based model of bighorn sheep allows for the exploration of how on-the-ground management or conservation scenarios may increase functional connectivity for the species in the study area. More generally, this study highlights the usefulness of individual-based models to identify how a species makes broad use of a landscape for movement. Application of this approach can provide effective quantitative support for decision makers seeking to incorporate wildlife conservation and connectivity into land use planning.","citation-key":"Allen.2016","container-title":"PeerJ","DOI":"10.7717/peerj.2001","ISSN":"2167-8359","language":"en","page":"e2001","source":"DOI.org (Crossref)","title":"An Individual-Based Modelling Approach to Estimate Landscape Connectivity for Bighorn Sheep (Ovis canadensis)","volume":"4","author":[{"family":"Allen","given":"Corrie H."},{"family":"Parrott","given":"Lael"},{"family":"Kyle","given":"Catherine"}],"issued":{"date-parts":[["2016",5,5]]}}},{"id":327,"uris":["http://zotero.org/users/5449935/items/7PNPFD3I"],"itemData":{"id":327,"type":"article-journal","abstract":"Dispersal is crucial for population viability and thus a popular target for conservation measures. However, the ability of individuals to move between habitat patches is notoriously difficult to estimate. One solution is to quantify functional connectivity via realistic individual-based movement models. Such simulation models, however, are difficult to build and even more difficult to parameterize. Here, we use the example of natal little owl (Athene noctua) dispersal to develop a new analysis chain for the calibration of individual-based dispersal models using a hybrid of statistical parameter estimation and Approximate Bayesian Computation (ABC). Specifically, we use locations of 126 radio-tracked juveniles to first estimate habitat utilization by generalized additive models (GAMs) and the biased random bridges (BRB) method. We then include the estimated parameters in a spatially explicit individualbased model (IBM) of little owl dispersal and calibrate further movement parameters using ABC. To derive efficient summary statistics, we use a new dimension reduction method based on random forest (RF) regression. Finally, we use the calibrated IBM to predict the dispersal potential of little owls from local populations in southwestern Germany to suitable habitat patches in northern Switzerland. We show that pre-calibrating habitat preference parameters while inferring movement behavioral parameters via ABC is a computationally efficient solution to obtain a plausible IBM parameterization. We also find that dimension reduction via RF regression outperforms the widely used least squares regression, which we applied as a benchmark approach. Estimated movement parameters for the individuals reveal plausible inter-individual and inter-sexual differences in movement behavior during natal dispersal. In agreement with a sex-biased dispersal distance in little owls, females show longer individual flights and higher directional persistence. Simulations from the fitted model indicate that a (re)colonization of northern Switzerland is generally possible, albeit restricted. We conclude that the presented analysis chain is a sensible work-flow to assess dispersal connectivity across species and ecosystems. It embraces species- and individual-specific behavioral responses to the landscape and allows likelihood-based calibration, despite an irregular sampling design. Our study highlights existing, yet narrow dispersal corridors, which may require enhancements to facilitate a recolonization of little owl habitat patches in northern Switzerland.","citation-key":"Hauenstein.2019","container-title":"Ecological Applications","DOI":"10.1002/eap.1873","ISSN":"1051-0761, 1939-5582","issue":"4","journalAbbreviation":"Ecol Appl","language":"en","page":"e01873","source":"DOI.org (Crossref)","title":"Calibrating an Individual‐Based Movement Model to Predict Functional Connectivity for Little Owls","volume":"29","author":[{"family":"Hauenstein","given":"Severin"},{"family":"Fattebert","given":"Julien"},{"family":"Grüebler","given":"Martin U."},{"family":"Naef‐Daenzer","given":"Beat"},{"family":"Pe'er","given":"Guy"},{"family":"Hartig","given":"Florian"}],"issued":{"date-parts":[["2019",6]]}}},{"id":791,"uris":["http://zotero.org/users/5449935/items/Q4LPGV76"],"itemData":{"id":791,"type":"article-journal","abstract":"Connectivity and wildlife corridors are often key components to successful conservation and management plans. Connectivity for wildlife is typically modeled in a static environment that reﬂects a single snapshot in time. However, it has been shown that, when compared with dynamic connectivity models, static models can underestimate connectivity and mask important population processes. Therefore, including dynamism in connectivity models is important if the goal is to predict functional connectivity. We incorporated four levels of dynamism (individual, daily, seasonal, and interannual) into an individual-based movement model for black bears (Ursus americanus) in Massachusetts, USA. We used future development projections to model movement into the year 2050. We summarized habitat connectivity over the 32-year simulation period as the number of simulated movement paths crossing each pixel in our study area. Our results predict black bears will further colonize the expanding part of their range in the state and move beyond this range towards the greater Boston metropolitan area. This information is useful to managers for predicting and addressing human–wildlife conﬂict and in targeting public education campaigns on bear awareness. Including dynamism in connectivity models can produce more realistic models and, when future projections are incorporated, can ensure the identiﬁcation of areas that oﬀer long-term functional connectivity for wildlife.","citation-key":"Zeller.2020","container-title":"Land","DOI":"10.3390/land9070233","ISSN":"2073-445X","issue":"7","journalAbbreviation":"Land","language":"en","page":"233","source":"DOI.org (Crossref)","title":"Forecasting Seasonal Habitat Connectivity in a Developing Landscape","volume":"9","author":[{"family":"Zeller","given":"Katherine A."},{"family":"Wattles","given":"David W."},{"family":"Bauder","given":"Javan M."},{"family":"DeStefano","given":"Stephen"}],"issued":{"date-parts":[["2020",7,18]]}}},{"id":680,"uris":["http://zotero.org/users/5449935/items/5QKTHZCB"],"itemData":{"id":680,"type":"article-journal","abstract":"Understanding organism movement is at the heart of many ecological disciplines. The study of landscape connectivity—the extent to which a landscape facilitates organism movement—has grown to become a central focus of spatial ecology and conservation science. Several computational algorithms have been developed to model connectivity; however, the major models in use today are limited by their lack of ﬂexibility and simplistic assumptions of movement behaviour. In this paper, we introduce a new spatially-explicit, individual- and process-based model called Pathwalker, which simulates organism movement and connectivity through heterogeneous landscapes as a function of landscape resistance, the energetic cost of movement, mortality risk, autocorrelation, and directional bias towards a destination, all at multiple spatial scales. We describe the model’s structure and parameters and present statistical evaluations to demonstrate the inﬂuence of these parameters on the resulting movement patterns. Written in Python 3, Pathwalker works for any version of Python 3 and is freely available to download online. Pathwalker models movement and connectivity with greater ﬂexibility compared with the dominant connectivity algorithms currently available in conservation science, thereby, enabling more detailed predictions for conservation practice and management. Moreover, Pathwalker provides a highly capable simulation framework for exploring theoretical and methodological questions that cannot be addressed with empirical data alone.","citation-key":"UnnithanKumar.2022","container-title":"ISPRS International Journal of Geo-Information","DOI":"10.3390/ijgi11060329","ISSN":"2220-9964","issue":"6","journalAbbreviation":"IJGI","language":"en","page":"329","source":"DOI.org (Crossref)","title":"Pathwalker: A New Individual-Based Movement Model for Conservation Science and Connectivity Modelling","title-short":"Pathwalker","volume":"11","author":[{"family":"Unnithan Kumar","given":"Siddharth"},{"family":"Kaszta","given":"Żaneta"},{"family":"Cushman","given":"Samuel A."}],"issued":{"date-parts":[["2022",5,30]]}}},{"id":680,"uris":["http://zotero.org/users/5449935/items/5QKTHZCB"],"itemData":{"id":680,"type":"article-journal","abstract":"Understanding organism movement is at the heart of many ecological disciplines. The study of landscape connectivity—the extent to which a landscape facilitates organism movement—has grown to become a central focus of spatial ecology and conservation science. Several computational algorithms have been developed to model connectivity; however, the major models in use today are limited by their lack of ﬂexibility and simplistic assumptions of movement behaviour. In this paper, we introduce a new spatially-explicit, individual- and process-based model called Pathwalker, which simulates organism movement and connectivity through heterogeneous landscapes as a function of landscape resistance, the energetic cost of movement, mortality risk, autocorrelation, and directional bias towards a destination, all at multiple spatial scales. We describe the model’s structure and parameters and present statistical evaluations to demonstrate the inﬂuence of these parameters on the resulting movement patterns. Written in Python 3, Pathwalker works for any version of Python 3 and is freely available to download online. Pathwalker models movement and connectivity with greater ﬂexibility compared with the dominant connectivity algorithms currently available in conservation science, thereby, enabling more detailed predictions for conservation practice and management. Moreover, Pathwalker provides a highly capable simulation framework for exploring theoretical and methodological questions that cannot be addressed with empirical data alone.","citation-key":"UnnithanKumar.2022","container-title":"ISPRS International Journal of Geo-Information","DOI":"10.3390/ijgi11060329","ISSN":"2220-9964","issue":"6","journalAbbreviation":"IJGI","language":"en","page":"329","source":"DOI.org (Crossref)","title":"Pathwalker: A New Individual-Based Movement Model for Conservation Science and Connect</w:instrText>
+      </w:r>
+      <w:r>
+        <w:rPr>
+          <w:lang w:val="de-CH"/>
+        </w:rPr>
+        <w:instrText xml:space="preserve">ivity Modelling","title-short":"Pathwalker","volume":"11","author":[{"family":"Unnithan Kumar","given":"Siddharth"},{"family":"Kaszta","given":"Żaneta"},{"family":"Cushman","given":"Samuel A."}],"issued":{"date-parts":[["2022",5,30]]}}},{"id":726,"uris":["http://zotero.org/users/5449935/items/NJ3CYYBT"],"itemData":{"id":726,"type":"article-journal","abstract":"Dispersal of individuals contributes to long-term population persistence, yet requires a sufficient degree of landscape connectivity. To date, connectivity has mainly been investigated using least-cost analysis and circuit theory, two methods that make assumptions that are hardly applicable to dispersal. While these assumptions can be relaxed by explicitly simulating dispersal trajectories across the landscape, a unified approach for such simulations is lacking.","citation-key":"Hofmann.2023a","container-title":"Landscape Ecology","DOI":"10.1007/s10980-023-01602-4","ISSN":"1572-9761","issue":"4","journalAbbreviation":"Landscape Ecology","page":"981-998","title":"A Three-Step Approach for Assessing Landscape Connectivity Via Simulated Dispersal: African Wild Dog Case Study","volume":"38","author":[{"family":"Hofmann","given":"David D."},{"family":"Cozzi","given":"Gabriele"},{"family":"McNutt","given":"John Weldon"},{"family":"Ozgul","given":"Arpat"},{"family":"Behr","given":"Dominik M."}],"issued":{"date-parts":[["2023",4,1]]}}}],"schema":"https://github.com/citation-style-language/schema/raw/master/csl-citation.json"} </w:instrText>
+      </w:r>
+      <w:r>
+        <w:fldChar w:fldCharType="separate"/>
+      </w:r>
+      <w:r>
+        <w:rPr>
+          <w:rFonts w:ascii="Calibri" w:hAnsi="Calibri" w:cs="Calibri"/>
+          <w:lang w:val="de-CH"/>
+        </w:rPr>
+        <w:t>(Allen et al., 2016; Hauenstein et al., 2019; Hofmann et al., 2023; Kanagaraj et al., 2013; Unnithan Kumar et al., 2022, 2022; Zeller, Wattles, et al., 2020)</w:t>
+      </w:r>
+      <w:r>
+        <w:fldChar w:fldCharType="end"/>
+      </w:r>
+      <w:r>
+        <w:rPr>
+          <w:lang w:val="de-CH"/>
+        </w:rPr>
+        <w:t xml:space="preserve">. </w:t>
+      </w:r>
+      <w:r>
+        <w:t xml:space="preserve">This </w:t>
+      </w:r>
+      <w:r>
+        <w:t xml:space="preserve">paradigm </w:t>
+      </w:r>
+      <w:r>
+        <w:t>shift has been accelerated by the rise of integrated step-selection functions (</w:t>
       </w:r>
       <w:proofErr w:type="spellStart"/>
       <w:r>
-        <w:t>spatio</w:t>
+        <w:t>iSSFs</w:t>
       </w:r>
       <w:proofErr w:type="spellEnd"/>
       <w:r>
-        <w:t xml:space="preserve">-temporal variation in the landscape itself, or through temporal variation in species’ preferences towards prevailing conditions </w:t>
+        <w:t>), which allow jointly modeling an animal</w:t>
+      </w:r>
+      <w:r>
+        <w:t>’</w:t>
+      </w:r>
+      <w:r>
+        <w:t xml:space="preserve">s movement kernel and </w:t>
+      </w:r>
+      <w:r>
+        <w:t xml:space="preserve">habitat </w:t>
+      </w:r>
+      <w:r>
+        <w:t xml:space="preserve">selection </w:t>
       </w:r>
       <w:r>
         <w:fldChar w:fldCharType="begin"/>
       </w:r>
       <w:r>
-        <w:instrText xml:space="preserve"> ADDIN ZOTERO_ITEM CSL_CITATION {"citationID":"NprJb8TZ","properties":{"formattedCitation":"(Forrest et al., 2024; Mui et al., 2017; Simpkins &amp; Perry, 2017; Zeller, Wattles, et al., 2020)","plainCitation":"(Forrest et al., 2024; Mui et al., 2017; Simpkins &amp; Perry, 2017; Zeller, Wattles, et al., 2020)","noteIndex":0},"citationItems":[{"id":517,"uris":["http://zotero.org/users/5449935/items/4CDPCFX8"],"itemData":{"id":517,"type":"article-journal","abstract":"Context Landscapes and animal behavior can exhibit temporal variability and connectivity estimates should consider this phenomenon. In many species, timing of activities such as nesting, mate searching, and hibernation occurs during distinct periods in which movement events may differ, along with physical characteristics of the surrounding landscape. Objectives We estimate movement, landscape conductance, and patch importance for a turtle species across two seasonal activity periods (spring, late summer) in a fragmented agricultural region. Three connectivity approaches are compared to identify their advantages and disadvantages.","citation-key":"Mui.2017","container-title":"Landscape Ecology","DOI":"10.1007/s10980-016-0456-9","ISSN":"0921-2973, 1572-9761","issue":"3","journalAbbreviation":"Landscape Ecol","language":"en","page":"531-546","source":"DOI.org (Crossref)","title":"Using Multiple Metrics to Estimate Seasonal Landscape Connectivity for Blanding’s Turtles (Emydoidea blandingii) in a Fragmented Landscape","volume":"32","author":[{"family":"Mui","given":"Amy B."},{"family":"Caverhill","given":"Brennan"},{"family":"Johnson","given":"Bob"},{"family":"Fortin","given":"Marie-Josée"},{"family":"He","given":"Yuhong"}],"issued":{"date-parts":[["2017",3]]}}},{"id":828,"uris":["http://zotero.org/users/5449935/items/Z3ZTLR3N"],"itemData":{"id":828,"type":"article-journal","abstract":"Landscape connectivity estimates are widely used to inform species conservation management. However, although many landscapes and species behaviours change over time, such as between seasons, the vast majority of studies view connectivity as static. Calls have therefore been made to use multiple connectivity estimates to adequately capture periodic (e.g., seasonal) temporal changes. These periodic temporal changes are also inﬂuenced by stochastic perturbations, such as extreme weather events, and this variability is likely to increase due to ongoing climate change. We aimed to investigate: 1) how variability interacts with periodic landscape changes to alter connectivity estimates, and 2) how these alterations change over longer time-periods. To achieve this we used a virtual ecology approach in which we simulated 100 landscapes. Each simulation ran for 20 seasons with the landscape experiencing regular seasonal changes. Each simulation was then rerun ﬁve times with increasing levels of variability super-imposed on the seasonal dynamics. Connectivity for each landscape and every season was calculated using least-cost paths modelling, and the diﬀerences between connectivity estimates calculated. We found that the variation in connectivity estimates between seasons increased with temporal variability. Diﬀerences in connectivity accumulated over time, meaning that as the variability increased connectivity estimates changed more quickly and by larger amounts. Our study demonstrates that increasing temporal variability will become a challenge for the successful use of static connectivity estimates.","citation-key":"Simpkins.2017a","container-title":"Ecological Indicators","DOI":"10.1016/j.ecolind.2017.08.008","ISSN":"1470160X","journalAbbreviation":"Ecological Indicators","language":"en","page":"243-248","source":"DOI.org (Crossref)","title":"Understanding the Impacts of Temporal Variability on Estimates of Landscape Connectivity","volume":"83","author":[{"family":"Simpkins","given":"Craig E."},{"family":"Perry","given":"George L.W."}],"issued":{"date-parts":[["2017",12]]}}},{"id":791,"uris":["http://zotero.org/users/5449935/items/Q4LPGV76"],"itemData":{"id":791,"type":"article-journal","abstract":"Connectivity and wildlife corridors are often key components to successful conservation and management plans. Connectivity for wildlife is typically modeled in a static environment that reﬂects a single snapshot in time. However, it has been shown that, when compared with dynamic connectivity models, static models can underestimate connectivity and mask important population processes. Therefore, including dynamism in connectivity models is important if the goal is to predict functional connectivity. We incorporated four levels of dynamism (individual, daily, seasonal, and interannual) into an individual-based movement model for black bears (Ursus americanus) in Massachusetts, USA. We used future development projections to model movement into the year 2050. We summarized habitat connectivity over the 32-year simulation period as the number of simulated movement paths crossing each pixel in our study area. Our results predict black bears will further colonize the expanding part of their range in the state and move beyond this range towards the greater Boston metropolitan area. This information is useful to managers for predicting and addressing human–wildlife conﬂict and in targeting public education campaigns on bear awareness. Including dynamism in connectivity models can produce more realistic models and, when future projections are incorporated, can ensure the identiﬁcation of areas that oﬀer long-term functional connectivity for wildlife.","citation-key":"Zeller.2020","container-title":"Land","DOI":"10.3390/land9070233","ISSN":"2073-445X","issue":"7","journalAbbreviation":"Land","language":"en","page":"233","source":"DOI.org (Crossref)","title":"Forecasting Seasonal Habitat Connectivity in a Developing Landscape","volume":"9","author":[{"family":"Zeller","given":"Katherine A."},{"family":"Wattles","given":"David W."},{"family":"Bauder","given":"Javan M."},{"family":"DeStefano","given":"Stephen"}],"issued":{"date-parts":[["2020",7,18]]}}},{"id":5442,"uris":["http://zotero.org/users/5449935/items/IMMECHZX"],"itemData":{"id":5442,"type":"article-journal","abstract":"Understanding and predicting animal movement is fundamental to ecology and conservation management. Models that estimate and then predict animal movement and habitat selection parameters underpin diverse conservation applications, from mitigating invasive species spread to enhancing landscape connectivity. However, many predictive models overlook fine‐scale temporal dynamics within their predictions, despite animals often displaying fine‐scale behavioural variability that might significantly alter their movement, habitat selection and distribution over time. Incorporating fine‐scale temporal dynamics, such as circadian rhythms, within predictive models might reduce the averaging out of such behaviours, thereby enhancing our ability to make predictions in both the short and long term. We tested whether the inclusion of fine‐scale temporal dynamics improved both fine‐scale (hourly) and long‐term (seasonal) spatial predictions for a significant invasive species of northern Australia, the water buffalo\n              Bubalus bubalis\n              . Water buffalo require intensive management actions over vast, remote areas and display distinct circadian rhythms linked to habitat use. To inform management operations we generated hourly and dry season prediction maps by simulating trajectories from static and temporally dynamic step selection functions (SSFs) that were fitted to the GPS data of 13 water buffalo. We found that simulations generated from temporally dynamic models replicated the buffalo crepuscular movement patterns and dynamic habitat selection, resulting in more informative and accurate hourly predictions. Additionally, when the simulations were aggregated into long‐term predictions, the dynamic models were more accurat</w:instrText>
+        <w:instrText xml:space="preserve"> ADDIN ZOTERO_ITEM CSL_CITATION {"citationID":"Drj50zaY","properties":{"formattedCitation":"(Avgar et al., 2016; Fieberg et al., 2021)","plainCitation":"(Avgar et al., 2016; Fieberg et al., 2021)","noteIndex":0},"citationItems":[{"id":474,"uris":["http://zotero.org/users/5449935/items/9GFQBAUH"],"itemData":{"id":474,"type":"article-journal","citation-key":"Avgar.2016","container-title":"Methods in Ecology and Evolution","DOI":"10.1111/2041-210X.12528","ISSN":"2041210X","issue":"5","language":"en","page":"619-630","source":"Crossref","title":"Integrated Step Selection Analysis: Bridging the Gap Between Resource Selection and Animal Movement","title-short":"Integrated Step Selection Analysis","volume":"7","author":[{"family":"Avgar","given":"Tal"},{"family":"Potts","given":"Jonathan R."},{"family":"Lewis","given":"Mark A."},{"family":"Boyce","given":"Mark S."}],"issued":{"date-parts":[["2016",5]]}}},{"id":741,"uris":["http://zotero.org/users/5449935/items/WVIG4CZU"],"itemData":{"id":741,"type":"article-journal","abstract":"Habitat-selection analyses allow researchers to link animals to their environment via habitat-selection or step-selection functions, and are commonly used to address questions related to wildlife management and conservation efforts. Habitat-selection analyses that incorporate movement characteristics, referred to as integrated step-selection analyses, are particularly appealing because they allow modelling of both movement and habitat-selection processes. Despite their popularity, many users struggle with interpreting parameters in habitat-selection and step-selection functions. Integrated step-selection analyses also require several additional steps to translate model parameters into a full-fledged movement model, and the mathematics supporting this approach can be challenging for many to understand. Using simple examples, we demonstrate how weighted distribution theory and the inhomogeneous Poisson point process can facilitate parameter interpretation in habitat-selection analyses. Furthermore, we provide a ‘how to’ guide illustrating the steps required to implement integrated step-selection analyses using the amt package By providing clear examples with open-source code, we hope to make habitat-selection analyses more understandable and accessible to end users.","citation-key":"Fieberg.2021","container-title":"Journal of Animal Ecology","DOI":"10.1111/1365-2656.13441","ISSN":"1365-2656","issue":"5","language":"en","note":"_eprint: https://besjournals.onlinelibrary.wiley.com/doi/pdf/10.1111/1365-2656.13441","page":"1027-1043","source":"Wiley Online Library","title":"A ‘How to’ Guide for Interpreting Parameters in Habitat-Selection Analyses","volume":"90","author":[{"family":"Fieberg","given":"John"},{"family":"Signer","given":"Johannes"},{"family":"Smith","given":"Brian"},{"family":"Avgar","given":"Tal"}],"issued":{"date-parts":[["2021"]]}}}],"schema":"https://github.com/citation-style-language/schema/raw/master/csl-citation.json"} </w:instrText>
+      </w:r>
+      <w:r>
+        <w:fldChar w:fldCharType="separate"/>
+      </w:r>
+      <w:r>
+        <w:rPr>
+          <w:rFonts w:ascii="Calibri" w:hAnsi="Calibri" w:cs="Calibri"/>
+        </w:rPr>
+        <w:t>(Avgar et al., 2016; Fieberg et al., 2021)</w:t>
+      </w:r>
+      <w:r>
+        <w:fldChar w:fldCharType="end"/>
+      </w:r>
+      <w:r>
+        <w:t xml:space="preserve"> and </w:t>
+      </w:r>
+      <w:r>
+        <w:t xml:space="preserve">permit </w:t>
+      </w:r>
+      <w:r>
+        <w:t xml:space="preserve">simulating movement directly from a fitted model </w:t>
+      </w:r>
+      <w:r>
+        <w:fldChar w:fldCharType="begin"/>
+      </w:r>
+      <w:r>
+        <w:instrText xml:space="preserve"> ADDIN ZOTERO_ITEM CSL_CITATION {"citationID":"JPvdnOhL","properties":{"formattedCitation":"(Avgar et al., 2016; Signer et al., 2017)","plainCitation":"(Avgar et al., 2016; Signer et al., 2017)","noteIndex":0},"citationItems":[{"id":474,"uris":["http://zotero.org/users/5449935/items/9GFQBAUH"],"itemData":{"id":474,"type":"article-journal","citation-key":"Avgar.2016","container-title":"Methods in Ecology and Evolution","DOI":"10.1111/2041-210X.12528","ISSN":"2041210X","issue":"5","language":"en","page":"619-630","source":"Crossref","title":"Integrated Step Selection Analysis: Bridging the Gap Between Resource Selection and Animal Movement","title-short":"Integrated Step Selection Analysis","volume":"7","author":[{"family":"Avgar","given":"Tal"},{"family":"Potts","given":"Jonathan R."},{"family":"Lewis","given":"Mark A."},{"family":"Boyce","given":"Mark S."}],"issued":{"date-parts":[["2016",5]]}}},{"id":631,"uris":["http://zotero.org/users/5449935/items/G28VI8IZ"],"itemData":{"id":631,"type":"article-journal","abstract":"Habitat-selection analyses are often used to link environmental covariates, measured within some spatial domain of assumed availability, to animal location data that are assumed to be independent. Step-selection functions (SSFs) relax this independence assumption, by using a conditional model that explicitly acknowledges the spatiotemporal dynamics of the availability domain and hence the temporal dependence among successive locations. However, it is not clear how to produce an SSF-based map of the expected utilization distribution. Here, we used SSFs to analyze virtual animal movement data generated at a ﬁne spatiotemporal scale and then rareﬁed to emulate realistic telemetry data. We then compared two different approaches for generating maps from the estimated regression coefﬁcients. First, we considered a na€ıve approach that used the coefﬁcients as if they were obtained by ﬁtting an unconditional model. Second, we explored a simulation-based approach, where maps were generated using stochastic simulations of the parameterized step-selection process. We found that the simulation-based approach always outperformed the na€ıve mapping approach and that the latter overestimated home-range size and underestimated local space-use variability. Differences between the approaches were greatest for complex landscapes and high sampling rates, suggesting that the simulation-based approach, despite its added complexity, is likely to offer signiﬁcant advantages when applying SSFs to real data.","citation-key":"Signer.2017","container-title":"Ecosphere","DOI":"10.1002/ecs2.1771","ISSN":"21508925","issue":"4","language":"en","page":"e01771","source":"Crossref","title":"Estimating Utilization Distributions from Fitted Step-Selection Functions","volume":"8","author":[{"family":"Signer","given":"Johannes"},{"family":"Fieberg","given":"John"},{"family":"Avgar","given":"Tal"}],"issued":{"date-parts":[["2017",4]]}}}],"schema":"https://github.com/citation-style-language/schema/raw/master/csl-citation.json"} </w:instrText>
+      </w:r>
+      <w:r>
+        <w:fldChar w:fldCharType="separate"/>
+      </w:r>
+      <w:r>
+        <w:rPr>
+          <w:rFonts w:ascii="Calibri" w:hAnsi="Calibri" w:cs="Calibri"/>
+        </w:rPr>
+        <w:t xml:space="preserve">(Avgar et al., </w:t>
+      </w:r>
+      <w:r>
+        <w:rPr>
+          <w:rFonts w:ascii="Calibri" w:hAnsi="Calibri" w:cs="Calibri"/>
+        </w:rPr>
+        <w:lastRenderedPageBreak/>
+        <w:t>2016; Signer et al., 2017)</w:t>
+      </w:r>
+      <w:r>
+        <w:fldChar w:fldCharType="end"/>
+      </w:r>
+      <w:r>
+        <w:t xml:space="preserve">. Unlike resistance-based approaches, </w:t>
+      </w:r>
+      <w:proofErr w:type="spellStart"/>
+      <w:r>
+        <w:t>iSSF</w:t>
+      </w:r>
+      <w:proofErr w:type="spellEnd"/>
+      <w:r>
+        <w:t xml:space="preserve">-based simulations are not limited to </w:t>
+      </w:r>
+      <w:r>
+        <w:t xml:space="preserve">variables </w:t>
+      </w:r>
+      <w:r>
+        <w:t xml:space="preserve">that can be represented </w:t>
+      </w:r>
+      <w:r>
+        <w:t xml:space="preserve">as </w:t>
+      </w:r>
+      <w:r>
+        <w:t xml:space="preserve">raster </w:t>
+      </w:r>
+      <w:r>
+        <w:t xml:space="preserve">layers, rather </w:t>
+      </w:r>
+      <w:proofErr w:type="spellStart"/>
+      <w:r>
+        <w:t>iSSFs</w:t>
+      </w:r>
+      <w:proofErr w:type="spellEnd"/>
+      <w:r>
+        <w:t xml:space="preserve"> </w:t>
+      </w:r>
+      <w:r>
+        <w:t>offer greater realism by capturing non-spatial, dynamic factors—such as directional persistence, circadian rhythms, and interactions between movement behavior and environmental variables</w:t>
+      </w:r>
+      <w:r>
+        <w:t xml:space="preserve"> </w:t>
+      </w:r>
+      <w:r>
+        <w:fldChar w:fldCharType="begin"/>
+      </w:r>
+      <w:r>
+        <w:instrText xml:space="preserve"> ADDIN ZOTERO_ITEM CSL_CITATION {"citationID":"inoXfSGj","properties":{"formattedCitation":"(Forrest et al., 2024; Hofmann et al., 2023; Potts &amp; B\\uc0\\u246{}rger, 2023; Signer et al., 2024)","plainCitation":"(Forrest et al., 2024; Hofmann et al., 2023; Potts &amp; Börger, 2023; Signer et al., 2024)","noteIndex":0},"citationItems":[{"id":726,"uris":["http://zotero.org/users/5449935/items/NJ3CYYBT"],"itemData":{"id":726,"type":"article-journal","abstract":"Dispersal of individuals contributes to long-term population persistence, yet requires a sufficient degree of landscape connectivity. To date, connectivity has mainly been investigated using least-cost analysis and circuit theory, two methods that make assumptions that are hardly applicable to dispersal. While these assumptions can be relaxed by explicitly simulating dispersal trajectories across the landscape, a unified approach for such simulations is lacking.","citation-key":"Hofmann.2023a","container-title":"Landscape Ecology","DOI":"10.1007/s10980-023-01602-4","ISSN":"1572-9761","issue":"4","journalAbbreviation":"Landscape Ecology","page":"981-998","title":"A Three-Step Approach for Assessing Landscape Connectivity Via Simulated Dispersal: African Wild Dog Case Study","volume":"38","author":[{"family":"Hofmann","given":"David D."},{"family":"Cozzi","given":"Gabriele"},{"family":"McNutt","given":"John Weldon"},{"family":"Ozgul","given":"Arpat"},{"family":"Behr","given":"Dominik M."}],"issued":{"date-parts":[["2023",4,1]]}}},{"id":898,"uris":["http://zotero.org/users/5449935/items/AAA7CER2"],"itemData":{"id":898,"type":"article-journal","abstract":"Uncovering the mechanisms behind animal space use patterns is of vital importance for predictive ecology, thus conservation and management of ecosystems. Movement is a core driver of those patterns so understanding how movement mechanisms give rise to space use patterns has become an increasingly active area of research. This study focuses on a particular strand of research in this area, based around step selection analysis (SSA). SSA is a popular way of inferring drivers of movement decisions, but, perhaps less well appreciated, it also parametrises a model of animal movement. Of key interest is that this model can be propagated forwards in time to predict the space use patterns over broader spatial and temporal scales than those that pertain to the proximate movement decisions of animals. Here, we provide a guide for understanding and using the various existing techniques for scaling up step selection models to predict broad-scale space use patterns. We give practical guidance on when to use which technique, as well as specific examples together with code in R and Python. By pulling together various disparate techniques into one place, and providing code and instructions in simple examples, we hope to highlight the importance of these techniques and make them accessible to a wider range of ecologists, ultimately helping expand the usefulness of SSA.","citation-key":"Potts.2023","container-title":"Journal of Animal Ecology","DOI":"10.1111/1365-2656.13832","ISSN":"1365-2656","issue":"1","language":"en","note":"_eprint: https://onlinelibrary.wiley.com/doi/pdf/10.1111/1365-2656.13832","page":"16-29","source":"Wiley Online Library","title":"How to Scale up from Animal Movement Decisions to Spatiotemporal Patterns: An Approach Via Step Selection","title-short":"How to Scale up from Animal Movement Decisions to Spatiotemporal Patterns","volume":"92","author":[{"family":"Potts","given":"Jonathan R."},{"family":"Börger","given":"Luca"}],"issued":{"date-parts":[["2023"]]}}},{"id":179,"uris":["http://zotero.org/users/5449935/items/MJFLWZYE"],"itemData":{"id":179,"type":"article-journal","abstract":"Abstract\n            \n              \n                \n                  A standing challenge in the study of animal movement ecology is the capacity to predict where and when an individual animal might occur on the landscape, the so‐called, utilisation distribution (UD). Under certain assumptions, the steady‐state UD can be predicted from a fitted exponential habitat selection function. However, these assumptions are rarely met. Furthermore, there are many applications that require the estimation of transient dynamics rather than steady‐state UDs (e.g. when modelling migration or dispersal). Thus, there is a clear need for computational tools capable of predicting UDs based on observed animal movement data.\n                \n                \n                  Integrated Step‐Selection Analyses (iSSAs), which integrates movement of the animal into habitat selection analyses, are widely used to study habitat selection and movement of wild animals, and result in a fully parametrised individual‐based model of animal movement, which we refer to as an integrated Step Selection Function (iSSF). An iSSF can be used to generate stochastic animal paths based on random draws from a series of Markovian redistribution kernels, each consisting of a selection‐free, but possibly habitat‐influenced, movement kernel and a movement‐free selection function. The UD can be approximated by a sufficiently large set of such stochastic paths.\n                \n                \n                  \n                    Here, we present a set of functions in R to facilitate the simulation of animal space use from fitted iSSFs. Our goal is to provide a general purpose simulator that is easy to use and is part of an existing workflow for iSSAs (within the\n                    amt\n                    R package).\n                  \n                \n                \n                  \n                    We demonstrate through a series of applications how the simulator can be used to address a variety of questions in applied movement ecology. By providing functions in\n                    amt\n                    and coded examples, we hope to encourage ecologists using iSSFs to explore their predictions and model goodness‐of‐fit using simulations, and to further explore mechanistic approaches to modelling landscape connectivity.","citation-key":"Signer.2024","container-title":"Methods in Ecology and Evolution","DOI":"10.1111/2041-210X.14263","ISSN":"2041-210X, 2041-210X","issue":"1","journalAbbreviation":"Methods Ecol Evol","language":"en","page":"43-50","source":"DOI.org (Crossref)","title":"Simulating Animal Space Use from Fitted Integrated Step-Selection Functions","title-short":"Simulating Animal Space Use from Fitted Integrated &lt;span Style=\"font-Variant","volume":"15","author":[{"family":"Signer","given":"Johannes"},{"family":"Fieberg","given":"John"},{"family":"Reineking","given":"Björn"},{"family":"Schlägel","given":"Ulrike E."},{"family":"Smith","given":"Brian J."},{"family":"Balkenhol","given":"Niko"},{"family":"Avgar","given":"Tal"}],"issued":{"date-parts":[["2024",1]]}}},{"id":5442,"uris":["http://zotero.org/users/5449935/items/IMMECHZX"],"itemData":{"id":5442,"type":"article-journal","abstract":"Understanding and predicting animal movement is fundamental to ecology and conservation management. Models that estimate and then predict animal movement and habitat selection parameters underpin diverse conservation applications, from mitigating invasive species spread to enhancing landscape connectivity. However, many predictive models overlook fine‐scale temporal dynamics within their predictions, despite animals often displaying fine‐scale behavioural variability that might significantly alter their movement, habitat selection and distribution over time. Incorporating fine‐scale temporal dynamics, such as circadian rhythms, within predictive models might reduce the averaging out of such behaviours, thereby enhancing our ability to make predictions in both the short and long term. We tested whether the inclusion of fine‐scale temporal dynamics improved both fine‐scale (hourly) and long‐term (seasonal) spatial predictions for a significant invasive species of northern Australia, the water buffalo\n              Bubalus bubalis\n              . Water buffalo require intensive management actions over vast, remote areas and display distinct circadian rhythms linked to habitat use. To inform management operations we generated hourly and dry season prediction maps by simulating trajectories from static and temporally dynamic step selection functions (SSFs) that were fitted to the GPS data of 13 water buffalo. We found that simulations generated from temporally dynamic models replicated the buffalo crepuscular movement patterns and dynamic habitat selection, resulting in more informative and accurate hourly predictions. Additionally, when the simulations were aggregated into long‐term predictions, the dynamic models were more accurat</w:instrText>
       </w:r>
       <w:r>
         <w:rPr>
@@ -1040,7 +1588,7 @@
           <w:rFonts w:ascii="Calibri" w:hAnsi="Calibri" w:cs="Calibri"/>
           <w:lang w:val="fr-CH"/>
         </w:rPr>
-        <w:t>(Forrest et al., 2024; Mui et al., 2017; Simpkins &amp; Perry, 2017; Zeller, Wattles, et al., 2020)</w:t>
+        <w:t>(Forrest et al., 2024; Hofmann et al., 2023; Potts &amp; Börger, 2023; Signer et al., 2024)</w:t>
       </w:r>
       <w:r>
         <w:fldChar w:fldCharType="end"/>
@@ -1049,147 +1597,343 @@
         <w:rPr>
           <w:lang w:val="fr-CH"/>
         </w:rPr>
+        <w:t>.</w:t>
+      </w:r>
+    </w:p>
+    <w:p>
+      <w:r>
+        <w:t xml:space="preserve">Accounting for seasonality in connectivity analyses is non-trivial, as </w:t>
+      </w:r>
+      <w:r>
+        <w:t>it</w:t>
+      </w:r>
+      <w:r>
+        <w:t xml:space="preserve"> can enter </w:t>
+      </w:r>
+      <w:r>
+        <w:t xml:space="preserve">the modeling pipeline </w:t>
+      </w:r>
+      <w:r>
+        <w:t>at three distinct stages (</w:t>
+      </w:r>
+      <w:r>
+        <w:fldChar w:fldCharType="begin"/>
+      </w:r>
+      <w:r>
+        <w:instrText xml:space="preserve"> REF _Ref220505236 \h </w:instrText>
+      </w:r>
+      <w:r>
+        <w:fldChar w:fldCharType="separate"/>
+      </w:r>
+      <w:r>
+        <w:t xml:space="preserve">Figure </w:t>
+      </w:r>
+      <w:r>
+        <w:rPr>
+          <w:noProof/>
+        </w:rPr>
+        <w:t>1</w:t>
+      </w:r>
+      <w:r>
+        <w:fldChar w:fldCharType="end"/>
+      </w:r>
+      <w:r>
+        <w:fldChar w:fldCharType="begin"/>
+      </w:r>
+      <w:r>
+        <w:instrText xml:space="preserve"> REF _Ref202361563 \h </w:instrText>
+      </w:r>
+      <w:r>
+        <w:instrText xml:space="preserve"> \* MERGEFORMAT </w:instrText>
+      </w:r>
+      <w:r>
+        <w:fldChar w:fldCharType="end"/>
+      </w:r>
+      <w:r>
+        <w:t>a</w:t>
+      </w:r>
+      <w:r>
+        <w:t>). (1) When compiling spatial covariates (e.g., vegetation, water cover), researchers can either use a single layer per covariate</w:t>
+      </w:r>
+      <w:r>
+        <w:t xml:space="preserve"> (</w:t>
+      </w:r>
+      <w:r>
+        <w:t>representing a static or averaged snapshot</w:t>
+      </w:r>
+      <w:r>
+        <w:t xml:space="preserve">) </w:t>
+      </w:r>
+      <w:r>
+        <w:t>or a series of layers that capture seasonal variation (</w:t>
+      </w:r>
+      <w:r>
+        <w:fldChar w:fldCharType="begin"/>
+      </w:r>
+      <w:r>
+        <w:instrText xml:space="preserve"> REF _Ref220505236 \h </w:instrText>
+      </w:r>
+      <w:r>
+        <w:fldChar w:fldCharType="separate"/>
+      </w:r>
+      <w:r>
+        <w:t xml:space="preserve">Figure </w:t>
+      </w:r>
+      <w:r>
+        <w:rPr>
+          <w:noProof/>
+        </w:rPr>
+        <w:t>1</w:t>
+      </w:r>
+      <w:r>
+        <w:fldChar w:fldCharType="end"/>
+      </w:r>
+      <w:r>
+        <w:t>a</w:t>
+      </w:r>
+      <w:r>
+        <w:t xml:space="preserve">, Stage 1). Historically, static representations have been the norm </w:t>
+      </w:r>
+      <w:r>
+        <w:fldChar w:fldCharType="begin"/>
+      </w:r>
+      <w:r>
+        <w:instrText xml:space="preserve"> ADDIN ZOTERO_ITEM CSL_CITATION {"citationID":"30paDVX7","properties":{"formattedCitation":"(Brennan et al., 2020; e.g., Elliot et al., 2014)","plainCitation":"(Brennan et al., 2020; e.g., Elliot et al., 2014)","dontUpdate":true,"noteIndex":0},"citationItems":[{"id":473,"uris":["http://zotero.org/users/5449935/items/WC4SNARV"],"itemData":{"id":473,"type":"article-journal","citation-key":"Elliot.2014","container-title":"Journal of Applied Ecology","DOI":"10.1111/1365-2664.12282","ISSN":"00218901","issue":"5","language":"en","page":"1169-1178","source":"Crossref","title":"The Devil Is in the Dispersers: Predictions of Landscape Connectivity Change with Demography","title-short":"The Devil Is in the Dispersers","volume":"51","author":[{"family":"Elliot","given":"Nicholas B."},{"family":"Cushman","given":"Samuel A."},{"family":"Macdonald","given":"David W."},{"family":"Loveridge","given":"Andrew J."}],"issued":{"date-parts":[["2014",10]]}},"prefix":"e.g., "},{"id":275,"uris":["http://zotero.org/users/5449935/items/NTS4WTZ8"],"itemData":{"id":275,"type":"article-journal","citation-key":"Brennan.2020","container-title":"Journal of Applied Ecology","DOI":"10.1111/1365-2664.13716","ISSN":"0021-8901, 1365-2664","issue":"9","journalAbbreviation":"J Appl Ecol","language":"en","page":"1700-1710","source":"DOI.org (Crossref)","title":"Characterizing Multispecies Connectivity Across a Transfrontier Conservation Landscape","volume":"57","author":[{"family":"Brennan","given":"A."},{"family":"Beytell","given":"P."},{"family":"Aschenborn","given":"O."},{"family":"Du Preez","given":"P."},{"family":"Funston","given":"P.J."},{"family":"Hanssen","given":"L."},{"family":"Kilian","given":"J.W."},{"family":"Stuart‐Hill","given":"G."},{"family":"Taylor","given":"R.D."},{"family":"Naidoo","given":"R."}],"issued":{"date-parts":[["2020"]]}}}],"schema":"https://github.com/citation-style-language/schema/raw/master/csl-citation.json"} </w:instrText>
+      </w:r>
+      <w:r>
+        <w:fldChar w:fldCharType="separate"/>
+      </w:r>
+      <w:r>
+        <w:rPr>
+          <w:rFonts w:ascii="Calibri" w:hAnsi="Calibri" w:cs="Calibri"/>
+        </w:rPr>
+        <w:t>(</w:t>
+      </w:r>
+      <w:r>
+        <w:rPr>
+          <w:rFonts w:ascii="Calibri" w:hAnsi="Calibri" w:cs="Calibri"/>
+        </w:rPr>
+        <w:t xml:space="preserve">e.g., </w:t>
+      </w:r>
+      <w:r>
+        <w:rPr>
+          <w:rFonts w:ascii="Calibri" w:hAnsi="Calibri" w:cs="Calibri"/>
+        </w:rPr>
+        <w:t>Brennan et al., 2020; Elliot et al., 2014)</w:t>
+      </w:r>
+      <w:r>
+        <w:fldChar w:fldCharType="end"/>
+      </w:r>
+      <w:r>
+        <w:t>.</w:t>
+      </w:r>
+      <w:r>
+        <w:t xml:space="preserve"> </w:t>
+      </w:r>
+      <w:r>
+        <w:t>However, advances in remote sensing and increased access to petabytes of landscape data</w:t>
+      </w:r>
+      <w:r>
+        <w:t xml:space="preserve"> </w:t>
+      </w:r>
+      <w:r>
+        <w:fldChar w:fldCharType="begin"/>
+      </w:r>
+      <w:r>
+        <w:instrText xml:space="preserve"> ADDIN ZOTERO_ITEM CSL_CITATION {"citationID":"E8wmsJt8","properties":{"formattedCitation":"(Rumiano et al., 2020; Toth &amp; J\\uc0\\u243{}\\uc0\\u378{}k\\uc0\\u243{}w, 2016)","plainCitation":"(Rumiano et al., 2020; Toth &amp; Jóźków, 2016)","noteIndex":0},"citationItems":[{"id":502,"uris":["http://zotero.org/users/5449935/items/YB5EP39H"],"itemData":{"id":502,"type":"article-journal","abstract":"The objective of this article is to review the state-of-the-art remote sensing technologies, including platforms and sensors, the topics representing the primary research interest in the ISPRS Technical Commission I activities. Due to ever advancing technologies, the remote sensing field is experiencing unprecedented developments recently, fueled by sensor advancements and continuously increasing information infrastructure. The scope and performance potential of sensors in terms of spatial, spectral and temporal sensing abilities have expanded far beyond the traditional boundaries of remote sensing, resulting in significantly better observation capabilities. First, platform developments are reviewed with the main focus on emerging new remote sensing satellite constellations and UAS (Unmanned Aerial System) platforms. Next, sensor georeferencing and supporting navigation infrastructure, an enabling technology for remote sensing, are discussed. Finally, we group sensors based on their spatial, spectral and temporal characteristics, and classify them by their platform deployment competencies. In addition, we identify current trends, including the convergence between the remote sensing and navigation field, and the emergence of cooperative sensing, and the potential of crowdsensing.","citation-key":"Toth.2016","collection-title":"Theme issue 'State-of-the-art in photogrammetry, remote sensing and spatial information science'","container-title":"ISPRS Journal of Photogrammetry and Remote Sensing","DOI":"10.1016/j.isprsjprs.2015.10.004","ISSN":"0924-2716","journalAbbreviation":"ISPRS Journal of Photogrammetry and Remote Sensing","language":"en","page":"22-36","source":"ScienceDirect","title":"Remote Sensing Platforms and Sensors: A Survey","title-short":"Remote Sensing Platforms and Sensors","volume":"115","author":[{"family":"Toth","given":"Charles"},{"family":"Jóźków","given":"Grzegorz"}],"issued":{"date-parts":[["2016",5,1]]}}},{"id":752,"uris":["http://zotero.org/users/5449935/items/V34CKDFC"],"itemData":{"id":752,"type":"article-journal","abstract":"Interfaces between protected areas and their peripheries in southern Africa are subject to interactions between wildlife and livestock that vary in frequency and intensity. In these areas, the juxtaposition between production and conservation land uses in a context of increasing anthropisation can create issues associated with human-wildlife coexistence and raises concerns for biodiversity conservation, local development and livelihoods. This literature review aimed at addressing the need to consolidate and gather in one article current knowledge on potential uses of satellite remote sensing (SRS) products by movement ecologists to investigate the sympatry of wildlife/domestic ungulates in savanna interface environments. A keyword querying process of peer reviewed scientific paper, thesis and books has been implemented to identify references that (1) characterize the main environmental drivers impacting buffalo (Syncerus caffer caffer) and cattle (Bos taurus &amp; Bos indicus) movements in southern Africa environments, (2) describe the SRS contribution to discriminate and characterize these drivers. In total, 327 references have been selected and analyzed. Surface water, precipitation, landcover and fire emerged as key drivers impacting the buffalo and cattle movements. These environmental drivers can be efficiently characterized by SRS, mainly through open-access SRS products and standard image processing methods. Applying SRS to better understand buffalo and cattle movements in semi-arid environments provides an operational framework that could be replicated in other type of interface where different wild and domestic species interact. There is, however, a need for animal movement ecologists to reinforce their knowledge of remote sensing and/or to increase pluridisciplinary collaborations.","citation-key":"Rumiano.2020","container-title":"Remote Sensing","DOI":"10.3390/rs12193218","ISSN":"2072-4292","issue":"19","journalAbbreviation":"Remote Sensing","language":"en","page":"3218","source":"DOI.org (Crossref)","title":"Remote Sensing of Environmental Drivers Influencing the Movement Ecology of Sympatric Wild and Domestic Ungulates in Semi-Arid Savannas, a Review","volume":"12","author":[{"family":"Rumiano","given":"Florent"},{"family":"Wielgus","given":"Elodie"},{"family":"Miguel","given":"Eve"},{"family":"Chamaillé-Jammes","given":"Simon"},{"family":"Valls-Fox","given":"Hugo"},{"family":"Cornélis","given":"Daniel"},{"family":"Garine-Wichatitsky","given":"Michel De"},{"family":"Fritz","given":"Hervé"},{"family":"Caron","given":"Alexandre"},{"family":"Tran","given":"Annelise"}],"issued":{"date-parts":[["2020",10,2]]}}}],"schema":"https://github.com/citation-style-language/schema/raw/master/csl-citation.json"} </w:instrText>
+      </w:r>
+      <w:r>
+        <w:fldChar w:fldCharType="separate"/>
+      </w:r>
+      <w:r>
+        <w:rPr>
+          <w:rFonts w:ascii="Calibri" w:hAnsi="Calibri" w:cs="Calibri"/>
+        </w:rPr>
+        <w:t>(Rumiano et al., 2020; Toth &amp; Jóźków, 2016)</w:t>
+      </w:r>
+      <w:r>
+        <w:fldChar w:fldCharType="end"/>
+      </w:r>
+      <w:r>
+        <w:t xml:space="preserve"> have made high-resolution spatiotemporal layers more accessible, enabling more dynamic representations of study systems</w:t>
+      </w:r>
+      <w:r>
+        <w:t xml:space="preserve"> </w:t>
+      </w:r>
+      <w:r>
+        <w:fldChar w:fldCharType="begin"/>
+      </w:r>
+      <w:r>
+        <w:instrText xml:space="preserve"> ADDIN ZOTERO_ITEM CSL_CITATION {"citationID":"cLq7evfi","properties":{"formattedCitation":"(Forrest et al., 2024; Kaszta et al., 2021; Osipova et al., 2019)","plainCitation":"(Forrest et al., 2024; Kaszta et al., 2021; Osipova et al., 2019)","noteIndex":0},"citationItems":[{"id":393,"uris":["http://zotero.org/users/5449935/items/9K9W85RS"],"itemData":{"id":393,"type":"article-journal","abstract":"Landscape connectivity is an important component of systematic conservation planning. Step-selection functions (SSFs) is a highly promising method for connectivity modeling. However, differences in movement behavior across individuals and seasons are usually not considered in current SSF-based analyses, potentially leading to imprecise connectivity models. Here, our objective was to use SSFs to build functional connectivity models for African elephants Loxodonta africana in a seasonal environment to illustrate the temporal variability of functional landscape connectivity. We provide a methodological framework for integrating detected interindividual variability into resistance surface modeling, for assessing how landscape connectivity changes across seasons, and for evaluating how seasonal connectivity differences affect predictions of movement corridors. Using radio-tracking data from elephants in the Borderland area between Kenya and Tanzania, we applied SSFs to create seasonal landscape resistance surfaces. Based on seasonal models, we predicted movement corridors connecting major protected areas (PAs) using circuit theory and least-cost path analysis. Our ﬁndings demonstrate that individual variability and seasonality lead to substantial changes in landscape connectivity and predicted movement corridors. Speciﬁcally, we show that the models disregarding seasonal resource ﬂuctuations underestimate connectivity for the wet and transitional seasons, and overestimate connectivity for the dry season. Based on our seasonal models, we predicted a connectivity network between large PAs and highlight seasonal and consistent patterns that are most important for effective management planning. Our ﬁndings reveal that elephant movements in the borderland between Kenya and Tanzania are essential for maintaining connectivity in the dry season, and that existing corridors do not protect these movements in full extent.","citation-key":"Osipova.2019","container-title":"Animal Conservation","DOI":"10.1111/acv.12432","ISSN":"1367-9430, 1469-1795","issue":"1","language":"en","page":"35-48","source":"Crossref","title":"Using Step‐Selection Functions to Model Landscape Connectivity for African Elephants: Accounting for Variability Across Individuals and Seasons","title-short":"Using Step‐Selection Functions to Model Landscape Connectivity for African Elephants","volume":"22","author":[{"family":"Osipova","given":"L."},{"family":"Okello","given":"M. M."},{"family":"Njumbi","given":"S. J."},{"family":"Ngene","given":"S."},{"family":"Western","given":"D."},{"family":"Hayward","given":"M. W."},{"family":"Balkenhol","given":"N."}],"issued":{"date-parts":[["2019",2]]}}},{"id":703,"uris":["http://zotero.org/users/5449935/items/T2ZZMF8F"],"itemData":{"id":703,"type":"article-journal","abstract":"Effective conservation and land management require robust understanding of how landscape features spatially and temporally affect population distribution, abundance and connectivity. This is especially important for keystone species known to shape ecosystems, such as the African elephant (\n              Loxodonta africana\n              ). This work investigates monthly patterns of elephant movement and connectivity in Kruger National Park (KNP; South Africa), and their temporal relationship with landscape features over a 12-month period associated with the occurrence of a severe drought. Based on elephant locations from GPS collars with a short acquisition interval, we explored the monthly patterns of spatial-autocorrelation of elephant movement using Mantel correlograms, and we developed scale-optimized monthly path-selection movement and resistant kernel connectivity models. Our results showed high variability in patterns of autocorrelation in elephant movements across individuals and months, with a preponderance of directional movement, which we believe is related to drought induced range shifts. We also found high non-stationarity of monthly movement and connectivity models; most models exhibited qualitative similarity in the general nature of the predicted ecological relationships, but large quantitative differences in predicted landscape resistance and connectivity across the year. This suggests high variation in space-utilization and temporal shifts of core habitat areas for elephants in KNP. Even during extreme drought, rainfall itself was not a strong driver of elephant movement; elephant movements, instead, were strongly driven by selection for green vegetation and areas near waterholes and small rivers. Our findings highlight a potentially serious problem in using movement models from a particular temporal snapshot to infer general landscape effects on movement. Conservation and management strategies focusing only on certain areas identified by temporarily idiosyncratic models might not be appropriate or efficient as a guide for allocating scarce resources for management or for understanding general ecological relationships.","citation-key":"Kaszta.2021","container-title":"Frontiers in Ecology and Evolution","DOI":"10.3389/fevo.2021.553263","ISSN":"2296-701X","journalAbbreviation":"Front. Ecol. Evol.","language":"en","page":"553263","source":"DOI.org (Crossref)","title":"Temporal Non-Stationarity of Path-Selection Movement Models and Connectivity: An Example of African Elephants in Kruger National Park","title-short":"Temporal Non-Stationarity of Path-Selection Movement Models and Connectivity","volume":"9","author":[{"family":"Kaszta","given":"Żaneta"},{"family":"Cushman","given":"Samuel A."},{"family":"Slotow","given":"Rob"}],"issued":{"date-parts":[["2021",4,27]]}}},{"id":5442,"uris":["http://zotero.org/users/5449935/items/IMMECHZX"],"itemData":{"id":5442,"type":"article-journal","abstract":"Understanding and predicting animal movement is fundamental to ecology and conservation management. Models that estimate and then predict animal movement and habitat selection parameters underpin diverse conservation applications, from mitigating invasive species spread to enhancing landscape connectivity. However, many predictive models overlook fine‐scale temporal dynamics within their predictions, despite animals often displaying fine‐scale behavioural variability that might significantly alter their movement, habitat selection and distribution over time. Incorporating fine‐scale temporal dynamics, such as circadian rhythms, within predictive models might reduce the averaging out of such behaviours, thereby enhancing our ability to make predictions in both the short and long term. We tested whether the inclusion of fine‐scale temporal dynamics improved both fine‐scale (hourly) and long‐term (seasonal) spatial predictions for a significant invasive species of northern Australia, the water buffalo\n              Bubalus bubalis\n              . Water buffalo require intensive management actions over vast, remote areas and display distinct circadian rhythms linked to habitat use. To inform management operations we generated hourly and dry season prediction maps by simulating trajectories from static and temporally dynamic step selection functions (SSFs) that were fitted to the GPS data of 13 water buffalo. We found that simulations generated from temporally dynamic models replicated the buffalo crepuscular movement patterns and dynamic habitat selection, resulting in more informative and accurate hourly predictions. Additionally, when the simulations were aggregated into long‐term predictions, the dynamic models were more accurate and better able to highlight areas of concentrated habitat use that might indicate high‐risk areas for environmental damage. Our findings emphasise the importance of incorporating fine‐scale temporal dynamics in predictive models for species with clear dynamic behavioural patterns. By integrating temporally dynamic processes into animal movement trajectories, we demonstrate an approach that can enhance conservation management strategies and deepen our understanding of ecological and behavioural patterns across multiple timescales.\n            \n            Keywords: circadian, fine‐scale dynamics, harmonics, landscape‐scale distributions, simulated trajectories, temporal dynamics","citation-key":"Forrest.2024","container-title":"Ecography","DOI":"10.1111/ecog.07421","ISSN":"0906-7590, 1600-0587","journalAbbreviation":"Ecography","language":"en","page":"e07421","source":"DOI.org (Crossref)","title":"Predicting fine‐scale distributions and emergent spatiotemporal patterns from temporally dynamic step selection simulations","author":[{"family":"Forrest","given":"Scott W."},{"family":"Pagendam","given":"Dan"},{"family":"Bode","given":"Michael"},{"family":"Drovandi","given":"Christopher"},{"family":"Potts","given":"Jonathan R."},{"family":"Perry","given":"Justin"},{"family":"Vanderduys","given":"Eric"},{"family":"Hoskins","given":"Andrew J."}],"issued":{"date-parts":[["2024",12,12]]}}}],"schema":"https://github.com/citation-style-language/schema/raw/master/csl-citation.json"} </w:instrText>
+      </w:r>
+      <w:r>
+        <w:fldChar w:fldCharType="separate"/>
+      </w:r>
+      <w:r>
+        <w:rPr>
+          <w:rFonts w:ascii="Calibri" w:hAnsi="Calibri" w:cs="Calibri"/>
+        </w:rPr>
+        <w:t>(Forrest et al., 2024; Kaszta et al., 2021; Osipova et al., 2019)</w:t>
+      </w:r>
+      <w:r>
+        <w:fldChar w:fldCharType="end"/>
+      </w:r>
+      <w:r>
         <w:t xml:space="preserve">. </w:t>
       </w:r>
       <w:r>
-        <w:t xml:space="preserve">In ecosystems that experience alternations between wet and dry seasons, for example, the onset of the rainy season initiates distinct “green-up” waves, which affect the availability of food resources for herbivores and, subsequently, shape their movements </w:t>
+        <w:t>(2) When fitting a selection model, species</w:t>
+      </w:r>
+      <w:r>
+        <w:t>’</w:t>
+      </w:r>
+      <w:r>
+        <w:t xml:space="preserve"> habitat preferences can either be assumed constant by pooling all data</w:t>
+      </w:r>
+      <w:r>
+        <w:t xml:space="preserve"> </w:t>
+      </w:r>
+      <w:r>
+        <w:t xml:space="preserve">or modeled separately by season to account for </w:t>
+      </w:r>
+      <w:r>
+        <w:t>seasonal</w:t>
+      </w:r>
+      <w:r>
+        <w:t xml:space="preserve"> preferences (</w:t>
       </w:r>
       <w:r>
         <w:fldChar w:fldCharType="begin"/>
       </w:r>
       <w:r>
-        <w:instrText xml:space="preserve"> ADDIN ZOTERO_ITEM CSL_CITATION {"citationID":"X060mH33","properties":{"formattedCitation":"(Merkle et al., 2016)","plainCitation":"(Merkle et al., 2016)","noteIndex":0},"citationItems":[{"id":382,"uris":["http://zotero.org/users/5449935/items/FLBPU3WU"],"itemData":{"id":382,"type":"article-journal","abstract":"The green wave hypothesis (GWH) states that migrating animals should track or ‘surf’ high-quality forage at the leading edge of spring green-up. To index such high-quality forage, recent work proposed the instantaneous rate of green-up (IRG), i.e. rate of change in the normalized difference vegetation index over time. Despite this important advancement, no study has tested the assumption that herbivores select habitat patches at peak IRG. We evaluated this assumption using step selection functions parametrized with movement data during the green-up period from two populations each of bighorn sheep, mule deer, elk, moose and bison, totalling 463 individuals monitored 1–3 years from 2004 to 2014. Accounting for variables that typically influence habitat selection for each species, we found seven of 10 populations selected patches exhibiting high IRG—supporting the GWH. Nonetheless, large herbivores selected for the leading edge, trailing edge and crest of the IRG wave, indicating that other mechanisms (e.g. ruminant physiology) or measurement error inherent with satellite data affect selection for IRG. Our evaluation indicates that IRG is a useful tool for linking herbivore movement with plant phenology, paving the way for significant advancements in understanding how animals track resource quality that varies both spatially and temporally.","citation-key":"Merkle.2016","container-title":"Proceedings of the Royal Society B: Biological Sciences","DOI":"10.1098/rspb.2016.0456","ISSN":"0962-8452, 1471-2954","issue":"1833","journalAbbreviation":"Proc. R. Soc. B.","language":"en","page":"20160456","source":"DOI.org (Crossref)","title":"Large Herbivores Surf Waves of Green-up During Spring","volume":"283","author":[{"family":"Merkle","given":"Jerod A."},{"family":"Monteith","given":"Kevin L."},{"family":"Aikens","given":"Ellen O."},{"family":"Hayes","given":"Matthew M."},{"family":"Hersey","given":"Kent R."},{"family":"Middleton","given":"Arthur D."},{"family":"Oates","given":"Brendan A."},{"family":"Sawyer","given":"Hall"},{"family":"Scurlock","given":"Brandon M."},{"family":"Kauffman","given":"Matthew J."}],"issued":{"date-parts":[["2016",6,29]]}}}],"schema":"https://github.com/citation-style-language/schema/raw/master/csl-citation.json"} </w:instrText>
+        <w:instrText xml:space="preserve"> REF _Ref220505236 \h </w:instrText>
       </w:r>
       <w:r>
         <w:fldChar w:fldCharType="separate"/>
       </w:r>
       <w:r>
+        <w:t xml:space="preserve">Figure </w:t>
+      </w:r>
+      <w:r>
+        <w:rPr>
+          <w:noProof/>
+        </w:rPr>
+        <w:t>1</w:t>
+      </w:r>
+      <w:r>
+        <w:fldChar w:fldCharType="end"/>
+      </w:r>
+      <w:r>
+        <w:t>a</w:t>
+      </w:r>
+      <w:r>
+        <w:t>, Stage 2</w:t>
+      </w:r>
+      <w:r>
+        <w:t xml:space="preserve">; </w:t>
+      </w:r>
+      <w:r>
+        <w:fldChar w:fldCharType="begin"/>
+      </w:r>
+      <w:r>
+        <w:instrText xml:space="preserve"> ADDIN ZOTERO_ITEM CSL_CITATION {"citationID":"WpkYzO9D","properties":{"formattedCitation":"(e.g., Fortin et al. 2005; Manly et al. 2007; Cushman and Lewis 2010; Zeller, Wattles, et al. 2020)","plainCitation":"(e.g., Fortin et al. 2005; Manly et al. 2007; Cushman and Lewis 2010; Zeller, Wattles, et al. 2020)","dontUpdate":true,"noteIndex":0},"citationItems":[{"id":314,"uris":["http://zotero.org/users/5449935/items/XBN3E762"],"itemData":{"id":314,"type":"article-journal","citation-key":"Fortin.2005","container-title":"Ecology","DOI":"https://doi.org/10.1890/04-0953","issue":"5","page":"1320–1330","source":"Google Scholar","title":"Wolves Influence Elk Movements: Behavior Shapes a Trophic Cascade in Yellowstone National Park","title-short":"Wolves Influence Elk Movements","volume":"86","author":[{"family":"Fortin","given":"Daniel"},{"family":"Beyer","given":"Hawthorne L."},{"family":"Boyce","given":"Mark S."},{"family":"Smith","given":"Douglas W."},{"family":"Duchesne","given":"Thierry"},{"family":"Mao","given":"Julie S."}],"issued":{"date-parts":[["2005"]]}},"prefix":"e.g., "},{"id":127,"uris":["http://zotero.org/users/5449935/items/GDZRGHW6"],"itemData":{"id":127,"type":"book","abstract":"We have written this book as a guide to the design and analysis of field studies of resource selection, concentrating primarily on statistical aspects of the comparison of the use and availability of resources of different types. Our intended audience is field ecologists in general and, in particular, wildlife and fisheries biologists who are attempting to measure the extent to which real animal populations are selective in their choice of food and habitat. As such, we have made no attempt to address those aspects of theoretical ecology that are concerned with how animals might choose their resources if they acted in an optimal manner. The book is based on the concept of a resource selection function (RSF), where this is a function of characteristics measured on resourceunits such that its value for a unit is proportional to the probability of that unit being used. We argue that this concept leads to a unified theory for the analysis and interpretation of data on resource selection and can replace many ad hoc statistical methods that have been used in the past.","citation-key":"Manly.2007","ISBN":"978-0-306-48151-2","language":"en","note":"Google-Books-ID: rBXnBwAAQBAJ","number-of-pages":"233","publisher":"Springer Science &amp; Business Media","source":"Google Books","title":"Resource Selection by Animals: Statistical Design and Analysis for Field Studies","title-short":"Resource Selection by Animals","author":[{"family":"Manly","given":"B. F."},{"family":"McDonald","given":"L."},{"family":"Thomas","given":"D. L."},{"family":"McDonald","given":"Trent L."},{"family":"Erickson","given":"Wallace P."}],"issued":{"date-parts":[["2007"]]}}},{"id":348,"uris":["http://zotero.org/users/5449935/items/GCDQJ5IV"],"itemData":{"id":348,"type":"article-journal","citation-key":"Cushman.2010a","container-title":"Landscape Ecology","DOI":"10.1007/s10980-010-9534-6","ISSN":"0921-2973","issue":"10","page":"1613–1625","title":"Movement Behavior Explains Genetic Differentiation in American Black Bears","volume":"25","author":[{"family":"Cushman","given":"Samuel A."},{"family":"Lewis","given":"Jesse S."}],"issued":{"date-parts":[["2010"]]}}},{"id":791,"uris":["http://zotero.org/users/5449935/items/Q4LPGV76"],"itemData":{"id":791,"type":"article-journal","abstract":"Connectivity and wildlife corridors are often key components to successful conservation and management plans. Connectivity for wildlife is typically modeled in a static environment that reﬂects a single snapshot in time. However, it has been shown that, when compared with dynamic connectivity models, static models can underestimate connectivity and mask important population processes. Therefore, including dynamism in connectivity models is important if the goal is to predict functional connectivity. We incorporated four levels of dynamism (individual, daily, seasonal, and interannual) into an individual-based movement model for black bears (Ursus americanus) in Massachusetts, USA. We used future development projections to model movement into the year 2050. We summarized habitat connectivity over the 32-year simulation period as the number of simulated movement paths crossing each pixel in our study area. Our results predict black bears will further colonize the expanding part of their range in the state and move beyond this range towards the greater Boston metropolitan area. This information is useful to managers for predicting and addressing human–wildlife conﬂict and in targeting public education campaigns on bear awareness. Including dynamism in connectivity models can produce more realistic models and, when future projections are incorporated, can ensure the identiﬁcation of areas that oﬀer long-term functional connectivity for wildlife.","citation-key":"Zeller.2020","container-title":"Land","DOI":"10.3390/land9070233","ISSN":"2073-445X","issue":"7","journalAbbreviation":"Land","language":"en","page":"233","source":"DOI.org (Crossref)","title":"Forecasting Seasonal Habitat Connectivity in a Developing Landscape","volume":"9","author":[{"family":"Zeller","given":"Katherine A."},{"family":"Wattles","given":"David W."},{"family":"Bauder","given":"Javan M."},{"family":"DeStefano","given":"Stephen"}],"issued":{"date-parts":[["2020",7,18]]}}}],"schema":"https://github.com/citation-style-language/schema/raw/master/csl-citation.json"} </w:instrText>
+      </w:r>
+      <w:r>
+        <w:fldChar w:fldCharType="separate"/>
+      </w:r>
+      <w:r>
         <w:rPr>
           <w:rFonts w:ascii="Calibri" w:hAnsi="Calibri" w:cs="Calibri"/>
         </w:rPr>
-        <w:t>(Merkle et al., 2016)</w:t>
+        <w:t xml:space="preserve">e.g., </w:t>
+      </w:r>
+      <w:r>
+        <w:rPr>
+          <w:rFonts w:ascii="Calibri" w:hAnsi="Calibri" w:cs="Calibri"/>
+        </w:rPr>
+        <w:t xml:space="preserve">Cushman and Lewis 2010; </w:t>
+      </w:r>
+      <w:r>
+        <w:rPr>
+          <w:rFonts w:ascii="Calibri" w:hAnsi="Calibri" w:cs="Calibri"/>
+        </w:rPr>
+        <w:t>Fortin et al. 2005; Manly et al. 2007; Zeller, Wattles, et al. 2020)</w:t>
       </w:r>
       <w:r>
         <w:fldChar w:fldCharType="end"/>
       </w:r>
       <w:r>
-        <w:t xml:space="preserve">. </w:t>
-      </w:r>
-      <w:r>
-        <w:t>T</w:t>
-      </w:r>
-      <w:r>
-        <w:t>he variation in environmental conditions</w:t>
-      </w:r>
-      <w:r>
-        <w:t>,</w:t>
+        <w:t xml:space="preserve">. For instance, </w:t>
+      </w:r>
+      <w:proofErr w:type="spellStart"/>
+      <w:r>
+        <w:t>Chetkiewicz</w:t>
+      </w:r>
+      <w:proofErr w:type="spellEnd"/>
+      <w:r>
+        <w:t xml:space="preserve"> and Boyce (2009) partitioned their data by season to estimate seasonal habitat preferences for pumas (</w:t>
+      </w:r>
+      <w:r>
+        <w:rPr>
+          <w:i/>
+          <w:iCs/>
+        </w:rPr>
+        <w:t>Puma concolor</w:t>
+      </w:r>
+      <w:r>
+        <w:t>) and grizzly bears (</w:t>
+      </w:r>
+      <w:r>
+        <w:rPr>
+          <w:i/>
+          <w:iCs/>
+        </w:rPr>
+        <w:t>Ursus arctos</w:t>
+      </w:r>
+      <w:r>
+        <w:t>). (3) Finally, one must decide whether to predict connectivity for “average” environmental conditions or for distinct seasons (</w:t>
+      </w:r>
+      <w:r>
+        <w:fldChar w:fldCharType="begin"/>
+      </w:r>
+      <w:r>
+        <w:instrText xml:space="preserve"> REF _Ref220505236 \h </w:instrText>
+      </w:r>
+      <w:r>
+        <w:fldChar w:fldCharType="separate"/>
+      </w:r>
+      <w:r>
+        <w:t xml:space="preserve">Figure </w:t>
+      </w:r>
+      <w:r>
+        <w:rPr>
+          <w:noProof/>
+        </w:rPr>
+        <w:t>1</w:t>
+      </w:r>
+      <w:r>
+        <w:fldChar w:fldCharType="end"/>
+      </w:r>
+      <w:r>
+        <w:t>a</w:t>
+      </w:r>
+      <w:r>
+        <w:t>, Stage 3). Using resistance-based models, the latter approach requires repeatedly applying connectivity models to seasonally updated resistance surfaces</w:t>
       </w:r>
       <w:r>
         <w:t xml:space="preserve"> </w:t>
       </w:r>
-      <w:del w:id="15" w:author="David Hofmann" w:date="2026-03-17T19:49:00Z" w16du:dateUtc="2026-03-17T17:49:00Z">
-        <w:r>
-          <w:delText>for instance,</w:delText>
-        </w:r>
-      </w:del>
-      <w:ins w:id="16" w:author="David Hofmann" w:date="2026-03-17T19:49:00Z" w16du:dateUtc="2026-03-17T17:49:00Z">
-        <w:r>
-          <w:t>therefore</w:t>
-        </w:r>
-      </w:ins>
-      <w:r>
-        <w:t xml:space="preserve"> </w:t>
-      </w:r>
-      <w:r>
-        <w:t>drives herbivore migrations across massive spatial scales, resulting in short-lived movement corridors between otherwise disconnected habitats</w:t>
-      </w:r>
-      <w:r>
-        <w:t xml:space="preserve"> </w:t>
-      </w:r>
       <w:r>
         <w:fldChar w:fldCharType="begin"/>
       </w:r>
       <w:r>
-        <w:instrText xml:space="preserve"> ADDIN ZOTERO_ITEM CSL_CITATION {"citationID":"HTZYFLXH","properties":{"formattedCitation":"(Naidoo et al., 2016; Serneels &amp; Lambin, 2001)","plainCitation":"(Naidoo et al., 2016; Serneels &amp; Lambin, 2001)","noteIndex":0},"citationItems":[{"id":856,"uris":["http://zotero.org/users/5449935/items/IX9NBQZN"],"itemData":{"id":856,"type":"article-journal","abstract":"Aim The study tests the hypothesis that land-use changes in Narok District have had an impact on the wildebeest population [Connochaetes taurinus mearnsi (Burchell)] in the northern part of the Serengeti–Mara ecosystem. Location The Serengeti–Mara ecosystem is a vast area of rangelands, straddling the Tanzanian–Kenyan border in East Africa. The area is home to some 1.3 million wildebeest, of which some 30,000 animals currently reside in the Kenyan part of the ecosystem. Methods We analysed the temporal changes in the wildebeest population in the Kenyan part of the Serengeti–Mara ecosystem and their relationship with possible driving forces of change, such as rainfall, normalized difference vegetation index (NDVI), livestock numbers and land-cover changes. Changes in the spatial distribution of wildebeest for three periods were compared with spatial changes in livestock distribution and land cover. The analyses were repeated for the Tanzanian part of the ecosystem and results compared. We thus tested the relative importance of land-use changes among the different potential driving forces of change in the wildebeest populations. Results The wildebeest population in the Kenyan part of the Serengeti–Mara ecosystem declined drastically over the past 20 years and is currently fluctuating around an estimated population of 31,300 animals, which is about 25% of the population size at the end of the 1970s. The wildebeest population in the Kenyan part of the Serengeti–Mara ecosystem has, over the last decades, been controlled by food supply during the dry and the wet seasons. Expansion of large-scale mechanized wheat farming in the Loita Plains since the early 1980s has drastically reduced the wildebeest wet season range, forcing the wildebeest population to use the dryer rangelands in the south-eastern part of the Loita eco-unit, or to move to the Mara eco-unit, where competition with cattle is higher. The expansion of the farming area has not influenced the size of the total cattle population in the Kenyan part of the study area, nor its spatial distribution. The much larger migratory wildebeest population of the Serengeti, in Tanzania, has not been affected by a downward trend from the late 1970s and is regulated by food supply in the dry season (Mduma et al., 1999). Around the Serengeti, in Tanzania, land-use changes are much less widespread, occur at a lower rate and affect a much smaller area compared with the Kenyan part of the ecosystem. Moreover, land-use changes around the Serengeti have taken place away from the main migration routes of wildebeest. Conclusions Over the last decades, the decline in the Kenyan wildebeest population did not seem to affect the much larger Serengeti wildebeest population. However, if more land were to be converted to large scale farming closer to the Masai Mara National Reserve, the dry season range for both the Kenyan and the Serengeti population would be reduced. This might have serious consequences for both populations and therefore for the entire Serengeti–Mara ecosystem.","citation-key":"Serneels.2001","container-title":"Journal of Biogeography","DOI":"10.1046/j.1365-2699.2001.00557.x","ISSN":"1365-2699","issue":"3","language":"en","note":"_eprint: https://onlinelibrary.wiley.com/doi/pdf/10.1046/j.1365-2699.2001.00557.x","page":"391-407","source":"Wiley Online Library","title":"Impact of Land-Use Changes on the Wildebeest Migration in the Northern Part of the Serengeti–Mara Ecosystem","volume":"28","author":[{"family":"Serneels","given":"Suzanne"},{"family":"Lambin","given":"Eric F."}],"issued":{"date-parts":[["2001"]]}}},{"id":841,"uris":["http://zotero.org/users/5449935/items/QGLN63TE"],"itemData":{"id":841,"type":"article-journal","abstract":"Migrations of most animal taxa are declining as a result of anthropogenic pressures and land-use transformation. Here, we document and characterize a previously unknown multi-country migration of Burchell’s zebra Equus quagga that is the longest of all recorded large mammal migrations in Africa. Our data from eight adult female zebras collared on the border of Namibia and Botswana show that in December 2012 all individuals crossed the Chobe River and moved due south to Nxai Pan National Park in Botswana, where they spent a mean duration of 10 weeks before returning, less directly, to their dry season ﬂoodplain habitat. The same southward movements were also observed in December 2013. Nxai Pan appeared to have similar environmental conditions to several possible alternative wet season destinations that were closer to the dry season habitat on the Chobe River, and water availability, but not habitat or vegetation biomass, was associated with higher-use areas along the migratory pathway. These results suggest a genetic and/or cultural basis for the choice of migration destination, rather than an environmental one. Regardless of the cause, the round-trip, straight-line migration distance of 500 km is greater than that covered by wildebeest Connochaetes taurinus during their well-known seasonal journey in the Serengeti ecosystem. It merits conservation attention, given the decline of large-scale ecological processes such as animal migrations.","citation-key":"Naidoo.2016","container-title":"Oryx","DOI":"10.1017/S0030605314000222","ISSN":"0030-6053, 1365-3008","issue":"1","journalAbbreviation":"Oryx","language":"en","page":"138-146","source":"DOI.org (Crossref)","title":"A Newly Discovered Wildlife Migration in Namibia and Botswana Is the Longest in Africa","volume":"50","author":[{"family":"Naidoo","given":"R."},{"family":"Chase","given":"M. J."},{"family":"Beytell","given":"P."},{"family":"Du Preez","given":"P."},{"family":"Landen","given":"K."},{"family":"Stuart-Hill","given":"G."},{"family":"Taylor","given":"R."}],"issued":{"date-parts":[["2016",1]]}}}],"schema":"https://github.com/citation-style-language/schema/raw/master/csl-citation.json"} </w:instrText>
-      </w:r>
-      <w:r>
-        <w:fldChar w:fldCharType="separate"/>
-      </w:r>
-      <w:r>
-        <w:rPr>
-          <w:rFonts w:ascii="Calibri" w:hAnsi="Calibri" w:cs="Calibri"/>
-        </w:rPr>
-        <w:t>(Naidoo et al., 2016; Serneels &amp; Lambin, 2001)</w:t>
-      </w:r>
-      <w:r>
-        <w:fldChar w:fldCharType="end"/>
-      </w:r>
-      <w:r>
-        <w:t xml:space="preserve">. Alternatively, seasonality can affect functional connectivity via temporal changes in a </w:t>
-      </w:r>
-      <w:r>
-        <w:lastRenderedPageBreak/>
-        <w:t xml:space="preserve">species’ habitat preferences. Amphibians, for </w:t>
-      </w:r>
-      <w:r>
-        <w:t>example</w:t>
-      </w:r>
-      <w:r>
-        <w:t>, require both aquatic and terrestrial habitats, but their preference for one habitat over the other heavily depends on the season</w:t>
-      </w:r>
-      <w:r>
-        <w:t xml:space="preserve"> </w:t>
-      </w:r>
-      <w:r>
-        <w:fldChar w:fldCharType="begin"/>
-      </w:r>
-      <w:r>
-        <w:instrText xml:space="preserve"> ADDIN ZOTERO_ITEM CSL_CITATION {"citationID":"sa3swRkb","properties":{"formattedCitation":"(Baldwin et al., 2006)","plainCitation":"(Baldwin et al., 2006)","noteIndex":0},"citationItems":[{"id":496,"uris":["http://zotero.org/users/5449935/items/UL3YCHN3"],"itemData":{"id":496,"type":"article-journal","abstract":"Conservation of fauna breeding in vernal pools is challenging given their complex life histories. Many species, including the widespread North American Wood Frog (Rana sylvatica), require both aquatic and terrestrial habitat, yet insufficient information exists about movements between these environments, nor fine-scale selection patterns within them. To inform conservation planning, we conducted a radio-telemetry study of seasonal patterns of Wood Frog movements and habitat selection in southern Maine. Forty-three frogs were tracked an average of 25.6 days each, April to November 2003. In early spring, Wood Frogs generally selected damp leaf litter retreats on the margins of breeding pools. Following breeding, frogs selected forested wetlands (9.3% of the landscape) over forested uplands (90.7% of the landscape) in 75.3% of radio locations (N 5 544). Postbreeding movements from breeding pools to nearby, closed-canopy, forested wetlands ranged from 102–340 m (median 169m, N 5 8) and included stopovers in upland forest floors ranging from one to 17 days (median two days, N 5 7). Summer refugia were characterized by shady, moist (nonaquatic), and sphagnum-dominated microhabitats. In urbanizing areas, we recommend a shift from a core-habitat conservation model to a spatially explicit approach that considers pool-breeding amphibian habitat as a network of migration-connected habitat elements (e.g., breeding pools, upland forest, nearby forested wetlands). In our study, this approach reduced the amount of land potentially requiring protection by . 2/3 from that of core habitat models. With the rapid dissemination of GIS technology, spatially explicit planning for pool-breeding amphibians is increasingly feasible.","citation-key":"Baldwin.2006","container-title":"Journal of Herpetology","DOI":"10.1670/0022-1511(2006)40[442:CPFASW]2.0.CO;2","ISSN":"0022-1511","issue":"4","journalAbbreviation":"Journal of Herpetology","language":"en","page":"442-453","source":"DOI.org (Crossref)","title":"Conservation Planning for Amphibian Species with Complex Habitat Requirements: A Case Study Using Movements and Habitat Selection of the Wood Frog Rana Sylvatica","title-short":"Conservation Planning for Amphibian Species with Complex Habitat Requirements","volume":"40","author":[{"family":"Baldwin","given":"Robert F."},{"family":"Calhoun","given":"Aram J. K."},{"family":"deMaynadier","given":"Phillip G."}],"issued":{"date-parts":[["2006",12]]}}}],"schema":"https://github.com/citation-style-language/schema/raw/master/csl-citation.json"} </w:instrText>
-      </w:r>
-      <w:r>
-        <w:fldChar w:fldCharType="separate"/>
-      </w:r>
-      <w:r>
-        <w:rPr>
-          <w:rFonts w:ascii="Calibri" w:hAnsi="Calibri" w:cs="Calibri"/>
-        </w:rPr>
-        <w:t>(Baldwin et al., 2006)</w:t>
-      </w:r>
-      <w:r>
-        <w:fldChar w:fldCharType="end"/>
-      </w:r>
-      <w:r>
-        <w:t xml:space="preserve">. Although such seasonal intricacies are likely to play a fundamental role in many ecosystems, they </w:t>
-      </w:r>
-      <w:r>
-        <w:t xml:space="preserve">are </w:t>
-      </w:r>
-      <w:r>
-        <w:t xml:space="preserve">only rarely </w:t>
-      </w:r>
-      <w:r>
-        <w:t>considered in</w:t>
-      </w:r>
-      <w:r>
-        <w:t xml:space="preserve"> </w:t>
-      </w:r>
-      <w:r>
-        <w:t>connectivity studies in an explicit manner. In fact, most connectivity studies represent their study system by a static set of environmental layers and assume their focal species to exhibit a fixed set of preferences</w:t>
-      </w:r>
-      <w:r>
-        <w:t xml:space="preserve"> </w:t>
-      </w:r>
-      <w:r>
-        <w:fldChar w:fldCharType="begin"/>
-      </w:r>
-      <w:r>
-        <w:instrText xml:space="preserve"> ADDIN ZOTERO_ITEM CSL_CITATION {"citationID":"Wp6OBqGP","properties":{"formattedCitation":"(Abrahms et al., 2017; e.g., Elliot et al., 2014; but see Forrest et al., 2024; Mui et al., 2017)","plainCitation":"(Abrahms et al., 2017; e.g., Elliot et al., 2014; but see Forrest et al., 2024; Mui et al., 2017)","dontUpdate":true,"noteIndex":0},"citationItems":[{"id":473,"uris":["http://zotero.org/users/5449935/items/WC4SNARV"],"itemData":{"id":473,"type":"article-journal","citation-key":"Elliot.2014","container-title":"Journal of Applied Ecology","DOI":"10.1111/1365-2664.12282","ISSN":"00218901","issue":"5","language":"en","page":"1169-1178","source":"Crossref","title":"The Devil Is in the Dispersers: Predictions of Landscape Connectivity Change with Demography","title-short":"The Devil Is in the Dispersers","volume":"51","author":[{"family":"Elliot","given":"Nicholas B."},{"family":"Cushman","given":"Samuel A."},{"family":"Macdonald","given":"David W."},{"family":"Loveridge","given":"Andrew J."}],"issued":{"date-parts":[["2014",10]]}},"prefix":"e.g., "},{"id":176,"uris":["http://zotero.org/users/5449935/items/LA3WBUZF"],"itemData":{"id":176,"type":"article-journal","citation-key":"Abrahms.2017","container-title":"Journal of Applied Ecology","DOI":"10.1111/1365-2664.12714","ISSN":"0021-8901","issue":"2","page":"412–422","title":"Does Wildlife Resource Selection Accurately Inform Corridor Conservation?","volume":"54","author":[{"family":"Abrahms","given":"Briana"},{"family":"Sawyer","given":"Sarah C."},{"family":"Jordan","given":"Neil R."},{"family":"McNutt","given":"John Weldon"},{"family":"Wilson","given":"Alan M."},{"family":"Brashares","given":"Justin S."}],"issued":{"date-parts":[["2017"]]}}},{"id":517,"uris":["http://zotero.org/users/5449935/items/4CDPCFX8"],"itemData":{"id":517,"type":"article-journal","abstract":"Context Landscapes and animal behavior can exhibit temporal variability and connectivity estimates should consider this phenomenon. In many species, timing of activities such as nesting, mate searching, and hibernation occurs during distinct periods in which movement events may differ, along with physical characteristics of the surrounding landscape. Objectives We estimate movement, landscape conductance, and patch importance for a turtle species across two seasonal activity periods (spring, late summer) in a fragmented agricultural region. Three connectivity approaches are compared to identify their advantages and disadvantages.","citation-key":"Mui.2017","container-title":"Landscape Ecology","DOI":"10.1007/s10980-016-0456-9","ISSN":"0921-2973, 1572-9761","issue":"3","journalAbbreviation":"Landscape Ecol","language":"en","page":"531-546","source":"DOI.org (Crossref)","title":"Using Multiple Metrics to Estimate Seasonal Landscape Connectivity for Blanding’s Turtles (Emydoidea blandingii) in a Fragmented Landscape","volume":"32","author":[{"family":"Mui","given":"Amy B."},{"family":"Caverhill","given":"Brennan"},{"family":"Johnson","given":"Bob"},{"family":"Fortin","given":"Marie-Josée"},{"family":"He","given":"Yuhong"}],"issued":{"date-parts":[["2017",3]]}}},{"id":5442,"uris":["http://zotero.org/users/5449935/items/IMMECHZX"],"itemData":{"id":5442,"type":"article-journal","abstract":"Understanding and predicting animal movement is fundamental to ecology and conservation management. Models that estimate and then predict animal movement and habitat selection parameters underpin diverse conservation applications, from mitigating invasive species spread to enhancing landscape connectivity. However, many predictive models overlook fine‐scale temporal dynamics within their predictions, despite animals often displaying fine‐scale behavioural variability that might significantly alter their movement, habitat selection and distribution over time. Incorporating fine‐scale temporal dynamics, such as circadian rhythms, within predictive models might reduce the averaging out of such behaviours, thereby enhancing our ability to make predictions in both the short and long term. We tested whether the inclusion of fine‐scale temporal dynamics improved both fine‐scale (hourly) and long‐term (seasonal) spatial predictions for a significant invasive species of northern Australia, the water buffalo\n              Bubalus bubalis\n              . Water buffalo require intensive management actions over vast, remote areas and display distinct circadian rhythms linked to habitat use. To inform management operations we generated hourly and dry season prediction maps by simulating trajectories from static and temporally dynamic step selection functions (SSFs) that were fitted to the GPS data of 13 water buffalo. We found that simulations generated from temporally dynamic models replicated the buffalo crepuscular movement patterns and dynamic habitat selection, resulting in more informative and accurate hourly predictions. Additionally, when the simulations were aggregated into long‐term predictions, the dynamic models were more accurate and better able to</w:instrText>
+        <w:instrText xml:space="preserve"> ADDIN ZOTERO_ITEM CSL_CITATION {"citationID":"H0nk7mSh","properties":{"formattedCitation":"(Kaszta et al., 2021; e.g., Osipova et al., 2019; Zeller, Wattles, et al., 2020)","plainCitation":"(Kaszta et al., 2021; e.g., Osipova et al., 2019; Zeller, Wattles, et al., 2020)","dontUpdate":true,"noteIndex":0},"citationItems":[{"id":393,"uris":["http://zotero.org/users/5449935/items/9K9W85RS"],"itemData":{"id":393,"type":"article-journal","abstract":"Landscape connectivity is an important component of systematic conservation planning. Step-selection functions (SSFs) is a highly promising method for connectivity modeling. However, differences in movement behavior across individuals and seasons are usually not considered in current SSF-based analyses, potentially leading to imprecise connectivity models. Here, our objective was to use SSFs to build functional connectivity models for African elephants Loxodonta africana in a seasonal environment to illustrate the temporal variability of functional landscape connectivity. We provide a methodological framework for integrating detected interindividual variability into resistance surface modeling, for assessing how landscape connectivity changes across seasons, and for evaluating how seasonal connectivity differences affect predictions of movement corridors. Using radio-tracking data from elephants in the Borderland area between Kenya and Tanzania, we applied SSFs to create seasonal landscape resistance surfaces. Based on seasonal models, we predicted movement corridors connecting major protected areas (PAs) using circuit theory and least-cost path analysis. Our ﬁndings demonstrate that individual variability and seasonality lead to substantial changes in landscape connectivity and predicted movement corridors. Speciﬁcally, we show that the models disregarding seasonal resource ﬂuctuations underestimate connectivity for the wet and transitional seasons, and overestimate connectivity for the dry season. Based on our seasonal models, we predicted a connectivity network between large PAs and highlight seasonal and consistent patterns that are most important for effective management planning. Our ﬁndings reveal that elephant movements in the borderland between Kenya and Tanzania are essential for maintaining connectivity in the dry season, and that existing corridors do not protect these movements in full extent.","citation-key":"Osipova.2019","container-title":"Animal Conservation","DOI":"10.1111/acv.12432","ISSN":"1367-9430, 1469-1795","issue":"1","language":"en","page":"35-48","source":"Crossref","title":"Using Step‐Selection Functions to Model Landscape Connectivity for African Elephants: Accounting for Variability Across Individuals and Seasons","title-short":"Using Step‐Selection Functions to Model Landscape Connectivity for African Elephants","volume":"22","author":[{"family":"Osipova","given":"L."},{"family":"Okello","given":"M. M."},{"family":"Njumbi","given":"S. J."},{"family":"Ngene","given":"S."},{"family":"Western","given":"D."},{"family":"Hayward","given":"M. W."},{"family":"Balkenhol","given":"N."}],"issued":{"date-parts":[["2019",2]]}},"prefix":"e.g., "},{"id":791,"uris":["http://zotero.org/users/5449935/items/Q4LPGV76"],"itemData":{"id":791,"type":"article-journal","abstract":"Connectivity and wildlife corridors are often key components to successful conservation and management plans. Connectivity for wildlife is typically modeled in a static environment that reﬂects a single snapshot in time. However, it has been shown that, when compared with dynamic connectivity models, static models can underestimate connectivity and mask important population processes. Therefore, including dynamism in connectivity models is important if the goal is to predict functional connectivity. We incorporated four levels of dynamism (individual, daily, seasonal, and interannual) into an individual-based movement model for black bears (Ursus americanus) in Massachusetts, USA. We used future development projections to model movement into the year 2050. We summarized habitat connectivity over the 32-year simulation period as the number of simulated movement paths crossing each pixel in our study area. Our results predict black bears will further colonize the expanding part of their range in the state and move beyond this range towards the greater Boston metropolitan area. This information is useful to managers for predicting and addressing human–wildlife conﬂict and in targeting public education campaigns on bear awareness. Including dynamism in connectivity models can produce more realistic models and, when future projections are incorporated, can ensure the identiﬁcation of areas that oﬀer long-term functional connectivity for wildlife.","citation-key":"Zeller.2020","container-title":"Land","DOI":"10.3390/land9070233","ISSN":"2073-445X","issue":"7","journalAbbreviation":"Land","language":"en","page":"233","source":"DOI.org (Crossref)","title":"Forecasting Seasonal Habitat Connectivity in a Developing Landscape","volume":"9","author":[{"family":"Zeller","given":"Katherine A."},{"family":"Wattles","given":"David W."},{"family":"Bauder","given":"Javan M."},{"family":"DeStefano","given":"Stephen"}],"issued":{"date-parts":[["2020",7,18]]}}},{"id":703,"uris":["http://zotero.org/users/5449935/items/T2ZZMF8F"],"itemData":{"id":703,"type":"article-journal","abstract":"Effective conservation and land management require robust understanding of how landscape features spatially and temporally affect population distribution, abundance and connectivity. This is especially important for keystone species known to shape ecosystems, such as the African elephant (\n              Loxodonta africana\n              ). This work investigates monthly patterns of elephant movement and connectivity in Kruger National Park (KNP; South Africa), and their temporal relationship with landscape features over a 12-month period associated with the occurrence of a severe drought. Based on elephant locations from GPS collars with a short acquisition interval, we explored the monthly patterns of spatial-autocorrelation of elephant movement using Mantel correlograms, and we developed scale-optimized monthly path-selection movement and resistant kernel connectivity models. Our results showed high variability in patterns of autocorrelation in elephant movements across individuals and months, with a preponderance of directional movement, which we believe is related to drought induced range shifts. We also found high non-stationarity of monthly movement and connectivity models; most models exhibited qualitative similarity in the general nature of the predicted ecological relationships, but large quantitative differences in predicted landscape resistance and connectivity across the year. This suggests</w:instrText>
       </w:r>
       <w:r>
         <w:rPr>
           <w:lang w:val="fr-CH"/>
         </w:rPr>
-        <w:instrText xml:space="preserve"> highlight areas of concentrated habitat use that might indicate high‐risk areas for environmental damage. Our findings emphasise the importance of incorporating fine‐scale temporal dynamics in predictive models for species with clear dynamic behavioural patterns. By integrating temporally dynamic processes into animal movement trajectories, we demonstrate an approach that can enhance conservation management strategies and deepen our understanding of ecological and behavioural patterns across multiple timescales.\n            \n            Keywords: circadian, fine‐scale dynamics, harmonics, landscape‐scale distributions, simulated trajectories, temporal dynamics","citation-key":"Forrest.2024","container-title":"Ecography","DOI":"10.1111/ecog.07421","ISSN":"0906-7590, 1600-0587","journalAbbreviation":"Ecography","language":"en","page":"e07421","source":"DOI.org (Crossref)","title":"Predicting fine‐scale distributions and emergent spatiotemporal patterns from temporally dynamic step selection simulations","author":[{"family":"Forrest","given":"Scott W."},{"family":"Pagendam","given":"Dan"},{"family":"Bode","given":"Michael"},{"family":"Drovandi","given":"Christopher"},{"family":"Potts","given":"Jonathan R."},{"family":"Perry","given":"Justin"},{"family":"Vanderduys","given":"Eric"},{"family":"Hoskins","given":"Andrew J."}],"issued":{"date-parts":[["2024",12,12]]}},"prefix":"but see "}],"schema":"https://github.com/citation-style-language/schema/raw/master/csl-citation.json"} </w:instrText>
+        <w:instrText xml:space="preserve"> high variation in space-utilization and temporal shifts of core habitat areas for elephants in KNP. Even during extreme drought, rainfall itself was not a strong driver of elephant movement; elephant movements, instead, were strongly driven by selection for green vegetation and areas near waterholes and small rivers. Our findings highlight a potentially serious problem in using movement models from a particular temporal snapshot to infer general landscape effects on movement. Conservation and management strategies focusing only on certain areas identified by temporarily idiosyncratic models might not be appropriate or efficient as a guide for allocating scarce resources for management or for understanding general ecological relationships.","citation-key":"Kaszta.2021","container-title":"Frontiers in Ecology and Evolution","DOI":"10.3389/fevo.2021.553263","ISSN":"2296-701X","journalAbbreviation":"Front. Ecol. Evol.","language":"en","page":"553263","source":"DOI.org (Crossref)","title":"Temporal Non-Stationarity of Path-Selection Movement Models and Connectivity: An Example of African Elephants in Kruger National Park","title-short":"Temporal Non-Stationarity of Path-Selection Movement Models and Connectivity","volume":"9","author":[{"family":"Kaszta","given":"Żaneta"},{"family":"Cushman","given":"Samuel A."},{"family":"Slotow","given":"Rob"}],"issued":{"date-parts":[["2021",4,27]]}}}],"schema":"https://github.com/citation-style-language/schema/raw/master/csl-citation.json"} </w:instrText>
       </w:r>
       <w:r>
         <w:fldChar w:fldCharType="separate"/>
@@ -1199,21 +1943,35 @@
           <w:rFonts w:ascii="Calibri" w:hAnsi="Calibri" w:cs="Calibri"/>
           <w:lang w:val="fr-CH"/>
         </w:rPr>
-        <w:t xml:space="preserve">(e.g., Elliot et al., 2014; </w:t>
+        <w:t>(</w:t>
       </w:r>
       <w:r>
         <w:rPr>
           <w:rFonts w:ascii="Calibri" w:hAnsi="Calibri" w:cs="Calibri"/>
           <w:lang w:val="fr-CH"/>
         </w:rPr>
-        <w:t xml:space="preserve">Abrahms et al., 2017; </w:t>
+        <w:t xml:space="preserve">e.g., </w:t>
       </w:r>
       <w:r>
         <w:rPr>
           <w:rFonts w:ascii="Calibri" w:hAnsi="Calibri" w:cs="Calibri"/>
           <w:lang w:val="fr-CH"/>
         </w:rPr>
-        <w:t>but see Forrest et al., 2024; Mui et al., 2017)</w:t>
+        <w:t xml:space="preserve">Kaszta et al., 2021; </w:t>
+      </w:r>
+      <w:r>
+        <w:rPr>
+          <w:rFonts w:ascii="Calibri" w:hAnsi="Calibri" w:cs="Calibri"/>
+          <w:lang w:val="fr-CH"/>
+        </w:rPr>
+        <w:t>O</w:t>
+      </w:r>
+      <w:r>
+        <w:rPr>
+          <w:rFonts w:ascii="Calibri" w:hAnsi="Calibri" w:cs="Calibri"/>
+          <w:lang w:val="fr-CH"/>
+        </w:rPr>
+        <w:t>sipova et al., 2019; Zeller, Wattles, et al., 2020)</w:t>
       </w:r>
       <w:r>
         <w:fldChar w:fldCharType="end"/>
@@ -1222,28 +1980,169 @@
         <w:rPr>
           <w:lang w:val="fr-CH"/>
         </w:rPr>
-        <w:t>.</w:t>
-      </w:r>
-      <w:r>
-        <w:rPr>
-          <w:lang w:val="fr-CH"/>
+        <w:t xml:space="preserve">. </w:t>
+      </w:r>
+      <w:r>
+        <w:t xml:space="preserve">This is demonstrated </w:t>
+      </w:r>
+      <w:r>
+        <w:rPr>
+          <w:i/>
+          <w:iCs/>
+        </w:rPr>
+        <w:t>ad extremum</w:t>
+      </w:r>
+      <w:r>
+        <w:rPr>
+          <w:rFonts w:ascii="Cambria" w:eastAsia="Cambria" w:hAnsi="Cambria" w:cs="Cambria"/>
+          <w:i/>
         </w:rPr>
         <w:t xml:space="preserve"> </w:t>
       </w:r>
       <w:r>
-        <w:t xml:space="preserve">Overcoming these limitations requires viewing connectivity as a dynamic </w:t>
-      </w:r>
-      <w:r>
-        <w:t xml:space="preserve">process </w:t>
-      </w:r>
-      <w:r>
-        <w:t xml:space="preserve">and modeling it accordingly </w:t>
+        <w:t xml:space="preserve">by Kaszta et al. (2021), who </w:t>
+      </w:r>
+      <w:r>
+        <w:t xml:space="preserve">predicted </w:t>
+      </w:r>
+      <w:r>
+        <w:t xml:space="preserve">dynamic connectivity for African elephants </w:t>
+      </w:r>
+      <w:r>
+        <w:t xml:space="preserve">based on monthly updated resistance surfaces </w:t>
+      </w:r>
+      <w:r>
+        <w:t>(</w:t>
+      </w:r>
+      <w:r>
+        <w:rPr>
+          <w:i/>
+          <w:iCs/>
+        </w:rPr>
+        <w:t xml:space="preserve">Loxodonta </w:t>
+      </w:r>
+      <w:proofErr w:type="spellStart"/>
+      <w:r>
+        <w:rPr>
+          <w:i/>
+          <w:iCs/>
+        </w:rPr>
+        <w:t>africana</w:t>
+      </w:r>
+      <w:proofErr w:type="spellEnd"/>
+      <w:r>
+        <w:t>).</w:t>
+      </w:r>
+      <w:r>
+        <w:t xml:space="preserve"> </w:t>
+      </w:r>
+      <w:r>
+        <w:t>S</w:t>
+      </w:r>
+      <w:r>
+        <w:t xml:space="preserve">imulations </w:t>
+      </w:r>
+      <w:r>
+        <w:t xml:space="preserve">from </w:t>
+      </w:r>
+      <w:proofErr w:type="spellStart"/>
+      <w:r>
+        <w:t>iSSFs</w:t>
+      </w:r>
+      <w:proofErr w:type="spellEnd"/>
+      <w:r>
+        <w:t xml:space="preserve"> allow to </w:t>
+      </w:r>
+      <w:r>
+        <w:t xml:space="preserve">more elegantly </w:t>
+      </w:r>
+      <w:r>
+        <w:t>incorporate seasonality</w:t>
+      </w:r>
+      <w:r>
+        <w:t>,</w:t>
+      </w:r>
+      <w:r>
+        <w:t xml:space="preserve"> </w:t>
+      </w:r>
+      <w:r>
+        <w:t xml:space="preserve">as </w:t>
+      </w:r>
+      <w:r>
+        <w:lastRenderedPageBreak/>
+        <w:t>simulations</w:t>
+      </w:r>
+      <w:r>
+        <w:t xml:space="preserve"> eliminate the need for seasonally updated resistance surfaces</w:t>
+      </w:r>
+      <w:r>
+        <w:t xml:space="preserve">. </w:t>
+      </w:r>
+      <w:r>
+        <w:t>Instead</w:t>
+      </w:r>
+      <w:r>
+        <w:t xml:space="preserve">, one can </w:t>
+      </w:r>
+      <w:r>
+        <w:t xml:space="preserve">directly incorporate </w:t>
+      </w:r>
+      <w:r>
+        <w:t>seasonality</w:t>
+      </w:r>
+      <w:r>
+        <w:t xml:space="preserve"> </w:t>
+      </w:r>
+      <w:r>
+        <w:t>by adjusting</w:t>
+      </w:r>
+      <w:r>
+        <w:t xml:space="preserve"> </w:t>
+      </w:r>
+      <w:r>
+        <w:t xml:space="preserve">both the </w:t>
+      </w:r>
+      <w:r>
+        <w:t>environment</w:t>
+      </w:r>
+      <w:r>
+        <w:t>al features</w:t>
+      </w:r>
+      <w:r>
+        <w:t xml:space="preserve"> </w:t>
+      </w:r>
+      <w:r>
+        <w:t>and</w:t>
+      </w:r>
+      <w:r>
+        <w:t xml:space="preserve"> </w:t>
+      </w:r>
+      <w:r>
+        <w:t xml:space="preserve">the </w:t>
+      </w:r>
+      <w:r>
+        <w:t xml:space="preserve">species’ </w:t>
+      </w:r>
+      <w:r>
+        <w:t xml:space="preserve">habitat </w:t>
+      </w:r>
+      <w:r>
+        <w:t>preferences as simulated individuals move. However, such an approach has not yet been employed. Regardless of the method</w:t>
+      </w:r>
+      <w:r>
+        <w:t xml:space="preserve"> </w:t>
+      </w:r>
+      <w:r>
+        <w:t>used</w:t>
+      </w:r>
+      <w:r>
+        <w:t xml:space="preserve">, integrating seasonality into connectivity analyses remains analytically and computationally demanding </w:t>
       </w:r>
       <w:r>
         <w:fldChar w:fldCharType="begin"/>
       </w:r>
       <w:r>
-        <w:instrText xml:space="preserve"> ADDIN ZOTERO_ITEM CSL_CITATION {"citationID":"faQCSVsP","properties":{"formattedCitation":"(Zeller, Lewison, et al., 2020; Zeller, Wattles, et al., 2020)","plainCitation":"(Zeller, Lewison, et al., 2020; Zeller, Wattles, et al., 2020)","noteIndex":0},"citationItems":[{"id":791,"uris":["http://zotero.org/users/5449935/items/Q4LPGV76"],"itemData":{"id":791,"type":"article-journal","abstract":"Connectivity and wildlife corridors are often key components to successful conservation and management plans. Connectivity for wildlife is typically modeled in a static environment that reﬂects a single snapshot in time. However, it has been shown that, when compared with dynamic connectivity models, static models can underestimate connectivity and mask important population processes. Therefore, including dynamism in connectivity models is important if the goal is to predict functional connectivity. We incorporated four levels of dynamism (individual, daily, seasonal, and interannual) into an individual-based movement model for black bears (Ursus americanus) in Massachusetts, USA. We used future development projections to model movement into the year 2050. We summarized habitat connectivity over the 32-year simulation period as the number of simulated movement paths crossing each pixel in our study area. Our results predict black bears will further colonize the expanding part of their range in the state and move beyond this range towards the greater Boston metropolitan area. This information is useful to managers for predicting and addressing human–wildlife conﬂict and in targeting public education campaigns on bear awareness. Including dynamism in connectivity models can produce more realistic models and, when future projections are incorporated, can ensure the identiﬁcation of areas that oﬀer long-term functional connectivity for wildlife.","citation-key":"Zeller.2020","container-title":"Land","DOI":"10.3390/land9070233","ISSN":"2073-445X","issue":"7","journalAbbreviation":"Land","language":"en","page":"233","source":"DOI.org (Crossref)","title":"Forecasting Seasonal Habitat Connectivity in a Developing Landscape","volume":"9","author":[{"family":"Zeller","given":"Katherine A."},{"family":"Wattles","given":"David W."},{"family":"Bauder","given":"Javan M."},{"family":"DeStefano","given":"Stephen"}],"issued":{"date-parts":[["2020",7,18]]}}},{"id":263,"uris":["http://zotero.org/users/5449935/items/WX4I5GBN"],"itemData":{"id":263,"type":"article-journal","abstract":"Landscape connectivity is increasingly promoted as a conservation tool to combat the negative effects of habitat loss, fragmentation, and climate change. Given its importance as a key conservation strategy, connectivity science is a rapidly growing discipline. However, most landscape connectivity models consider connectivity for only a single snapshot in time, despite the widespread recognition that landscapes and ecological processes are dynamic. In this paper, we discuss the emergence of dynamic connectivity and the importance of including dynamism in connectivity models and assessments. We outline dynamic processes for both structural and functional connectivity at multiple spatiotemporal scales and provide examples of modeling approaches at each of these scales. We highlight the unique challenges that accompany the adoption of dynamic connectivity for conservation management and planning in the context of traditional conservation prioritization approaches. With the increased availability of time series and species movement data, computational capacity, and an expanding number of empirical examples in the literature, incorporating dynamic processes into connectivity models is more feasible than ever. Here, we articulate how dynamism is an intrinsic component of connectivity and integral to the future of connectivity science.","citation-key":"Zeller.2020a","container-title":"Land","DOI":"10.3390/land9090303","ISSN":"2073-445X","issue":"9","journalAbbreviation":"Land","language":"en","page":"303","source":"DOI.org (Crossref)","title":"Understanding the Importance of Dynamic Landscape Connectivity","volume":"9","author":[{"family":"Zeller","given":"Katherine A."},{"family":"Lewison","given":"Rebecca"},{"family":"Fletcher","given":"Robert"},{"family":"Tulbure","given":"Mirela"},{"family":"Jennings","given":"Megan"}],"issued":{"date-parts":[["2020",8,29]]}}}],"schema":"https://github.com/citation-style-language/schema/raw/master/csl-citation.json"} </w:instrText>
+        <w:instrText xml:space="preserve"> ADDIN ZOTERO_ITEM CSL_CITATION {"citationID":"Ul84gDrZ","properties":{"formattedCitation":"(Bishop-Taylor et al., 2018)","plainCitation":"(Bishop-Taylor et al., 2018)","noteIndex":0},"citationItems":[{"id":826,"uris":["http://zotero.org/users/5449935/items/BFAS9VXF"],"itemData":{"id":826,"type":"article-journal","abstract":"Context Despite calls for landscape connectivity research to account for spatiotemporal dynamics, studies have overwhelmingly evaluated the importance of habitats for connectivity at single or limited moments in time. Remote sensing time series represent a promising resource for studying connectivity within dynamic ecosystems. However, there is a critical need to assess how static and dynamic landscape connectivity modelling approaches compare for prioritising habitats for conservation within dynamic environments.","citation-key":"Bishop-Taylor.2018","container-title":"Landscape Ecology","DOI":"10.1007/s10980-018-0624-1","ISSN":"0921-2973, 1572-9761","issue":"4","journalAbbreviation":"Landscape Ecol","language":"en","page":"625-640","source":"DOI.org (Crossref)","title":"Evaluating Static and Dynamic Landscape Connectivity Modelling Using a 25-Year Remote Sensing Time Series","volume":"33","author":[{"family":"Bishop-Taylor","given":"Robbi"},{"family":"Tulbure","given":"Mirela G."},{"family":"Broich","given":"Mark"}],"issued":{"date-parts":[["2018",4]]}}}],"schema":"https://github.com/citation-style-language/schema/raw/master/csl-citation.json"} </w:instrText>
       </w:r>
       <w:r>
         <w:fldChar w:fldCharType="separate"/>
@@ -1252,839 +2151,29 @@
         <w:rPr>
           <w:rFonts w:ascii="Calibri" w:hAnsi="Calibri" w:cs="Calibri"/>
         </w:rPr>
-        <w:t>(Zeller, Lewison, et al., 2020; Zeller, Wattles, et al., 2020)</w:t>
+        <w:t>(Bishop-Taylor et al., 2018)</w:t>
       </w:r>
       <w:r>
         <w:fldChar w:fldCharType="end"/>
       </w:r>
       <w:r>
-        <w:t>.</w:t>
+        <w:t>, raising the question of when</w:t>
+      </w:r>
+      <w:r>
+        <w:t>, if,</w:t>
+      </w:r>
+      <w:r>
+        <w:t xml:space="preserve"> and to what extent it should be prioritized.</w:t>
       </w:r>
     </w:p>
     <w:p>
       <w:pPr>
-        <w:rPr>
-          <w:lang w:val="fr-CH"/>
-        </w:rPr>
-      </w:pPr>
-      <w:r>
-        <w:t xml:space="preserve">A second </w:t>
-      </w:r>
-      <w:r>
-        <w:t xml:space="preserve">major </w:t>
-      </w:r>
-      <w:r>
-        <w:t xml:space="preserve">challenge in accurately predicting connectivity arises from the use of simplistic models that fail to capture the complexity of animal movement. Traditional approaches to study functional connectivity generally follow a three-step pipeline: (1) compiling presence or movement data for the focal species, alongside spatial covariate layers that influence connectivity, (2) fitting a selection model to estimate species preferences for environmental features and (3) generating a resistance (or permeability) surface based on inferred preferences, which is then </w:t>
-      </w:r>
-      <w:r>
-        <w:t>used as input to</w:t>
-      </w:r>
-      <w:r>
-        <w:t xml:space="preserve"> a connectivity model </w:t>
-      </w:r>
-      <w:r>
-        <w:fldChar w:fldCharType="begin"/>
-      </w:r>
-      <w:r>
-        <w:instrText xml:space="preserve"> ADDIN ZOTERO_ITEM CSL_CITATION {"citationID":"dXCc6eYw","properties":{"formattedCitation":"(Diniz et al., 2019; Zeller et al., 2012)","plainCitation":"(Diniz et al., 2019; Zeller et al., 2012)","noteIndex":0},"citationItems":[{"id":361,"uris":["http://zotero.org/users/5449935/items/IZL3EL3R"],"itemData":{"id":361,"type":"article-journal","citation-key":"Zeller.2012","container-title":"Landscape Ecology","DOI":"https://doi.org/10.1007%2Fs10980-012-9737-0","ISSN":"0921-2973","issue":"6","page":"777–797","title":"Estimating Landscape Resistance to Movement: A Review","volume":"27","author":[{"family":"Zeller","given":"Katherine A."},{"family":"McGarigal","given":"Kevin"},{"family":"Whiteley","given":"Andrew R."}],"issued":{"date-parts":[["2012"]]}}},{"id":302,"uris":["http://zotero.org/users/5449935/items/LVSVFVT4"],"itemData":{"id":302,"type":"article-journal","abstract":"Context Dispersal plays a key role in linking populations, habitat (re)-colonization, and species range expansion. As fragmentation and habitat loss are ubiquitous threats and can disrupt dispersal, landscape connectivity modeling has become a valuable tool in conservation planning.","citation-key":"Diniz.2019","container-title":"Landscape Ecology","DOI":"10.1007/s10980-019-00935-3","ISSN":"0921-2973, 1572-9761","language":"en","page":"41–58","source":"Crossref","title":"Landscape Connectivity Modeling from the Perspective of Animal Dispersal","volume":"35","author":[{"family":"Diniz","given":"Milena F."},{"family":"Cushman","given":"Samuel A."},{"family":"Machado","given":"Ricardo B."},{"family":"De Marco Júnior","given":"Paulo"}],"issued":{"date-parts":[["2019",11,19]]}}}],"schema":"https://github.com/citation-style-language/schema/raw/master/csl-citation.json"} </w:instrText>
-      </w:r>
-      <w:r>
-        <w:fldChar w:fldCharType="separate"/>
-      </w:r>
-      <w:r>
-        <w:rPr>
-          <w:rFonts w:ascii="Calibri" w:hAnsi="Calibri" w:cs="Calibri"/>
-        </w:rPr>
-        <w:t>(Diniz et al., 2019; Zeller et al., 2012)</w:t>
-      </w:r>
-      <w:r>
-        <w:fldChar w:fldCharType="end"/>
-      </w:r>
-      <w:r>
-        <w:t>.</w:t>
-      </w:r>
-      <w:r>
-        <w:t xml:space="preserve"> One downside to such resistance-based approaches is that models are limited to </w:t>
-      </w:r>
-      <w:r>
-        <w:t xml:space="preserve">variables </w:t>
-      </w:r>
-      <w:r>
-        <w:t>that can be represented as spatial layers. This prevents scientists from including biologically relevant, yet non-spatial effects</w:t>
-      </w:r>
-      <w:r>
-        <w:t>, such as, for example, the effect of time of day on movement and habitat preference</w:t>
-      </w:r>
-      <w:r>
-        <w:t>s</w:t>
-      </w:r>
-      <w:r>
-        <w:t>. More recently, a</w:t>
-      </w:r>
-      <w:r>
-        <w:t xml:space="preserve">n increasingly popular </w:t>
-      </w:r>
-      <w:r>
-        <w:t xml:space="preserve">alternative has been to bypass the resistance surface and simulate individual movement directly from the selection model, thus inferring connectivity from emergent movement patterns </w:t>
-      </w:r>
-      <w:r>
-        <w:fldChar w:fldCharType="begin"/>
-      </w:r>
-      <w:r>
-        <w:instrText xml:space="preserve"> ADDIN ZOTERO_ITEM CSL_CITATION {"citationID":"XTBkTOOh","properties":{"formattedCitation":"(Allen et al., 2016; Hauenstein et al., 2019; Hofmann et al., 2023; Kanagaraj et al., 2013; Unnithan Kumar et al., 2022, 2022; Zeller, Wattles, et al., 2020)","plainCitation":"(Allen et al., 2016; Hauenstein et al., 2019; Hofmann et al., 2023; Kanagaraj et al., 2013; Unnithan Kumar et al., 2022, 2022; Zeller, Wattles, et al., 2020)","noteIndex":0},"citationItems":[{"id":334,"uris":["http://zotero.org/users/5449935/items/RQETTD4Q"],"itemData":{"id":334,"type":"article-journal","abstract":"Most rare and endangered large carnivores such as tiger (Panthera tigris) exist in human-dominated landscapes as small, fragmented and isolated populations across their range. Connectivity between the remaining populations in the habitat fragments is essential for their long-term persistence and focus of management initiatives. We describe an individual-based, spatially explicit model of tiger movement behavior based on previously developed habitat models to (i) quantify inter-patch connectivity among major (protected) habitat patches in the Terai Arc Landscape of India and Nepal and (ii) investigate the effect of potential management initiatives, e.g. restoring corridors, on enhancing connectivity among fragmented protected habitats. Connectivity was not solely a function of distance between patches, but an outcome of the interplay between movement behavior and landscape composition, with asymmetric connectivity explained by canalizing or diffusing effects of the landscape, and depending on the landscape context of the starting patch. Patch connectivity was mostly determined by autocorrelation in tiger movement, the daily movement capacity, landscape structure, and the amount of matrix habitat. Several habitat patches were likely to be island-like and already effectively isolated. However, simulating scenarios of corridor restoration showed that most habitat patches in India and between India and Nepal could recover connectivity, which may mitigate negative genetic consequences of small population size and effective isolation on tiger populations in this landscape. Combining habitat models with individualbased models is a powerful and robust approach that could be widely applied to delineate dispersal corridors of large carnivores and quantify patch connectivity even if data are scarce.","citation-key":"Kanagaraj.2013","container-title":"Biological Conservation","DOI":"10.1016/j.biocon.2013.08.030","ISSN":"00063207","journalAbbreviation":"Biological Conservation","language":"en","page":"298-309","source":"DOI.org (Crossref)","title":"Using Individual-Based Movement Models to Assess Inter-Patch Connectivity for Large Carnivores in Fragmented Landscapes","volume":"167","author":[{"family":"Kanagaraj","given":"Rajapandian"},{"family":"Wiegand","given":"Thorsten"},{"family":"Kramer-Schadt","given":"Stephanie"},{"family":"Goyal","given":"Surendra P."}],"issued":{"date-parts":[["2013",11]]}}},{"id":520,"uris":["http://zotero.org/users/5449935/items/SF836LNX"],"itemData":{"id":520,"type":"article-journal","abstract":"Background\n              . Preserving connectivity, or the ability of a landscape to support species movement, is among the most commonly recommended strategies to reduce the negative effects of climate change and human land use development on species. Connectivity analyses have traditionally used a corridor-based approach and rely heavily on least cost path modeling and circuit theory to delineate corridors. Individual-based models are gaining popularity as a potentially more ecologically realistic method of estimating landscape connectivity. However, this remains a relatively unexplored approach. We sought to explore the utility of a simple, individual-based model as a land-use management support tool in identifying and implementing landscape connectivity.\n            \n            \n              Methods\n              . We created an individual-based model of bighorn sheep\n              (Ovis canadensis)\n              that simulates a bighorn sheep traversing a landscape by following simple movement rules. The model was calibrated for bighorn sheep in the Okanagan Valley, British Columbia, Canada, a region containing isolated herds that are vital to conservation of the species in its northern range. Simulations were run to determine baseline connectivity between subpopulations in the study area. We then applied the model to explore two land management scenarios on simulated connectivity: restoring natural fire regimes and identifying appropriate sites for interventions that would increase road permeability for bighorn sheep.\n            \n            \n              Results.\n              This model suggests there are no continuous areas of good habitat between current subpopulations of sheep in the study area; however, a series of stepping-stones or circuitous routes could facilitate movement between subpopulations and into currently unoccupied, yet suitable, bighorn habitat. Restoring natural fire regimes or mimicking fire with prescribed burns and tree removal could considerably increase bighorn connectivity in this area. Moreover, several key road crossing sites that could benefit from wildlife overpasses were identified.\n            \n            \n              Discussion.\n              By linking individual-scale movement rules to landscape-scale outcomes, our individual-based model of bighorn sheep allows for the exploration of how on-the-ground management or conservation scenarios may increase functional connectivity for the species in the study area. More generally, this study highlights the usefulness of individual-based models to identify how a species makes broad use of a landscape for movement. Application of this approach can provide effective quantitative support for decision makers seeking to incorporate wildlife conservation and connectivity into land use planning.","citation-key":"Allen.2016","container-title":"PeerJ","DOI":"10.7717/peerj.2001","ISSN":"2167-8359","language":"en","page":"e2001","source":"DOI.org (Crossref)","title":"An Individual-Based Modelling Approach to Estimate Landscape Connectivity for Bighorn Sheep (Ovis canadensis)","volume":"4","author":[{"family":"Allen","given":"Corrie H."},{"family":"Parrott","given":"Lael"},{"family":"Kyle","given":"Catherine"}],"issued":{"date-parts":[["2016",5,5]]}}},{"id":327,"uris":["http://zotero.org/users/5449935/items/7PNPFD3I"],"itemData":{"id":327,"type":"article-journal","abstract":"Dispersal is crucial for population viability and thus a popular target for conservation measures. However, the ability of individuals to move between habitat patches is notoriously difficult to estimate. One solution is to quantify functional connectivity via realistic individual-based movement models. Such simulation models, however, are difficult to build and even more difficult to parameterize. Here, we use the example of natal little owl (Athene noctua) dispersal to develop a new analysis chain for the calibration of individual-based dispersal models using a hybrid of statistical parameter estimation and Approximate Bayesian Computation (ABC). Specifically, we use locations of 126 radio-tracked juveniles to first estimate habitat utilization by generalized additive models (GAMs) and the biased random bridges (BRB) method. We then include the estimated parameters in a spatially explicit individualbased model (IBM) of little owl dispersal and calibrate further movement parameters using ABC. To derive efficient summary statistics, we use a new dimension reduction method based on random forest (RF) regression. Finally, we use the calibrated IBM to predict the dispersal potential of little owls from local populations in southwestern Germany to suitable habitat patches in northern Switzerland. We show that pre-calibrating habitat preference parameters while inferring movement behavioral parameters via ABC is a computationally efficient solution to obtain a plausible IBM parameterization. We also find that dimension reduction via RF regression outperforms the widely used least squares regression, which we applied as a benchmark approach. Estimated movement parameters for the individuals reveal plausible inter-individual and inter-sexual differences in movement behavior during natal dispersal. In agreement with a sex-biased dispersal distance in little owls, females show longer individual flights and higher directional persistence. Simulations from the fitted model indicate that a (re)colonization of northern Switzerland is generally possible, albeit restricted. We conclude that the presented analysis chain is a sensible work-flow to assess dispersal connectivity across species and ecosystems. It embraces species- and individual-specific behavioral responses to the landscape and allows likelihood-based calibration, despite an irregular sampling design. Our study highlights existing, yet narrow dispersal corridors, which may require enhancements to facilitate a recolonization of little owl habitat patches in northern Switzerland.","citation-key":"Hauenstein.2019","container-title":"Ecological Applications","DOI":"10.1002/eap.1873","ISSN":"1051-0761, 1939-5582","issue":"4","journalAbbreviation":"Ecol Appl","language":"en","page":"e01873","source":"DOI.org (Crossref)","title":"Calibrating an Individual‐Based Movement Model to Predict Functional Connectivity for Little Owls","volume":"29","author":[{"family":"Hauenstein","given":"Severin"},{"family":"Fattebert","given":"Julien"},{"family":"Grüebler","given":"Martin U."},{"family":"Naef‐Daenzer","given":"Beat"},{"family":"Pe'er","given":"Guy"},{"family":"Hartig","given":"Florian"}],"issued":{"date-parts":[["2019",6]]}}},{"id":791,"uris":["http://zotero.org/users/5449935/items/Q4LPGV76"],"itemData":{"id":791,"type":"article-journal","abstract":"Connectivity and wildlife corridors are often key components to successful conservation and management plans. Connectivity for wildlife is typically modeled in a static environment that reﬂects a single snapshot in time. However, it has been shown that, when compared with dynamic connectivity models, static models can underestimate connectivity and mask important population processes. Therefore, including dynamism in connectivity models is important if the goal is to predict functional connectivity. We incorporated four levels of dynamism (individual, daily, seasonal, and interannual) into an individual-based movement model for black bears (Ursus americanus) in Massachusetts, USA. We used future development projections to model movement into the year 2050. We summarized habitat connectivity over the 32-year simulation period as the number of simulated movement paths crossing each pixel in our study area. Our results predict black bears will further colonize the expanding part of their range in the state and move beyond this range towards the greater Boston metropolitan area. This information is useful to managers for predicting and addressing human–wildlife conﬂict and in targeting public education campaigns on bear awareness. Including dynamism in connectivity models can produce more realistic models and, when future projections are incorporated, can ensure the identiﬁcation of areas that oﬀer long-term functional connectivity for wildlife.","citation-key":"Zeller.2020","container-title":"Land","DOI":"10.3390/land9070233","ISSN":"2073-445X","issue":"7","journalAbbreviation":"Land","language":"en","page":"233","source":"DOI.org (Crossref)","title":"Forecasting Seasonal Habitat Connectivity in a Developing Landscape","volume":"9","author":[{"family":"Zeller","given":"Katherine A."},{"family":"Wattles","given":"David W."},{"family":"Bauder","given":"Javan M."},{"family":"DeStefano","given":"Stephen"}],"issued":{"date-parts":[["2020",7,18]]}}},{"id":680,"uris":["http://zotero.org/users/5449935/items/5QKTHZCB"],"itemData":{"id":680,"type":"article-journal","abstract":"Understanding organism movement is at the heart of many ecological disciplines. The study of landscape connectivity—the extent to which a landscape facilitates organism movement—has grown to become a central focus of spatial ecology and conservation science. Several computational algorithms have been developed to model connectivity; however, the major models in use today are limited by their lack of ﬂexibility and simplistic assumptions of movement behaviour. In this paper, we introduce a new spatially-explicit, individual- and process-based model called Pathwalker, which simulates organism movement and connectivity through heterogeneous landscapes as a function of landscape resistance, the energetic cost of movement, mortality risk, autocorrelation, and directional bias towards a destination, all at multiple spatial scales. We describe the model’s structure and parameters and present statistical evaluations to demonstrate the inﬂuence of these parameters on the resulting movement patterns. Written in Python 3, Pathwalker works for any version of Python 3 and is freely available to download online. Pathwalker models movement and connectivity with greater ﬂexibility compared with the dominant connectivity algorithms currently available in conservation science, thereby, enabling more detailed predictions for conservation practice and management. Moreover, Pathwalker provides a highly capable simulation framework for exploring theoretical and methodological questions that cannot be addressed with empirical data alone.","citation-key":"UnnithanKumar.2022","container-title":"ISPRS International Journal of Geo-Information","DOI":"10.3390/ijgi11060329","ISSN":"2220-9964","issue":"6","journalAbbreviation":"IJGI","language":"en","page":"329","source":"DOI.org (Crossref)","title":"Pathwalker: A New Individual-Based Movement Model for Conservation Science and Connectivity Modelling","title-short":"Pathwalker","volume":"11","author":[{"family":"Unnithan Kumar","given":"Siddharth"},{"family":"Kaszta","given":"Żaneta"},{"family":"Cushman","given":"Samuel A."}],"issued":{"date-parts":[["2022",5,30]]}}},{"id":680,"uris":["http://zotero.org/users/5449935/items/5QKTHZCB"],"itemData":{"id":680,"type":"article-journal","abstract":"Understanding organism movement is at the heart of many ecological disciplines. The study of landscape connectivity—the extent to which a landscape facilitates organism movement—has grown to become a central focus of spatial ecology and conservation science. Several computational algorithms have been developed to model connectivity; however, the major models in use today are limited by their lack of ﬂexibility and simplistic assumptions of movement behaviour. In this paper, we introduce a new spatially-explicit, individual- and process-based model called Pathwalker, which simulates organism movement and connectivity through heterogeneous landscapes as a function of landscape resistance, the energetic cost of movement, mortality risk, autocorrelation, and directional bias towards a destination, all at multiple spatial scales. We describe the model’s structure and parameters and present statistical evaluations to demonstrate the inﬂuence of these parameters on the resulting movement patterns. Written in Python 3, Pathwalker works for any version of Python 3 and is freely available to download online. Pathwalker models movement and connectivity with greater ﬂexibility compared with the dominant connectivity algorithms currently available in conservation science, thereby, enabling more detailed predictions for conservation practice and management. Moreover, Pathwalker provides a highly capable simulation framework for exploring theoretical and methodological questions that cannot be addressed with empirical data alone.","citation-key":"UnnithanKumar.2022","container-title":"ISPRS International Journal of Geo-Information","DOI":"10.3390/ijgi11060329","ISSN":"2220-9964","issue":"6","journalAbbreviation":"IJGI","language":"en","page":"329","source":"DOI.org (Crossref)","title":"Pathwalker: A New Individual-Based Movement Model for Conservation Science and Connect</w:instrText>
-      </w:r>
-      <w:r>
-        <w:rPr>
-          <w:lang w:val="de-CH"/>
-        </w:rPr>
-        <w:instrText xml:space="preserve">ivity Modelling","title-short":"Pathwalker","volume":"11","author":[{"family":"Unnithan Kumar","given":"Siddharth"},{"family":"Kaszta","given":"Żaneta"},{"family":"Cushman","given":"Samuel A."}],"issued":{"date-parts":[["2022",5,30]]}}},{"id":726,"uris":["http://zotero.org/users/5449935/items/NJ3CYYBT"],"itemData":{"id":726,"type":"article-journal","abstract":"Dispersal of individuals contributes to long-term population persistence, yet requires a sufficient degree of landscape connectivity. To date, connectivity has mainly been investigated using least-cost analysis and circuit theory, two methods that make assumptions that are hardly applicable to dispersal. While these assumptions can be relaxed by explicitly simulating dispersal trajectories across the landscape, a unified approach for such simulations is lacking.","citation-key":"Hofmann.2023a","container-title":"Landscape Ecology","DOI":"10.1007/s10980-023-01602-4","ISSN":"1572-9761","issue":"4","journalAbbreviation":"Landscape Ecology","page":"981-998","title":"A Three-Step Approach for Assessing Landscape Connectivity Via Simulated Dispersal: African Wild Dog Case Study","volume":"38","author":[{"family":"Hofmann","given":"David D."},{"family":"Cozzi","given":"Gabriele"},{"family":"McNutt","given":"John Weldon"},{"family":"Ozgul","given":"Arpat"},{"family":"Behr","given":"Dominik M."}],"issued":{"date-parts":[["2023",4,1]]}}}],"schema":"https://github.com/citation-style-language/schema/raw/master/csl-citation.json"} </w:instrText>
-      </w:r>
-      <w:r>
-        <w:fldChar w:fldCharType="separate"/>
-      </w:r>
-      <w:r>
-        <w:rPr>
-          <w:rFonts w:ascii="Calibri" w:hAnsi="Calibri" w:cs="Calibri"/>
-          <w:lang w:val="de-CH"/>
-        </w:rPr>
-        <w:t>(Allen et al., 2016; Hauenstein et al., 2019; Hofmann et al., 2023; Kanagaraj et al., 2013; Unnithan Kumar et al., 2022, 2022; Zeller, Wattles, et al., 2020)</w:t>
-      </w:r>
-      <w:r>
-        <w:fldChar w:fldCharType="end"/>
-      </w:r>
-      <w:r>
-        <w:rPr>
-          <w:lang w:val="de-CH"/>
-        </w:rPr>
-        <w:t xml:space="preserve">. </w:t>
-      </w:r>
-      <w:r>
-        <w:t xml:space="preserve">This </w:t>
-      </w:r>
-      <w:r>
-        <w:t xml:space="preserve">paradigm </w:t>
-      </w:r>
-      <w:r>
-        <w:t>shift has been accelerated by the rise of integrated step-selection functions (</w:t>
-      </w:r>
-      <w:proofErr w:type="spellStart"/>
-      <w:r>
-        <w:t>iSSFs</w:t>
-      </w:r>
-      <w:proofErr w:type="spellEnd"/>
-      <w:r>
-        <w:t>), which allow jointly modeling an animal</w:t>
-      </w:r>
-      <w:r>
-        <w:t>’</w:t>
-      </w:r>
-      <w:r>
-        <w:t xml:space="preserve">s movement kernel and </w:t>
-      </w:r>
-      <w:r>
-        <w:t xml:space="preserve">habitat </w:t>
-      </w:r>
-      <w:r>
-        <w:t xml:space="preserve">selection </w:t>
-      </w:r>
-      <w:r>
-        <w:fldChar w:fldCharType="begin"/>
-      </w:r>
-      <w:r>
-        <w:instrText xml:space="preserve"> ADDIN ZOTERO_ITEM CSL_CITATION {"citationID":"Drj50zaY","properties":{"formattedCitation":"(Avgar et al., 2016; Fieberg et al., 2021)","plainCitation":"(Avgar et al., 2016; Fieberg et al., 2021)","noteIndex":0},"citationItems":[{"id":474,"uris":["http://zotero.org/users/5449935/items/9GFQBAUH"],"itemData":{"id":474,"type":"article-journal","citation-key":"Avgar.2016","container-title":"Methods in Ecology and Evolution","DOI":"10.1111/2041-210X.12528","ISSN":"2041210X","issue":"5","language":"en","page":"619-630","source":"Crossref","title":"Integrated Step Selection Analysis: Bridging the Gap Between Resource Selection and Animal Movement","title-short":"Integrated Step Selection Analysis","volume":"7","author":[{"family":"Avgar","given":"Tal"},{"family":"Potts","given":"Jonathan R."},{"family":"Lewis","given":"Mark A."},{"family":"Boyce","given":"Mark S."}],"issued":{"date-parts":[["2016",5]]}}},{"id":741,"uris":["http://zotero.org/users/5449935/items/WVIG4CZU"],"itemData":{"id":741,"type":"article-journal","abstract":"Habitat-selection analyses allow researchers to link animals to their environment via habitat-selection or step-selection functions, and are commonly used to address questions related to wildlife management and conservation efforts. Habitat-selection analyses that incorporate movement characteristics, referred to as integrated step-selection analyses, are particularly appealing because they allow modelling of both movement and habitat-selection processes. Despite their popularity, many users struggle with interpreting parameters in habitat-selection and step-selection functions. Integrated step-selection analyses also require several additional steps to translate model parameters into a full-fledged movement model, and the mathematics supporting this approach can be challenging for many to understand. Using simple examples, we demonstrate how weighted distribution theory and the inhomogeneous Poisson point process can facilitate parameter interpretation in habitat-selection analyses. Furthermore, we provide a ‘how to’ guide illustrating the steps required to implement integrated step-selection analyses using the amt package By providing clear examples with open-source code, we hope to make habitat-selection analyses more understandable and accessible to end users.","citation-key":"Fieberg.2021","container-title":"Journal of Animal Ecology","DOI":"10.1111/1365-2656.13441","ISSN":"1365-2656","issue":"5","language":"en","note":"_eprint: https://besjournals.onlinelibrary.wiley.com/doi/pdf/10.1111/1365-2656.13441","page":"1027-1043","source":"Wiley Online Library","title":"A ‘How to’ Guide for Interpreting Parameters in Habitat-Selection Analyses","volume":"90","author":[{"family":"Fieberg","given":"John"},{"family":"Signer","given":"Johannes"},{"family":"Smith","given":"Brian"},{"family":"Avgar","given":"Tal"}],"issued":{"date-parts":[["2021"]]}}}],"schema":"https://github.com/citation-style-language/schema/raw/master/csl-citation.json"} </w:instrText>
-      </w:r>
-      <w:r>
-        <w:fldChar w:fldCharType="separate"/>
-      </w:r>
-      <w:r>
-        <w:rPr>
-          <w:rFonts w:ascii="Calibri" w:hAnsi="Calibri" w:cs="Calibri"/>
-        </w:rPr>
-        <w:t>(Avgar et al., 2016; Fieberg et al., 2021)</w:t>
-      </w:r>
-      <w:r>
-        <w:fldChar w:fldCharType="end"/>
-      </w:r>
-      <w:r>
-        <w:t xml:space="preserve"> and </w:t>
-      </w:r>
-      <w:r>
-        <w:t xml:space="preserve">permit </w:t>
-      </w:r>
-      <w:r>
-        <w:t xml:space="preserve">simulating movement directly from a fitted model </w:t>
-      </w:r>
-      <w:r>
-        <w:fldChar w:fldCharType="begin"/>
-      </w:r>
-      <w:r>
-        <w:instrText xml:space="preserve"> ADDIN ZOTERO_ITEM CSL_CITATION {"citationID":"JPvdnOhL","properties":{"formattedCitation":"(Avgar et al., 2016; Signer et al., 2017)","plainCitation":"(Avgar et al., 2016; Signer et al., 2017)","noteIndex":0},"citationItems":[{"id":474,"uris":["http://zotero.org/users/5449935/items/9GFQBAUH"],"itemData":{"id":474,"type":"article-journal","citation-key":"Avgar.2016","container-title":"Methods in Ecology and Evolution","DOI":"10.1111/2041-210X.12528","ISSN":"2041210X","issue":"5","language":"en","page":"619-630","source":"Crossref","title":"Integrated Step Selection Analysis: Bridging the Gap Between Resource Selection and Animal Movement","title-short":"Integrated Step Selection Analysis","volume":"7","author":[{"family":"Avgar","given":"Tal"},{"family":"Potts","given":"Jonathan R."},{"family":"Lewis","given":"Mark A."},{"family":"Boyce","given":"Mark S."}],"issued":{"date-parts":[["2016",5]]}}},{"id":631,"uris":["http://zotero.org/users/5449935/items/G28VI8IZ"],"itemData":{"id":631,"type":"article-journal","abstract":"Habitat-selection analyses are often used to link environmental covariates, measured within some spatial domain of assumed availability, to animal location data that are assumed to be independent. Step-selection functions (SSFs) relax this independence assumption, by using a conditional model that explicitly acknowledges the spatiotemporal dynamics of the availability domain and hence the temporal dependence among successive locations. However, it is not clear how to produce an SSF-based map of the expected utilization distribution. Here, we used SSFs to analyze virtual animal movement data generated at a ﬁne spatiotemporal scale and then rareﬁed to emulate realistic telemetry data. We then compared two different approaches for generating maps from the estimated regression coefﬁcients. First, we considered a na€ıve approach that used the coefﬁcients as if they were obtained by ﬁtting an unconditional model. Second, we explored a simulation-based approach, where maps were generated using stochastic simulations of the parameterized step-selection process. We found that the simulation-based approach always outperformed the na€ıve mapping approach and that the latter overestimated home-range size and underestimated local space-use variability. Differences between the approaches were greatest for complex landscapes and high sampling rates, suggesting that the simulation-based approach, despite its added complexity, is likely to offer signiﬁcant advantages when applying SSFs to real data.","citation-key":"Signer.2017","container-title":"Ecosphere","DOI":"10.1002/ecs2.1771","ISSN":"21508925","issue":"4","language":"en","page":"e01771","source":"Crossref","title":"Estimating Utilization Distributions from Fitted Step-Selection Functions","volume":"8","author":[{"family":"Signer","given":"Johannes"},{"family":"Fieberg","given":"John"},{"family":"Avgar","given":"Tal"}],"issued":{"date-parts":[["2017",4]]}}}],"schema":"https://github.com/citation-style-language/schema/raw/master/csl-citation.json"} </w:instrText>
-      </w:r>
-      <w:r>
-        <w:fldChar w:fldCharType="separate"/>
-      </w:r>
-      <w:r>
-        <w:rPr>
-          <w:rFonts w:ascii="Calibri" w:hAnsi="Calibri" w:cs="Calibri"/>
-        </w:rPr>
-        <w:t xml:space="preserve">(Avgar et al., </w:t>
-      </w:r>
-      <w:r>
-        <w:rPr>
-          <w:rFonts w:ascii="Calibri" w:hAnsi="Calibri" w:cs="Calibri"/>
-        </w:rPr>
-        <w:lastRenderedPageBreak/>
-        <w:t>2016; Signer et al., 2017)</w:t>
-      </w:r>
-      <w:r>
-        <w:fldChar w:fldCharType="end"/>
-      </w:r>
-      <w:r>
-        <w:t xml:space="preserve">. Unlike resistance-based approaches, </w:t>
-      </w:r>
-      <w:proofErr w:type="spellStart"/>
-      <w:r>
-        <w:t>iSSF</w:t>
-      </w:r>
-      <w:proofErr w:type="spellEnd"/>
-      <w:r>
-        <w:t xml:space="preserve">-based simulations are not limited to </w:t>
-      </w:r>
-      <w:r>
-        <w:t xml:space="preserve">variables </w:t>
-      </w:r>
-      <w:r>
-        <w:t xml:space="preserve">that can be represented </w:t>
-      </w:r>
-      <w:r>
-        <w:t xml:space="preserve">as </w:t>
-      </w:r>
-      <w:r>
-        <w:t xml:space="preserve">raster </w:t>
-      </w:r>
-      <w:r>
-        <w:t xml:space="preserve">layers, rather </w:t>
-      </w:r>
-      <w:proofErr w:type="spellStart"/>
-      <w:r>
-        <w:t>iSSFs</w:t>
-      </w:r>
-      <w:proofErr w:type="spellEnd"/>
-      <w:r>
-        <w:t xml:space="preserve"> </w:t>
-      </w:r>
-      <w:r>
-        <w:t>offer greater realism by capturing non-spatial, dynamic factors—such as directional persistence, circadian rhythms, and interactions between movement behavior and environmental variables</w:t>
-      </w:r>
-      <w:r>
-        <w:t xml:space="preserve"> </w:t>
-      </w:r>
-      <w:r>
-        <w:fldChar w:fldCharType="begin"/>
-      </w:r>
-      <w:r>
-        <w:instrText xml:space="preserve"> ADDIN ZOTERO_ITEM CSL_CITATION {"citationID":"inoXfSGj","properties":{"formattedCitation":"(Forrest et al., 2024; Hofmann et al., 2023; Potts &amp; B\\uc0\\u246{}rger, 2023; Signer et al., 2024)","plainCitation":"(Forrest et al., 2024; Hofmann et al., 2023; Potts &amp; Börger, 2023; Signer et al., 2024)","noteIndex":0},"citationItems":[{"id":726,"uris":["http://zotero.org/users/5449935/items/NJ3CYYBT"],"itemData":{"id":726,"type":"article-journal","abstract":"Dispersal of individuals contributes to long-term population persistence, yet requires a sufficient degree of landscape connectivity. To date, connectivity has mainly been investigated using least-cost analysis and circuit theory, two methods that make assumptions that are hardly applicable to dispersal. While these assumptions can be relaxed by explicitly simulating dispersal trajectories across the landscape, a unified approach for such simulations is lacking.","citation-key":"Hofmann.2023a","container-title":"Landscape Ecology","DOI":"10.1007/s10980-023-01602-4","ISSN":"1572-9761","issue":"4","journalAbbreviation":"Landscape Ecology","page":"981-998","title":"A Three-Step Approach for Assessing Landscape Connectivity Via Simulated Dispersal: African Wild Dog Case Study","volume":"38","author":[{"family":"Hofmann","given":"David D."},{"family":"Cozzi","given":"Gabriele"},{"family":"McNutt","given":"John Weldon"},{"family":"Ozgul","given":"Arpat"},{"family":"Behr","given":"Dominik M."}],"issued":{"date-parts":[["2023",4,1]]}}},{"id":898,"uris":["http://zotero.org/users/5449935/items/AAA7CER2"],"itemData":{"id":898,"type":"article-journal","abstract":"Uncovering the mechanisms behind animal space use patterns is of vital importance for predictive ecology, thus conservation and management of ecosystems. Movement is a core driver of those patterns so understanding how movement mechanisms give rise to space use patterns has become an increasingly active area of research. This study focuses on a particular strand of research in this area, based around step selection analysis (SSA). SSA is a popular way of inferring drivers of movement decisions, but, perhaps less well appreciated, it also parametrises a model of animal movement. Of key interest is that this model can be propagated forwards in time to predict the space use patterns over broader spatial and temporal scales than those that pertain to the proximate movement decisions of animals. Here, we provide a guide for understanding and using the various existing techniques for scaling up step selection models to predict broad-scale space use patterns. We give practical guidance on when to use which technique, as well as specific examples together with code in R and Python. By pulling together various disparate techniques into one place, and providing code and instructions in simple examples, we hope to highlight the importance of these techniques and make them accessible to a wider range of ecologists, ultimately helping expand the usefulness of SSA.","citation-key":"Potts.2023","container-title":"Journal of Animal Ecology","DOI":"10.1111/1365-2656.13832","ISSN":"1365-2656","issue":"1","language":"en","note":"_eprint: https://onlinelibrary.wiley.com/doi/pdf/10.1111/1365-2656.13832","page":"16-29","source":"Wiley Online Library","title":"How to Scale up from Animal Movement Decisions to Spatiotemporal Patterns: An Approach Via Step Selection","title-short":"How to Scale up from Animal Movement Decisions to Spatiotemporal Patterns","volume":"92","author":[{"family":"Potts","given":"Jonathan R."},{"family":"Börger","given":"Luca"}],"issued":{"date-parts":[["2023"]]}}},{"id":179,"uris":["http://zotero.org/users/5449935/items/MJFLWZYE"],"itemData":{"id":179,"type":"article-journal","abstract":"Abstract\n            \n              \n                \n                  A standing challenge in the study of animal movement ecology is the capacity to predict where and when an individual animal might occur on the landscape, the so‐called, utilisation distribution (UD). Under certain assumptions, the steady‐state UD can be predicted from a fitted exponential habitat selection function. However, these assumptions are rarely met. Furthermore, there are many applications that require the estimation of transient dynamics rather than steady‐state UDs (e.g. when modelling migration or dispersal). Thus, there is a clear need for computational tools capable of predicting UDs based on observed animal movement data.\n                \n                \n                  Integrated Step‐Selection Analyses (iSSAs), which integrates movement of the animal into habitat selection analyses, are widely used to study habitat selection and movement of wild animals, and result in a fully parametrised individual‐based model of animal movement, which we refer to as an integrated Step Selection Function (iSSF). An iSSF can be used to generate stochastic animal paths based on random draws from a series of Markovian redistribution kernels, each consisting of a selection‐free, but possibly habitat‐influenced, movement kernel and a movement‐free selection function. The UD can be approximated by a sufficiently large set of such stochastic paths.\n                \n                \n                  \n                    Here, we present a set of functions in R to facilitate the simulation of animal space use from fitted iSSFs. Our goal is to provide a general purpose simulator that is easy to use and is part of an existing workflow for iSSAs (within the\n                    amt\n                    R package).\n                  \n                \n                \n                  \n                    We demonstrate through a series of applications how the simulator can be used to address a variety of questions in applied movement ecology. By providing functions in\n                    amt\n                    and coded examples, we hope to encourage ecologists using iSSFs to explore their predictions and model goodness‐of‐fit using simulations, and to further explore mechanistic approaches to modelling landscape connectivity.","citation-key":"Signer.2024","container-title":"Methods in Ecology and Evolution","DOI":"10.1111/2041-210X.14263","ISSN":"2041-210X, 2041-210X","issue":"1","journalAbbreviation":"Methods Ecol Evol","language":"en","page":"43-50","source":"DOI.org (Crossref)","title":"Simulating Animal Space Use from Fitted Integrated Step-Selection Functions","title-short":"Simulating Animal Space Use from Fitted Integrated &lt;span Style=\"font-Variant","volume":"15","author":[{"family":"Signer","given":"Johannes"},{"family":"Fieberg","given":"John"},{"family":"Reineking","given":"Björn"},{"family":"Schlägel","given":"Ulrike E."},{"family":"Smith","given":"Brian J."},{"family":"Balkenhol","given":"Niko"},{"family":"Avgar","given":"Tal"}],"issued":{"date-parts":[["2024",1]]}}},{"id":5442,"uris":["http://zotero.org/users/5449935/items/IMMECHZX"],"itemData":{"id":5442,"type":"article-journal","abstract":"Understanding and predicting animal movement is fundamental to ecology and conservation management. Models that estimate and then predict animal movement and habitat selection parameters underpin diverse conservation applications, from mitigating invasive species spread to enhancing landscape connectivity. However, many predictive models overlook fine‐scale temporal dynamics within their predictions, despite animals often displaying fine‐scale behavioural variability that might significantly alter their movement, habitat selection and distribution over time. Incorporating fine‐scale temporal dynamics, such as circadian rhythms, within predictive models might reduce the averaging out of such behaviours, thereby enhancing our ability to make predictions in both the short and long term. We tested whether the inclusion of fine‐scale temporal dynamics improved both fine‐scale (hourly) and long‐term (seasonal) spatial predictions for a significant invasive species of northern Australia, the water buffalo\n              Bubalus bubalis\n              . Water buffalo require intensive management actions over vast, remote areas and display distinct circadian rhythms linked to habitat use. To inform management operations we generated hourly and dry season prediction maps by simulating trajectories from static and temporally dynamic step selection functions (SSFs) that were fitted to the GPS data of 13 water buffalo. We found that simulations generated from temporally dynamic models replicated the buffalo crepuscular movement patterns and dynamic habitat selection, resulting in more informative and accurate hourly predictions. Additionally, when the simulations were aggregated into long‐term predictions, the dynamic models were more accurat</w:instrText>
-      </w:r>
-      <w:r>
-        <w:rPr>
-          <w:lang w:val="fr-CH"/>
-        </w:rPr>
-        <w:instrText xml:space="preserve">e and better able to highlight areas of concentrated habitat use that might indicate high‐risk areas for environmental damage. Our findings emphasise the importance of incorporating fine‐scale temporal dynamics in predictive models for species with clear dynamic behavioural patterns. By integrating temporally dynamic processes into animal movement trajectories, we demonstrate an approach that can enhance conservation management strategies and deepen our understanding of ecological and behavioural patterns across multiple timescales.\n            \n            Keywords: circadian, fine‐scale dynamics, harmonics, landscape‐scale distributions, simulated trajectories, temporal dynamics","citation-key":"Forrest.2024","container-title":"Ecography","DOI":"10.1111/ecog.07421","ISSN":"0906-7590, 1600-0587","journalAbbreviation":"Ecography","language":"en","page":"e07421","source":"DOI.org (Crossref)","title":"Predicting fine‐scale distributions and emergent spatiotemporal patterns from temporally dynamic step selection simulations","author":[{"family":"Forrest","given":"Scott W."},{"family":"Pagendam","given":"Dan"},{"family":"Bode","given":"Michael"},{"family":"Drovandi","given":"Christopher"},{"family":"Potts","given":"Jonathan R."},{"family":"Perry","given":"Justin"},{"family":"Vanderduys","given":"Eric"},{"family":"Hoskins","given":"Andrew J."}],"issued":{"date-parts":[["2024",12,12]]}}}],"schema":"https://github.com/citation-style-language/schema/raw/master/csl-citation.json"} </w:instrText>
-      </w:r>
-      <w:r>
-        <w:fldChar w:fldCharType="separate"/>
-      </w:r>
-      <w:r>
-        <w:rPr>
-          <w:rFonts w:ascii="Calibri" w:hAnsi="Calibri" w:cs="Calibri"/>
-          <w:lang w:val="fr-CH"/>
-        </w:rPr>
-        <w:t>(Forrest et al., 2024; Hofmann et al., 2023; Potts &amp; Börger, 2023; Signer et al., 2024)</w:t>
-      </w:r>
-      <w:r>
-        <w:fldChar w:fldCharType="end"/>
-      </w:r>
-      <w:r>
-        <w:rPr>
-          <w:lang w:val="fr-CH"/>
-        </w:rPr>
-        <w:t>.</w:t>
-      </w:r>
-    </w:p>
-    <w:p>
-      <w:r>
-        <w:t xml:space="preserve">Accounting for seasonality in connectivity analyses is non-trivial, as </w:t>
-      </w:r>
-      <w:r>
-        <w:t>it</w:t>
-      </w:r>
-      <w:r>
-        <w:t xml:space="preserve"> can enter </w:t>
-      </w:r>
-      <w:r>
-        <w:t xml:space="preserve">the modeling pipeline </w:t>
-      </w:r>
-      <w:r>
-        <w:t>at three distinct stages (</w:t>
-      </w:r>
-      <w:r>
-        <w:fldChar w:fldCharType="begin"/>
-      </w:r>
-      <w:r>
-        <w:instrText xml:space="preserve"> REF _Ref220505236 \h </w:instrText>
-      </w:r>
-      <w:r>
-        <w:fldChar w:fldCharType="separate"/>
-      </w:r>
-      <w:r>
-        <w:t xml:space="preserve">Figure </w:t>
-      </w:r>
-      <w:r>
-        <w:rPr>
-          <w:noProof/>
-        </w:rPr>
-        <w:t>1</w:t>
-      </w:r>
-      <w:r>
-        <w:fldChar w:fldCharType="end"/>
-      </w:r>
-      <w:r>
-        <w:fldChar w:fldCharType="begin"/>
-      </w:r>
-      <w:r>
-        <w:instrText xml:space="preserve"> REF _Ref202361563 \h </w:instrText>
-      </w:r>
-      <w:r>
-        <w:instrText xml:space="preserve"> \* MERGEFORMAT </w:instrText>
-      </w:r>
-      <w:r>
-        <w:fldChar w:fldCharType="end"/>
-      </w:r>
-      <w:r>
-        <w:t>a</w:t>
-      </w:r>
-      <w:r>
-        <w:t>). (1) When compiling spatial covariates (e.g., vegetation, water cover), researchers can either use a single layer per covariate</w:t>
-      </w:r>
-      <w:r>
-        <w:t xml:space="preserve"> (</w:t>
-      </w:r>
-      <w:r>
-        <w:t>representing a static or averaged snapshot</w:t>
-      </w:r>
-      <w:r>
-        <w:t xml:space="preserve">) </w:t>
-      </w:r>
-      <w:r>
-        <w:t>or a series of layers that capture seasonal variation (</w:t>
-      </w:r>
-      <w:r>
-        <w:fldChar w:fldCharType="begin"/>
-      </w:r>
-      <w:r>
-        <w:instrText xml:space="preserve"> REF _Ref220505236 \h </w:instrText>
-      </w:r>
-      <w:r>
-        <w:fldChar w:fldCharType="separate"/>
-      </w:r>
-      <w:r>
-        <w:t xml:space="preserve">Figure </w:t>
-      </w:r>
-      <w:r>
-        <w:rPr>
-          <w:noProof/>
-        </w:rPr>
-        <w:t>1</w:t>
-      </w:r>
-      <w:r>
-        <w:fldChar w:fldCharType="end"/>
-      </w:r>
-      <w:r>
-        <w:t>a</w:t>
-      </w:r>
-      <w:r>
-        <w:t xml:space="preserve">, Stage 1). Historically, static representations have been the norm </w:t>
-      </w:r>
-      <w:r>
-        <w:fldChar w:fldCharType="begin"/>
-      </w:r>
-      <w:r>
-        <w:instrText xml:space="preserve"> ADDIN ZOTERO_ITEM CSL_CITATION {"citationID":"30paDVX7","properties":{"formattedCitation":"(Brennan et al., 2020; e.g., Elliot et al., 2014)","plainCitation":"(Brennan et al., 2020; e.g., Elliot et al., 2014)","dontUpdate":true,"noteIndex":0},"citationItems":[{"id":473,"uris":["http://zotero.org/users/5449935/items/WC4SNARV"],"itemData":{"id":473,"type":"article-journal","citation-key":"Elliot.2014","container-title":"Journal of Applied Ecology","DOI":"10.1111/1365-2664.12282","ISSN":"00218901","issue":"5","language":"en","page":"1169-1178","source":"Crossref","title":"The Devil Is in the Dispersers: Predictions of Landscape Connectivity Change with Demography","title-short":"The Devil Is in the Dispersers","volume":"51","author":[{"family":"Elliot","given":"Nicholas B."},{"family":"Cushman","given":"Samuel A."},{"family":"Macdonald","given":"David W."},{"family":"Loveridge","given":"Andrew J."}],"issued":{"date-parts":[["2014",10]]}},"prefix":"e.g., "},{"id":275,"uris":["http://zotero.org/users/5449935/items/NTS4WTZ8"],"itemData":{"id":275,"type":"article-journal","citation-key":"Brennan.2020","container-title":"Journal of Applied Ecology","DOI":"10.1111/1365-2664.13716","ISSN":"0021-8901, 1365-2664","issue":"9","journalAbbreviation":"J Appl Ecol","language":"en","page":"1700-1710","source":"DOI.org (Crossref)","title":"Characterizing Multispecies Connectivity Across a Transfrontier Conservation Landscape","volume":"57","author":[{"family":"Brennan","given":"A."},{"family":"Beytell","given":"P."},{"family":"Aschenborn","given":"O."},{"family":"Du Preez","given":"P."},{"family":"Funston","given":"P.J."},{"family":"Hanssen","given":"L."},{"family":"Kilian","given":"J.W."},{"family":"Stuart‐Hill","given":"G."},{"family":"Taylor","given":"R.D."},{"family":"Naidoo","given":"R."}],"issued":{"date-parts":[["2020"]]}}}],"schema":"https://github.com/citation-style-language/schema/raw/master/csl-citation.json"} </w:instrText>
-      </w:r>
-      <w:r>
-        <w:fldChar w:fldCharType="separate"/>
-      </w:r>
-      <w:r>
-        <w:rPr>
-          <w:rFonts w:ascii="Calibri" w:hAnsi="Calibri" w:cs="Calibri"/>
-        </w:rPr>
-        <w:t>(</w:t>
-      </w:r>
-      <w:r>
-        <w:rPr>
-          <w:rFonts w:ascii="Calibri" w:hAnsi="Calibri" w:cs="Calibri"/>
-        </w:rPr>
-        <w:t xml:space="preserve">e.g., </w:t>
-      </w:r>
-      <w:r>
-        <w:rPr>
-          <w:rFonts w:ascii="Calibri" w:hAnsi="Calibri" w:cs="Calibri"/>
-        </w:rPr>
-        <w:t>Brennan et al., 2020; Elliot et al., 2014)</w:t>
-      </w:r>
-      <w:r>
-        <w:fldChar w:fldCharType="end"/>
-      </w:r>
-      <w:r>
-        <w:t>.</w:t>
-      </w:r>
-      <w:r>
-        <w:t xml:space="preserve"> </w:t>
-      </w:r>
-      <w:r>
-        <w:t>However, advances in remote sensing and increased access to petabytes of landscape data</w:t>
-      </w:r>
-      <w:r>
-        <w:t xml:space="preserve"> </w:t>
-      </w:r>
-      <w:r>
-        <w:fldChar w:fldCharType="begin"/>
-      </w:r>
-      <w:r>
-        <w:instrText xml:space="preserve"> ADDIN ZOTERO_ITEM CSL_CITATION {"citationID":"E8wmsJt8","properties":{"formattedCitation":"(Rumiano et al., 2020; Toth &amp; J\\uc0\\u243{}\\uc0\\u378{}k\\uc0\\u243{}w, 2016)","plainCitation":"(Rumiano et al., 2020; Toth &amp; Jóźków, 2016)","noteIndex":0},"citationItems":[{"id":502,"uris":["http://zotero.org/users/5449935/items/YB5EP39H"],"itemData":{"id":502,"type":"article-journal","abstract":"The objective of this article is to review the state-of-the-art remote sensing technologies, including platforms and sensors, the topics representing the primary research interest in the ISPRS Technical Commission I activities. Due to ever advancing technologies, the remote sensing field is experiencing unprecedented developments recently, fueled by sensor advancements and continuously increasing information infrastructure. The scope and performance potential of sensors in terms of spatial, spectral and temporal sensing abilities have expanded far beyond the traditional boundaries of remote sensing, resulting in significantly better observation capabilities. First, platform developments are reviewed with the main focus on emerging new remote sensing satellite constellations and UAS (Unmanned Aerial System) platforms. Next, sensor georeferencing and supporting navigation infrastructure, an enabling technology for remote sensing, are discussed. Finally, we group sensors based on their spatial, spectral and temporal characteristics, and classify them by their platform deployment competencies. In addition, we identify current trends, including the convergence between the remote sensing and navigation field, and the emergence of cooperative sensing, and the potential of crowdsensing.","citation-key":"Toth.2016","collection-title":"Theme issue 'State-of-the-art in photogrammetry, remote sensing and spatial information science'","container-title":"ISPRS Journal of Photogrammetry and Remote Sensing","DOI":"10.1016/j.isprsjprs.2015.10.004","ISSN":"0924-2716","journalAbbreviation":"ISPRS Journal of Photogrammetry and Remote Sensing","language":"en","page":"22-36","source":"ScienceDirect","title":"Remote Sensing Platforms and Sensors: A Survey","title-short":"Remote Sensing Platforms and Sensors","volume":"115","author":[{"family":"Toth","given":"Charles"},{"family":"Jóźków","given":"Grzegorz"}],"issued":{"date-parts":[["2016",5,1]]}}},{"id":752,"uris":["http://zotero.org/users/5449935/items/V34CKDFC"],"itemData":{"id":752,"type":"article-journal","abstract":"Interfaces between protected areas and their peripheries in southern Africa are subject to interactions between wildlife and livestock that vary in frequency and intensity. In these areas, the juxtaposition between production and conservation land uses in a context of increasing anthropisation can create issues associated with human-wildlife coexistence and raises concerns for biodiversity conservation, local development and livelihoods. This literature review aimed at addressing the need to consolidate and gather in one article current knowledge on potential uses of satellite remote sensing (SRS) products by movement ecologists to investigate the sympatry of wildlife/domestic ungulates in savanna interface environments. A keyword querying process of peer reviewed scientific paper, thesis and books has been implemented to identify references that (1) characterize the main environmental drivers impacting buffalo (Syncerus caffer caffer) and cattle (Bos taurus &amp; Bos indicus) movements in southern Africa environments, (2) describe the SRS contribution to discriminate and characterize these drivers. In total, 327 references have been selected and analyzed. Surface water, precipitation, landcover and fire emerged as key drivers impacting the buffalo and cattle movements. These environmental drivers can be efficiently characterized by SRS, mainly through open-access SRS products and standard image processing methods. Applying SRS to better understand buffalo and cattle movements in semi-arid environments provides an operational framework that could be replicated in other type of interface where different wild and domestic species interact. There is, however, a need for animal movement ecologists to reinforce their knowledge of remote sensing and/or to increase pluridisciplinary collaborations.","citation-key":"Rumiano.2020","container-title":"Remote Sensing","DOI":"10.3390/rs12193218","ISSN":"2072-4292","issue":"19","journalAbbreviation":"Remote Sensing","language":"en","page":"3218","source":"DOI.org (Crossref)","title":"Remote Sensing of Environmental Drivers Influencing the Movement Ecology of Sympatric Wild and Domestic Ungulates in Semi-Arid Savannas, a Review","volume":"12","author":[{"family":"Rumiano","given":"Florent"},{"family":"Wielgus","given":"Elodie"},{"family":"Miguel","given":"Eve"},{"family":"Chamaillé-Jammes","given":"Simon"},{"family":"Valls-Fox","given":"Hugo"},{"family":"Cornélis","given":"Daniel"},{"family":"Garine-Wichatitsky","given":"Michel De"},{"family":"Fritz","given":"Hervé"},{"family":"Caron","given":"Alexandre"},{"family":"Tran","given":"Annelise"}],"issued":{"date-parts":[["2020",10,2]]}}}],"schema":"https://github.com/citation-style-language/schema/raw/master/csl-citation.json"} </w:instrText>
-      </w:r>
-      <w:r>
-        <w:fldChar w:fldCharType="separate"/>
-      </w:r>
-      <w:r>
-        <w:rPr>
-          <w:rFonts w:ascii="Calibri" w:hAnsi="Calibri" w:cs="Calibri"/>
-        </w:rPr>
-        <w:t>(Rumiano et al., 2020; Toth &amp; Jóźków, 2016)</w:t>
-      </w:r>
-      <w:r>
-        <w:fldChar w:fldCharType="end"/>
-      </w:r>
-      <w:r>
-        <w:t xml:space="preserve"> have made high-resolution spatiotemporal layers more accessible, enabling more dynamic representations of study systems</w:t>
-      </w:r>
-      <w:r>
-        <w:t xml:space="preserve"> </w:t>
-      </w:r>
-      <w:r>
-        <w:fldChar w:fldCharType="begin"/>
-      </w:r>
-      <w:r>
-        <w:instrText xml:space="preserve"> ADDIN ZOTERO_ITEM CSL_CITATION {"citationID":"cLq7evfi","properties":{"formattedCitation":"(Forrest et al., 2024; Kaszta et al., 2021; Osipova et al., 2019)","plainCitation":"(Forrest et al., 2024; Kaszta et al., 2021; Osipova et al., 2019)","noteIndex":0},"citationItems":[{"id":393,"uris":["http://zotero.org/users/5449935/items/9K9W85RS"],"itemData":{"id":393,"type":"article-journal","abstract":"Landscape connectivity is an important component of systematic conservation planning. Step-selection functions (SSFs) is a highly promising method for connectivity modeling. However, differences in movement behavior across individuals and seasons are usually not considered in current SSF-based analyses, potentially leading to imprecise connectivity models. Here, our objective was to use SSFs to build functional connectivity models for African elephants Loxodonta africana in a seasonal environment to illustrate the temporal variability of functional landscape connectivity. We provide a methodological framework for integrating detected interindividual variability into resistance surface modeling, for assessing how landscape connectivity changes across seasons, and for evaluating how seasonal connectivity differences affect predictions of movement corridors. Using radio-tracking data from elephants in the Borderland area between Kenya and Tanzania, we applied SSFs to create seasonal landscape resistance surfaces. Based on seasonal models, we predicted movement corridors connecting major protected areas (PAs) using circuit theory and least-cost path analysis. Our ﬁndings demonstrate that individual variability and seasonality lead to substantial changes in landscape connectivity and predicted movement corridors. Speciﬁcally, we show that the models disregarding seasonal resource ﬂuctuations underestimate connectivity for the wet and transitional seasons, and overestimate connectivity for the dry season. Based on our seasonal models, we predicted a connectivity network between large PAs and highlight seasonal and consistent patterns that are most important for effective management planning. Our ﬁndings reveal that elephant movements in the borderland between Kenya and Tanzania are essential for maintaining connectivity in the dry season, and that existing corridors do not protect these movements in full extent.","citation-key":"Osipova.2019","container-title":"Animal Conservation","DOI":"10.1111/acv.12432","ISSN":"1367-9430, 1469-1795","issue":"1","language":"en","page":"35-48","source":"Crossref","title":"Using Step‐Selection Functions to Model Landscape Connectivity for African Elephants: Accounting for Variability Across Individuals and Seasons","title-short":"Using Step‐Selection Functions to Model Landscape Connectivity for African Elephants","volume":"22","author":[{"family":"Osipova","given":"L."},{"family":"Okello","given":"M. M."},{"family":"Njumbi","given":"S. J."},{"family":"Ngene","given":"S."},{"family":"Western","given":"D."},{"family":"Hayward","given":"M. W."},{"family":"Balkenhol","given":"N."}],"issued":{"date-parts":[["2019",2]]}}},{"id":703,"uris":["http://zotero.org/users/5449935/items/T2ZZMF8F"],"itemData":{"id":703,"type":"article-journal","abstract":"Effective conservation and land management require robust understanding of how landscape features spatially and temporally affect population distribution, abundance and connectivity. This is especially important for keystone species known to shape ecosystems, such as the African elephant (\n              Loxodonta africana\n              ). This work investigates monthly patterns of elephant movement and connectivity in Kruger National Park (KNP; South Africa), and their temporal relationship with landscape features over a 12-month period associated with the occurrence of a severe drought. Based on elephant locations from GPS collars with a short acquisition interval, we explored the monthly patterns of spatial-autocorrelation of elephant movement using Mantel correlograms, and we developed scale-optimized monthly path-selection movement and resistant kernel connectivity models. Our results showed high variability in patterns of autocorrelation in elephant movements across individuals and months, with a preponderance of directional movement, which we believe is related to drought induced range shifts. We also found high non-stationarity of monthly movement and connectivity models; most models exhibited qualitative similarity in the general nature of the predicted ecological relationships, but large quantitative differences in predicted landscape resistance and connectivity across the year. This suggests high variation in space-utilization and temporal shifts of core habitat areas for elephants in KNP. Even during extreme drought, rainfall itself was not a strong driver of elephant movement; elephant movements, instead, were strongly driven by selection for green vegetation and areas near waterholes and small rivers. Our findings highlight a potentially serious problem in using movement models from a particular temporal snapshot to infer general landscape effects on movement. Conservation and management strategies focusing only on certain areas identified by temporarily idiosyncratic models might not be appropriate or efficient as a guide for allocating scarce resources for management or for understanding general ecological relationships.","citation-key":"Kaszta.2021","container-title":"Frontiers in Ecology and Evolution","DOI":"10.3389/fevo.2021.553263","ISSN":"2296-701X","journalAbbreviation":"Front. Ecol. Evol.","language":"en","page":"553263","source":"DOI.org (Crossref)","title":"Temporal Non-Stationarity of Path-Selection Movement Models and Connectivity: An Example of African Elephants in Kruger National Park","title-short":"Temporal Non-Stationarity of Path-Selection Movement Models and Connectivity","volume":"9","author":[{"family":"Kaszta","given":"Żaneta"},{"family":"Cushman","given":"Samuel A."},{"family":"Slotow","given":"Rob"}],"issued":{"date-parts":[["2021",4,27]]}}},{"id":5442,"uris":["http://zotero.org/users/5449935/items/IMMECHZX"],"itemData":{"id":5442,"type":"article-journal","abstract":"Understanding and predicting animal movement is fundamental to ecology and conservation management. Models that estimate and then predict animal movement and habitat selection parameters underpin diverse conservation applications, from mitigating invasive species spread to enhancing landscape connectivity. However, many predictive models overlook fine‐scale temporal dynamics within their predictions, despite animals often displaying fine‐scale behavioural variability that might significantly alter their movement, habitat selection and distribution over time. Incorporating fine‐scale temporal dynamics, such as circadian rhythms, within predictive models might reduce the averaging out of such behaviours, thereby enhancing our ability to make predictions in both the short and long term. We tested whether the inclusion of fine‐scale temporal dynamics improved both fine‐scale (hourly) and long‐term (seasonal) spatial predictions for a significant invasive species of northern Australia, the water buffalo\n              Bubalus bubalis\n              . Water buffalo require intensive management actions over vast, remote areas and display distinct circadian rhythms linked to habitat use. To inform management operations we generated hourly and dry season prediction maps by simulating trajectories from static and temporally dynamic step selection functions (SSFs) that were fitted to the GPS data of 13 water buffalo. We found that simulations generated from temporally dynamic models replicated the buffalo crepuscular movement patterns and dynamic habitat selection, resulting in more informative and accurate hourly predictions. Additionally, when the simulations were aggregated into long‐term predictions, the dynamic models were more accurate and better able to highlight areas of concentrated habitat use that might indicate high‐risk areas for environmental damage. Our findings emphasise the importance of incorporating fine‐scale temporal dynamics in predictive models for species with clear dynamic behavioural patterns. By integrating temporally dynamic processes into animal movement trajectories, we demonstrate an approach that can enhance conservation management strategies and deepen our understanding of ecological and behavioural patterns across multiple timescales.\n            \n            Keywords: circadian, fine‐scale dynamics, harmonics, landscape‐scale distributions, simulated trajectories, temporal dynamics","citation-key":"Forrest.2024","container-title":"Ecography","DOI":"10.1111/ecog.07421","ISSN":"0906-7590, 1600-0587","journalAbbreviation":"Ecography","language":"en","page":"e07421","source":"DOI.org (Crossref)","title":"Predicting fine‐scale distributions and emergent spatiotemporal patterns from temporally dynamic step selection simulations","author":[{"family":"Forrest","given":"Scott W."},{"family":"Pagendam","given":"Dan"},{"family":"Bode","given":"Michael"},{"family":"Drovandi","given":"Christopher"},{"family":"Potts","given":"Jonathan R."},{"family":"Perry","given":"Justin"},{"family":"Vanderduys","given":"Eric"},{"family":"Hoskins","given":"Andrew J."}],"issued":{"date-parts":[["2024",12,12]]}}}],"schema":"https://github.com/citation-style-language/schema/raw/master/csl-citation.json"} </w:instrText>
-      </w:r>
-      <w:r>
-        <w:fldChar w:fldCharType="separate"/>
-      </w:r>
-      <w:r>
-        <w:rPr>
-          <w:rFonts w:ascii="Calibri" w:hAnsi="Calibri" w:cs="Calibri"/>
-        </w:rPr>
-        <w:t>(Forrest et al., 2024; Kaszta et al., 2021; Osipova et al., 2019)</w:t>
-      </w:r>
-      <w:r>
-        <w:fldChar w:fldCharType="end"/>
-      </w:r>
-      <w:r>
-        <w:t xml:space="preserve">. </w:t>
-      </w:r>
-      <w:r>
-        <w:t>(2) When fitting a selection model, species</w:t>
-      </w:r>
-      <w:r>
-        <w:t>’</w:t>
-      </w:r>
-      <w:r>
-        <w:t xml:space="preserve"> habitat preferences can either be assumed constant by pooling all data</w:t>
-      </w:r>
-      <w:r>
-        <w:t xml:space="preserve"> </w:t>
-      </w:r>
-      <w:r>
-        <w:t xml:space="preserve">or modeled separately by season to account for </w:t>
-      </w:r>
-      <w:r>
-        <w:t>seasonal</w:t>
-      </w:r>
-      <w:r>
-        <w:t xml:space="preserve"> preferences (</w:t>
-      </w:r>
-      <w:r>
-        <w:fldChar w:fldCharType="begin"/>
-      </w:r>
-      <w:r>
-        <w:instrText xml:space="preserve"> REF _Ref220505236 \h </w:instrText>
-      </w:r>
-      <w:r>
-        <w:fldChar w:fldCharType="separate"/>
-      </w:r>
-      <w:r>
-        <w:t xml:space="preserve">Figure </w:t>
-      </w:r>
-      <w:r>
-        <w:rPr>
-          <w:noProof/>
-        </w:rPr>
-        <w:t>1</w:t>
-      </w:r>
-      <w:r>
-        <w:fldChar w:fldCharType="end"/>
-      </w:r>
-      <w:r>
-        <w:t>a</w:t>
-      </w:r>
-      <w:r>
-        <w:t>, Stage 2</w:t>
-      </w:r>
-      <w:r>
-        <w:t xml:space="preserve">; </w:t>
-      </w:r>
-      <w:r>
-        <w:fldChar w:fldCharType="begin"/>
-      </w:r>
-      <w:r>
-        <w:instrText xml:space="preserve"> ADDIN ZOTERO_ITEM CSL_CITATION {"citationID":"WpkYzO9D","properties":{"formattedCitation":"(e.g., Fortin et al. 2005; Manly et al. 2007; Cushman and Lewis 2010; Zeller, Wattles, et al. 2020)","plainCitation":"(e.g., Fortin et al. 2005; Manly et al. 2007; Cushman and Lewis 2010; Zeller, Wattles, et al. 2020)","dontUpdate":true,"noteIndex":0},"citationItems":[{"id":314,"uris":["http://zotero.org/users/5449935/items/XBN3E762"],"itemData":{"id":314,"type":"article-journal","citation-key":"Fortin.2005","container-title":"Ecology","DOI":"https://doi.org/10.1890/04-0953","issue":"5","page":"1320–1330","source":"Google Scholar","title":"Wolves Influence Elk Movements: Behavior Shapes a Trophic Cascade in Yellowstone National Park","title-short":"Wolves Influence Elk Movements","volume":"86","author":[{"family":"Fortin","given":"Daniel"},{"family":"Beyer","given":"Hawthorne L."},{"family":"Boyce","given":"Mark S."},{"family":"Smith","given":"Douglas W."},{"family":"Duchesne","given":"Thierry"},{"family":"Mao","given":"Julie S."}],"issued":{"date-parts":[["2005"]]}},"prefix":"e.g., "},{"id":127,"uris":["http://zotero.org/users/5449935/items/GDZRGHW6"],"itemData":{"id":127,"type":"book","abstract":"We have written this book as a guide to the design and analysis of field studies of resource selection, concentrating primarily on statistical aspects of the comparison of the use and availability of resources of different types. Our intended audience is field ecologists in general and, in particular, wildlife and fisheries biologists who are attempting to measure the extent to which real animal populations are selective in their choice of food and habitat. As such, we have made no attempt to address those aspects of theoretical ecology that are concerned with how animals might choose their resources if they acted in an optimal manner. The book is based on the concept of a resource selection function (RSF), where this is a function of characteristics measured on resourceunits such that its value for a unit is proportional to the probability of that unit being used. We argue that this concept leads to a unified theory for the analysis and interpretation of data on resource selection and can replace many ad hoc statistical methods that have been used in the past.","citation-key":"Manly.2007","ISBN":"978-0-306-48151-2","language":"en","note":"Google-Books-ID: rBXnBwAAQBAJ","number-of-pages":"233","publisher":"Springer Science &amp; Business Media","source":"Google Books","title":"Resource Selection by Animals: Statistical Design and Analysis for Field Studies","title-short":"Resource Selection by Animals","author":[{"family":"Manly","given":"B. F."},{"family":"McDonald","given":"L."},{"family":"Thomas","given":"D. L."},{"family":"McDonald","given":"Trent L."},{"family":"Erickson","given":"Wallace P."}],"issued":{"date-parts":[["2007"]]}}},{"id":348,"uris":["http://zotero.org/users/5449935/items/GCDQJ5IV"],"itemData":{"id":348,"type":"article-journal","citation-key":"Cushman.2010a","container-title":"Landscape Ecology","DOI":"10.1007/s10980-010-9534-6","ISSN":"0921-2973","issue":"10","page":"1613–1625","title":"Movement Behavior Explains Genetic Differentiation in American Black Bears","volume":"25","author":[{"family":"Cushman","given":"Samuel A."},{"family":"Lewis","given":"Jesse S."}],"issued":{"date-parts":[["2010"]]}}},{"id":791,"uris":["http://zotero.org/users/5449935/items/Q4LPGV76"],"itemData":{"id":791,"type":"article-journal","abstract":"Connectivity and wildlife corridors are often key components to successful conservation and management plans. Connectivity for wildlife is typically modeled in a static environment that reﬂects a single snapshot in time. However, it has been shown that, when compared with dynamic connectivity models, static models can underestimate connectivity and mask important population processes. Therefore, including dynamism in connectivity models is important if the goal is to predict functional connectivity. We incorporated four levels of dynamism (individual, daily, seasonal, and interannual) into an individual-based movement model for black bears (Ursus americanus) in Massachusetts, USA. We used future development projections to model movement into the year 2050. We summarized habitat connectivity over the 32-year simulation period as the number of simulated movement paths crossing each pixel in our study area. Our results predict black bears will further colonize the expanding part of their range in the state and move beyond this range towards the greater Boston metropolitan area. This information is useful to managers for predicting and addressing human–wildlife conﬂict and in targeting public education campaigns on bear awareness. Including dynamism in connectivity models can produce more realistic models and, when future projections are incorporated, can ensure the identiﬁcation of areas that oﬀer long-term functional connectivity for wildlife.","citation-key":"Zeller.2020","container-title":"Land","DOI":"10.3390/land9070233","ISSN":"2073-445X","issue":"7","journalAbbreviation":"Land","language":"en","page":"233","source":"DOI.org (Crossref)","title":"Forecasting Seasonal Habitat Connectivity in a Developing Landscape","volume":"9","author":[{"family":"Zeller","given":"Katherine A."},{"family":"Wattles","given":"David W."},{"family":"Bauder","given":"Javan M."},{"family":"DeStefano","given":"Stephen"}],"issued":{"date-parts":[["2020",7,18]]}}}],"schema":"https://github.com/citation-style-language/schema/raw/master/csl-citation.json"} </w:instrText>
-      </w:r>
-      <w:r>
-        <w:fldChar w:fldCharType="separate"/>
-      </w:r>
-      <w:r>
-        <w:rPr>
-          <w:rFonts w:ascii="Calibri" w:hAnsi="Calibri" w:cs="Calibri"/>
-        </w:rPr>
-        <w:t xml:space="preserve">e.g., </w:t>
-      </w:r>
-      <w:r>
-        <w:rPr>
-          <w:rFonts w:ascii="Calibri" w:hAnsi="Calibri" w:cs="Calibri"/>
-        </w:rPr>
-        <w:t xml:space="preserve">Cushman and Lewis 2010; </w:t>
-      </w:r>
-      <w:r>
-        <w:rPr>
-          <w:rFonts w:ascii="Calibri" w:hAnsi="Calibri" w:cs="Calibri"/>
-        </w:rPr>
-        <w:t>Fortin et al. 2005; Manly et al. 2007; Zeller, Wattles, et al. 2020)</w:t>
-      </w:r>
-      <w:r>
-        <w:fldChar w:fldCharType="end"/>
-      </w:r>
-      <w:r>
-        <w:t xml:space="preserve">. For instance, </w:t>
-      </w:r>
-      <w:proofErr w:type="spellStart"/>
-      <w:r>
-        <w:t>Chetkiewicz</w:t>
-      </w:r>
-      <w:proofErr w:type="spellEnd"/>
-      <w:r>
-        <w:t xml:space="preserve"> and Boyce (2009) partitioned their data by season to estimate seasonal habitat preferences for pumas (</w:t>
-      </w:r>
-      <w:r>
-        <w:rPr>
-          <w:i/>
-          <w:iCs/>
-        </w:rPr>
-        <w:t>Puma concolor</w:t>
-      </w:r>
-      <w:r>
-        <w:t>) and grizzly bears (</w:t>
-      </w:r>
-      <w:r>
-        <w:rPr>
-          <w:i/>
-          <w:iCs/>
-        </w:rPr>
-        <w:t>Ursus arctos</w:t>
-      </w:r>
-      <w:r>
-        <w:t>). (3) Finally, one must decide whether to predict connectivity for “average” environmental conditions or for distinct seasons (</w:t>
-      </w:r>
-      <w:r>
-        <w:fldChar w:fldCharType="begin"/>
-      </w:r>
-      <w:r>
-        <w:instrText xml:space="preserve"> REF _Ref220505236 \h </w:instrText>
-      </w:r>
-      <w:r>
-        <w:fldChar w:fldCharType="separate"/>
-      </w:r>
-      <w:r>
-        <w:t xml:space="preserve">Figure </w:t>
-      </w:r>
-      <w:r>
-        <w:rPr>
-          <w:noProof/>
-        </w:rPr>
-        <w:t>1</w:t>
-      </w:r>
-      <w:r>
-        <w:fldChar w:fldCharType="end"/>
-      </w:r>
-      <w:r>
-        <w:t>a</w:t>
-      </w:r>
-      <w:r>
-        <w:t>, Stage 3). Using resistance-based models, the latter approach requires repeatedly applying connectivity models to seasonally updated resistance surfaces</w:t>
-      </w:r>
-      <w:r>
-        <w:t xml:space="preserve"> </w:t>
-      </w:r>
-      <w:r>
-        <w:fldChar w:fldCharType="begin"/>
-      </w:r>
-      <w:r>
-        <w:instrText xml:space="preserve"> ADDIN ZOTERO_ITEM CSL_CITATION {"citationID":"H0nk7mSh","properties":{"formattedCitation":"(Kaszta et al., 2021; e.g., Osipova et al., 2019; Zeller, Wattles, et al., 2020)","plainCitation":"(Kaszta et al., 2021; e.g., Osipova et al., 2019; Zeller, Wattles, et al., 2020)","dontUpdate":true,"noteIndex":0},"citationItems":[{"id":393,"uris":["http://zotero.org/users/5449935/items/9K9W85RS"],"itemData":{"id":393,"type":"article-journal","abstract":"Landscape connectivity is an important component of systematic conservation planning. Step-selection functions (SSFs) is a highly promising method for connectivity modeling. However, differences in movement behavior across individuals and seasons are usually not considered in current SSF-based analyses, potentially leading to imprecise connectivity models. Here, our objective was to use SSFs to build functional connectivity models for African elephants Loxodonta africana in a seasonal environment to illustrate the temporal variability of functional landscape connectivity. We provide a methodological framework for integrating detected interindividual variability into resistance surface modeling, for assessing how landscape connectivity changes across seasons, and for evaluating how seasonal connectivity differences affect predictions of movement corridors. Using radio-tracking data from elephants in the Borderland area between Kenya and Tanzania, we applied SSFs to create seasonal landscape resistance surfaces. Based on seasonal models, we predicted movement corridors connecting major protected areas (PAs) using circuit theory and least-cost path analysis. Our ﬁndings demonstrate that individual variability and seasonality lead to substantial changes in landscape connectivity and predicted movement corridors. Speciﬁcally, we show that the models disregarding seasonal resource ﬂuctuations underestimate connectivity for the wet and transitional seasons, and overestimate connectivity for the dry season. Based on our seasonal models, we predicted a connectivity network between large PAs and highlight seasonal and consistent patterns that are most important for effective management planning. Our ﬁndings reveal that elephant movements in the borderland between Kenya and Tanzania are essential for maintaining connectivity in the dry season, and that existing corridors do not protect these movements in full extent.","citation-key":"Osipova.2019","container-title":"Animal Conservation","DOI":"10.1111/acv.12432","ISSN":"1367-9430, 1469-1795","issue":"1","language":"en","page":"35-48","source":"Crossref","title":"Using Step‐Selection Functions to Model Landscape Connectivity for African Elephants: Accounting for Variability Across Individuals and Seasons","title-short":"Using Step‐Selection Functions to Model Landscape Connectivity for African Elephants","volume":"22","author":[{"family":"Osipova","given":"L."},{"family":"Okello","given":"M. M."},{"family":"Njumbi","given":"S. J."},{"family":"Ngene","given":"S."},{"family":"Western","given":"D."},{"family":"Hayward","given":"M. W."},{"family":"Balkenhol","given":"N."}],"issued":{"date-parts":[["2019",2]]}},"prefix":"e.g., "},{"id":791,"uris":["http://zotero.org/users/5449935/items/Q4LPGV76"],"itemData":{"id":791,"type":"article-journal","abstract":"Connectivity and wildlife corridors are often key components to successful conservation and management plans. Connectivity for wildlife is typically modeled in a static environment that reﬂects a single snapshot in time. However, it has been shown that, when compared with dynamic connectivity models, static models can underestimate connectivity and mask important population processes. Therefore, including dynamism in connectivity models is important if the goal is to predict functional connectivity. We incorporated four levels of dynamism (individual, daily, seasonal, and interannual) into an individual-based movement model for black bears (Ursus americanus) in Massachusetts, USA. We used future development projections to model movement into the year 2050. We summarized habitat connectivity over the 32-year simulation period as the number of simulated movement paths crossing each pixel in our study area. Our results predict black bears will further colonize the expanding part of their range in the state and move beyond this range towards the greater Boston metropolitan area. This information is useful to managers for predicting and addressing human–wildlife conﬂict and in targeting public education campaigns on bear awareness. Including dynamism in connectivity models can produce more realistic models and, when future projections are incorporated, can ensure the identiﬁcation of areas that oﬀer long-term functional connectivity for wildlife.","citation-key":"Zeller.2020","container-title":"Land","DOI":"10.3390/land9070233","ISSN":"2073-445X","issue":"7","journalAbbreviation":"Land","language":"en","page":"233","source":"DOI.org (Crossref)","title":"Forecasting Seasonal Habitat Connectivity in a Developing Landscape","volume":"9","author":[{"family":"Zeller","given":"Katherine A."},{"family":"Wattles","given":"David W."},{"family":"Bauder","given":"Javan M."},{"family":"DeStefano","given":"Stephen"}],"issued":{"date-parts":[["2020",7,18]]}}},{"id":703,"uris":["http://zotero.org/users/5449935/items/T2ZZMF8F"],"itemData":{"id":703,"type":"article-journal","abstract":"Effective conservation and land management require robust understanding of how landscape features spatially and temporally affect population distribution, abundance and connectivity. This is especially important for keystone species known to shape ecosystems, such as the African elephant (\n              Loxodonta africana\n              ). This work investigates monthly patterns of elephant movement and connectivity in Kruger National Park (KNP; South Africa), and their temporal relationship with landscape features over a 12-month period associated with the occurrence of a severe drought. Based on elephant locations from GPS collars with a short acquisition interval, we explored the monthly patterns of spatial-autocorrelation of elephant movement using Mantel correlograms, and we developed scale-optimized monthly path-selection movement and resistant kernel connectivity models. Our results showed high variability in patterns of autocorrelation in elephant movements across individuals and months, with a preponderance of directional movement, which we believe is related to drought induced range shifts. We also found high non-stationarity of monthly movement and connectivity models; most models exhibited qualitative similarity in the general nature of the predicted ecological relationships, but large quantitative differences in predicted landscape resistance and connectivity across the year. This suggests</w:instrText>
-      </w:r>
-      <w:r>
-        <w:rPr>
-          <w:lang w:val="fr-CH"/>
-        </w:rPr>
-        <w:instrText xml:space="preserve"> high variation in space-utilization and temporal shifts of core habitat areas for elephants in KNP. Even during extreme drought, rainfall itself was not a strong driver of elephant movement; elephant movements, instead, were strongly driven by selection for green vegetation and areas near waterholes and small rivers. Our findings highlight a potentially serious problem in using movement models from a particular temporal snapshot to infer general landscape effects on movement. Conservation and management strategies focusing only on certain areas identified by temporarily idiosyncratic models might not be appropriate or efficient as a guide for allocating scarce resources for management or for understanding general ecological relationships.","citation-key":"Kaszta.2021","container-title":"Frontiers in Ecology and Evolution","DOI":"10.3389/fevo.2021.553263","ISSN":"2296-701X","journalAbbreviation":"Front. Ecol. Evol.","language":"en","page":"553263","source":"DOI.org (Crossref)","title":"Temporal Non-Stationarity of Path-Selection Movement Models and Connectivity: An Example of African Elephants in Kruger National Park","title-short":"Temporal Non-Stationarity of Path-Selection Movement Models and Connectivity","volume":"9","author":[{"family":"Kaszta","given":"Żaneta"},{"family":"Cushman","given":"Samuel A."},{"family":"Slotow","given":"Rob"}],"issued":{"date-parts":[["2021",4,27]]}}}],"schema":"https://github.com/citation-style-language/schema/raw/master/csl-citation.json"} </w:instrText>
-      </w:r>
-      <w:r>
-        <w:fldChar w:fldCharType="separate"/>
-      </w:r>
-      <w:r>
-        <w:rPr>
-          <w:rFonts w:ascii="Calibri" w:hAnsi="Calibri" w:cs="Calibri"/>
-          <w:lang w:val="fr-CH"/>
-        </w:rPr>
-        <w:t>(</w:t>
-      </w:r>
-      <w:r>
-        <w:rPr>
-          <w:rFonts w:ascii="Calibri" w:hAnsi="Calibri" w:cs="Calibri"/>
-          <w:lang w:val="fr-CH"/>
-        </w:rPr>
-        <w:t xml:space="preserve">e.g., </w:t>
-      </w:r>
-      <w:r>
-        <w:rPr>
-          <w:rFonts w:ascii="Calibri" w:hAnsi="Calibri" w:cs="Calibri"/>
-          <w:lang w:val="fr-CH"/>
-        </w:rPr>
-        <w:t xml:space="preserve">Kaszta et al., 2021; </w:t>
-      </w:r>
-      <w:r>
-        <w:rPr>
-          <w:rFonts w:ascii="Calibri" w:hAnsi="Calibri" w:cs="Calibri"/>
-          <w:lang w:val="fr-CH"/>
-        </w:rPr>
-        <w:t>O</w:t>
-      </w:r>
-      <w:r>
-        <w:rPr>
-          <w:rFonts w:ascii="Calibri" w:hAnsi="Calibri" w:cs="Calibri"/>
-          <w:lang w:val="fr-CH"/>
-        </w:rPr>
-        <w:t>sipova et al., 2019; Zeller, Wattles, et al., 2020)</w:t>
-      </w:r>
-      <w:r>
-        <w:fldChar w:fldCharType="end"/>
-      </w:r>
-      <w:r>
-        <w:rPr>
-          <w:lang w:val="fr-CH"/>
-        </w:rPr>
-        <w:t xml:space="preserve">. </w:t>
-      </w:r>
-      <w:r>
-        <w:t xml:space="preserve">This is demonstrated </w:t>
-      </w:r>
-      <w:r>
-        <w:rPr>
-          <w:i/>
-          <w:iCs/>
-        </w:rPr>
-        <w:t>ad extremum</w:t>
-      </w:r>
-      <w:r>
-        <w:rPr>
-          <w:rFonts w:ascii="Cambria" w:eastAsia="Cambria" w:hAnsi="Cambria" w:cs="Cambria"/>
-          <w:i/>
-        </w:rPr>
-        <w:t xml:space="preserve"> </w:t>
-      </w:r>
-      <w:r>
-        <w:t xml:space="preserve">by Kaszta et al. (2021), who </w:t>
-      </w:r>
-      <w:r>
-        <w:t xml:space="preserve">predicted </w:t>
-      </w:r>
-      <w:r>
-        <w:t xml:space="preserve">dynamic connectivity for African elephants </w:t>
-      </w:r>
-      <w:r>
-        <w:t xml:space="preserve">based on monthly updated resistance surfaces </w:t>
-      </w:r>
-      <w:r>
-        <w:t>(</w:t>
-      </w:r>
-      <w:r>
-        <w:rPr>
-          <w:i/>
-          <w:iCs/>
-        </w:rPr>
-        <w:t xml:space="preserve">Loxodonta </w:t>
-      </w:r>
-      <w:proofErr w:type="spellStart"/>
-      <w:r>
-        <w:rPr>
-          <w:i/>
-          <w:iCs/>
-        </w:rPr>
-        <w:t>africana</w:t>
-      </w:r>
-      <w:proofErr w:type="spellEnd"/>
-      <w:r>
-        <w:t>).</w:t>
-      </w:r>
-      <w:r>
-        <w:t xml:space="preserve"> </w:t>
-      </w:r>
-      <w:r>
-        <w:t>S</w:t>
-      </w:r>
-      <w:r>
-        <w:t xml:space="preserve">imulations </w:t>
-      </w:r>
-      <w:r>
-        <w:t xml:space="preserve">from </w:t>
-      </w:r>
-      <w:proofErr w:type="spellStart"/>
-      <w:r>
-        <w:t>iSSFs</w:t>
-      </w:r>
-      <w:proofErr w:type="spellEnd"/>
-      <w:r>
-        <w:t xml:space="preserve"> allow to </w:t>
-      </w:r>
-      <w:r>
-        <w:t xml:space="preserve">more elegantly </w:t>
-      </w:r>
-      <w:r>
-        <w:t>incorporate seasonality</w:t>
-      </w:r>
-      <w:r>
-        <w:t>,</w:t>
-      </w:r>
-      <w:r>
-        <w:t xml:space="preserve"> </w:t>
-      </w:r>
-      <w:r>
-        <w:t xml:space="preserve">as </w:t>
-      </w:r>
-      <w:r>
-        <w:lastRenderedPageBreak/>
-        <w:t>simulations</w:t>
-      </w:r>
-      <w:r>
-        <w:t xml:space="preserve"> eliminate the need for seasonally updated resistance surfaces</w:t>
-      </w:r>
-      <w:r>
-        <w:t xml:space="preserve">. </w:t>
-      </w:r>
-      <w:r>
-        <w:t>Instead</w:t>
-      </w:r>
-      <w:r>
-        <w:t xml:space="preserve">, one can </w:t>
-      </w:r>
-      <w:r>
-        <w:t xml:space="preserve">directly incorporate </w:t>
-      </w:r>
-      <w:r>
-        <w:t>seasonality</w:t>
-      </w:r>
-      <w:r>
-        <w:t xml:space="preserve"> </w:t>
-      </w:r>
-      <w:r>
-        <w:t>by adjusting</w:t>
-      </w:r>
-      <w:r>
-        <w:t xml:space="preserve"> </w:t>
-      </w:r>
-      <w:r>
-        <w:t xml:space="preserve">both the </w:t>
-      </w:r>
-      <w:r>
-        <w:t>environment</w:t>
-      </w:r>
-      <w:r>
-        <w:t>al features</w:t>
-      </w:r>
-      <w:r>
-        <w:t xml:space="preserve"> </w:t>
-      </w:r>
-      <w:r>
-        <w:t>and</w:t>
-      </w:r>
-      <w:r>
-        <w:t xml:space="preserve"> </w:t>
-      </w:r>
-      <w:r>
-        <w:t xml:space="preserve">the </w:t>
-      </w:r>
-      <w:r>
-        <w:t xml:space="preserve">species’ </w:t>
-      </w:r>
-      <w:r>
-        <w:t xml:space="preserve">habitat </w:t>
-      </w:r>
-      <w:r>
-        <w:t>preferences as simulated individuals move. However, such an approach has not yet been employed. Regardless of the method</w:t>
-      </w:r>
-      <w:r>
-        <w:t xml:space="preserve"> </w:t>
-      </w:r>
-      <w:r>
-        <w:t>used</w:t>
-      </w:r>
-      <w:r>
-        <w:t xml:space="preserve">, integrating seasonality into connectivity analyses remains analytically and computationally demanding </w:t>
-      </w:r>
-      <w:r>
-        <w:fldChar w:fldCharType="begin"/>
-      </w:r>
-      <w:r>
-        <w:instrText xml:space="preserve"> ADDIN ZOTERO_ITEM CSL_CITATION {"citationID":"Ul84gDrZ","properties":{"formattedCitation":"(Bishop-Taylor et al., 2018)","plainCitation":"(Bishop-Taylor et al., 2018)","noteIndex":0},"citationItems":[{"id":826,"uris":["http://zotero.org/users/5449935/items/BFAS9VXF"],"itemData":{"id":826,"type":"article-journal","abstract":"Context Despite calls for landscape connectivity research to account for spatiotemporal dynamics, studies have overwhelmingly evaluated the importance of habitats for connectivity at single or limited moments in time. Remote sensing time series represent a promising resource for studying connectivity within dynamic ecosystems. However, there is a critical need to assess how static and dynamic landscape connectivity modelling approaches compare for prioritising habitats for conservation within dynamic environments.","citation-key":"Bishop-Taylor.2018","container-title":"Landscape Ecology","DOI":"10.1007/s10980-018-0624-1","ISSN":"0921-2973, 1572-9761","issue":"4","journalAbbreviation":"Landscape Ecol","language":"en","page":"625-640","source":"DOI.org (Crossref)","title":"Evaluating Static and Dynamic Landscape Connectivity Modelling Using a 25-Year Remote Sensing Time Series","volume":"33","author":[{"family":"Bishop-Taylor","given":"Robbi"},{"family":"Tulbure","given":"Mirela G."},{"family":"Broich","given":"Mark"}],"issued":{"date-parts":[["2018",4]]}}}],"schema":"https://github.com/citation-style-language/schema/raw/master/csl-citation.json"} </w:instrText>
-      </w:r>
-      <w:r>
-        <w:fldChar w:fldCharType="separate"/>
-      </w:r>
-      <w:r>
-        <w:rPr>
-          <w:rFonts w:ascii="Calibri" w:hAnsi="Calibri" w:cs="Calibri"/>
-        </w:rPr>
-        <w:t>(Bishop-Taylor et al., 2018)</w:t>
-      </w:r>
-      <w:r>
-        <w:fldChar w:fldCharType="end"/>
-      </w:r>
-      <w:r>
-        <w:t>, raising the question of when</w:t>
-      </w:r>
-      <w:r>
-        <w:t>, if,</w:t>
-      </w:r>
-      <w:r>
-        <w:t xml:space="preserve"> and to what extent it should be prioritized.</w:t>
-      </w:r>
-    </w:p>
-    <w:p>
-      <w:pPr>
         <w:spacing w:line="252" w:lineRule="auto"/>
         <w:rPr>
-          <w:del w:id="17" w:author="David Hofmann" w:date="2026-03-17T19:49:00Z" w16du:dateUtc="2026-03-17T17:49:00Z"/>
-        </w:rPr>
-      </w:pPr>
-      <w:del w:id="18" w:author="David Hofmann" w:date="2026-03-17T19:49:00Z" w16du:dateUtc="2026-03-17T17:49:00Z">
+          <w:del w:id="32" w:author="David Hofmann" w:date="2026-03-23T16:30:00Z" w16du:dateUtc="2026-03-23T14:30:00Z"/>
+        </w:rPr>
+      </w:pPr>
+      <w:del w:id="33" w:author="David Hofmann" w:date="2026-03-23T16:30:00Z" w16du:dateUtc="2026-03-23T14:30:00Z">
         <w:r>
           <w:br w:type="page"/>
         </w:r>
@@ -2096,17 +2185,17 @@
         <w:spacing w:after="337"/>
         <w:jc w:val="center"/>
         <w:rPr>
-          <w:del w:id="19" w:author="David Hofmann" w:date="2026-03-17T19:49:00Z" w16du:dateUtc="2026-03-17T17:49:00Z"/>
-        </w:rPr>
-      </w:pPr>
-      <w:del w:id="20" w:author="David Hofmann" w:date="2026-03-17T19:49:00Z" w16du:dateUtc="2026-03-17T17:49:00Z">
+          <w:del w:id="34" w:author="David Hofmann" w:date="2026-03-23T16:30:00Z" w16du:dateUtc="2026-03-23T14:30:00Z"/>
+        </w:rPr>
+      </w:pPr>
+      <w:del w:id="35" w:author="David Hofmann" w:date="2026-03-23T16:30:00Z" w16du:dateUtc="2026-03-23T14:30:00Z">
         <w:r>
           <w:rPr>
             <w:noProof/>
           </w:rPr>
           <w:lastRenderedPageBreak/>
           <w:drawing>
-            <wp:inline distT="0" distB="0" distL="0" distR="0" wp14:anchorId="5A555A49" wp14:editId="06724855">
+            <wp:inline distT="0" distB="0" distL="0" distR="0" wp14:anchorId="5A555A49" wp14:editId="0DFB58CC">
               <wp:extent cx="6240219" cy="5849655"/>
               <wp:effectExtent l="0" t="0" r="8255" b="0"/>
               <wp:docPr id="1666244611" name="Grafik 5" descr="Ein Bild, das Text, Screenshot, Diagramm, parallel enthält.&#10;&#10;KI-generierte Inhalte können fehlerhaft sein."/>
@@ -2123,7 +2212,7 @@
                       </pic:cNvPicPr>
                     </pic:nvPicPr>
                     <pic:blipFill>
-                      <a:blip r:embed="rId12" cstate="print">
+                      <a:blip r:embed="rId14" cstate="print">
                         <a:extLst>
                           <a:ext uri="{28A0092B-C50C-407E-A947-70E740481C1C}">
                             <a14:useLocalDpi xmlns:a14="http://schemas.microsoft.com/office/drawing/2010/main" val="0"/>
@@ -2161,16 +2250,16 @@
         <w:pStyle w:val="Caption"/>
         <w:spacing w:line="360" w:lineRule="auto"/>
         <w:rPr>
-          <w:del w:id="21" w:author="David Hofmann" w:date="2026-03-17T19:49:00Z" w16du:dateUtc="2026-03-17T17:49:00Z"/>
+          <w:del w:id="36" w:author="David Hofmann" w:date="2026-03-23T16:30:00Z" w16du:dateUtc="2026-03-23T14:30:00Z"/>
           <w:sz w:val="24"/>
         </w:rPr>
       </w:pPr>
-      <w:bookmarkStart w:id="22" w:name="_Ref202361563"/>
-      <w:del w:id="23" w:author="David Hofmann" w:date="2026-03-17T19:49:00Z" w16du:dateUtc="2026-03-17T17:49:00Z">
+      <w:bookmarkStart w:id="37" w:name="_Ref202361563"/>
+      <w:del w:id="38" w:author="David Hofmann" w:date="2026-03-23T16:30:00Z" w16du:dateUtc="2026-03-23T14:30:00Z">
         <w:r>
           <w:delText>Figure :</w:delText>
         </w:r>
-        <w:bookmarkEnd w:id="22"/>
+        <w:bookmarkEnd w:id="37"/>
         <w:r>
           <w:delText xml:space="preserve"> </w:delText>
         </w:r>
@@ -2180,13 +2269,13 @@
           </w:rPr>
           <w:delText>Graphical abstract to illustrate how seasonal dynamism and model realism enters connectivity studies. Subfigure (a) highlights the different stages at which seasonality can be incorporated in studies of dispersal and landscape connectivity. Stage 1: During model fitting, one needs to decide whether to represent the environment by a static set of covariate layers, thus ignoring seasonality, or to obtain a dynamic set covariate layers that allow capturing how the landscape changes over time. One also needs to decide whether to parameterize a single-season model, assuming fixed species preferences across the year, or to engage in a multi-season model that accounts for seasonal differences in habitat and movement preferences. Stage 2: When utilizing the fitted model to predict connectivity, one can either assume a static set of environmental covariates or again attempt a seasonal take that renders how connectivity differs depending on the season. Stage 3: Depending on these decisions, six different combinations that differ in terms of the degree of seasonality they encapsulate emerge. (b) We additionally examined the importance of moving from simplistic models (akin to those used in resistance-based connectivity models) to mechanistic realistic models (akin to those used with individual-based simulations). (c) Our hypothesis was that increasing the degree of seasonal dynamism and moving from a simplistic to a mechanistic realistic model when predicting dispersal and connectivity would lead to improved predictions.</w:delText>
         </w:r>
-        <w:bookmarkStart w:id="24" w:name="_Toc64373"/>
+        <w:bookmarkStart w:id="39" w:name="_Toc64373"/>
         <w:r>
           <w:br w:type="page"/>
         </w:r>
       </w:del>
     </w:p>
-    <w:bookmarkEnd w:id="24"/>
+    <w:bookmarkEnd w:id="39"/>
     <w:p>
       <w:r>
         <w:lastRenderedPageBreak/>
@@ -2307,12 +2396,12 @@
       <w:r>
         <w:t xml:space="preserve"> by </w:t>
       </w:r>
-      <w:del w:id="25" w:author="David Hofmann" w:date="2026-03-17T19:49:00Z" w16du:dateUtc="2026-03-17T17:49:00Z">
+      <w:del w:id="40" w:author="David Hofmann" w:date="2026-03-23T16:30:00Z" w16du:dateUtc="2026-03-23T14:30:00Z">
         <w:r>
           <w:delText>light</w:delText>
         </w:r>
       </w:del>
-      <w:ins w:id="26" w:author="David Hofmann" w:date="2026-03-17T19:49:00Z" w16du:dateUtc="2026-03-17T17:49:00Z">
+      <w:ins w:id="41" w:author="David Hofmann" w:date="2026-03-23T16:30:00Z" w16du:dateUtc="2026-03-23T14:30:00Z">
         <w:r>
           <w:t>moon</w:t>
         </w:r>
@@ -2368,12 +2457,12 @@
       <w:r>
         <w:fldChar w:fldCharType="end"/>
       </w:r>
-      <w:del w:id="27" w:author="David Hofmann" w:date="2026-03-17T19:49:00Z" w16du:dateUtc="2026-03-17T17:49:00Z">
+      <w:del w:id="42" w:author="David Hofmann" w:date="2026-03-23T16:30:00Z" w16du:dateUtc="2026-03-23T14:30:00Z">
         <w:r>
           <w:delText>. In Botswana, the timing of dispersal is seasonal, with female dispersal peaking prior to the mating season in March, and male dispersal peaking at the onset of the rainy season in December .</w:delText>
         </w:r>
       </w:del>
-      <w:ins w:id="28" w:author="David Hofmann" w:date="2026-03-17T19:49:00Z" w16du:dateUtc="2026-03-17T17:49:00Z">
+      <w:ins w:id="43" w:author="David Hofmann" w:date="2026-03-23T16:30:00Z" w16du:dateUtc="2026-03-23T14:30:00Z">
         <w:r>
           <w:t>.</w:t>
         </w:r>
@@ -2457,7 +2546,7 @@
       <w:r>
         <w:fldChar w:fldCharType="end"/>
       </w:r>
-      <w:ins w:id="29" w:author="David Hofmann" w:date="2026-03-17T19:49:00Z" w16du:dateUtc="2026-03-17T17:49:00Z">
+      <w:ins w:id="44" w:author="David Hofmann" w:date="2026-03-23T16:30:00Z" w16du:dateUtc="2026-03-23T14:30:00Z">
         <w:r>
           <w:t>.</w:t>
         </w:r>
@@ -2524,7 +2613,7 @@
       <w:r>
         <w:t xml:space="preserve">a framework for incorporating seasonality into connectivity analyses, (2) </w:t>
       </w:r>
-      <w:ins w:id="30" w:author="David Hofmann" w:date="2026-03-17T19:49:00Z" w16du:dateUtc="2026-03-17T17:49:00Z">
+      <w:ins w:id="45" w:author="David Hofmann" w:date="2026-03-23T16:30:00Z" w16du:dateUtc="2026-03-23T14:30:00Z">
         <w:r>
           <w:t xml:space="preserve">employ the framework to </w:t>
         </w:r>
@@ -2632,12 +2721,12 @@
       <w:r>
         <w:t xml:space="preserve"> with dispersal GPS data from </w:t>
       </w:r>
-      <w:del w:id="31" w:author="David Hofmann" w:date="2026-03-17T19:49:00Z" w16du:dateUtc="2026-03-17T17:49:00Z">
+      <w:del w:id="46" w:author="David Hofmann" w:date="2026-03-23T16:30:00Z" w16du:dateUtc="2026-03-23T14:30:00Z">
         <w:r>
           <w:delText>30</w:delText>
         </w:r>
       </w:del>
-      <w:ins w:id="32" w:author="David Hofmann" w:date="2026-03-17T19:49:00Z" w16du:dateUtc="2026-03-17T17:49:00Z">
+      <w:ins w:id="47" w:author="David Hofmann" w:date="2026-03-23T16:30:00Z" w16du:dateUtc="2026-03-23T14:30:00Z">
         <w:r>
           <w:t>3</w:t>
         </w:r>
@@ -2745,13 +2834,13 @@
       <w:pPr>
         <w:pStyle w:val="Heading1"/>
       </w:pPr>
-      <w:bookmarkStart w:id="33" w:name="_Toc64375"/>
-      <w:bookmarkStart w:id="34" w:name="_Toc197866306"/>
+      <w:bookmarkStart w:id="48" w:name="_Toc64375"/>
+      <w:bookmarkStart w:id="49" w:name="_Toc197866306"/>
       <w:r>
         <w:t>Methods</w:t>
       </w:r>
-      <w:bookmarkEnd w:id="33"/>
-      <w:bookmarkEnd w:id="34"/>
+      <w:bookmarkEnd w:id="48"/>
+      <w:bookmarkEnd w:id="49"/>
     </w:p>
     <w:p>
       <w:r>
@@ -2948,7 +3037,21 @@
         <w:rPr>
           <w:rFonts w:ascii="Calibri" w:hAnsi="Calibri" w:cs="Calibri"/>
         </w:rPr>
-        <w:t>(Kassambara, 2024)</w:t>
+        <w:t>(</w:t>
+      </w:r>
+      <w:proofErr w:type="spellStart"/>
+      <w:r>
+        <w:rPr>
+          <w:rFonts w:ascii="Calibri" w:hAnsi="Calibri" w:cs="Calibri"/>
+        </w:rPr>
+        <w:t>Kassambara</w:t>
+      </w:r>
+      <w:proofErr w:type="spellEnd"/>
+      <w:r>
+        <w:rPr>
+          <w:rFonts w:ascii="Calibri" w:hAnsi="Calibri" w:cs="Calibri"/>
+        </w:rPr>
+        <w:t>, 2024)</w:t>
       </w:r>
       <w:r>
         <w:rPr>
@@ -2959,7 +3062,7 @@
       <w:r>
         <w:t xml:space="preserve"> packages.</w:t>
       </w:r>
-      <w:del w:id="35" w:author="David Hofmann" w:date="2026-03-17T19:49:00Z" w16du:dateUtc="2026-03-17T17:49:00Z">
+      <w:del w:id="50" w:author="David Hofmann" w:date="2026-03-23T16:30:00Z" w16du:dateUtc="2026-03-23T14:30:00Z">
         <w:r>
           <w:delText xml:space="preserve"> </w:delText>
         </w:r>
@@ -2984,13 +3087,13 @@
       <w:pPr>
         <w:pStyle w:val="Heading2"/>
       </w:pPr>
-      <w:bookmarkStart w:id="36" w:name="_Toc64376"/>
-      <w:bookmarkStart w:id="37" w:name="_Toc197866307"/>
+      <w:bookmarkStart w:id="51" w:name="_Toc64376"/>
+      <w:bookmarkStart w:id="52" w:name="_Toc197866307"/>
       <w:r>
         <w:t>Study Area</w:t>
       </w:r>
-      <w:bookmarkEnd w:id="36"/>
-      <w:bookmarkEnd w:id="37"/>
+      <w:bookmarkEnd w:id="51"/>
+      <w:bookmarkEnd w:id="52"/>
     </w:p>
     <w:p>
       <w:r>
@@ -3160,12 +3263,12 @@
       <w:r>
         <w:t xml:space="preserve"> during the wet season (from 15 October to 15 April), totaling to 600 mm across an average year </w:t>
       </w:r>
-      <w:del w:id="38" w:author="David Hofmann" w:date="2026-03-17T19:49:00Z" w16du:dateUtc="2026-03-17T17:49:00Z">
+      <w:del w:id="53" w:author="David Hofmann" w:date="2026-03-23T16:30:00Z" w16du:dateUtc="2026-03-23T14:30:00Z">
         <w:r>
           <w:delText>(a</w:delText>
         </w:r>
       </w:del>
-      <w:ins w:id="39" w:author="David Hofmann" w:date="2026-03-17T19:49:00Z" w16du:dateUtc="2026-03-17T17:49:00Z">
+      <w:ins w:id="54" w:author="David Hofmann" w:date="2026-03-23T16:30:00Z" w16du:dateUtc="2026-03-23T14:30:00Z">
         <w:r>
           <w:t>(</w:t>
         </w:r>
@@ -3197,12 +3300,12 @@
       <w:r>
         <w:t xml:space="preserve">C during the wet summer months </w:t>
       </w:r>
-      <w:del w:id="40" w:author="David Hofmann" w:date="2026-03-17T19:49:00Z" w16du:dateUtc="2026-03-17T17:49:00Z">
+      <w:del w:id="55" w:author="David Hofmann" w:date="2026-03-23T16:30:00Z" w16du:dateUtc="2026-03-23T14:30:00Z">
         <w:r>
           <w:delText>(b</w:delText>
         </w:r>
       </w:del>
-      <w:ins w:id="41" w:author="David Hofmann" w:date="2026-03-17T19:49:00Z" w16du:dateUtc="2026-03-17T17:49:00Z">
+      <w:ins w:id="56" w:author="David Hofmann" w:date="2026-03-23T16:30:00Z" w16du:dateUtc="2026-03-23T14:30:00Z">
         <w:r>
           <w:t>(Figure S1</w:t>
         </w:r>
@@ -3248,7 +3351,7 @@
       <w:r>
         <w:t xml:space="preserve">), and grassland. Substantial vegetation green-up (e.g., plant and shoots growth, leaf production, and grass greening) starts with a delay of some weeks after the onset of the first rains in the wet season. The normalized difference vegetation index (NDVI) therefore depicts a smoothed and lagged response to precipitation patterns across the study area </w:t>
       </w:r>
-      <w:del w:id="42" w:author="David Hofmann" w:date="2026-03-17T19:49:00Z" w16du:dateUtc="2026-03-17T17:49:00Z">
+      <w:del w:id="57" w:author="David Hofmann" w:date="2026-03-23T16:30:00Z" w16du:dateUtc="2026-03-23T14:30:00Z">
         <w:r>
           <w:delText>(</w:delText>
         </w:r>
@@ -3256,7 +3359,7 @@
           <w:delText>c</w:delText>
         </w:r>
       </w:del>
-      <w:ins w:id="43" w:author="David Hofmann" w:date="2026-03-17T19:49:00Z" w16du:dateUtc="2026-03-17T17:49:00Z">
+      <w:ins w:id="58" w:author="David Hofmann" w:date="2026-03-23T16:30:00Z" w16du:dateUtc="2026-03-23T14:30:00Z">
         <w:r>
           <w:t>(</w:t>
         </w:r>
@@ -3337,12 +3440,12 @@
       <w:r>
         <w:fldChar w:fldCharType="end"/>
       </w:r>
-      <w:del w:id="44" w:author="David Hofmann" w:date="2026-03-17T19:49:00Z" w16du:dateUtc="2026-03-17T17:49:00Z">
+      <w:del w:id="59" w:author="David Hofmann" w:date="2026-03-23T16:30:00Z" w16du:dateUtc="2026-03-23T14:30:00Z">
         <w:r>
           <w:delText>d</w:delText>
         </w:r>
       </w:del>
-      <w:ins w:id="45" w:author="David Hofmann" w:date="2026-03-17T19:49:00Z" w16du:dateUtc="2026-03-17T17:49:00Z">
+      <w:ins w:id="60" w:author="David Hofmann" w:date="2026-03-23T16:30:00Z" w16du:dateUtc="2026-03-23T14:30:00Z">
         <w:r>
           <w:t>Figure S1</w:t>
         </w:r>
@@ -3408,10 +3511,10 @@
         <w:spacing w:after="228"/>
         <w:jc w:val="left"/>
         <w:rPr>
-          <w:del w:id="46" w:author="David Hofmann" w:date="2026-03-17T19:49:00Z" w16du:dateUtc="2026-03-17T17:49:00Z"/>
-        </w:rPr>
-      </w:pPr>
-      <w:del w:id="47" w:author="David Hofmann" w:date="2026-03-17T19:49:00Z" w16du:dateUtc="2026-03-17T17:49:00Z">
+          <w:del w:id="61" w:author="David Hofmann" w:date="2026-03-23T16:30:00Z" w16du:dateUtc="2026-03-23T14:30:00Z"/>
+        </w:rPr>
+      </w:pPr>
+      <w:del w:id="62" w:author="David Hofmann" w:date="2026-03-23T16:30:00Z" w16du:dateUtc="2026-03-23T14:30:00Z">
         <w:r>
           <w:rPr>
             <w:noProof/>
@@ -3435,7 +3538,7 @@
                       </pic:cNvPicPr>
                     </pic:nvPicPr>
                     <pic:blipFill>
-                      <a:blip r:embed="rId13" cstate="print">
+                      <a:blip r:embed="rId15" cstate="print">
                         <a:extLst>
                           <a:ext uri="{28A0092B-C50C-407E-A947-70E740481C1C}">
                             <a14:useLocalDpi xmlns:a14="http://schemas.microsoft.com/office/drawing/2010/main" val="0"/>
@@ -3471,12 +3574,12 @@
     <w:p>
       <w:pPr>
         <w:rPr>
-          <w:moveFrom w:id="48" w:author="David Hofmann" w:date="2026-03-17T19:49:00Z" w16du:dateUtc="2026-03-17T17:49:00Z"/>
-        </w:rPr>
-      </w:pPr>
-      <w:bookmarkStart w:id="49" w:name="_Ref202363349"/>
-      <w:moveFromRangeStart w:id="50" w:author="David Hofmann" w:date="2026-03-17T19:49:00Z" w:name="move224669367"/>
-      <w:moveFrom w:id="51" w:author="David Hofmann" w:date="2026-03-17T19:49:00Z" w16du:dateUtc="2026-03-17T17:49:00Z">
+          <w:moveFrom w:id="63" w:author="David Hofmann" w:date="2026-03-23T16:30:00Z" w16du:dateUtc="2026-03-23T14:30:00Z"/>
+        </w:rPr>
+      </w:pPr>
+      <w:bookmarkStart w:id="64" w:name="_Ref202363349"/>
+      <w:moveFromRangeStart w:id="65" w:author="David Hofmann" w:date="2026-03-23T16:30:00Z" w:name="move225175840"/>
+      <w:moveFrom w:id="66" w:author="David Hofmann" w:date="2026-03-23T16:30:00Z" w16du:dateUtc="2026-03-23T14:30:00Z">
         <w:r>
           <w:t xml:space="preserve">Figure </w:t>
         </w:r>
@@ -3498,7 +3601,7 @@
         <w:r>
           <w:fldChar w:fldCharType="end"/>
         </w:r>
-        <w:bookmarkEnd w:id="49"/>
+        <w:bookmarkEnd w:id="64"/>
         <w:r>
           <w:t>:</w:t>
         </w:r>
@@ -3510,14 +3613,14 @@
         </w:r>
       </w:moveFrom>
     </w:p>
-    <w:moveFromRangeEnd w:id="50"/>
+    <w:moveFromRangeEnd w:id="65"/>
     <w:p>
       <w:pPr>
         <w:rPr>
-          <w:del w:id="52" w:author="David Hofmann" w:date="2026-03-17T19:49:00Z" w16du:dateUtc="2026-03-17T17:49:00Z"/>
-        </w:rPr>
-      </w:pPr>
-      <w:del w:id="53" w:author="David Hofmann" w:date="2026-03-17T19:49:00Z" w16du:dateUtc="2026-03-17T17:49:00Z">
+          <w:del w:id="67" w:author="David Hofmann" w:date="2026-03-23T16:30:00Z" w16du:dateUtc="2026-03-23T14:30:00Z"/>
+        </w:rPr>
+      </w:pPr>
+      <w:del w:id="68" w:author="David Hofmann" w:date="2026-03-23T16:30:00Z" w16du:dateUtc="2026-03-23T14:30:00Z">
         <w:r>
           <w:br w:type="page"/>
         </w:r>
@@ -3529,10 +3632,10 @@
         <w:spacing w:after="228"/>
         <w:jc w:val="left"/>
         <w:rPr>
-          <w:del w:id="54" w:author="David Hofmann" w:date="2026-03-17T19:49:00Z" w16du:dateUtc="2026-03-17T17:49:00Z"/>
-        </w:rPr>
-      </w:pPr>
-      <w:del w:id="55" w:author="David Hofmann" w:date="2026-03-17T19:49:00Z" w16du:dateUtc="2026-03-17T17:49:00Z">
+          <w:del w:id="69" w:author="David Hofmann" w:date="2026-03-23T16:30:00Z" w16du:dateUtc="2026-03-23T14:30:00Z"/>
+        </w:rPr>
+      </w:pPr>
+      <w:del w:id="70" w:author="David Hofmann" w:date="2026-03-23T16:30:00Z" w16du:dateUtc="2026-03-23T14:30:00Z">
         <w:r>
           <w:rPr>
             <w:noProof/>
@@ -3552,7 +3655,7 @@
                       <pic:cNvPicPr/>
                     </pic:nvPicPr>
                     <pic:blipFill>
-                      <a:blip r:embed="rId14"/>
+                      <a:blip r:embed="rId16"/>
                       <a:stretch>
                         <a:fillRect/>
                       </a:stretch>
@@ -3579,20 +3682,20 @@
         <w:pStyle w:val="Caption"/>
         <w:spacing w:line="360" w:lineRule="auto"/>
         <w:rPr>
-          <w:del w:id="56" w:author="David Hofmann" w:date="2026-03-17T19:49:00Z" w16du:dateUtc="2026-03-17T17:49:00Z"/>
-        </w:rPr>
-      </w:pPr>
-      <w:bookmarkStart w:id="57" w:name="_Ref202363415"/>
-      <w:del w:id="58" w:author="David Hofmann" w:date="2026-03-17T19:49:00Z" w16du:dateUtc="2026-03-17T17:49:00Z">
+          <w:del w:id="71" w:author="David Hofmann" w:date="2026-03-23T16:30:00Z" w16du:dateUtc="2026-03-23T14:30:00Z"/>
+        </w:rPr>
+      </w:pPr>
+      <w:bookmarkStart w:id="72" w:name="_Ref202363415"/>
+      <w:del w:id="73" w:author="David Hofmann" w:date="2026-03-23T16:30:00Z" w16du:dateUtc="2026-03-23T14:30:00Z">
         <w:r>
           <w:delText xml:space="preserve">Figure </w:delText>
         </w:r>
-        <w:bookmarkStart w:id="59" w:name="_Toc64377"/>
-        <w:bookmarkStart w:id="60" w:name="_Toc197866308"/>
+        <w:bookmarkStart w:id="74" w:name="_Toc64377"/>
+        <w:bookmarkStart w:id="75" w:name="_Toc197866308"/>
         <w:r>
           <w:delText>:</w:delText>
         </w:r>
-        <w:bookmarkEnd w:id="57"/>
+        <w:bookmarkEnd w:id="72"/>
         <w:r>
           <w:rPr>
             <w:b w:val="0"/>
@@ -3608,19 +3711,19 @@
       <w:r>
         <w:t>GPS Data</w:t>
       </w:r>
-      <w:bookmarkEnd w:id="59"/>
-      <w:bookmarkEnd w:id="60"/>
+      <w:bookmarkEnd w:id="74"/>
+      <w:bookmarkEnd w:id="75"/>
     </w:p>
     <w:p>
       <w:r>
         <w:t xml:space="preserve">Between </w:t>
       </w:r>
-      <w:del w:id="61" w:author="David Hofmann" w:date="2026-03-17T19:49:00Z" w16du:dateUtc="2026-03-17T17:49:00Z">
+      <w:del w:id="76" w:author="David Hofmann" w:date="2026-03-23T16:30:00Z" w16du:dateUtc="2026-03-23T14:30:00Z">
         <w:r>
           <w:delText>2015</w:delText>
         </w:r>
       </w:del>
-      <w:ins w:id="62" w:author="David Hofmann" w:date="2026-03-17T19:49:00Z" w16du:dateUtc="2026-03-17T17:49:00Z">
+      <w:ins w:id="77" w:author="David Hofmann" w:date="2026-03-23T16:30:00Z" w16du:dateUtc="2026-03-23T14:30:00Z">
         <w:r>
           <w:t>2011</w:t>
         </w:r>
@@ -3631,12 +3734,12 @@
       <w:r>
         <w:t xml:space="preserve">and 2022, we collected GPS data on </w:t>
       </w:r>
-      <w:del w:id="63" w:author="David Hofmann" w:date="2026-03-17T19:49:00Z" w16du:dateUtc="2026-03-17T17:49:00Z">
+      <w:del w:id="78" w:author="David Hofmann" w:date="2026-03-23T16:30:00Z" w16du:dateUtc="2026-03-23T14:30:00Z">
         <w:r>
           <w:delText>30</w:delText>
         </w:r>
       </w:del>
-      <w:ins w:id="64" w:author="David Hofmann" w:date="2026-03-17T19:49:00Z" w16du:dateUtc="2026-03-17T17:49:00Z">
+      <w:ins w:id="79" w:author="David Hofmann" w:date="2026-03-23T16:30:00Z" w16du:dateUtc="2026-03-23T14:30:00Z">
         <w:r>
           <w:t>33</w:t>
         </w:r>
@@ -3650,12 +3753,12 @@
       <w:r>
         <w:t>(</w:t>
       </w:r>
-      <w:del w:id="65" w:author="David Hofmann" w:date="2026-03-17T19:49:00Z" w16du:dateUtc="2026-03-17T17:49:00Z">
+      <w:del w:id="80" w:author="David Hofmann" w:date="2026-03-23T16:30:00Z" w16du:dateUtc="2026-03-23T14:30:00Z">
         <w:r>
           <w:delText>15</w:delText>
         </w:r>
       </w:del>
-      <w:ins w:id="66" w:author="David Hofmann" w:date="2026-03-17T19:49:00Z" w16du:dateUtc="2026-03-17T17:49:00Z">
+      <w:ins w:id="81" w:author="David Hofmann" w:date="2026-03-23T16:30:00Z" w16du:dateUtc="2026-03-23T14:30:00Z">
         <w:r>
           <w:t>16</w:t>
         </w:r>
@@ -3666,12 +3769,12 @@
       <w:r>
         <w:t xml:space="preserve">female coalitions, </w:t>
       </w:r>
-      <w:del w:id="67" w:author="David Hofmann" w:date="2026-03-17T19:49:00Z" w16du:dateUtc="2026-03-17T17:49:00Z">
+      <w:del w:id="82" w:author="David Hofmann" w:date="2026-03-23T16:30:00Z" w16du:dateUtc="2026-03-23T14:30:00Z">
         <w:r>
           <w:delText>15</w:delText>
         </w:r>
       </w:del>
-      <w:ins w:id="68" w:author="David Hofmann" w:date="2026-03-17T19:49:00Z" w16du:dateUtc="2026-03-17T17:49:00Z">
+      <w:ins w:id="83" w:author="David Hofmann" w:date="2026-03-23T16:30:00Z" w16du:dateUtc="2026-03-23T14:30:00Z">
         <w:r>
           <w:t>1</w:t>
         </w:r>
@@ -3709,7 +3812,7 @@
       <w:r>
         <w:t>b</w:t>
       </w:r>
-      <w:ins w:id="69" w:author="David Hofmann" w:date="2026-03-17T19:49:00Z" w16du:dateUtc="2026-03-17T17:49:00Z">
+      <w:ins w:id="84" w:author="David Hofmann" w:date="2026-03-23T16:30:00Z" w16du:dateUtc="2026-03-23T14:30:00Z">
         <w:r>
           <w:t xml:space="preserve">, </w:t>
         </w:r>
@@ -3732,7 +3835,7 @@
       <w:r>
         <w:t xml:space="preserve"> </w:t>
       </w:r>
-      <w:ins w:id="70" w:author="David Hofmann" w:date="2026-03-17T19:49:00Z" w16du:dateUtc="2026-03-17T17:49:00Z">
+      <w:ins w:id="85" w:author="David Hofmann" w:date="2026-03-23T16:30:00Z" w16du:dateUtc="2026-03-23T14:30:00Z">
         <w:r>
           <w:t xml:space="preserve">In terms of wild dog activity, </w:t>
         </w:r>
@@ -3767,7 +3870,7 @@
       <w:r>
         <w:t xml:space="preserve">, leaving approximately four hours of activity. The collected GPS data were regularly transmitted to a base-station via Iridium satellite, thereby allowing dispersing individuals to be monitored, even if they ventured across national borders. </w:t>
       </w:r>
-      <w:del w:id="71" w:author="David Hofmann" w:date="2026-03-17T19:49:00Z" w16du:dateUtc="2026-03-17T17:49:00Z">
+      <w:del w:id="86" w:author="David Hofmann" w:date="2026-03-23T16:30:00Z" w16du:dateUtc="2026-03-23T14:30:00Z">
         <w:r>
           <w:delText xml:space="preserve">In total, we obtained 5,940 locations during dispersal, with an average of 198 </w:delText>
         </w:r>
@@ -3797,7 +3900,7 @@
         <w:lastRenderedPageBreak/>
         <w:t xml:space="preserve">aspired four-hourly schedule. </w:t>
       </w:r>
-      <w:ins w:id="72" w:author="David Hofmann" w:date="2026-03-17T19:49:00Z" w16du:dateUtc="2026-03-17T17:49:00Z">
+      <w:ins w:id="87" w:author="David Hofmann" w:date="2026-03-23T16:30:00Z" w16du:dateUtc="2026-03-23T14:30:00Z">
         <w:r>
           <w:t xml:space="preserve">Failures occurred at random and were not related to habitat type. </w:t>
         </w:r>
@@ -3849,7 +3952,7 @@
       <w:r>
         <w:fldChar w:fldCharType="end"/>
       </w:r>
-      <w:ins w:id="73" w:author="David Hofmann" w:date="2026-03-17T19:49:00Z" w16du:dateUtc="2026-03-17T17:49:00Z">
+      <w:ins w:id="88" w:author="David Hofmann" w:date="2026-03-23T16:30:00Z" w16du:dateUtc="2026-03-23T14:30:00Z">
         <w:r>
           <w:t xml:space="preserve"> in combination with direct field observations. NSD was calculated as the squared Euclidean distance between each GPS relocation and the center of the coalition</w:t>
         </w:r>
@@ -3896,12 +3999,12 @@
       <w:r>
         <w:fldChar w:fldCharType="end"/>
       </w:r>
-      <w:del w:id="74" w:author="David Hofmann" w:date="2026-03-17T19:49:00Z" w16du:dateUtc="2026-03-17T17:49:00Z">
+      <w:del w:id="89" w:author="David Hofmann" w:date="2026-03-23T16:30:00Z" w16du:dateUtc="2026-03-23T14:30:00Z">
         <w:r>
           <w:delText>Further details on the GPS collar fitting procedure and how we distinguished between dispersal and resident movements can be found in .</w:delText>
         </w:r>
       </w:del>
-      <w:ins w:id="75" w:author="David Hofmann" w:date="2026-03-17T19:49:00Z" w16du:dateUtc="2026-03-17T17:49:00Z">
+      <w:ins w:id="90" w:author="David Hofmann" w:date="2026-03-23T16:30:00Z" w16du:dateUtc="2026-03-23T14:30:00Z">
         <w:r>
           <w:t>.</w:t>
         </w:r>
@@ -3926,13 +4029,13 @@
       <w:pPr>
         <w:pStyle w:val="Heading2"/>
       </w:pPr>
-      <w:bookmarkStart w:id="76" w:name="_Toc64378"/>
-      <w:bookmarkStart w:id="77" w:name="_Toc197866309"/>
+      <w:bookmarkStart w:id="91" w:name="_Toc64378"/>
+      <w:bookmarkStart w:id="92" w:name="_Toc197866309"/>
       <w:r>
         <w:t>Covariates</w:t>
       </w:r>
-      <w:bookmarkEnd w:id="76"/>
-      <w:bookmarkEnd w:id="77"/>
+      <w:bookmarkEnd w:id="91"/>
+      <w:bookmarkEnd w:id="92"/>
     </w:p>
     <w:p>
       <w:r>
@@ -4064,7 +4167,7 @@
       <w:r>
         <w:fldChar w:fldCharType="end"/>
       </w:r>
-      <w:ins w:id="78" w:author="David Hofmann" w:date="2026-03-17T19:49:00Z" w16du:dateUtc="2026-03-17T17:49:00Z">
+      <w:ins w:id="93" w:author="David Hofmann" w:date="2026-03-23T16:30:00Z" w16du:dateUtc="2026-03-23T14:30:00Z">
         <w:r>
           <w:t>.</w:t>
         </w:r>
@@ -4084,12 +4187,12 @@
       <w:r>
         <w:t xml:space="preserve">That is, for each spatial covariate, we obtained a stack of raster layers spanning the </w:t>
       </w:r>
-      <w:del w:id="79" w:author="David Hofmann" w:date="2026-03-17T19:49:00Z" w16du:dateUtc="2026-03-17T17:49:00Z">
+      <w:del w:id="94" w:author="David Hofmann" w:date="2026-03-23T16:30:00Z" w16du:dateUtc="2026-03-23T14:30:00Z">
         <w:r>
           <w:delText>entire range of dates</w:delText>
         </w:r>
       </w:del>
-      <w:ins w:id="80" w:author="David Hofmann" w:date="2026-03-17T19:49:00Z" w16du:dateUtc="2026-03-17T17:49:00Z">
+      <w:ins w:id="95" w:author="David Hofmann" w:date="2026-03-23T16:30:00Z" w16du:dateUtc="2026-03-23T14:30:00Z">
         <w:r>
           <w:t>years 2011 to 2022,</w:t>
         </w:r>
@@ -4207,12 +4310,12 @@
       <w:r>
         <w:t xml:space="preserve">the </w:t>
       </w:r>
-      <w:del w:id="81" w:author="David Hofmann" w:date="2026-03-17T19:49:00Z" w16du:dateUtc="2026-03-17T17:49:00Z">
+      <w:del w:id="96" w:author="David Hofmann" w:date="2026-03-23T16:30:00Z" w16du:dateUtc="2026-03-23T14:30:00Z">
         <w:r>
           <w:delText>entire range of dates considered</w:delText>
         </w:r>
       </w:del>
-      <w:ins w:id="82" w:author="David Hofmann" w:date="2026-03-17T19:49:00Z" w16du:dateUtc="2026-03-17T17:49:00Z">
+      <w:ins w:id="97" w:author="David Hofmann" w:date="2026-03-23T16:30:00Z" w16du:dateUtc="2026-03-23T14:30:00Z">
         <w:r>
           <w:t>years 2011 to 2022</w:t>
         </w:r>
@@ -4223,7 +4326,7 @@
       <w:r>
         <w:t xml:space="preserve"> </w:t>
       </w:r>
-      <w:ins w:id="83" w:author="David Hofmann" w:date="2026-03-17T19:49:00Z" w16du:dateUtc="2026-03-17T17:49:00Z">
+      <w:ins w:id="98" w:author="David Hofmann" w:date="2026-03-23T16:30:00Z" w16du:dateUtc="2026-03-23T14:30:00Z">
         <w:r>
           <w:t>Static covariates represent a single temporally invariant value per pixel, whereas dynamic covariates consist of pixel-level time series capturing temporal variation</w:t>
         </w:r>
@@ -4285,7 +4388,7 @@
       <w:r>
         <w:fldChar w:fldCharType="end"/>
       </w:r>
-      <w:ins w:id="84" w:author="David Hofmann" w:date="2026-03-17T19:49:00Z" w16du:dateUtc="2026-03-17T17:49:00Z">
+      <w:ins w:id="99" w:author="David Hofmann" w:date="2026-03-23T16:30:00Z" w16du:dateUtc="2026-03-23T14:30:00Z">
         <w:r>
           <w:t xml:space="preserve">. </w:t>
         </w:r>
@@ -4293,12 +4396,12 @@
       <w:r>
         <w:t xml:space="preserve">Further details on the covariate preparation are provided in Appendix </w:t>
       </w:r>
-      <w:del w:id="85" w:author="David Hofmann" w:date="2026-03-17T19:49:00Z" w16du:dateUtc="2026-03-17T17:49:00Z">
+      <w:del w:id="100" w:author="David Hofmann" w:date="2026-03-23T16:30:00Z" w16du:dateUtc="2026-03-23T14:30:00Z">
         <w:r>
           <w:delText>A1</w:delText>
         </w:r>
       </w:del>
-      <w:ins w:id="86" w:author="David Hofmann" w:date="2026-03-17T19:49:00Z" w16du:dateUtc="2026-03-17T17:49:00Z">
+      <w:ins w:id="101" w:author="David Hofmann" w:date="2026-03-23T16:30:00Z" w16du:dateUtc="2026-03-23T14:30:00Z">
         <w:r>
           <w:t>A</w:t>
         </w:r>
@@ -4348,7 +4451,7 @@
       <w:r>
         <w:t>.</w:t>
       </w:r>
-      <w:ins w:id="87" w:author="David Hofmann" w:date="2026-03-17T19:49:00Z" w16du:dateUtc="2026-03-17T17:49:00Z">
+      <w:ins w:id="102" w:author="David Hofmann" w:date="2026-03-23T16:30:00Z" w16du:dateUtc="2026-03-23T14:30:00Z">
         <w:r>
           <w:br w:type="page"/>
         </w:r>
@@ -4362,7 +4465,7 @@
           <w:bCs/>
         </w:rPr>
       </w:pPr>
-      <w:bookmarkStart w:id="88" w:name="_Ref202363749"/>
+      <w:bookmarkStart w:id="103" w:name="_Ref202363749"/>
       <w:r>
         <w:lastRenderedPageBreak/>
         <w:t xml:space="preserve">Table </w:t>
@@ -4385,7 +4488,7 @@
       <w:r>
         <w:fldChar w:fldCharType="end"/>
       </w:r>
-      <w:bookmarkEnd w:id="88"/>
+      <w:bookmarkEnd w:id="103"/>
       <w:r>
         <w:t>:</w:t>
       </w:r>
@@ -4631,7 +4734,8 @@
         <w:tc>
           <w:tcPr>
             <w:tcW w:w="0" w:type="auto"/>
-            <w:cellIns w:id="89" w:author="David Hofmann" w:date="2026-03-17T19:49:00Z"/>
+            <w:shd w:val="clear" w:color="auto" w:fill="E7E6E6" w:themeFill="background2"/>
+            <w:cellIns w:id="104" w:author="David Hofmann" w:date="2026-03-23T16:30:00Z"/>
           </w:tcPr>
           <w:p>
             <w:pPr>
@@ -4641,7 +4745,7 @@
                 <w:szCs w:val="18"/>
               </w:rPr>
             </w:pPr>
-            <w:ins w:id="90" w:author="David Hofmann" w:date="2026-03-17T19:49:00Z" w16du:dateUtc="2026-03-17T17:49:00Z">
+            <w:ins w:id="105" w:author="David Hofmann" w:date="2026-03-23T16:30:00Z" w16du:dateUtc="2026-03-23T14:30:00Z">
               <w:r>
                 <w:rPr>
                   <w:sz w:val="20"/>
@@ -4861,7 +4965,7 @@
         <w:tc>
           <w:tcPr>
             <w:tcW w:w="0" w:type="auto"/>
-            <w:cellIns w:id="91" w:author="David Hofmann" w:date="2026-03-17T19:49:00Z"/>
+            <w:cellIns w:id="106" w:author="David Hofmann" w:date="2026-03-23T16:30:00Z"/>
           </w:tcPr>
           <w:p>
             <w:pPr>
@@ -4871,7 +4975,7 @@
                 <w:szCs w:val="18"/>
               </w:rPr>
             </w:pPr>
-            <w:ins w:id="92" w:author="David Hofmann" w:date="2026-03-17T19:49:00Z" w16du:dateUtc="2026-03-17T17:49:00Z">
+            <w:ins w:id="107" w:author="David Hofmann" w:date="2026-03-23T16:30:00Z" w16du:dateUtc="2026-03-23T14:30:00Z">
               <w:r>
                 <w:rPr>
                   <w:sz w:val="20"/>
@@ -5074,7 +5178,7 @@
         <w:tc>
           <w:tcPr>
             <w:tcW w:w="0" w:type="auto"/>
-            <w:cellIns w:id="93" w:author="David Hofmann" w:date="2026-03-17T19:49:00Z"/>
+            <w:cellIns w:id="108" w:author="David Hofmann" w:date="2026-03-23T16:30:00Z"/>
           </w:tcPr>
           <w:p>
             <w:pPr>
@@ -5084,7 +5188,7 @@
                 <w:szCs w:val="18"/>
               </w:rPr>
             </w:pPr>
-            <w:ins w:id="94" w:author="David Hofmann" w:date="2026-03-17T19:49:00Z" w16du:dateUtc="2026-03-17T17:49:00Z">
+            <w:ins w:id="109" w:author="David Hofmann" w:date="2026-03-23T16:30:00Z" w16du:dateUtc="2026-03-23T14:30:00Z">
               <w:r>
                 <w:rPr>
                   <w:sz w:val="20"/>
@@ -5287,7 +5391,7 @@
         <w:tc>
           <w:tcPr>
             <w:tcW w:w="0" w:type="auto"/>
-            <w:cellIns w:id="95" w:author="David Hofmann" w:date="2026-03-17T19:49:00Z"/>
+            <w:cellIns w:id="110" w:author="David Hofmann" w:date="2026-03-23T16:30:00Z"/>
           </w:tcPr>
           <w:p>
             <w:pPr>
@@ -5297,7 +5401,7 @@
                 <w:szCs w:val="18"/>
               </w:rPr>
             </w:pPr>
-            <w:ins w:id="96" w:author="David Hofmann" w:date="2026-03-17T19:49:00Z" w16du:dateUtc="2026-03-17T17:49:00Z">
+            <w:ins w:id="111" w:author="David Hofmann" w:date="2026-03-23T16:30:00Z" w16du:dateUtc="2026-03-23T14:30:00Z">
               <w:r>
                 <w:rPr>
                   <w:sz w:val="20"/>
@@ -5501,7 +5605,8 @@
         <w:tc>
           <w:tcPr>
             <w:tcW w:w="0" w:type="auto"/>
-            <w:cellIns w:id="97" w:author="David Hofmann" w:date="2026-03-17T19:49:00Z"/>
+            <w:shd w:val="clear" w:color="auto" w:fill="E7E6E6" w:themeFill="background2"/>
+            <w:cellIns w:id="112" w:author="David Hofmann" w:date="2026-03-23T16:30:00Z"/>
           </w:tcPr>
           <w:p>
             <w:pPr>
@@ -5511,7 +5616,7 @@
                 <w:szCs w:val="18"/>
               </w:rPr>
             </w:pPr>
-            <w:ins w:id="98" w:author="David Hofmann" w:date="2026-03-17T19:49:00Z" w16du:dateUtc="2026-03-17T17:49:00Z">
+            <w:ins w:id="113" w:author="David Hofmann" w:date="2026-03-23T16:30:00Z" w16du:dateUtc="2026-03-23T14:30:00Z">
               <w:r>
                 <w:rPr>
                   <w:sz w:val="20"/>
@@ -5708,14 +5813,22 @@
                 <w:sz w:val="20"/>
                 <w:szCs w:val="18"/>
               </w:rPr>
-              <w:t>Website</w:t>
+              <w:t>w</w:t>
+            </w:r>
+            <w:r>
+              <w:rPr>
+                <w:sz w:val="20"/>
+                <w:szCs w:val="18"/>
+              </w:rPr>
+              <w:t>ebsite</w:t>
             </w:r>
           </w:p>
         </w:tc>
         <w:tc>
           <w:tcPr>
             <w:tcW w:w="0" w:type="auto"/>
-            <w:cellIns w:id="99" w:author="David Hofmann" w:date="2026-03-17T19:49:00Z"/>
+            <w:shd w:val="clear" w:color="auto" w:fill="E7E6E6" w:themeFill="background2"/>
+            <w:cellIns w:id="114" w:author="David Hofmann" w:date="2026-03-23T16:30:00Z"/>
           </w:tcPr>
           <w:p>
             <w:pPr>
@@ -5725,7 +5838,7 @@
                 <w:szCs w:val="18"/>
               </w:rPr>
             </w:pPr>
-            <w:ins w:id="100" w:author="David Hofmann" w:date="2026-03-17T19:49:00Z" w16du:dateUtc="2026-03-17T17:49:00Z">
+            <w:ins w:id="115" w:author="David Hofmann" w:date="2026-03-23T16:30:00Z" w16du:dateUtc="2026-03-23T14:30:00Z">
               <w:r>
                 <w:rPr>
                   <w:sz w:val="20"/>
@@ -5893,7 +6006,7 @@
                 <w:szCs w:val="18"/>
               </w:rPr>
             </w:pPr>
-            <w:del w:id="101" w:author="David Hofmann" w:date="2026-03-17T19:49:00Z" w16du:dateUtc="2026-03-17T17:49:00Z">
+            <w:del w:id="116" w:author="David Hofmann" w:date="2026-03-23T16:30:00Z" w16du:dateUtc="2026-03-23T14:30:00Z">
               <w:r>
                 <w:rPr>
                   <w:rFonts w:ascii="Aptos Narrow" w:eastAsia="Times New Roman" w:hAnsi="Aptos Narrow" w:cs="Times New Roman"/>
@@ -5904,7 +6017,7 @@
                 <w:delText>MOD34A4</w:delText>
               </w:r>
             </w:del>
-            <w:ins w:id="102" w:author="David Hofmann" w:date="2026-03-17T19:49:00Z" w16du:dateUtc="2026-03-17T17:49:00Z">
+            <w:ins w:id="117" w:author="David Hofmann" w:date="2026-03-23T16:30:00Z" w16du:dateUtc="2026-03-23T14:30:00Z">
               <w:r>
                 <w:rPr>
                   <w:sz w:val="20"/>
@@ -5962,7 +6075,8 @@
         <w:tc>
           <w:tcPr>
             <w:tcW w:w="0" w:type="auto"/>
-            <w:cellIns w:id="103" w:author="David Hofmann" w:date="2026-03-17T19:49:00Z"/>
+            <w:shd w:val="clear" w:color="auto" w:fill="E7E6E6" w:themeFill="background2"/>
+            <w:cellIns w:id="118" w:author="David Hofmann" w:date="2026-03-23T16:30:00Z"/>
           </w:tcPr>
           <w:p>
             <w:pPr>
@@ -5972,7 +6086,7 @@
                 <w:szCs w:val="18"/>
               </w:rPr>
             </w:pPr>
-            <w:ins w:id="104" w:author="David Hofmann" w:date="2026-03-17T19:49:00Z" w16du:dateUtc="2026-03-17T17:49:00Z">
+            <w:ins w:id="119" w:author="David Hofmann" w:date="2026-03-23T16:30:00Z" w16du:dateUtc="2026-03-23T14:30:00Z">
               <w:r>
                 <w:rPr>
                   <w:sz w:val="20"/>
@@ -6072,7 +6186,7 @@
               </w:rPr>
               <w:t xml:space="preserve">Distance to nearest </w:t>
             </w:r>
-            <w:del w:id="105" w:author="David Hofmann" w:date="2026-03-17T19:49:00Z" w16du:dateUtc="2026-03-17T17:49:00Z">
+            <w:del w:id="120" w:author="David Hofmann" w:date="2026-03-23T16:30:00Z" w16du:dateUtc="2026-03-23T14:30:00Z">
               <w:r>
                 <w:rPr>
                   <w:rFonts w:ascii="Aptos Narrow" w:eastAsia="Times New Roman" w:hAnsi="Aptos Narrow" w:cs="Times New Roman"/>
@@ -6083,7 +6197,7 @@
                 <w:delText xml:space="preserve">source of flood or </w:delText>
               </w:r>
             </w:del>
-            <w:ins w:id="106" w:author="David Hofmann" w:date="2026-03-17T19:49:00Z" w16du:dateUtc="2026-03-17T17:49:00Z">
+            <w:ins w:id="121" w:author="David Hofmann" w:date="2026-03-23T16:30:00Z" w16du:dateUtc="2026-03-23T14:30:00Z">
               <w:r>
                 <w:rPr>
                   <w:sz w:val="20"/>
@@ -6099,7 +6213,7 @@
               </w:rPr>
               <w:t>permanent water</w:t>
             </w:r>
-            <w:del w:id="107" w:author="David Hofmann" w:date="2026-03-17T19:49:00Z" w16du:dateUtc="2026-03-17T17:49:00Z">
+            <w:del w:id="122" w:author="David Hofmann" w:date="2026-03-23T16:30:00Z" w16du:dateUtc="2026-03-23T14:30:00Z">
               <w:r>
                 <w:rPr>
                   <w:rFonts w:ascii="Aptos Narrow" w:eastAsia="Times New Roman" w:hAnsi="Aptos Narrow" w:cs="Times New Roman"/>
@@ -6110,7 +6224,7 @@
                 <w:delText xml:space="preserve"> </w:delText>
               </w:r>
             </w:del>
-            <w:ins w:id="108" w:author="David Hofmann" w:date="2026-03-17T19:49:00Z" w16du:dateUtc="2026-03-17T17:49:00Z">
+            <w:ins w:id="123" w:author="David Hofmann" w:date="2026-03-23T16:30:00Z" w16du:dateUtc="2026-03-23T14:30:00Z">
               <w:r>
                 <w:rPr>
                   <w:sz w:val="20"/>
@@ -6188,7 +6302,7 @@
                 <w:szCs w:val="18"/>
               </w:rPr>
             </w:pPr>
-            <w:del w:id="109" w:author="David Hofmann" w:date="2026-03-17T19:49:00Z" w16du:dateUtc="2026-03-17T17:49:00Z">
+            <w:del w:id="124" w:author="David Hofmann" w:date="2026-03-23T16:30:00Z" w16du:dateUtc="2026-03-23T14:30:00Z">
               <w:r>
                 <w:rPr>
                   <w:rFonts w:ascii="Aptos Narrow" w:eastAsia="Times New Roman" w:hAnsi="Aptos Narrow" w:cs="Times New Roman"/>
@@ -6199,7 +6313,7 @@
                 <w:delText>MOD43A4</w:delText>
               </w:r>
             </w:del>
-            <w:ins w:id="110" w:author="David Hofmann" w:date="2026-03-17T19:49:00Z" w16du:dateUtc="2026-03-17T17:49:00Z">
+            <w:ins w:id="125" w:author="David Hofmann" w:date="2026-03-23T16:30:00Z" w16du:dateUtc="2026-03-23T14:30:00Z">
               <w:r>
                 <w:rPr>
                   <w:sz w:val="20"/>
@@ -6256,7 +6370,7 @@
         <w:tc>
           <w:tcPr>
             <w:tcW w:w="0" w:type="auto"/>
-            <w:cellIns w:id="111" w:author="David Hofmann" w:date="2026-03-17T19:49:00Z"/>
+            <w:cellIns w:id="126" w:author="David Hofmann" w:date="2026-03-23T16:30:00Z"/>
           </w:tcPr>
           <w:p>
             <w:pPr>
@@ -6266,7 +6380,7 @@
                 <w:szCs w:val="18"/>
               </w:rPr>
             </w:pPr>
-            <w:ins w:id="112" w:author="David Hofmann" w:date="2026-03-17T19:49:00Z" w16du:dateUtc="2026-03-17T17:49:00Z">
+            <w:ins w:id="127" w:author="David Hofmann" w:date="2026-03-23T16:30:00Z" w16du:dateUtc="2026-03-23T14:30:00Z">
               <w:r>
                 <w:rPr>
                   <w:sz w:val="20"/>
@@ -6366,7 +6480,7 @@
               </w:rPr>
               <w:t xml:space="preserve">Presence of </w:t>
             </w:r>
-            <w:del w:id="113" w:author="David Hofmann" w:date="2026-03-17T19:49:00Z" w16du:dateUtc="2026-03-17T17:49:00Z">
+            <w:del w:id="128" w:author="David Hofmann" w:date="2026-03-23T16:30:00Z" w16du:dateUtc="2026-03-23T14:30:00Z">
               <w:r>
                 <w:rPr>
                   <w:rFonts w:ascii="Aptos Narrow" w:eastAsia="Times New Roman" w:hAnsi="Aptos Narrow" w:cs="Times New Roman"/>
@@ -6377,7 +6491,7 @@
                 <w:delText>(</w:delText>
               </w:r>
             </w:del>
-            <w:ins w:id="114" w:author="David Hofmann" w:date="2026-03-17T19:49:00Z" w16du:dateUtc="2026-03-17T17:49:00Z">
+            <w:ins w:id="129" w:author="David Hofmann" w:date="2026-03-23T16:30:00Z" w16du:dateUtc="2026-03-23T14:30:00Z">
               <w:r>
                 <w:rPr>
                   <w:sz w:val="20"/>
@@ -6407,7 +6521,7 @@
               </w:rPr>
               <w:t>water</w:t>
             </w:r>
-            <w:del w:id="115" w:author="David Hofmann" w:date="2026-03-17T19:49:00Z" w16du:dateUtc="2026-03-17T17:49:00Z">
+            <w:del w:id="130" w:author="David Hofmann" w:date="2026-03-23T16:30:00Z" w16du:dateUtc="2026-03-23T14:30:00Z">
               <w:r>
                 <w:rPr>
                   <w:rFonts w:ascii="Aptos Narrow" w:eastAsia="Times New Roman" w:hAnsi="Aptos Narrow" w:cs="Times New Roman"/>
@@ -6531,7 +6645,7 @@
         <w:tc>
           <w:tcPr>
             <w:tcW w:w="0" w:type="auto"/>
-            <w:cellIns w:id="116" w:author="David Hofmann" w:date="2026-03-17T19:49:00Z"/>
+            <w:cellIns w:id="131" w:author="David Hofmann" w:date="2026-03-23T16:30:00Z"/>
           </w:tcPr>
           <w:p>
             <w:pPr>
@@ -6541,7 +6655,7 @@
                 <w:szCs w:val="18"/>
               </w:rPr>
             </w:pPr>
-            <w:ins w:id="117" w:author="David Hofmann" w:date="2026-03-17T19:49:00Z" w16du:dateUtc="2026-03-17T17:49:00Z">
+            <w:ins w:id="132" w:author="David Hofmann" w:date="2026-03-23T16:30:00Z" w16du:dateUtc="2026-03-23T14:30:00Z">
               <w:r>
                 <w:rPr>
                   <w:sz w:val="20"/>
@@ -6641,7 +6755,7 @@
               </w:rPr>
               <w:t xml:space="preserve">Distance to nearest </w:t>
             </w:r>
-            <w:del w:id="118" w:author="David Hofmann" w:date="2026-03-17T19:49:00Z" w16du:dateUtc="2026-03-17T17:49:00Z">
+            <w:del w:id="133" w:author="David Hofmann" w:date="2026-03-23T16:30:00Z" w16du:dateUtc="2026-03-23T14:30:00Z">
               <w:r>
                 <w:rPr>
                   <w:rFonts w:ascii="Aptos Narrow" w:eastAsia="Times New Roman" w:hAnsi="Aptos Narrow" w:cs="Times New Roman"/>
@@ -6652,7 +6766,7 @@
                 <w:delText>(water-filled)</w:delText>
               </w:r>
             </w:del>
-            <w:ins w:id="119" w:author="David Hofmann" w:date="2026-03-17T19:49:00Z" w16du:dateUtc="2026-03-17T17:49:00Z">
+            <w:ins w:id="134" w:author="David Hofmann" w:date="2026-03-23T16:30:00Z" w16du:dateUtc="2026-03-23T14:30:00Z">
               <w:r>
                 <w:rPr>
                   <w:sz w:val="20"/>
@@ -6682,7 +6796,7 @@
               </w:rPr>
               <w:t>pan</w:t>
             </w:r>
-            <w:del w:id="120" w:author="David Hofmann" w:date="2026-03-17T19:49:00Z" w16du:dateUtc="2026-03-17T17:49:00Z">
+            <w:del w:id="135" w:author="David Hofmann" w:date="2026-03-23T16:30:00Z" w16du:dateUtc="2026-03-23T14:30:00Z">
               <w:r>
                 <w:rPr>
                   <w:rFonts w:ascii="Aptos Narrow" w:eastAsia="Times New Roman" w:hAnsi="Aptos Narrow" w:cs="Times New Roman"/>
@@ -6693,7 +6807,7 @@
                 <w:delText>-</w:delText>
               </w:r>
             </w:del>
-            <w:ins w:id="121" w:author="David Hofmann" w:date="2026-03-17T19:49:00Z" w16du:dateUtc="2026-03-17T17:49:00Z">
+            <w:ins w:id="136" w:author="David Hofmann" w:date="2026-03-23T16:30:00Z" w16du:dateUtc="2026-03-23T14:30:00Z">
               <w:r>
                 <w:rPr>
                   <w:sz w:val="20"/>
@@ -6817,7 +6931,7 @@
         <w:tc>
           <w:tcPr>
             <w:tcW w:w="0" w:type="auto"/>
-            <w:cellIns w:id="122" w:author="David Hofmann" w:date="2026-03-17T19:49:00Z"/>
+            <w:cellIns w:id="137" w:author="David Hofmann" w:date="2026-03-23T16:30:00Z"/>
           </w:tcPr>
           <w:p>
             <w:pPr>
@@ -6827,7 +6941,7 @@
                 <w:szCs w:val="18"/>
               </w:rPr>
             </w:pPr>
-            <w:ins w:id="123" w:author="David Hofmann" w:date="2026-03-17T19:49:00Z" w16du:dateUtc="2026-03-17T17:49:00Z">
+            <w:ins w:id="138" w:author="David Hofmann" w:date="2026-03-23T16:30:00Z" w16du:dateUtc="2026-03-23T14:30:00Z">
               <w:r>
                 <w:rPr>
                   <w:sz w:val="20"/>
@@ -7037,7 +7151,7 @@
         <w:tc>
           <w:tcPr>
             <w:tcW w:w="0" w:type="auto"/>
-            <w:cellIns w:id="124" w:author="David Hofmann" w:date="2026-03-17T19:49:00Z"/>
+            <w:cellIns w:id="139" w:author="David Hofmann" w:date="2026-03-23T16:30:00Z"/>
           </w:tcPr>
           <w:p>
             <w:pPr>
@@ -7047,7 +7161,7 @@
                 <w:szCs w:val="18"/>
               </w:rPr>
             </w:pPr>
-            <w:ins w:id="125" w:author="David Hofmann" w:date="2026-03-17T19:49:00Z" w16du:dateUtc="2026-03-17T17:49:00Z">
+            <w:ins w:id="140" w:author="David Hofmann" w:date="2026-03-23T16:30:00Z" w16du:dateUtc="2026-03-23T14:30:00Z">
               <w:r>
                 <w:rPr>
                   <w:sz w:val="20"/>
@@ -7244,20 +7358,30 @@
                 <w:lang w:eastAsia="de-CH"/>
               </w:rPr>
             </w:pPr>
+            <w:proofErr w:type="spellStart"/>
             <w:r>
               <w:rPr>
                 <w:rStyle w:val="Code"/>
                 <w:sz w:val="20"/>
                 <w:szCs w:val="18"/>
               </w:rPr>
-              <w:t>Rgee</w:t>
+              <w:t>r</w:t>
             </w:r>
+            <w:r>
+              <w:rPr>
+                <w:rStyle w:val="Code"/>
+                <w:sz w:val="20"/>
+                <w:szCs w:val="18"/>
+              </w:rPr>
+              <w:t>gee</w:t>
+            </w:r>
+            <w:proofErr w:type="spellEnd"/>
           </w:p>
         </w:tc>
         <w:tc>
           <w:tcPr>
             <w:tcW w:w="0" w:type="auto"/>
-            <w:cellIns w:id="126" w:author="David Hofmann" w:date="2026-03-17T19:49:00Z"/>
+            <w:cellIns w:id="141" w:author="David Hofmann" w:date="2026-03-23T16:30:00Z"/>
           </w:tcPr>
           <w:p>
             <w:pPr>
@@ -7267,7 +7391,7 @@
                 <w:szCs w:val="18"/>
               </w:rPr>
             </w:pPr>
-            <w:ins w:id="127" w:author="David Hofmann" w:date="2026-03-17T19:49:00Z" w16du:dateUtc="2026-03-17T17:49:00Z">
+            <w:ins w:id="142" w:author="David Hofmann" w:date="2026-03-23T16:30:00Z" w16du:dateUtc="2026-03-23T14:30:00Z">
               <w:r>
                 <w:rPr>
                   <w:sz w:val="20"/>
@@ -7494,7 +7618,8 @@
         <w:tc>
           <w:tcPr>
             <w:tcW w:w="0" w:type="auto"/>
-            <w:cellIns w:id="128" w:author="David Hofmann" w:date="2026-03-17T19:49:00Z"/>
+            <w:shd w:val="clear" w:color="auto" w:fill="E7E6E6" w:themeFill="background2"/>
+            <w:cellIns w:id="143" w:author="David Hofmann" w:date="2026-03-23T16:30:00Z"/>
           </w:tcPr>
           <w:p>
             <w:pPr>
@@ -7504,7 +7629,7 @@
                 <w:szCs w:val="18"/>
               </w:rPr>
             </w:pPr>
-            <w:ins w:id="129" w:author="David Hofmann" w:date="2026-03-17T19:49:00Z" w16du:dateUtc="2026-03-17T17:49:00Z">
+            <w:ins w:id="144" w:author="David Hofmann" w:date="2026-03-23T16:30:00Z" w16du:dateUtc="2026-03-23T14:30:00Z">
               <w:r>
                 <w:rPr>
                   <w:sz w:val="20"/>
@@ -7708,7 +7833,8 @@
         <w:tc>
           <w:tcPr>
             <w:tcW w:w="0" w:type="auto"/>
-            <w:cellIns w:id="130" w:author="David Hofmann" w:date="2026-03-17T19:49:00Z"/>
+            <w:shd w:val="clear" w:color="auto" w:fill="E7E6E6" w:themeFill="background2"/>
+            <w:cellIns w:id="145" w:author="David Hofmann" w:date="2026-03-23T16:30:00Z"/>
           </w:tcPr>
           <w:p>
             <w:pPr>
@@ -7718,7 +7844,7 @@
                 <w:szCs w:val="18"/>
               </w:rPr>
             </w:pPr>
-            <w:ins w:id="131" w:author="David Hofmann" w:date="2026-03-17T19:49:00Z" w16du:dateUtc="2026-03-17T17:49:00Z">
+            <w:ins w:id="146" w:author="David Hofmann" w:date="2026-03-23T16:30:00Z" w16du:dateUtc="2026-03-23T14:30:00Z">
               <w:r>
                 <w:rPr>
                   <w:sz w:val="20"/>
@@ -7936,7 +8062,8 @@
         <w:tc>
           <w:tcPr>
             <w:tcW w:w="0" w:type="auto"/>
-            <w:cellIns w:id="132" w:author="David Hofmann" w:date="2026-03-17T19:49:00Z"/>
+            <w:shd w:val="clear" w:color="auto" w:fill="E7E6E6" w:themeFill="background2"/>
+            <w:cellIns w:id="147" w:author="David Hofmann" w:date="2026-03-23T16:30:00Z"/>
           </w:tcPr>
           <w:p>
             <w:pPr>
@@ -7946,7 +8073,7 @@
                 <w:szCs w:val="18"/>
               </w:rPr>
             </w:pPr>
-            <w:ins w:id="133" w:author="David Hofmann" w:date="2026-03-17T19:49:00Z" w16du:dateUtc="2026-03-17T17:49:00Z">
+            <w:ins w:id="148" w:author="David Hofmann" w:date="2026-03-23T16:30:00Z" w16du:dateUtc="2026-03-23T14:30:00Z">
               <w:r>
                 <w:rPr>
                   <w:sz w:val="20"/>
@@ -8161,7 +8288,8 @@
         <w:tc>
           <w:tcPr>
             <w:tcW w:w="0" w:type="auto"/>
-            <w:cellIns w:id="134" w:author="David Hofmann" w:date="2026-03-17T19:49:00Z"/>
+            <w:shd w:val="clear" w:color="auto" w:fill="E7E6E6" w:themeFill="background2"/>
+            <w:cellIns w:id="149" w:author="David Hofmann" w:date="2026-03-23T16:30:00Z"/>
           </w:tcPr>
           <w:p>
             <w:pPr>
@@ -8174,7 +8302,7 @@
                 <w:lang w:eastAsia="de-CH"/>
               </w:rPr>
             </w:pPr>
-            <w:ins w:id="135" w:author="David Hofmann" w:date="2026-03-17T19:49:00Z" w16du:dateUtc="2026-03-17T17:49:00Z">
+            <w:ins w:id="150" w:author="David Hofmann" w:date="2026-03-23T16:30:00Z" w16du:dateUtc="2026-03-23T14:30:00Z">
               <w:r>
                 <w:rPr>
                   <w:sz w:val="20"/>
@@ -8382,7 +8510,8 @@
         <w:tc>
           <w:tcPr>
             <w:tcW w:w="0" w:type="auto"/>
-            <w:cellIns w:id="136" w:author="David Hofmann" w:date="2026-03-17T19:49:00Z"/>
+            <w:shd w:val="clear" w:color="auto" w:fill="E7E6E6" w:themeFill="background2"/>
+            <w:cellIns w:id="151" w:author="David Hofmann" w:date="2026-03-23T16:30:00Z"/>
           </w:tcPr>
           <w:p>
             <w:pPr>
@@ -8395,7 +8524,7 @@
                 <w:lang w:eastAsia="de-CH"/>
               </w:rPr>
             </w:pPr>
-            <w:ins w:id="137" w:author="David Hofmann" w:date="2026-03-17T19:49:00Z" w16du:dateUtc="2026-03-17T17:49:00Z">
+            <w:ins w:id="152" w:author="David Hofmann" w:date="2026-03-23T16:30:00Z" w16du:dateUtc="2026-03-23T14:30:00Z">
               <w:r>
                 <w:rPr>
                   <w:sz w:val="20"/>
@@ -8439,7 +8568,7 @@
         </w:rPr>
         <w:t xml:space="preserve"> single </w:t>
       </w:r>
-      <w:del w:id="138" w:author="David Hofmann" w:date="2026-03-17T19:49:00Z" w16du:dateUtc="2026-03-17T17:49:00Z">
+      <w:del w:id="153" w:author="David Hofmann" w:date="2026-03-23T16:30:00Z" w16du:dateUtc="2026-03-23T14:30:00Z">
         <w:r>
           <w:rPr>
             <w:rFonts w:eastAsia="Cambria"/>
@@ -8455,7 +8584,7 @@
           <w:delText xml:space="preserve"> for</w:delText>
         </w:r>
       </w:del>
-      <w:ins w:id="139" w:author="David Hofmann" w:date="2026-03-17T19:49:00Z" w16du:dateUtc="2026-03-17T17:49:00Z">
+      <w:ins w:id="154" w:author="David Hofmann" w:date="2026-03-23T16:30:00Z" w16du:dateUtc="2026-03-23T14:30:00Z">
         <w:r>
           <w:rPr>
             <w:rFonts w:eastAsia="Cambria"/>
@@ -8505,7 +8634,7 @@
         </w:rPr>
         <w:t xml:space="preserve"> </w:t>
       </w:r>
-      <w:ins w:id="140" w:author="David Hofmann" w:date="2026-03-17T19:49:00Z" w16du:dateUtc="2026-03-17T17:49:00Z">
+      <w:ins w:id="155" w:author="David Hofmann" w:date="2026-03-23T16:30:00Z" w16du:dateUtc="2026-03-23T14:30:00Z">
         <w:r>
           <w:rPr>
             <w:rFonts w:eastAsia="Cambria"/>
@@ -8591,7 +8720,7 @@
         </w:rPr>
         <w:fldChar w:fldCharType="end"/>
       </w:r>
-      <w:ins w:id="141" w:author="David Hofmann" w:date="2026-03-17T19:49:00Z" w16du:dateUtc="2026-03-17T17:49:00Z">
+      <w:ins w:id="156" w:author="David Hofmann" w:date="2026-03-23T16:30:00Z" w16du:dateUtc="2026-03-23T14:30:00Z">
         <w:r>
           <w:rPr>
             <w:rFonts w:eastAsia="Cambria"/>
@@ -8641,7 +8770,7 @@
         </w:rPr>
         <w:fldChar w:fldCharType="end"/>
       </w:r>
-      <w:ins w:id="142" w:author="David Hofmann" w:date="2026-03-17T19:49:00Z" w16du:dateUtc="2026-03-17T17:49:00Z">
+      <w:ins w:id="157" w:author="David Hofmann" w:date="2026-03-23T16:30:00Z" w16du:dateUtc="2026-03-23T14:30:00Z">
         <w:r>
           <w:rPr>
             <w:rFonts w:eastAsia="Cambria"/>
@@ -8752,7 +8881,7 @@
         </w:rPr>
         <w:fldChar w:fldCharType="end"/>
       </w:r>
-      <w:ins w:id="143" w:author="David Hofmann" w:date="2026-03-17T19:49:00Z" w16du:dateUtc="2026-03-17T17:49:00Z">
+      <w:ins w:id="158" w:author="David Hofmann" w:date="2026-03-23T16:30:00Z" w16du:dateUtc="2026-03-23T14:30:00Z">
         <w:r>
           <w:rPr>
             <w:rFonts w:eastAsia="Cambria"/>
@@ -8805,7 +8934,7 @@
         </w:rPr>
         <w:fldChar w:fldCharType="end"/>
       </w:r>
-      <w:ins w:id="144" w:author="David Hofmann" w:date="2026-03-17T19:49:00Z" w16du:dateUtc="2026-03-17T17:49:00Z">
+      <w:ins w:id="159" w:author="David Hofmann" w:date="2026-03-23T16:30:00Z" w16du:dateUtc="2026-03-23T14:30:00Z">
         <w:r>
           <w:rPr>
             <w:rFonts w:eastAsia="Cambria"/>
@@ -8858,7 +8987,7 @@
         </w:rPr>
         <w:fldChar w:fldCharType="end"/>
       </w:r>
-      <w:ins w:id="145" w:author="David Hofmann" w:date="2026-03-17T19:49:00Z" w16du:dateUtc="2026-03-17T17:49:00Z">
+      <w:ins w:id="160" w:author="David Hofmann" w:date="2026-03-23T16:30:00Z" w16du:dateUtc="2026-03-23T14:30:00Z">
         <w:r>
           <w:rPr>
             <w:rFonts w:eastAsia="Cambria"/>
@@ -8911,7 +9040,7 @@
         </w:rPr>
         <w:fldChar w:fldCharType="end"/>
       </w:r>
-      <w:ins w:id="146" w:author="David Hofmann" w:date="2026-03-17T19:49:00Z" w16du:dateUtc="2026-03-17T17:49:00Z">
+      <w:ins w:id="161" w:author="David Hofmann" w:date="2026-03-23T16:30:00Z" w16du:dateUtc="2026-03-23T14:30:00Z">
         <w:r>
           <w:rPr>
             <w:rFonts w:eastAsia="Cambria"/>
@@ -8978,7 +9107,7 @@
         </w:rPr>
         <w:fldChar w:fldCharType="end"/>
       </w:r>
-      <w:ins w:id="147" w:author="David Hofmann" w:date="2026-03-17T19:49:00Z" w16du:dateUtc="2026-03-17T17:49:00Z">
+      <w:ins w:id="162" w:author="David Hofmann" w:date="2026-03-23T16:30:00Z" w16du:dateUtc="2026-03-23T14:30:00Z">
         <w:r>
           <w:rPr>
             <w:rFonts w:eastAsia="Cambria"/>
@@ -9034,7 +9163,7 @@
         </w:rPr>
         <w:fldChar w:fldCharType="end"/>
       </w:r>
-      <w:ins w:id="148" w:author="David Hofmann" w:date="2026-03-17T19:49:00Z" w16du:dateUtc="2026-03-17T17:49:00Z">
+      <w:ins w:id="163" w:author="David Hofmann" w:date="2026-03-23T16:30:00Z" w16du:dateUtc="2026-03-23T14:30:00Z">
         <w:r>
           <w:rPr>
             <w:rFonts w:eastAsia="Cambria"/>
@@ -9087,7 +9216,7 @@
         </w:rPr>
         <w:fldChar w:fldCharType="end"/>
       </w:r>
-      <w:ins w:id="149" w:author="David Hofmann" w:date="2026-03-17T19:49:00Z" w16du:dateUtc="2026-03-17T17:49:00Z">
+      <w:ins w:id="164" w:author="David Hofmann" w:date="2026-03-23T16:30:00Z" w16du:dateUtc="2026-03-23T14:30:00Z">
         <w:r>
           <w:rPr>
             <w:rFonts w:eastAsia="Cambria"/>
@@ -9140,7 +9269,7 @@
         </w:rPr>
         <w:fldChar w:fldCharType="end"/>
       </w:r>
-      <w:ins w:id="150" w:author="David Hofmann" w:date="2026-03-17T19:49:00Z" w16du:dateUtc="2026-03-17T17:49:00Z">
+      <w:ins w:id="165" w:author="David Hofmann" w:date="2026-03-23T16:30:00Z" w16du:dateUtc="2026-03-23T14:30:00Z">
         <w:r>
           <w:rPr>
             <w:rFonts w:eastAsia="Cambria"/>
@@ -9224,7 +9353,7 @@
         </w:rPr>
         <w:fldChar w:fldCharType="end"/>
       </w:r>
-      <w:ins w:id="151" w:author="David Hofmann" w:date="2026-03-17T19:49:00Z" w16du:dateUtc="2026-03-17T17:49:00Z">
+      <w:ins w:id="166" w:author="David Hofmann" w:date="2026-03-23T16:30:00Z" w16du:dateUtc="2026-03-23T14:30:00Z">
         <w:r>
           <w:rPr>
             <w:rFonts w:eastAsia="Cambria"/>
@@ -9294,7 +9423,7 @@
         </w:rPr>
         <w:fldChar w:fldCharType="end"/>
       </w:r>
-      <w:ins w:id="152" w:author="David Hofmann" w:date="2026-03-17T19:49:00Z" w16du:dateUtc="2026-03-17T17:49:00Z">
+      <w:ins w:id="167" w:author="David Hofmann" w:date="2026-03-23T16:30:00Z" w16du:dateUtc="2026-03-23T14:30:00Z">
         <w:r>
           <w:rPr>
             <w:rFonts w:eastAsia="Cambria"/>
@@ -9312,7 +9441,7 @@
         </w:rPr>
         <w:t xml:space="preserve">Further details on covariate preparation and aggregation are provided in Appendix </w:t>
       </w:r>
-      <w:del w:id="153" w:author="David Hofmann" w:date="2026-03-17T19:49:00Z" w16du:dateUtc="2026-03-17T17:49:00Z">
+      <w:del w:id="168" w:author="David Hofmann" w:date="2026-03-23T16:30:00Z" w16du:dateUtc="2026-03-23T14:30:00Z">
         <w:r>
           <w:rPr>
             <w:rFonts w:eastAsia="Cambria"/>
@@ -9321,7 +9450,7 @@
           <w:delText>A1</w:delText>
         </w:r>
       </w:del>
-      <w:ins w:id="154" w:author="David Hofmann" w:date="2026-03-17T19:49:00Z" w16du:dateUtc="2026-03-17T17:49:00Z">
+      <w:ins w:id="169" w:author="David Hofmann" w:date="2026-03-23T16:30:00Z" w16du:dateUtc="2026-03-23T14:30:00Z">
         <w:r>
           <w:rPr>
             <w:rFonts w:eastAsia="Cambria"/>
@@ -9395,7 +9524,7 @@
         </w:rPr>
         <w:t>.</w:t>
       </w:r>
-      <w:ins w:id="155" w:author="David Hofmann" w:date="2026-03-17T19:49:00Z" w16du:dateUtc="2026-03-17T17:49:00Z">
+      <w:ins w:id="170" w:author="David Hofmann" w:date="2026-03-23T16:30:00Z" w16du:dateUtc="2026-03-23T14:30:00Z">
         <w:r>
           <w:rPr>
             <w:rFonts w:eastAsia="Cambria"/>
@@ -9410,14 +9539,14 @@
       <w:pPr>
         <w:spacing w:line="252" w:lineRule="auto"/>
         <w:rPr>
-          <w:ins w:id="156" w:author="David Hofmann" w:date="2026-03-17T19:49:00Z" w16du:dateUtc="2026-03-17T17:49:00Z"/>
+          <w:ins w:id="171" w:author="David Hofmann" w:date="2026-03-23T16:30:00Z" w16du:dateUtc="2026-03-23T14:30:00Z"/>
           <w:rFonts w:eastAsia="Cambria"/>
           <w:bCs/>
           <w:sz w:val="18"/>
           <w:szCs w:val="18"/>
         </w:rPr>
       </w:pPr>
-      <w:ins w:id="157" w:author="David Hofmann" w:date="2026-03-17T19:49:00Z" w16du:dateUtc="2026-03-17T17:49:00Z">
+      <w:ins w:id="172" w:author="David Hofmann" w:date="2026-03-23T16:30:00Z" w16du:dateUtc="2026-03-23T14:30:00Z">
         <w:r>
           <w:rPr>
             <w:rFonts w:eastAsia="Cambria"/>
@@ -9432,14 +9561,14 @@
       <w:pPr>
         <w:pStyle w:val="Heading2"/>
       </w:pPr>
-      <w:bookmarkStart w:id="158" w:name="_Toc64383"/>
-      <w:bookmarkStart w:id="159" w:name="_Toc197866314"/>
+      <w:bookmarkStart w:id="173" w:name="_Toc64383"/>
+      <w:bookmarkStart w:id="174" w:name="_Toc197866314"/>
       <w:r>
         <w:lastRenderedPageBreak/>
         <w:t>Step-Selection Models</w:t>
       </w:r>
-      <w:bookmarkEnd w:id="158"/>
-      <w:bookmarkEnd w:id="159"/>
+      <w:bookmarkEnd w:id="173"/>
+      <w:bookmarkEnd w:id="174"/>
     </w:p>
     <w:p>
       <w:r>
@@ -9609,7 +9738,7 @@
       <w:r>
         <w:t>225 per coalition), which we further categorized into steps collected during the wet season (15 October to 15 April) and steps collected during the dry season (15 April to 15 October), yielding 3,124 steps (59%) during the dry season and 2,186 steps (41%) during the wet season.</w:t>
       </w:r>
-      <w:ins w:id="160" w:author="David Hofmann" w:date="2026-03-17T19:49:00Z" w16du:dateUtc="2026-03-17T17:49:00Z">
+      <w:ins w:id="175" w:author="David Hofmann" w:date="2026-03-23T16:30:00Z" w16du:dateUtc="2026-03-23T14:30:00Z">
         <w:r>
           <w:t xml:space="preserve"> Because previous research revealed no differences in dispersal </w:t>
         </w:r>
@@ -9640,7 +9769,7 @@
       <w:r>
         <w:fldChar w:fldCharType="end"/>
       </w:r>
-      <w:ins w:id="161" w:author="David Hofmann" w:date="2026-03-17T19:49:00Z" w16du:dateUtc="2026-03-17T17:49:00Z">
+      <w:ins w:id="176" w:author="David Hofmann" w:date="2026-03-23T16:30:00Z" w16du:dateUtc="2026-03-23T14:30:00Z">
         <w:r>
           <w:t>.</w:t>
         </w:r>
@@ -9706,12 +9835,12 @@
       <w:r>
         <w:t xml:space="preserve">= </w:t>
       </w:r>
-      <w:del w:id="162" w:author="David Hofmann" w:date="2026-03-17T19:49:00Z" w16du:dateUtc="2026-03-17T17:49:00Z">
+      <w:del w:id="177" w:author="David Hofmann" w:date="2026-03-23T16:30:00Z" w16du:dateUtc="2026-03-23T14:30:00Z">
         <w:r>
           <w:delText>6341</w:delText>
         </w:r>
       </w:del>
-      <w:ins w:id="163" w:author="David Hofmann" w:date="2026-03-17T19:49:00Z" w16du:dateUtc="2026-03-17T17:49:00Z">
+      <w:ins w:id="178" w:author="David Hofmann" w:date="2026-03-23T16:30:00Z" w16du:dateUtc="2026-03-23T14:30:00Z">
         <w:r>
           <w:t>6</w:t>
         </w:r>
@@ -9986,12 +10115,12 @@
       <w:r>
         <w:t xml:space="preserve">. This formula is akin to the models that are used with resistance-based </w:t>
       </w:r>
-      <w:del w:id="164" w:author="David Hofmann" w:date="2026-03-17T19:49:00Z" w16du:dateUtc="2026-03-17T17:49:00Z">
+      <w:del w:id="179" w:author="David Hofmann" w:date="2026-03-23T16:30:00Z" w16du:dateUtc="2026-03-23T14:30:00Z">
         <w:r>
           <w:delText>approaches</w:delText>
         </w:r>
       </w:del>
-      <w:ins w:id="165" w:author="David Hofmann" w:date="2026-03-17T19:49:00Z" w16du:dateUtc="2026-03-17T17:49:00Z">
+      <w:ins w:id="180" w:author="David Hofmann" w:date="2026-03-23T16:30:00Z" w16du:dateUtc="2026-03-23T14:30:00Z">
         <w:r>
           <w:t>connectivity analyses</w:t>
         </w:r>
@@ -10176,13 +10305,13 @@
       <w:pPr>
         <w:pStyle w:val="Heading2"/>
       </w:pPr>
-      <w:bookmarkStart w:id="166" w:name="_Toc64384"/>
-      <w:bookmarkStart w:id="167" w:name="_Toc197866315"/>
+      <w:bookmarkStart w:id="181" w:name="_Toc64384"/>
+      <w:bookmarkStart w:id="182" w:name="_Toc197866315"/>
       <w:r>
         <w:t>Validation</w:t>
       </w:r>
-      <w:bookmarkEnd w:id="166"/>
-      <w:bookmarkEnd w:id="167"/>
+      <w:bookmarkEnd w:id="181"/>
+      <w:bookmarkEnd w:id="182"/>
     </w:p>
     <w:p>
       <w:r>
@@ -10360,13 +10489,13 @@
       <w:pPr>
         <w:pStyle w:val="Heading2"/>
       </w:pPr>
-      <w:bookmarkStart w:id="168" w:name="_Toc64385"/>
-      <w:bookmarkStart w:id="169" w:name="_Toc197866316"/>
+      <w:bookmarkStart w:id="183" w:name="_Toc64385"/>
+      <w:bookmarkStart w:id="184" w:name="_Toc197866316"/>
       <w:r>
         <w:t>Simulations</w:t>
       </w:r>
-      <w:bookmarkEnd w:id="168"/>
-      <w:bookmarkEnd w:id="169"/>
+      <w:bookmarkEnd w:id="183"/>
+      <w:bookmarkEnd w:id="184"/>
     </w:p>
     <w:p>
       <w:r>
@@ -10704,7 +10833,7 @@
       <w:r>
         <w:t xml:space="preserve">-estimates). For the DMD configuration, on the other hand, we updated covariates and preferences dynamically as the simulation progressed. That is, after every simulated step, we generated a new covariate stack comprising spatial layers that best represented environmental conditions at that particular point in time </w:t>
       </w:r>
-      <w:ins w:id="170" w:author="David Hofmann" w:date="2026-03-17T19:49:00Z" w16du:dateUtc="2026-03-17T17:49:00Z">
+      <w:ins w:id="185" w:author="David Hofmann" w:date="2026-03-23T16:30:00Z" w16du:dateUtc="2026-03-23T14:30:00Z">
         <w:r>
           <w:t>(</w:t>
         </w:r>
@@ -10730,12 +10859,12 @@
       <w:r>
         <w:fldChar w:fldCharType="end"/>
       </w:r>
-      <w:del w:id="171" w:author="David Hofmann" w:date="2026-03-17T19:49:00Z" w16du:dateUtc="2026-03-17T17:49:00Z">
+      <w:del w:id="186" w:author="David Hofmann" w:date="2026-03-23T16:30:00Z" w16du:dateUtc="2026-03-23T14:30:00Z">
         <w:r>
           <w:delText>(Figure 4).</w:delText>
         </w:r>
       </w:del>
-      <w:ins w:id="172" w:author="David Hofmann" w:date="2026-03-17T19:49:00Z" w16du:dateUtc="2026-03-17T17:49:00Z">
+      <w:ins w:id="187" w:author="David Hofmann" w:date="2026-03-23T16:30:00Z" w16du:dateUtc="2026-03-23T14:30:00Z">
         <w:r>
           <w:t>).</w:t>
         </w:r>
@@ -10786,7 +10915,7 @@
       <w:r>
         <w:fldChar w:fldCharType="end"/>
       </w:r>
-      <w:ins w:id="173" w:author="David Hofmann" w:date="2026-03-17T19:49:00Z" w16du:dateUtc="2026-03-17T17:49:00Z">
+      <w:ins w:id="188" w:author="David Hofmann" w:date="2026-03-23T16:30:00Z" w16du:dateUtc="2026-03-23T14:30:00Z">
         <w:r>
           <w:t>,</w:t>
         </w:r>
@@ -10822,10 +10951,10 @@
         <w:spacing w:after="299"/>
         <w:jc w:val="center"/>
         <w:rPr>
-          <w:del w:id="174" w:author="David Hofmann" w:date="2026-03-17T19:49:00Z" w16du:dateUtc="2026-03-17T17:49:00Z"/>
-        </w:rPr>
-      </w:pPr>
-      <w:del w:id="175" w:author="David Hofmann" w:date="2026-03-17T19:49:00Z" w16du:dateUtc="2026-03-17T17:49:00Z">
+          <w:del w:id="189" w:author="David Hofmann" w:date="2026-03-23T16:30:00Z" w16du:dateUtc="2026-03-23T14:30:00Z"/>
+        </w:rPr>
+      </w:pPr>
+      <w:del w:id="190" w:author="David Hofmann" w:date="2026-03-23T16:30:00Z" w16du:dateUtc="2026-03-23T14:30:00Z">
         <w:r>
           <w:rPr>
             <w:noProof/>
@@ -10847,7 +10976,7 @@
                       <pic:cNvPicPr/>
                     </pic:nvPicPr>
                     <pic:blipFill>
-                      <a:blip r:embed="rId15"/>
+                      <a:blip r:embed="rId17"/>
                       <a:stretch>
                         <a:fillRect/>
                       </a:stretch>
@@ -10874,10 +11003,10 @@
         <w:pStyle w:val="Caption"/>
         <w:spacing w:line="360" w:lineRule="auto"/>
         <w:rPr>
-          <w:del w:id="176" w:author="David Hofmann" w:date="2026-03-17T19:49:00Z" w16du:dateUtc="2026-03-17T17:49:00Z"/>
-        </w:rPr>
-      </w:pPr>
-      <w:del w:id="177" w:author="David Hofmann" w:date="2026-03-17T19:49:00Z" w16du:dateUtc="2026-03-17T17:49:00Z">
+          <w:del w:id="191" w:author="David Hofmann" w:date="2026-03-23T16:30:00Z" w16du:dateUtc="2026-03-23T14:30:00Z"/>
+        </w:rPr>
+      </w:pPr>
+      <w:del w:id="192" w:author="David Hofmann" w:date="2026-03-23T16:30:00Z" w16du:dateUtc="2026-03-23T14:30:00Z">
         <w:r>
           <w:delText xml:space="preserve">Figure : </w:delText>
         </w:r>
@@ -10888,14 +11017,14 @@
           <w:delText>Schematic illustration of our dispersal simulation with dynamic covariates. As the simulation proceeded, the underlying spatial covariates (symbolized by the stack of layers) were updated. Depending on the covariate, the update frequency varied</w:delText>
         </w:r>
       </w:del>
-      <w:moveFromRangeStart w:id="178" w:author="David Hofmann" w:date="2026-03-17T19:49:00Z" w:name="move224669368"/>
-      <w:moveFrom w:id="179" w:author="David Hofmann" w:date="2026-03-17T19:49:00Z" w16du:dateUtc="2026-03-17T17:49:00Z">
+      <w:moveFromRangeStart w:id="193" w:author="David Hofmann" w:date="2026-03-23T16:30:00Z" w:name="move225175841"/>
+      <w:moveFrom w:id="194" w:author="David Hofmann" w:date="2026-03-23T16:30:00Z" w16du:dateUtc="2026-03-23T14:30:00Z">
         <w:r>
           <w:t xml:space="preserve"> from a few hours (e.g., temperature) to multiple months (e.g., shrub cover). </w:t>
         </w:r>
       </w:moveFrom>
-      <w:moveFromRangeEnd w:id="178"/>
-      <w:del w:id="180" w:author="David Hofmann" w:date="2026-03-17T19:49:00Z" w16du:dateUtc="2026-03-17T17:49:00Z">
+      <w:moveFromRangeEnd w:id="193"/>
+      <w:del w:id="195" w:author="David Hofmann" w:date="2026-03-23T16:30:00Z" w16du:dateUtc="2026-03-23T14:30:00Z">
         <w:r>
           <w:rPr>
             <w:b w:val="0"/>
@@ -10957,13 +11086,13 @@
       <w:pPr>
         <w:pStyle w:val="Heading1"/>
       </w:pPr>
-      <w:bookmarkStart w:id="181" w:name="_Toc64386"/>
-      <w:bookmarkStart w:id="182" w:name="_Toc197866317"/>
+      <w:bookmarkStart w:id="196" w:name="_Toc64386"/>
+      <w:bookmarkStart w:id="197" w:name="_Toc197866317"/>
       <w:r>
         <w:t>Results</w:t>
       </w:r>
-      <w:bookmarkEnd w:id="181"/>
-      <w:bookmarkEnd w:id="182"/>
+      <w:bookmarkEnd w:id="196"/>
+      <w:bookmarkEnd w:id="197"/>
     </w:p>
     <w:p>
       <w:r>
@@ -11016,13 +11145,13 @@
       <w:pPr>
         <w:pStyle w:val="Heading2"/>
       </w:pPr>
-      <w:bookmarkStart w:id="183" w:name="_Toc64387"/>
-      <w:bookmarkStart w:id="184" w:name="_Toc197866318"/>
+      <w:bookmarkStart w:id="198" w:name="_Toc64387"/>
+      <w:bookmarkStart w:id="199" w:name="_Toc197866318"/>
       <w:r>
         <w:t>Step-Selection Models</w:t>
       </w:r>
-      <w:bookmarkEnd w:id="183"/>
-      <w:bookmarkEnd w:id="184"/>
+      <w:bookmarkEnd w:id="198"/>
+      <w:bookmarkEnd w:id="199"/>
     </w:p>
     <w:p>
       <w:r>
@@ -11056,12 +11185,12 @@
         <w:lastRenderedPageBreak/>
         <w:t xml:space="preserve">the number of random steps considered (Figure </w:t>
       </w:r>
-      <w:del w:id="185" w:author="David Hofmann" w:date="2026-03-17T19:49:00Z" w16du:dateUtc="2026-03-17T17:49:00Z">
+      <w:del w:id="200" w:author="David Hofmann" w:date="2026-03-23T16:30:00Z" w16du:dateUtc="2026-03-23T14:30:00Z">
         <w:r>
           <w:delText>S9</w:delText>
         </w:r>
       </w:del>
-      <w:ins w:id="186" w:author="David Hofmann" w:date="2026-03-17T19:49:00Z" w16du:dateUtc="2026-03-17T17:49:00Z">
+      <w:ins w:id="201" w:author="David Hofmann" w:date="2026-03-23T16:30:00Z" w16du:dateUtc="2026-03-23T14:30:00Z">
         <w:r>
           <w:t>S</w:t>
         </w:r>
@@ -11433,12 +11562,12 @@
       <w:r>
         <w:t xml:space="preserve">Plots that aid with the interpretation of the models are provided in Figure </w:t>
       </w:r>
-      <w:del w:id="187" w:author="David Hofmann" w:date="2026-03-17T19:49:00Z" w16du:dateUtc="2026-03-17T17:49:00Z">
+      <w:del w:id="202" w:author="David Hofmann" w:date="2026-03-23T16:30:00Z" w16du:dateUtc="2026-03-23T14:30:00Z">
         <w:r>
           <w:delText>S10</w:delText>
         </w:r>
       </w:del>
-      <w:ins w:id="188" w:author="David Hofmann" w:date="2026-03-17T19:49:00Z" w16du:dateUtc="2026-03-17T17:49:00Z">
+      <w:ins w:id="203" w:author="David Hofmann" w:date="2026-03-23T16:30:00Z" w16du:dateUtc="2026-03-23T14:30:00Z">
         <w:r>
           <w:t>S1</w:t>
         </w:r>
@@ -11456,10 +11585,10 @@
         <w:spacing w:after="228"/>
         <w:jc w:val="left"/>
         <w:rPr>
-          <w:del w:id="189" w:author="David Hofmann" w:date="2026-03-17T19:49:00Z" w16du:dateUtc="2026-03-17T17:49:00Z"/>
-        </w:rPr>
-      </w:pPr>
-      <w:del w:id="190" w:author="David Hofmann" w:date="2026-03-17T19:49:00Z" w16du:dateUtc="2026-03-17T17:49:00Z">
+          <w:del w:id="204" w:author="David Hofmann" w:date="2026-03-23T16:30:00Z" w16du:dateUtc="2026-03-23T14:30:00Z"/>
+        </w:rPr>
+      </w:pPr>
+      <w:del w:id="205" w:author="David Hofmann" w:date="2026-03-23T16:30:00Z" w16du:dateUtc="2026-03-23T14:30:00Z">
         <w:r>
           <w:rPr>
             <w:noProof/>
@@ -11483,7 +11612,7 @@
                       </pic:cNvPicPr>
                     </pic:nvPicPr>
                     <pic:blipFill>
-                      <a:blip r:embed="rId16" cstate="print">
+                      <a:blip r:embed="rId18" cstate="print">
                         <a:extLst>
                           <a:ext uri="{28A0092B-C50C-407E-A947-70E740481C1C}">
                             <a14:useLocalDpi xmlns:a14="http://schemas.microsoft.com/office/drawing/2010/main" val="0"/>
@@ -11519,22 +11648,22 @@
     <w:p>
       <w:pPr>
         <w:rPr>
-          <w:moveFrom w:id="191" w:author="David Hofmann" w:date="2026-03-17T19:49:00Z" w16du:dateUtc="2026-03-17T17:49:00Z"/>
+          <w:moveFrom w:id="206" w:author="David Hofmann" w:date="2026-03-23T16:30:00Z" w16du:dateUtc="2026-03-23T14:30:00Z"/>
           <w:b/>
         </w:rPr>
       </w:pPr>
-      <w:bookmarkStart w:id="192" w:name="_Ref202367744"/>
-      <w:del w:id="193" w:author="David Hofmann" w:date="2026-03-17T19:49:00Z" w16du:dateUtc="2026-03-17T17:49:00Z">
+      <w:bookmarkStart w:id="207" w:name="_Ref202367744"/>
+      <w:del w:id="208" w:author="David Hofmann" w:date="2026-03-23T16:30:00Z" w16du:dateUtc="2026-03-23T14:30:00Z">
         <w:r>
           <w:delText xml:space="preserve">Figure </w:delText>
         </w:r>
       </w:del>
-      <w:moveFromRangeStart w:id="194" w:author="David Hofmann" w:date="2026-03-17T19:49:00Z" w:name="move224669369"/>
-      <w:moveFrom w:id="195" w:author="David Hofmann" w:date="2026-03-17T19:49:00Z" w16du:dateUtc="2026-03-17T17:49:00Z">
+      <w:moveFromRangeStart w:id="209" w:author="David Hofmann" w:date="2026-03-23T16:30:00Z" w:name="move225175842"/>
+      <w:moveFrom w:id="210" w:author="David Hofmann" w:date="2026-03-23T16:30:00Z" w16du:dateUtc="2026-03-23T14:30:00Z">
         <w:r>
           <w:t>:</w:t>
         </w:r>
-        <w:bookmarkEnd w:id="192"/>
+        <w:bookmarkEnd w:id="207"/>
         <w:r>
           <w:t xml:space="preserve"> </w:t>
         </w:r>
@@ -11542,14 +11671,14 @@
           <w:t xml:space="preserve">β−estimates from the integrated step-selection models, grouped by movement kernel, habitat-selection function, and their interaction. We either fit models using a simplistic model (without interactions) or a realistic model that comprised several interaction terms that rendered how movement behavior depended on environmental conditions. Furthermore, we distinguished between models fit using static and dynamic covariates. However, only the underlined covariates differed between the static and dynamic configurations, as covariates were either represented </w:t>
         </w:r>
       </w:moveFrom>
-      <w:moveFromRangeEnd w:id="194"/>
-      <w:del w:id="196" w:author="David Hofmann" w:date="2026-03-17T19:49:00Z" w16du:dateUtc="2026-03-17T17:49:00Z">
+      <w:moveFromRangeEnd w:id="209"/>
+      <w:del w:id="211" w:author="David Hofmann" w:date="2026-03-23T16:30:00Z" w16du:dateUtc="2026-03-23T14:30:00Z">
         <w:r>
           <w:delText xml:space="preserve">as a single layer (static), or a stack of layers (dynamic). </w:delText>
         </w:r>
       </w:del>
-      <w:moveFromRangeStart w:id="197" w:author="David Hofmann" w:date="2026-03-17T19:49:00Z" w:name="move224669370"/>
-      <w:moveFrom w:id="198" w:author="David Hofmann" w:date="2026-03-17T19:49:00Z" w16du:dateUtc="2026-03-17T17:49:00Z">
+      <w:moveFromRangeStart w:id="212" w:author="David Hofmann" w:date="2026-03-23T16:30:00Z" w:name="move225175843"/>
+      <w:moveFrom w:id="213" w:author="David Hofmann" w:date="2026-03-23T16:30:00Z" w16du:dateUtc="2026-03-23T14:30:00Z">
         <w:r>
           <w:t xml:space="preserve">Furthermore, data were either pooled across seasons (yellow bars) or split into dry (green bars) and wet (blue bars) season. Results are shown for replicates that used 25 random steps, as all associated models converged. The number of random steps did not appear </w:t>
         </w:r>
@@ -11558,14 +11687,14 @@
           <w:t xml:space="preserve">to influence model estimates (Figure </w:t>
         </w:r>
       </w:moveFrom>
-      <w:moveFromRangeEnd w:id="197"/>
-      <w:del w:id="199" w:author="David Hofmann" w:date="2026-03-17T19:49:00Z" w16du:dateUtc="2026-03-17T17:49:00Z">
+      <w:moveFromRangeEnd w:id="212"/>
+      <w:del w:id="214" w:author="David Hofmann" w:date="2026-03-23T16:30:00Z" w16du:dateUtc="2026-03-23T14:30:00Z">
         <w:r>
           <w:delText>S9).</w:delText>
         </w:r>
       </w:del>
-      <w:moveFromRangeStart w:id="200" w:author="David Hofmann" w:date="2026-03-17T19:49:00Z" w:name="move224669371"/>
-      <w:moveFrom w:id="201" w:author="David Hofmann" w:date="2026-03-17T19:49:00Z" w16du:dateUtc="2026-03-17T17:49:00Z">
+      <w:moveFromRangeStart w:id="215" w:author="David Hofmann" w:date="2026-03-23T16:30:00Z" w:name="move225175844"/>
+      <w:moveFrom w:id="216" w:author="David Hofmann" w:date="2026-03-23T16:30:00Z" w16du:dateUtc="2026-03-23T14:30:00Z">
         <w:r>
           <w:t xml:space="preserve"> The horizontal ticks indicate the point estimates, and the vertical segments represent the 90%, 95%, and 99% confidence-intervals of the respective </w:t>
         </w:r>
@@ -11580,16 +11709,16 @@
         </w:r>
       </w:moveFrom>
     </w:p>
-    <w:moveFromRangeEnd w:id="200"/>
+    <w:moveFromRangeEnd w:id="215"/>
     <w:p>
       <w:pPr>
         <w:spacing w:after="228"/>
         <w:jc w:val="left"/>
         <w:rPr>
-          <w:del w:id="202" w:author="David Hofmann" w:date="2026-03-17T19:49:00Z" w16du:dateUtc="2026-03-17T17:49:00Z"/>
-        </w:rPr>
-      </w:pPr>
-      <w:del w:id="203" w:author="David Hofmann" w:date="2026-03-17T19:49:00Z" w16du:dateUtc="2026-03-17T17:49:00Z">
+          <w:del w:id="217" w:author="David Hofmann" w:date="2026-03-23T16:30:00Z" w16du:dateUtc="2026-03-23T14:30:00Z"/>
+        </w:rPr>
+      </w:pPr>
+      <w:del w:id="218" w:author="David Hofmann" w:date="2026-03-23T16:30:00Z" w16du:dateUtc="2026-03-23T14:30:00Z">
         <w:r>
           <w:rPr>
             <w:noProof/>
@@ -11603,7 +11732,7 @@
         <w:spacing w:after="5"/>
         <w:ind w:left="-5" w:right="311" w:hanging="10"/>
         <w:rPr>
-          <w:del w:id="204" w:author="David Hofmann" w:date="2026-03-17T19:49:00Z" w16du:dateUtc="2026-03-17T17:49:00Z"/>
+          <w:del w:id="219" w:author="David Hofmann" w:date="2026-03-23T16:30:00Z" w16du:dateUtc="2026-03-23T14:30:00Z"/>
           <w:rFonts w:ascii="Cambria" w:eastAsia="Cambria" w:hAnsi="Cambria" w:cs="Cambria"/>
           <w:sz w:val="18"/>
         </w:rPr>
@@ -11613,13 +11742,13 @@
       <w:pPr>
         <w:pStyle w:val="Heading2"/>
       </w:pPr>
-      <w:bookmarkStart w:id="205" w:name="_Toc64388"/>
-      <w:bookmarkStart w:id="206" w:name="_Toc197866319"/>
+      <w:bookmarkStart w:id="220" w:name="_Toc64388"/>
+      <w:bookmarkStart w:id="221" w:name="_Toc197866319"/>
       <w:r>
         <w:t>Validation</w:t>
       </w:r>
-      <w:bookmarkEnd w:id="205"/>
-      <w:bookmarkEnd w:id="206"/>
+      <w:bookmarkEnd w:id="220"/>
+      <w:bookmarkEnd w:id="221"/>
     </w:p>
     <w:p>
       <w:r>
@@ -11948,7 +12077,7 @@
       <w:r>
         <w:t>b).</w:t>
       </w:r>
-      <w:del w:id="207" w:author="David Hofmann" w:date="2026-03-17T19:49:00Z" w16du:dateUtc="2026-03-17T17:49:00Z">
+      <w:del w:id="222" w:author="David Hofmann" w:date="2026-03-23T16:30:00Z" w16du:dateUtc="2026-03-23T14:30:00Z">
         <w:r>
           <w:br w:type="page"/>
         </w:r>
@@ -11960,7 +12089,7 @@
         <w:ind w:left="1"/>
         <w:jc w:val="left"/>
         <w:rPr>
-          <w:del w:id="208" w:author="David Hofmann" w:date="2026-03-17T19:49:00Z" w16du:dateUtc="2026-03-17T17:49:00Z"/>
+          <w:del w:id="223" w:author="David Hofmann" w:date="2026-03-23T16:30:00Z" w16du:dateUtc="2026-03-23T14:30:00Z"/>
         </w:rPr>
       </w:pPr>
     </w:p>
@@ -11970,10 +12099,10 @@
         <w:spacing w:after="229"/>
         <w:jc w:val="center"/>
         <w:rPr>
-          <w:del w:id="209" w:author="David Hofmann" w:date="2026-03-17T19:49:00Z" w16du:dateUtc="2026-03-17T17:49:00Z"/>
-        </w:rPr>
-      </w:pPr>
-      <w:del w:id="210" w:author="David Hofmann" w:date="2026-03-17T19:49:00Z" w16du:dateUtc="2026-03-17T17:49:00Z">
+          <w:del w:id="224" w:author="David Hofmann" w:date="2026-03-23T16:30:00Z" w16du:dateUtc="2026-03-23T14:30:00Z"/>
+        </w:rPr>
+      </w:pPr>
+      <w:del w:id="225" w:author="David Hofmann" w:date="2026-03-23T16:30:00Z" w16du:dateUtc="2026-03-23T14:30:00Z">
         <w:r>
           <w:rPr>
             <w:noProof/>
@@ -11996,7 +12125,7 @@
                       </pic:cNvPicPr>
                     </pic:nvPicPr>
                     <pic:blipFill>
-                      <a:blip r:embed="rId17" cstate="print">
+                      <a:blip r:embed="rId19" cstate="print">
                         <a:extLst>
                           <a:ext uri="{28A0092B-C50C-407E-A947-70E740481C1C}">
                             <a14:useLocalDpi xmlns:a14="http://schemas.microsoft.com/office/drawing/2010/main" val="0"/>
@@ -12032,21 +12161,21 @@
     <w:p>
       <w:pPr>
         <w:rPr>
-          <w:moveFrom w:id="211" w:author="David Hofmann" w:date="2026-03-17T19:49:00Z" w16du:dateUtc="2026-03-17T17:49:00Z"/>
-        </w:rPr>
-      </w:pPr>
-      <w:bookmarkStart w:id="212" w:name="_Ref202367883"/>
-      <w:del w:id="213" w:author="David Hofmann" w:date="2026-03-17T19:49:00Z" w16du:dateUtc="2026-03-17T17:49:00Z">
+          <w:moveFrom w:id="226" w:author="David Hofmann" w:date="2026-03-23T16:30:00Z" w16du:dateUtc="2026-03-23T14:30:00Z"/>
+        </w:rPr>
+      </w:pPr>
+      <w:bookmarkStart w:id="227" w:name="_Ref202367883"/>
+      <w:del w:id="228" w:author="David Hofmann" w:date="2026-03-23T16:30:00Z" w16du:dateUtc="2026-03-23T14:30:00Z">
         <w:r>
           <w:delText xml:space="preserve">Figure </w:delText>
         </w:r>
       </w:del>
-      <w:moveFromRangeStart w:id="214" w:author="David Hofmann" w:date="2026-03-17T19:49:00Z" w:name="move224669372"/>
-      <w:moveFrom w:id="215" w:author="David Hofmann" w:date="2026-03-17T19:49:00Z" w16du:dateUtc="2026-03-17T17:49:00Z">
+      <w:moveFromRangeStart w:id="229" w:author="David Hofmann" w:date="2026-03-23T16:30:00Z" w:name="move225175845"/>
+      <w:moveFrom w:id="230" w:author="David Hofmann" w:date="2026-03-23T16:30:00Z" w16du:dateUtc="2026-03-23T14:30:00Z">
         <w:r>
           <w:t>:</w:t>
         </w:r>
-        <w:bookmarkEnd w:id="212"/>
+        <w:bookmarkEnd w:id="227"/>
         <w:r>
           <w:t xml:space="preserve"> </w:t>
         </w:r>
@@ -12063,14 +12192,14 @@
       <w:pPr>
         <w:pStyle w:val="Heading2"/>
       </w:pPr>
-      <w:bookmarkStart w:id="216" w:name="_Toc64389"/>
-      <w:bookmarkStart w:id="217" w:name="_Toc197866320"/>
-      <w:moveFromRangeEnd w:id="214"/>
+      <w:bookmarkStart w:id="231" w:name="_Toc64389"/>
+      <w:bookmarkStart w:id="232" w:name="_Toc197866320"/>
+      <w:moveFromRangeEnd w:id="229"/>
       <w:r>
         <w:t>Simulations</w:t>
       </w:r>
-      <w:bookmarkEnd w:id="216"/>
-      <w:bookmarkEnd w:id="217"/>
+      <w:bookmarkEnd w:id="231"/>
+      <w:bookmarkEnd w:id="232"/>
     </w:p>
     <w:p>
       <w:r>
@@ -12115,12 +12244,12 @@
       <w:r>
         <w:instrText xml:space="preserve"> REF _</w:instrText>
       </w:r>
-      <w:del w:id="218" w:author="David Hofmann" w:date="2026-03-17T19:49:00Z" w16du:dateUtc="2026-03-17T17:49:00Z">
+      <w:del w:id="233" w:author="David Hofmann" w:date="2026-03-23T16:30:00Z" w16du:dateUtc="2026-03-23T14:30:00Z">
         <w:r>
           <w:delInstrText>Ref202368018</w:delInstrText>
         </w:r>
       </w:del>
-      <w:ins w:id="219" w:author="David Hofmann" w:date="2026-03-17T19:49:00Z" w16du:dateUtc="2026-03-17T17:49:00Z">
+      <w:ins w:id="234" w:author="David Hofmann" w:date="2026-03-23T16:30:00Z" w16du:dateUtc="2026-03-23T14:30:00Z">
         <w:r>
           <w:instrText>Ref220505943</w:instrText>
         </w:r>
@@ -12128,7 +12257,7 @@
       <w:r>
         <w:instrText xml:space="preserve"> \h </w:instrText>
       </w:r>
-      <w:del w:id="220" w:author="David Hofmann" w:date="2026-03-17T19:49:00Z" w16du:dateUtc="2026-03-17T17:49:00Z">
+      <w:del w:id="235" w:author="David Hofmann" w:date="2026-03-23T16:30:00Z" w16du:dateUtc="2026-03-23T14:30:00Z">
         <w:r>
           <w:delInstrText xml:space="preserve"> \* MERGEFORMAT </w:delInstrText>
         </w:r>
@@ -12139,7 +12268,7 @@
       <w:r>
         <w:t xml:space="preserve">Figure </w:t>
       </w:r>
-      <w:del w:id="221" w:author="David Hofmann" w:date="2026-03-17T19:49:00Z" w16du:dateUtc="2026-03-17T17:49:00Z">
+      <w:del w:id="236" w:author="David Hofmann" w:date="2026-03-23T16:30:00Z" w16du:dateUtc="2026-03-23T14:30:00Z">
         <w:r>
           <w:rPr>
             <w:noProof/>
@@ -12147,7 +12276,7 @@
           <w:delText>7</w:delText>
         </w:r>
       </w:del>
-      <w:ins w:id="222" w:author="David Hofmann" w:date="2026-03-17T19:49:00Z" w16du:dateUtc="2026-03-17T17:49:00Z">
+      <w:ins w:id="237" w:author="David Hofmann" w:date="2026-03-23T16:30:00Z" w16du:dateUtc="2026-03-23T14:30:00Z">
         <w:r>
           <w:rPr>
             <w:noProof/>
@@ -12171,10 +12300,10 @@
         <w:spacing w:after="228"/>
         <w:jc w:val="left"/>
         <w:rPr>
-          <w:del w:id="223" w:author="David Hofmann" w:date="2026-03-17T19:49:00Z" w16du:dateUtc="2026-03-17T17:49:00Z"/>
-        </w:rPr>
-      </w:pPr>
-      <w:del w:id="224" w:author="David Hofmann" w:date="2026-03-17T19:49:00Z" w16du:dateUtc="2026-03-17T17:49:00Z">
+          <w:del w:id="238" w:author="David Hofmann" w:date="2026-03-23T16:30:00Z" w16du:dateUtc="2026-03-23T14:30:00Z"/>
+        </w:rPr>
+      </w:pPr>
+      <w:del w:id="239" w:author="David Hofmann" w:date="2026-03-23T16:30:00Z" w16du:dateUtc="2026-03-23T14:30:00Z">
         <w:r>
           <w:rPr>
             <w:noProof/>
@@ -12197,7 +12326,7 @@
                       </pic:cNvPicPr>
                     </pic:nvPicPr>
                     <pic:blipFill>
-                      <a:blip r:embed="rId18" cstate="print">
+                      <a:blip r:embed="rId20" cstate="print">
                         <a:extLst>
                           <a:ext uri="{28A0092B-C50C-407E-A947-70E740481C1C}">
                             <a14:useLocalDpi xmlns:a14="http://schemas.microsoft.com/office/drawing/2010/main" val="0"/>
@@ -12235,16 +12364,16 @@
         <w:pStyle w:val="Caption"/>
         <w:spacing w:line="360" w:lineRule="auto"/>
         <w:rPr>
-          <w:del w:id="225" w:author="David Hofmann" w:date="2026-03-17T19:49:00Z" w16du:dateUtc="2026-03-17T17:49:00Z"/>
+          <w:del w:id="240" w:author="David Hofmann" w:date="2026-03-23T16:30:00Z" w16du:dateUtc="2026-03-23T14:30:00Z"/>
           <w:sz w:val="24"/>
         </w:rPr>
       </w:pPr>
-      <w:bookmarkStart w:id="226" w:name="_Ref202368018"/>
-      <w:del w:id="227" w:author="David Hofmann" w:date="2026-03-17T19:49:00Z" w16du:dateUtc="2026-03-17T17:49:00Z">
+      <w:bookmarkStart w:id="241" w:name="_Ref202368018"/>
+      <w:del w:id="242" w:author="David Hofmann" w:date="2026-03-23T16:30:00Z" w16du:dateUtc="2026-03-23T14:30:00Z">
         <w:r>
           <w:delText>Figure :</w:delText>
         </w:r>
-        <w:bookmarkEnd w:id="226"/>
+        <w:bookmarkEnd w:id="241"/>
         <w:r>
           <w:rPr>
             <w:b w:val="0"/>
@@ -12256,12 +12385,12 @@
     <w:p>
       <w:pPr>
         <w:rPr>
-          <w:del w:id="228" w:author="David Hofmann" w:date="2026-03-17T19:49:00Z" w16du:dateUtc="2026-03-17T17:49:00Z"/>
+          <w:del w:id="243" w:author="David Hofmann" w:date="2026-03-23T16:30:00Z" w16du:dateUtc="2026-03-23T14:30:00Z"/>
           <w:rFonts w:ascii="Cambria" w:eastAsia="Cambria" w:hAnsi="Cambria" w:cs="Cambria"/>
           <w:sz w:val="18"/>
         </w:rPr>
       </w:pPr>
-      <w:del w:id="229" w:author="David Hofmann" w:date="2026-03-17T19:49:00Z" w16du:dateUtc="2026-03-17T17:49:00Z">
+      <w:del w:id="244" w:author="David Hofmann" w:date="2026-03-23T16:30:00Z" w16du:dateUtc="2026-03-23T14:30:00Z">
         <w:r>
           <w:rPr>
             <w:rFonts w:ascii="Cambria" w:eastAsia="Cambria" w:hAnsi="Cambria" w:cs="Cambria"/>
@@ -12275,14 +12404,14 @@
       <w:pPr>
         <w:pStyle w:val="Heading1"/>
       </w:pPr>
-      <w:bookmarkStart w:id="230" w:name="_Toc64390"/>
-      <w:bookmarkStart w:id="231" w:name="_Toc197866321"/>
+      <w:bookmarkStart w:id="245" w:name="_Toc64390"/>
+      <w:bookmarkStart w:id="246" w:name="_Toc197866321"/>
       <w:r>
         <w:lastRenderedPageBreak/>
         <w:t>Discussion</w:t>
       </w:r>
-      <w:bookmarkEnd w:id="230"/>
-      <w:bookmarkEnd w:id="231"/>
+      <w:bookmarkEnd w:id="245"/>
+      <w:bookmarkEnd w:id="246"/>
     </w:p>
     <w:p>
       <w:r>
@@ -12641,7 +12770,7 @@
       <w:r>
         <w:t xml:space="preserve"> understanding of movement, ultimately improving the ecological relevance of connectivity analyses.</w:t>
       </w:r>
-      <w:ins w:id="232" w:author="David Hofmann" w:date="2026-03-17T19:49:00Z" w16du:dateUtc="2026-03-17T17:49:00Z">
+      <w:ins w:id="247" w:author="David Hofmann" w:date="2026-03-23T16:30:00Z" w16du:dateUtc="2026-03-23T14:30:00Z">
         <w:r>
           <w:t xml:space="preserve"> Finally, the conclusion that seasonality only moderately improved predictions</w:t>
         </w:r>
@@ -12824,12 +12953,12 @@
       <w:r>
         <w:t xml:space="preserve">For instance, the pulse-like flood dynamics of the Okavango Delta seasonally </w:t>
       </w:r>
-      <w:del w:id="233" w:author="David Hofmann" w:date="2026-03-17T19:49:00Z" w16du:dateUtc="2026-03-17T17:49:00Z">
+      <w:del w:id="248" w:author="David Hofmann" w:date="2026-03-23T16:30:00Z" w16du:dateUtc="2026-03-23T14:30:00Z">
         <w:r>
           <w:delText>reveal</w:delText>
         </w:r>
       </w:del>
-      <w:ins w:id="234" w:author="David Hofmann" w:date="2026-03-17T19:49:00Z" w16du:dateUtc="2026-03-17T17:49:00Z">
+      <w:ins w:id="249" w:author="David Hofmann" w:date="2026-03-23T16:30:00Z" w16du:dateUtc="2026-03-23T14:30:00Z">
         <w:r>
           <w:t>reveal</w:t>
         </w:r>
@@ -12840,7 +12969,7 @@
       <w:r>
         <w:t xml:space="preserve"> vital dispersal habitats through which individuals access otherwise inundated regions. Similarly, seasonal differences in the species willingness to move far distances at night modulate the </w:t>
       </w:r>
-      <w:del w:id="235" w:author="David Hofmann" w:date="2026-03-17T19:49:00Z" w16du:dateUtc="2026-03-17T17:49:00Z">
+      <w:del w:id="250" w:author="David Hofmann" w:date="2026-03-23T16:30:00Z" w16du:dateUtc="2026-03-23T14:30:00Z">
         <w:r>
           <w:delText xml:space="preserve"> </w:delText>
         </w:r>
@@ -12903,7 +13032,7 @@
       <w:r>
         <w:instrText xml:space="preserve"> ADDIN ZOTERO_ITEM CSL_CITATION {"citationID":"O4tvKkdw","properties":{"formattedCitation":"(Zeller, Lewison, et al., 2020)","plainCitation":"(Zeller, Lewison, et al., 2020)","noteIndex":0},"citationItems":[{"id":263,"uris":["http://zotero.org/users/5449935/items/WX4I5GBN"],"itemData":{"id":263,"type":"article-journal","abstract":"Landscape connectivity is increasingly promoted as a conservation tool to combat the negative effects of habitat loss, fragmentation, and climate change. Given its importance as a key conservation strategy, connectivity science is a rapidly growing discipline. However, most landscape connectivity models consider connectivity for only a single snapshot in time, despite the widespread recognition that landscapes and ecological processes are dynamic. In this paper, we discuss the emergence of dynamic connectivity and the importance of including dynamism in connectivity models and assessments. We outline dynamic processes for both structural and functional connectivity at multiple spatiotemporal scales and provide examples of modeling approaches at each of these scales. We highlight the unique challenges that accompany the adoption of dynamic connectivity for conservation management and planning in the context of traditional conservation prioritization approaches. With the increased availability of time series and species movement data, computational capacity, and an expanding number of empirical examples in the literature, incorporating dynamic processes into connectivity models is more feasible than ever. Here, we articulate how dynamism is an intrinsic component of connectivity and integral to the future of connectivity science.","</w:instrText>
       </w:r>
-      <w:ins w:id="236" w:author="David Hofmann" w:date="2026-03-17T19:49:00Z" w16du:dateUtc="2026-03-17T17:49:00Z">
+      <w:ins w:id="251" w:author="David Hofmann" w:date="2026-03-23T16:30:00Z" w16du:dateUtc="2026-03-23T14:30:00Z">
         <w:r>
           <w:instrText>citation-key":"Zeller.2020a","</w:instrText>
         </w:r>
@@ -12911,12 +13040,12 @@
       <w:r>
         <w:instrText>container-title":"Land","DOI":"10.3390/land9090303","ISSN":"2073-445X","issue":"9","journalAbbreviation":"Land","language":"en","page":"303","source":"DOI.org (Crossref)","title":"Understanding the Importance of Dynamic Landscape Connectivity","volume":"9","author":[{"family":"Zeller","given":"Katherine A."},{"family":"Lewison","given":"Rebecca"},{"family":"Fletcher","given":"Robert"},{"family":"Tulbure","given":"Mirela"},{"family":"Jennings","given":"Megan"}],"issued":{"date-parts":[["2020",8,29</w:instrText>
       </w:r>
-      <w:del w:id="237" w:author="David Hofmann" w:date="2026-03-17T19:49:00Z" w16du:dateUtc="2026-03-17T17:49:00Z">
+      <w:del w:id="252" w:author="David Hofmann" w:date="2026-03-23T16:30:00Z" w16du:dateUtc="2026-03-23T14:30:00Z">
         <w:r>
           <w:delInstrText>]]},"citation-key":"Zeller.2020a"}}],"</w:delInstrText>
         </w:r>
       </w:del>
-      <w:ins w:id="238" w:author="David Hofmann" w:date="2026-03-17T19:49:00Z" w16du:dateUtc="2026-03-17T17:49:00Z">
+      <w:ins w:id="253" w:author="David Hofmann" w:date="2026-03-23T16:30:00Z" w16du:dateUtc="2026-03-23T14:30:00Z">
         <w:r>
           <w:instrText>]]}}}],"</w:instrText>
         </w:r>
@@ -12944,7 +13073,7 @@
       <w:r>
         <w:t>Our results showed only marginal improvements in predictive efficacy with increased seasonal dynamism</w:t>
       </w:r>
-      <w:del w:id="239" w:author="David Hofmann" w:date="2026-03-17T19:49:00Z" w16du:dateUtc="2026-03-17T17:49:00Z">
+      <w:del w:id="254" w:author="David Hofmann" w:date="2026-03-23T16:30:00Z" w16du:dateUtc="2026-03-23T14:30:00Z">
         <w:r>
           <w:delText xml:space="preserve">, yet </w:delText>
         </w:r>
@@ -12955,7 +13084,7 @@
           <w:delText>revealed vastly different</w:delText>
         </w:r>
       </w:del>
-      <w:ins w:id="240" w:author="David Hofmann" w:date="2026-03-17T19:49:00Z" w16du:dateUtc="2026-03-17T17:49:00Z">
+      <w:ins w:id="255" w:author="David Hofmann" w:date="2026-03-23T16:30:00Z" w16du:dateUtc="2026-03-23T14:30:00Z">
         <w:r>
           <w:t>; however, modest differences in step-level predictions translated into pronounced differences in emergent</w:t>
         </w:r>
@@ -12974,12 +13103,12 @@
       <w:r>
         <w:t xml:space="preserve">. In dynamic landscapes with shifting preferences, connectivity varies both spatially and temporally, requiring validation at each timestamp in the dataset. Since our landscape changed every four hours (i.e., with each step), a new connectivity map would need to be generated around each validation step, effectively reducing validation to the step level. Given this constraint, we deemed the application of k-fold cross-validation using Spearman’s rank correlation at the step level appropriate. Note, however, that Spearman’s rank correlation is influenced by the number of steps per stratum, making it unsuitable for comparing predictive efficacy across studies (Figure </w:t>
       </w:r>
-      <w:del w:id="241" w:author="David Hofmann" w:date="2026-03-17T19:49:00Z" w16du:dateUtc="2026-03-17T17:49:00Z">
+      <w:del w:id="256" w:author="David Hofmann" w:date="2026-03-23T16:30:00Z" w16du:dateUtc="2026-03-23T14:30:00Z">
         <w:r>
           <w:delText>S11</w:delText>
         </w:r>
       </w:del>
-      <w:ins w:id="242" w:author="David Hofmann" w:date="2026-03-17T19:49:00Z" w16du:dateUtc="2026-03-17T17:49:00Z">
+      <w:ins w:id="257" w:author="David Hofmann" w:date="2026-03-23T16:30:00Z" w16du:dateUtc="2026-03-23T14:30:00Z">
         <w:r>
           <w:t>S1</w:t>
         </w:r>
@@ -13031,14 +13160,14 @@
     <w:p>
       <w:pPr>
         <w:rPr>
-          <w:ins w:id="243" w:author="David Hofmann" w:date="2026-03-17T19:49:00Z" w16du:dateUtc="2026-03-17T17:49:00Z"/>
+          <w:ins w:id="258" w:author="David Hofmann" w:date="2026-03-23T16:30:00Z" w16du:dateUtc="2026-03-23T14:30:00Z"/>
         </w:rPr>
       </w:pPr>
       <w:r>
         <w:lastRenderedPageBreak/>
         <w:t xml:space="preserve">Increasing seasonal dynamism to model dynamic connectivity comes at significant costs, both in terms of data requirements and computational challenges. To represent seasonal changes across the landscape, spatial layers need to be downloaded and processed at an appropriate seasonal interval. This is time-consuming and implies a substantial increase in the data-volume to be handled. Seasonal products are less commonly available, potentially necessitating custom remote-sensing analyses (e.g., Appendix </w:t>
       </w:r>
-      <w:del w:id="244" w:author="David Hofmann" w:date="2026-03-17T19:49:00Z" w16du:dateUtc="2026-03-17T17:49:00Z">
+      <w:del w:id="259" w:author="David Hofmann" w:date="2026-03-23T16:30:00Z" w16du:dateUtc="2026-03-23T14:30:00Z">
         <w:r>
           <w:delText>A</w:delText>
         </w:r>
@@ -13046,7 +13175,7 @@
           <w:delText>2</w:delText>
         </w:r>
       </w:del>
-      <w:ins w:id="245" w:author="David Hofmann" w:date="2026-03-17T19:49:00Z" w16du:dateUtc="2026-03-17T17:49:00Z">
+      <w:ins w:id="260" w:author="David Hofmann" w:date="2026-03-23T16:30:00Z" w16du:dateUtc="2026-03-23T14:30:00Z">
         <w:r>
           <w:t>A</w:t>
         </w:r>
@@ -13105,12 +13234,12 @@
       <w:r>
         <w:t xml:space="preserve">, stage 3). Finally, splitting species data by season to model seasonal preferences reduces the amount of data remaining per season, </w:t>
       </w:r>
-      <w:del w:id="246" w:author="David Hofmann" w:date="2026-03-17T19:49:00Z" w16du:dateUtc="2026-03-17T17:49:00Z">
+      <w:del w:id="261" w:author="David Hofmann" w:date="2026-03-23T16:30:00Z" w16du:dateUtc="2026-03-23T14:30:00Z">
         <w:r>
           <w:delText>potentially causing</w:delText>
         </w:r>
       </w:del>
-      <w:ins w:id="247" w:author="David Hofmann" w:date="2026-03-17T19:49:00Z" w16du:dateUtc="2026-03-17T17:49:00Z">
+      <w:ins w:id="262" w:author="David Hofmann" w:date="2026-03-23T16:30:00Z" w16du:dateUtc="2026-03-23T14:30:00Z">
         <w:r>
           <w:t xml:space="preserve">and may lead to </w:t>
         </w:r>
@@ -13136,7 +13265,7 @@
       <w:r>
         <w:t>The trade-offs between increased realism and practical applicability must therefore be carefully considered</w:t>
       </w:r>
-      <w:ins w:id="248" w:author="David Hofmann" w:date="2026-03-17T19:49:00Z" w16du:dateUtc="2026-03-17T17:49:00Z">
+      <w:ins w:id="263" w:author="David Hofmann" w:date="2026-03-23T16:30:00Z" w16du:dateUtc="2026-03-23T14:30:00Z">
         <w:r>
           <w:t xml:space="preserve"> and aligned with the research goal</w:t>
         </w:r>
@@ -13153,7 +13282,7 @@
       <w:r>
         <w:t xml:space="preserve">as greater complexity </w:t>
       </w:r>
-      <w:del w:id="249" w:author="David Hofmann" w:date="2026-03-17T19:49:00Z" w16du:dateUtc="2026-03-17T17:49:00Z">
+      <w:del w:id="264" w:author="David Hofmann" w:date="2026-03-23T16:30:00Z" w16du:dateUtc="2026-03-23T14:30:00Z">
         <w:r>
           <w:delText xml:space="preserve">does </w:delText>
         </w:r>
@@ -13161,12 +13290,12 @@
       <w:r>
         <w:t xml:space="preserve">not always </w:t>
       </w:r>
-      <w:del w:id="250" w:author="David Hofmann" w:date="2026-03-17T19:49:00Z" w16du:dateUtc="2026-03-17T17:49:00Z">
+      <w:del w:id="265" w:author="David Hofmann" w:date="2026-03-23T16:30:00Z" w16du:dateUtc="2026-03-23T14:30:00Z">
         <w:r>
           <w:delText>lead</w:delText>
         </w:r>
       </w:del>
-      <w:ins w:id="251" w:author="David Hofmann" w:date="2026-03-17T19:49:00Z" w16du:dateUtc="2026-03-17T17:49:00Z">
+      <w:ins w:id="266" w:author="David Hofmann" w:date="2026-03-23T16:30:00Z" w16du:dateUtc="2026-03-23T14:30:00Z">
         <w:r>
           <w:t>lead</w:t>
         </w:r>
@@ -13212,7 +13341,7 @@
       <w:r>
         <w:t>.</w:t>
       </w:r>
-      <w:del w:id="252" w:author="David Hofmann" w:date="2026-03-17T19:49:00Z" w16du:dateUtc="2026-03-17T17:49:00Z">
+      <w:del w:id="267" w:author="David Hofmann" w:date="2026-03-23T16:30:00Z" w16du:dateUtc="2026-03-23T14:30:00Z">
         <w:r>
           <w:delText xml:space="preserve"> </w:delText>
         </w:r>
@@ -13232,7 +13361,7 @@
         <w:lastRenderedPageBreak/>
         <w:t>heterogeneous, mosaic-like environments where seasonal shifts significantly alter movement corridors, compared to more homogeneous landscapes.</w:t>
       </w:r>
-      <w:ins w:id="253" w:author="David Hofmann" w:date="2026-03-17T19:49:00Z" w16du:dateUtc="2026-03-17T17:49:00Z">
+      <w:ins w:id="268" w:author="David Hofmann" w:date="2026-03-23T16:30:00Z" w16du:dateUtc="2026-03-23T14:30:00Z">
         <w:r>
           <w:t xml:space="preserve"> </w:t>
         </w:r>
@@ -13337,13 +13466,13 @@
       <w:pPr>
         <w:pStyle w:val="Heading1"/>
       </w:pPr>
-      <w:bookmarkStart w:id="254" w:name="_Toc64398"/>
-      <w:bookmarkStart w:id="255" w:name="_Toc197866330"/>
+      <w:bookmarkStart w:id="269" w:name="_Toc64398"/>
+      <w:bookmarkStart w:id="270" w:name="_Toc197866330"/>
       <w:r>
         <w:t>Authors’ Contributions</w:t>
       </w:r>
-      <w:bookmarkEnd w:id="254"/>
-      <w:bookmarkEnd w:id="255"/>
+      <w:bookmarkEnd w:id="269"/>
+      <w:bookmarkEnd w:id="270"/>
     </w:p>
     <w:p>
       <w:r>
@@ -13394,40 +13523,52 @@
     <w:p>
       <w:pPr>
         <w:pStyle w:val="Heading1"/>
-      </w:pPr>
-      <w:bookmarkStart w:id="256" w:name="_Toc64399"/>
-      <w:bookmarkStart w:id="257" w:name="_Toc197866331"/>
-      <w:r>
-        <w:t>Data Availability</w:t>
-      </w:r>
-      <w:bookmarkEnd w:id="256"/>
-      <w:bookmarkEnd w:id="257"/>
+        <w:rPr>
+          <w:del w:id="271" w:author="David Hofmann" w:date="2026-03-23T16:30:00Z" w16du:dateUtc="2026-03-23T14:30:00Z"/>
+        </w:rPr>
+      </w:pPr>
+      <w:bookmarkStart w:id="272" w:name="_Toc64399"/>
+      <w:bookmarkStart w:id="273" w:name="_Toc197866331"/>
+      <w:del w:id="274" w:author="David Hofmann" w:date="2026-03-23T16:30:00Z" w16du:dateUtc="2026-03-23T14:30:00Z">
+        <w:r>
+          <w:delText>Data Availability</w:delText>
+        </w:r>
+        <w:bookmarkEnd w:id="272"/>
+        <w:bookmarkEnd w:id="273"/>
+      </w:del>
     </w:p>
     <w:p>
-      <w:r>
-        <w:t xml:space="preserve">Access to </w:t>
-      </w:r>
-      <w:r>
-        <w:rPr>
-          <w:rFonts w:ascii="Calibri" w:eastAsia="Calibri" w:hAnsi="Calibri" w:cs="Calibri"/>
-        </w:rPr>
-        <w:t>R</w:t>
-      </w:r>
-      <w:r>
-        <w:t>-scripts to replicate our analyses will be provided through an online repository at the time of publication.</w:t>
-      </w:r>
+      <w:pPr>
+        <w:rPr>
+          <w:del w:id="275" w:author="David Hofmann" w:date="2026-03-23T16:30:00Z" w16du:dateUtc="2026-03-23T14:30:00Z"/>
+        </w:rPr>
+      </w:pPr>
+      <w:del w:id="276" w:author="David Hofmann" w:date="2026-03-23T16:30:00Z" w16du:dateUtc="2026-03-23T14:30:00Z">
+        <w:r>
+          <w:delText xml:space="preserve">Access to </w:delText>
+        </w:r>
+        <w:r>
+          <w:rPr>
+            <w:rFonts w:ascii="Calibri" w:eastAsia="Calibri" w:hAnsi="Calibri" w:cs="Calibri"/>
+          </w:rPr>
+          <w:delText>R</w:delText>
+        </w:r>
+        <w:r>
+          <w:delText>-scripts to replicate our analyses will be provided through an online repository at the time of publication.</w:delText>
+        </w:r>
+      </w:del>
     </w:p>
     <w:p>
       <w:pPr>
         <w:pStyle w:val="Heading1"/>
       </w:pPr>
-      <w:bookmarkStart w:id="258" w:name="_Toc64400"/>
-      <w:bookmarkStart w:id="259" w:name="_Toc197866332"/>
+      <w:bookmarkStart w:id="277" w:name="_Toc64400"/>
+      <w:bookmarkStart w:id="278" w:name="_Toc197866332"/>
       <w:r>
         <w:t>Acknowledgments &amp; Funding</w:t>
       </w:r>
-      <w:bookmarkEnd w:id="258"/>
-      <w:bookmarkEnd w:id="259"/>
+      <w:bookmarkEnd w:id="277"/>
+      <w:bookmarkEnd w:id="278"/>
     </w:p>
     <w:p>
       <w:r>
@@ -13448,7 +13589,7 @@
       <w:r>
         <w:t>204478 awarded to G.C.</w:t>
       </w:r>
-      <w:ins w:id="260" w:author="David Hofmann" w:date="2026-03-17T19:49:00Z" w16du:dateUtc="2026-03-17T17:49:00Z">
+      <w:ins w:id="279" w:author="David Hofmann" w:date="2026-03-23T16:30:00Z" w16du:dateUtc="2026-03-23T14:30:00Z">
         <w:r>
           <w:t xml:space="preserve"> </w:t>
         </w:r>
@@ -13462,214 +13603,245 @@
     </w:p>
     <w:p>
       <w:pPr>
-        <w:pStyle w:val="Heading1"/>
-        <w:rPr>
-          <w:ins w:id="261" w:author="David Hofmann" w:date="2026-03-17T19:49:00Z" w16du:dateUtc="2026-03-17T17:49:00Z"/>
-        </w:rPr>
-      </w:pPr>
-      <w:ins w:id="262" w:author="David Hofmann" w:date="2026-03-17T19:49:00Z" w16du:dateUtc="2026-03-17T17:49:00Z">
-        <w:r>
-          <w:t>Image Captions</w:t>
+        <w:rPr>
+          <w:ins w:id="280" w:author="David Hofmann" w:date="2026-03-23T16:30:00Z" w16du:dateUtc="2026-03-23T14:30:00Z"/>
+        </w:rPr>
+      </w:pPr>
+    </w:p>
+    <w:p>
+      <w:pPr>
+        <w:rPr>
+          <w:ins w:id="281" w:author="David Hofmann" w:date="2026-03-23T16:30:00Z" w16du:dateUtc="2026-03-23T14:30:00Z"/>
+        </w:rPr>
+      </w:pPr>
+    </w:p>
+    <w:p>
+      <w:pPr>
+        <w:spacing w:line="252" w:lineRule="auto"/>
+        <w:rPr>
+          <w:ins w:id="282" w:author="David Hofmann" w:date="2026-03-23T16:30:00Z" w16du:dateUtc="2026-03-23T14:30:00Z"/>
+          <w:rFonts w:eastAsiaTheme="majorEastAsia" w:cstheme="majorBidi"/>
+          <w:b/>
+          <w:bCs/>
+          <w:caps/>
+          <w:spacing w:val="4"/>
+          <w:sz w:val="28"/>
+          <w:szCs w:val="28"/>
+        </w:rPr>
+      </w:pPr>
+      <w:ins w:id="283" w:author="David Hofmann" w:date="2026-03-23T16:30:00Z" w16du:dateUtc="2026-03-23T14:30:00Z">
+        <w:r>
+          <w:br w:type="page"/>
         </w:r>
       </w:ins>
     </w:p>
     <w:p>
       <w:pPr>
-        <w:rPr>
-          <w:ins w:id="263" w:author="David Hofmann" w:date="2026-03-17T19:49:00Z" w16du:dateUtc="2026-03-17T17:49:00Z"/>
-          <w:b/>
-        </w:rPr>
-      </w:pPr>
-      <w:bookmarkStart w:id="264" w:name="_Ref220505236"/>
-      <w:ins w:id="265" w:author="David Hofmann" w:date="2026-03-17T19:49:00Z" w16du:dateUtc="2026-03-17T17:49:00Z">
-        <w:r>
-          <w:t xml:space="preserve">Figure </w:t>
-        </w:r>
-      </w:ins>
-      <w:r>
-        <w:fldChar w:fldCharType="begin"/>
-      </w:r>
-      <w:r>
-        <w:instrText xml:space="preserve"> SEQ Figure \* ARABIC </w:instrText>
-      </w:r>
-      <w:r>
-        <w:fldChar w:fldCharType="separate"/>
-      </w:r>
-      <w:r>
-        <w:rPr>
-          <w:noProof/>
-        </w:rPr>
-        <w:t>1</w:t>
-      </w:r>
-      <w:r>
-        <w:fldChar w:fldCharType="end"/>
-      </w:r>
-      <w:bookmarkEnd w:id="264"/>
-      <w:ins w:id="266" w:author="David Hofmann" w:date="2026-03-17T19:49:00Z" w16du:dateUtc="2026-03-17T17:49:00Z">
-        <w:r>
-          <w:t>:</w:t>
-        </w:r>
-        <w:r>
-          <w:t xml:space="preserve"> </w:t>
-        </w:r>
-        <w:r>
-          <w:t xml:space="preserve">Graphical abstract </w:t>
-        </w:r>
-        <w:r>
-          <w:t xml:space="preserve">illustrating </w:t>
-        </w:r>
-        <w:r>
-          <w:t xml:space="preserve">how seasonal dynamism and model realism </w:t>
-        </w:r>
-        <w:r>
-          <w:t>can enter</w:t>
-        </w:r>
-        <w:r>
-          <w:t xml:space="preserve"> connectivity studies. (a) </w:t>
-        </w:r>
-        <w:r>
-          <w:t>D</w:t>
-        </w:r>
-        <w:r>
-          <w:t xml:space="preserve">ifferent stages at which seasonality can be incorporated in studies of </w:t>
-        </w:r>
+        <w:pStyle w:val="Heading1"/>
+        <w:rPr>
+          <w:ins w:id="284" w:author="David Hofmann" w:date="2026-03-23T16:30:00Z" w16du:dateUtc="2026-03-23T14:30:00Z"/>
+        </w:rPr>
+      </w:pPr>
+      <w:ins w:id="285" w:author="David Hofmann" w:date="2026-03-23T16:30:00Z" w16du:dateUtc="2026-03-23T14:30:00Z">
         <w:r>
           <w:lastRenderedPageBreak/>
-          <w:t xml:space="preserve">dispersal and landscape connectivity. Stage 1: </w:t>
-        </w:r>
-        <w:r>
-          <w:t>When fitting a model, the environment can be represented</w:t>
-        </w:r>
-        <w:r>
-          <w:t xml:space="preserve"> by a static set of covariate layers, thus ignoring seasonality, or </w:t>
-        </w:r>
-        <w:r>
-          <w:t xml:space="preserve">by </w:t>
-        </w:r>
-        <w:r>
-          <w:t>a dynamic</w:t>
-        </w:r>
-        <w:r>
-          <w:t xml:space="preserve"> stacks</w:t>
-        </w:r>
-        <w:r>
-          <w:t xml:space="preserve"> </w:t>
-        </w:r>
-        <w:r>
-          <w:t xml:space="preserve">of </w:t>
-        </w:r>
-        <w:r>
-          <w:t xml:space="preserve">covariate layers that </w:t>
-        </w:r>
-        <w:r>
-          <w:t xml:space="preserve">capture </w:t>
-        </w:r>
-        <w:r>
-          <w:t xml:space="preserve">how the landscape changes over time. </w:t>
-        </w:r>
-        <w:r>
-          <w:t>Stage 2: Once covariates are extracted, o</w:t>
-        </w:r>
-        <w:r>
-          <w:t>ne also needs to decide whether to parameterize a single-season model, assuming fixed species preferences across the year, or a multi-season model that accounts for seasonal differences</w:t>
-        </w:r>
-        <w:r>
-          <w:t xml:space="preserve"> in the species habitat selection and movement </w:t>
-        </w:r>
-        <w:proofErr w:type="spellStart"/>
-        <w:r>
-          <w:t>behaviour</w:t>
-        </w:r>
-        <w:proofErr w:type="spellEnd"/>
-        <w:r>
-          <w:t xml:space="preserve">. Stage </w:t>
-        </w:r>
-        <w:r>
-          <w:t>3</w:t>
-        </w:r>
-        <w:r>
-          <w:t xml:space="preserve">: </w:t>
-        </w:r>
-        <w:r>
-          <w:t>When predicting connectivity from a fitted model</w:t>
-        </w:r>
-        <w:r>
-          <w:t xml:space="preserve">, one can </w:t>
-        </w:r>
-        <w:r>
-          <w:t xml:space="preserve">use </w:t>
-        </w:r>
-        <w:r>
-          <w:t xml:space="preserve">a static set of environmental covariates or </w:t>
-        </w:r>
-        <w:r>
-          <w:t>employ seasonally update covariates</w:t>
-        </w:r>
-        <w:r>
-          <w:t>. Via combination, this</w:t>
-        </w:r>
-        <w:r>
-          <w:t xml:space="preserve"> results in s</w:t>
-        </w:r>
-        <w:r>
-          <w:t xml:space="preserve">ix different </w:t>
-        </w:r>
-        <w:r>
-          <w:t xml:space="preserve">configurations </w:t>
-        </w:r>
-        <w:r>
-          <w:t xml:space="preserve">that differ in terms of the degree of seasonality they encapsulate </w:t>
-        </w:r>
-        <w:r>
-          <w:t>(see colored codes)</w:t>
-        </w:r>
-        <w:r>
-          <w:t xml:space="preserve">. (b) We </w:t>
-        </w:r>
-        <w:r>
-          <w:t>furthermore</w:t>
-        </w:r>
-        <w:r>
-          <w:t xml:space="preserve"> examined the importance of moving from simplistic models (akin to those used in resistance-based connectivity models) to realistic models (akin to those used with individual-based simulations)</w:t>
-        </w:r>
-        <w:r>
-          <w:t>, where simplistic models are limited to capturing an animal’s habitat selection, whereas realistic models also account for the animal’s movement kernel and potential interactions</w:t>
-        </w:r>
-        <w:r>
-          <w:t>. (c) Our hypothes</w:t>
-        </w:r>
-        <w:r>
-          <w:t>e</w:t>
-        </w:r>
-        <w:r>
-          <w:t>s</w:t>
-        </w:r>
-        <w:r>
-          <w:t xml:space="preserve"> were that increasing the degree of seasonal dynamism would positively affect predictive efficacy, and that a realistic model would outperform a simplistic one.</w:t>
-        </w:r>
-        <w:r>
-          <w:t xml:space="preserve"> Dots are showing hypothetical predictive efficac</w:t>
-        </w:r>
-        <w:r>
-          <w:t xml:space="preserve">y values </w:t>
-        </w:r>
-        <w:r>
-          <w:t>and associated standard deviation for replicated simulations.</w:t>
-        </w:r>
-        <w:r>
-          <w:t xml:space="preserve"> This is a stylized figure and the hypothesized relationship may differ for other study systems.</w:t>
+          <w:t>Image Captions</w:t>
         </w:r>
       </w:ins>
     </w:p>
     <w:p>
       <w:pPr>
         <w:rPr>
-          <w:moveTo w:id="267" w:author="David Hofmann" w:date="2026-03-17T19:49:00Z" w16du:dateUtc="2026-03-17T17:49:00Z"/>
-        </w:rPr>
-      </w:pPr>
-      <w:bookmarkStart w:id="268" w:name="_Ref220505325"/>
-      <w:moveToRangeStart w:id="269" w:author="David Hofmann" w:date="2026-03-17T19:49:00Z" w:name="move224669367"/>
-      <w:moveTo w:id="270" w:author="David Hofmann" w:date="2026-03-17T19:49:00Z" w16du:dateUtc="2026-03-17T17:49:00Z">
+          <w:ins w:id="286" w:author="David Hofmann" w:date="2026-03-23T16:30:00Z" w16du:dateUtc="2026-03-23T14:30:00Z"/>
+          <w:b/>
+        </w:rPr>
+      </w:pPr>
+      <w:bookmarkStart w:id="287" w:name="_Ref220505236"/>
+      <w:ins w:id="288" w:author="David Hofmann" w:date="2026-03-23T16:30:00Z" w16du:dateUtc="2026-03-23T14:30:00Z">
+        <w:r>
+          <w:t xml:space="preserve">Figure </w:t>
+        </w:r>
+      </w:ins>
+      <w:r>
+        <w:fldChar w:fldCharType="begin"/>
+      </w:r>
+      <w:r>
+        <w:instrText xml:space="preserve"> SEQ Figure \* ARABIC </w:instrText>
+      </w:r>
+      <w:r>
+        <w:fldChar w:fldCharType="separate"/>
+      </w:r>
+      <w:r>
+        <w:rPr>
+          <w:noProof/>
+        </w:rPr>
+        <w:t>1</w:t>
+      </w:r>
+      <w:r>
+        <w:fldChar w:fldCharType="end"/>
+      </w:r>
+      <w:bookmarkEnd w:id="287"/>
+      <w:ins w:id="289" w:author="David Hofmann" w:date="2026-03-23T16:30:00Z" w16du:dateUtc="2026-03-23T14:30:00Z">
+        <w:r>
+          <w:t>:</w:t>
+        </w:r>
+        <w:r>
+          <w:t xml:space="preserve"> </w:t>
+        </w:r>
+        <w:r>
+          <w:t xml:space="preserve">Graphical abstract </w:t>
+        </w:r>
+        <w:r>
+          <w:t xml:space="preserve">illustrating </w:t>
+        </w:r>
+        <w:r>
+          <w:t xml:space="preserve">how seasonal dynamism and model realism </w:t>
+        </w:r>
+        <w:r>
+          <w:t>can enter</w:t>
+        </w:r>
+        <w:r>
+          <w:t xml:space="preserve"> connectivity studies. (a) </w:t>
+        </w:r>
+        <w:r>
+          <w:t>D</w:t>
+        </w:r>
+        <w:r>
+          <w:t xml:space="preserve">ifferent stages at which seasonality can be incorporated in studies of dispersal and landscape connectivity. Stage 1: </w:t>
+        </w:r>
+        <w:r>
+          <w:t>When fitting a model, the environment can be represented</w:t>
+        </w:r>
+        <w:r>
+          <w:t xml:space="preserve"> by a static set of covariate layers, thus ignoring seasonality, or </w:t>
+        </w:r>
+        <w:r>
+          <w:t xml:space="preserve">by </w:t>
+        </w:r>
+        <w:r>
+          <w:t>a dynamic</w:t>
+        </w:r>
+        <w:r>
+          <w:t xml:space="preserve"> stacks</w:t>
+        </w:r>
+        <w:r>
+          <w:t xml:space="preserve"> </w:t>
+        </w:r>
+        <w:r>
+          <w:t xml:space="preserve">of </w:t>
+        </w:r>
+        <w:r>
+          <w:t xml:space="preserve">covariate layers that </w:t>
+        </w:r>
+        <w:r>
+          <w:t xml:space="preserve">capture </w:t>
+        </w:r>
+        <w:r>
+          <w:t xml:space="preserve">how the landscape changes over time. </w:t>
+        </w:r>
+        <w:r>
+          <w:t>Stage 2: Once covariates are extracted, o</w:t>
+        </w:r>
+        <w:r>
+          <w:t>ne also needs to decide whether to parameterize a single-season model, assuming fixed species preferences across the year, or a multi-season model that accounts for seasonal differences</w:t>
+        </w:r>
+        <w:r>
+          <w:t xml:space="preserve"> in the species habitat selection and movement </w:t>
+        </w:r>
+        <w:proofErr w:type="spellStart"/>
+        <w:r>
+          <w:t>behaviour</w:t>
+        </w:r>
+        <w:proofErr w:type="spellEnd"/>
+        <w:r>
+          <w:t xml:space="preserve">. Stage </w:t>
+        </w:r>
+        <w:r>
+          <w:t>3</w:t>
+        </w:r>
+        <w:r>
+          <w:t xml:space="preserve">: </w:t>
+        </w:r>
+        <w:r>
+          <w:t>When predicting connectivity from a fitted model</w:t>
+        </w:r>
+        <w:r>
+          <w:t xml:space="preserve">, one can </w:t>
+        </w:r>
+        <w:r>
+          <w:t xml:space="preserve">use </w:t>
+        </w:r>
+        <w:r>
+          <w:t xml:space="preserve">a static set of environmental covariates or </w:t>
+        </w:r>
+        <w:r>
+          <w:t>employ seasonally update covariates</w:t>
+        </w:r>
+        <w:r>
+          <w:t>. Via combination, this</w:t>
+        </w:r>
+        <w:r>
+          <w:t xml:space="preserve"> results in s</w:t>
+        </w:r>
+        <w:r>
+          <w:t xml:space="preserve">ix different </w:t>
+        </w:r>
+        <w:r>
+          <w:t xml:space="preserve">configurations </w:t>
+        </w:r>
+        <w:r>
+          <w:t xml:space="preserve">that differ in terms of the degree of seasonality they encapsulate </w:t>
+        </w:r>
+        <w:r>
+          <w:t>(see colored codes)</w:t>
+        </w:r>
+        <w:r>
+          <w:t xml:space="preserve">. (b) We </w:t>
+        </w:r>
+        <w:r>
+          <w:t>furthermore</w:t>
+        </w:r>
+        <w:r>
+          <w:t xml:space="preserve"> examined the importance of moving from simplistic models (akin to those used in resistance-based connectivity models) to realistic models (akin to those used with individual-based simulations)</w:t>
+        </w:r>
+        <w:r>
+          <w:t>, where simplistic models are limited to capturing an animal’s habitat selection, whereas realistic models also account for the animal’s movement kernel and potential interactions</w:t>
+        </w:r>
+        <w:r>
+          <w:t>. (c) Our hypothes</w:t>
+        </w:r>
+        <w:r>
+          <w:t>e</w:t>
+        </w:r>
+        <w:r>
+          <w:t>s</w:t>
+        </w:r>
+        <w:r>
+          <w:t xml:space="preserve"> were that increasing the degree of seasonal dynamism would positively affect predictive efficacy, and that a realistic model would outperform a simplistic one.</w:t>
+        </w:r>
+        <w:r>
+          <w:t xml:space="preserve"> Dots are showing hypothetical predictive efficac</w:t>
+        </w:r>
+        <w:r>
+          <w:t xml:space="preserve">y values </w:t>
+        </w:r>
+        <w:r>
+          <w:t>and associated standard deviation for replicated simulations.</w:t>
+        </w:r>
+        <w:r>
+          <w:t xml:space="preserve"> This is a stylized figure and the hypothesized relationship may differ for other study systems.</w:t>
+        </w:r>
+      </w:ins>
+    </w:p>
+    <w:p>
+      <w:pPr>
+        <w:rPr>
+          <w:moveTo w:id="290" w:author="David Hofmann" w:date="2026-03-23T16:30:00Z" w16du:dateUtc="2026-03-23T14:30:00Z"/>
+        </w:rPr>
+      </w:pPr>
+      <w:bookmarkStart w:id="291" w:name="_Ref220505325"/>
+      <w:moveToRangeStart w:id="292" w:author="David Hofmann" w:date="2026-03-23T16:30:00Z" w:name="move225175840"/>
+      <w:moveTo w:id="293" w:author="David Hofmann" w:date="2026-03-23T16:30:00Z" w16du:dateUtc="2026-03-23T14:30:00Z">
         <w:r>
           <w:t xml:space="preserve">Figure </w:t>
         </w:r>
@@ -13691,7 +13863,7 @@
         <w:r>
           <w:fldChar w:fldCharType="end"/>
         </w:r>
-        <w:bookmarkEnd w:id="268"/>
+        <w:bookmarkEnd w:id="291"/>
         <w:r>
           <w:t>:</w:t>
         </w:r>
@@ -13699,24 +13871,24 @@
           <w:t xml:space="preserve"> </w:t>
         </w:r>
         <w:r>
-          <w:t xml:space="preserve">(a) Study area within which GPS data on dispersing African wild dogs were collected. Dispersal trajectories are displayed in dark gray. The study area encompassed parts of the Okavango Delta in northern Botswana, a highly dynamic, flood-pulse-driven ecosystem. The entire study area undergoes substantial seasonal changes, as can be seen from two satellite images taken during peak dry season (b1) and peak rainy season (b2). Notably, the flood of the Okavango Delta reaches its maximum extent during peak dry season between August and September. Source areas from which dispersers were simulated are highlighted in orange. Satellite images in panels b1 and b2 are from the MODIS Terra </w:t>
+          <w:t xml:space="preserve">(a) Study area within which GPS data on dispersing African wild dogs were collected. Dispersal trajectories are displayed in dark gray. The study area encompassed parts of the Okavango Delta in northern Botswana, a highly dynamic, flood-pulse-driven ecosystem. The entire study area undergoes substantial seasonal changes, as can be seen from two satellite images taken during peak dry season </w:t>
         </w:r>
         <w:r>
           <w:lastRenderedPageBreak/>
-          <w:t>sensor and were provided through NASA Worldview Snapshots. Sun and cloud icons are original artwork created by the authors in Inkscape.</w:t>
+          <w:t>(b1) and peak rainy season (b2). Notably, the flood of the Okavango Delta reaches its maximum extent during peak dry season between August and September. Source areas from which dispersers were simulated are highlighted in orange. Satellite images in panels b1 and b2 are from the MODIS Terra sensor and were provided through NASA Worldview Snapshots. Sun and cloud icons are original artwork created by the authors in Inkscape.</w:t>
         </w:r>
       </w:moveTo>
     </w:p>
     <w:p>
       <w:pPr>
         <w:rPr>
-          <w:ins w:id="271" w:author="David Hofmann" w:date="2026-03-17T19:49:00Z" w16du:dateUtc="2026-03-17T17:49:00Z"/>
+          <w:ins w:id="294" w:author="David Hofmann" w:date="2026-03-23T16:30:00Z" w16du:dateUtc="2026-03-23T14:30:00Z"/>
           <w:b/>
         </w:rPr>
       </w:pPr>
-      <w:bookmarkStart w:id="272" w:name="_Ref220505336"/>
-      <w:moveToRangeEnd w:id="269"/>
-      <w:ins w:id="273" w:author="David Hofmann" w:date="2026-03-17T19:49:00Z" w16du:dateUtc="2026-03-17T17:49:00Z">
+      <w:bookmarkStart w:id="295" w:name="_Ref220505336"/>
+      <w:moveToRangeEnd w:id="292"/>
+      <w:ins w:id="296" w:author="David Hofmann" w:date="2026-03-23T16:30:00Z" w16du:dateUtc="2026-03-23T14:30:00Z">
         <w:r>
           <w:t xml:space="preserve">Figure </w:t>
         </w:r>
@@ -13739,8 +13911,8 @@
       <w:r>
         <w:fldChar w:fldCharType="end"/>
       </w:r>
-      <w:bookmarkEnd w:id="272"/>
-      <w:ins w:id="274" w:author="David Hofmann" w:date="2026-03-17T19:49:00Z" w16du:dateUtc="2026-03-17T17:49:00Z">
+      <w:bookmarkEnd w:id="295"/>
+      <w:ins w:id="297" w:author="David Hofmann" w:date="2026-03-23T16:30:00Z" w16du:dateUtc="2026-03-23T14:30:00Z">
         <w:r>
           <w:t xml:space="preserve">: </w:t>
         </w:r>
@@ -13754,14 +13926,14 @@
           <w:t>, the underlying spatial covariates (represented by the stacked layers) are updated through time. Update frequency varies among covariates, ranging</w:t>
         </w:r>
       </w:ins>
-      <w:moveToRangeStart w:id="275" w:author="David Hofmann" w:date="2026-03-17T19:49:00Z" w:name="move224669368"/>
-      <w:moveTo w:id="276" w:author="David Hofmann" w:date="2026-03-17T19:49:00Z" w16du:dateUtc="2026-03-17T17:49:00Z">
+      <w:moveToRangeStart w:id="298" w:author="David Hofmann" w:date="2026-03-23T16:30:00Z" w:name="move225175841"/>
+      <w:moveTo w:id="299" w:author="David Hofmann" w:date="2026-03-23T16:30:00Z" w16du:dateUtc="2026-03-23T14:30:00Z">
         <w:r>
           <w:t xml:space="preserve"> from a few hours (e.g., temperature) to multiple months (e.g., shrub cover). </w:t>
         </w:r>
       </w:moveTo>
-      <w:moveToRangeEnd w:id="275"/>
-      <w:ins w:id="277" w:author="David Hofmann" w:date="2026-03-17T19:49:00Z" w16du:dateUtc="2026-03-17T17:49:00Z">
+      <w:moveToRangeEnd w:id="298"/>
+      <w:ins w:id="300" w:author="David Hofmann" w:date="2026-03-23T16:30:00Z" w16du:dateUtc="2026-03-23T14:30:00Z">
         <w:r>
           <w:t xml:space="preserve">Each gray block represents a single covariate layer and the time period for which it is active. At each step, a redistribution kernel is constructed from the animal’s current location, representing a set of potential movement steps and their predicted selection probabilities. Redistribution kernels are generated by proposing 25 random steps and applying the parameterized </w:t>
         </w:r>
@@ -13790,12 +13962,12 @@
     <w:p>
       <w:pPr>
         <w:rPr>
-          <w:moveTo w:id="278" w:author="David Hofmann" w:date="2026-03-17T19:49:00Z" w16du:dateUtc="2026-03-17T17:49:00Z"/>
+          <w:moveTo w:id="301" w:author="David Hofmann" w:date="2026-03-23T16:30:00Z" w16du:dateUtc="2026-03-23T14:30:00Z"/>
           <w:b/>
         </w:rPr>
       </w:pPr>
-      <w:bookmarkStart w:id="279" w:name="_Ref220505820"/>
-      <w:ins w:id="280" w:author="David Hofmann" w:date="2026-03-17T19:49:00Z" w16du:dateUtc="2026-03-17T17:49:00Z">
+      <w:bookmarkStart w:id="302" w:name="_Ref220505820"/>
+      <w:ins w:id="303" w:author="David Hofmann" w:date="2026-03-23T16:30:00Z" w16du:dateUtc="2026-03-23T14:30:00Z">
         <w:r>
           <w:t xml:space="preserve">Figure </w:t>
         </w:r>
@@ -13818,34 +13990,34 @@
       <w:r>
         <w:fldChar w:fldCharType="end"/>
       </w:r>
-      <w:bookmarkEnd w:id="279"/>
-      <w:moveToRangeStart w:id="281" w:author="David Hofmann" w:date="2026-03-17T19:49:00Z" w:name="move224669369"/>
-      <w:moveTo w:id="282" w:author="David Hofmann" w:date="2026-03-17T19:49:00Z" w16du:dateUtc="2026-03-17T17:49:00Z">
+      <w:bookmarkEnd w:id="302"/>
+      <w:moveToRangeStart w:id="304" w:author="David Hofmann" w:date="2026-03-23T16:30:00Z" w:name="move225175842"/>
+      <w:moveTo w:id="305" w:author="David Hofmann" w:date="2026-03-23T16:30:00Z" w16du:dateUtc="2026-03-23T14:30:00Z">
         <w:r>
           <w:t xml:space="preserve">: </w:t>
         </w:r>
         <w:r>
-          <w:t xml:space="preserve">β−estimates from the integrated step-selection models, grouped by movement kernel, habitat-selection function, and their interaction. We either fit models using a simplistic model (without interactions) or a realistic model that comprised several interaction terms that rendered how movement behavior depended on environmental conditions. Furthermore, we distinguished between models fit using static and dynamic covariates. However, only the underlined covariates differed between the static and dynamic configurations, as covariates were either represented </w:t>
+          <w:t xml:space="preserve">β−estimates from the integrated step-selection models, grouped by movement kernel, habitat-selection function, and their interaction. We either fit models using a simplistic model (without interactions) or a realistic model that comprised several interaction terms that rendered how movement behavior depended on environmental conditions. Furthermore, we distinguished between models fit using static and dynamic covariates. However, only the underlined covariates differed </w:t>
+        </w:r>
+        <w:r>
+          <w:lastRenderedPageBreak/>
+          <w:t xml:space="preserve">between the static and dynamic configurations, as covariates were either represented </w:t>
         </w:r>
       </w:moveTo>
-      <w:moveToRangeEnd w:id="281"/>
-      <w:ins w:id="283" w:author="David Hofmann" w:date="2026-03-17T19:49:00Z" w16du:dateUtc="2026-03-17T17:49:00Z">
+      <w:moveToRangeEnd w:id="304"/>
+      <w:ins w:id="306" w:author="David Hofmann" w:date="2026-03-23T16:30:00Z" w16du:dateUtc="2026-03-23T14:30:00Z">
         <w:r>
           <w:t xml:space="preserve">by a single layer (static), or a stack of layers (dynamic). </w:t>
         </w:r>
       </w:ins>
-      <w:moveToRangeStart w:id="284" w:author="David Hofmann" w:date="2026-03-17T19:49:00Z" w:name="move224669370"/>
-      <w:moveTo w:id="285" w:author="David Hofmann" w:date="2026-03-17T19:49:00Z" w16du:dateUtc="2026-03-17T17:49:00Z">
-        <w:r>
-          <w:t xml:space="preserve">Furthermore, data were either pooled across seasons (yellow bars) or split into dry (green bars) and wet (blue bars) season. Results are shown for replicates that </w:t>
-        </w:r>
-        <w:r>
-          <w:lastRenderedPageBreak/>
-          <w:t xml:space="preserve">used 25 random steps, as all associated models converged. The number of random steps did not appear to influence model estimates (Figure </w:t>
+      <w:moveToRangeStart w:id="307" w:author="David Hofmann" w:date="2026-03-23T16:30:00Z" w:name="move225175843"/>
+      <w:moveTo w:id="308" w:author="David Hofmann" w:date="2026-03-23T16:30:00Z" w16du:dateUtc="2026-03-23T14:30:00Z">
+        <w:r>
+          <w:t xml:space="preserve">Furthermore, data were either pooled across seasons (yellow bars) or split into dry (green bars) and wet (blue bars) season. Results are shown for replicates that used 25 random steps, as all associated models converged. The number of random steps did not appear to influence model estimates (Figure </w:t>
         </w:r>
       </w:moveTo>
-      <w:moveToRangeEnd w:id="284"/>
-      <w:ins w:id="286" w:author="David Hofmann" w:date="2026-03-17T19:49:00Z" w16du:dateUtc="2026-03-17T17:49:00Z">
+      <w:moveToRangeEnd w:id="307"/>
+      <w:ins w:id="309" w:author="David Hofmann" w:date="2026-03-23T16:30:00Z" w16du:dateUtc="2026-03-23T14:30:00Z">
         <w:r>
           <w:t>S</w:t>
         </w:r>
@@ -13856,8 +14028,8 @@
           <w:t>).</w:t>
         </w:r>
       </w:ins>
-      <w:moveToRangeStart w:id="287" w:author="David Hofmann" w:date="2026-03-17T19:49:00Z" w:name="move224669371"/>
-      <w:moveTo w:id="288" w:author="David Hofmann" w:date="2026-03-17T19:49:00Z" w16du:dateUtc="2026-03-17T17:49:00Z">
+      <w:moveToRangeStart w:id="310" w:author="David Hofmann" w:date="2026-03-23T16:30:00Z" w:name="move225175844"/>
+      <w:moveTo w:id="311" w:author="David Hofmann" w:date="2026-03-23T16:30:00Z" w16du:dateUtc="2026-03-23T14:30:00Z">
         <w:r>
           <w:t xml:space="preserve"> The horizontal ticks indicate the point estimates, and the vertical segments represent the 90%, 95%, and 99% confidence-intervals of the respective </w:t>
         </w:r>
@@ -13875,12 +14047,12 @@
     <w:p>
       <w:pPr>
         <w:rPr>
-          <w:moveTo w:id="289" w:author="David Hofmann" w:date="2026-03-17T19:49:00Z" w16du:dateUtc="2026-03-17T17:49:00Z"/>
-        </w:rPr>
-      </w:pPr>
-      <w:bookmarkStart w:id="290" w:name="_Ref220505917"/>
-      <w:moveToRangeEnd w:id="287"/>
-      <w:ins w:id="291" w:author="David Hofmann" w:date="2026-03-17T19:49:00Z" w16du:dateUtc="2026-03-17T17:49:00Z">
+          <w:moveTo w:id="312" w:author="David Hofmann" w:date="2026-03-23T16:30:00Z" w16du:dateUtc="2026-03-23T14:30:00Z"/>
+        </w:rPr>
+      </w:pPr>
+      <w:bookmarkStart w:id="313" w:name="_Ref220505917"/>
+      <w:moveToRangeEnd w:id="310"/>
+      <w:ins w:id="314" w:author="David Hofmann" w:date="2026-03-23T16:30:00Z" w16du:dateUtc="2026-03-23T14:30:00Z">
         <w:r>
           <w:t xml:space="preserve">Figure </w:t>
         </w:r>
@@ -13903,9 +14075,9 @@
       <w:r>
         <w:fldChar w:fldCharType="end"/>
       </w:r>
-      <w:bookmarkEnd w:id="290"/>
-      <w:moveToRangeStart w:id="292" w:author="David Hofmann" w:date="2026-03-17T19:49:00Z" w:name="move224669372"/>
-      <w:moveTo w:id="293" w:author="David Hofmann" w:date="2026-03-17T19:49:00Z" w16du:dateUtc="2026-03-17T17:49:00Z">
+      <w:bookmarkEnd w:id="313"/>
+      <w:moveToRangeStart w:id="315" w:author="David Hofmann" w:date="2026-03-23T16:30:00Z" w:name="move225175845"/>
+      <w:moveTo w:id="316" w:author="David Hofmann" w:date="2026-03-23T16:30:00Z" w16du:dateUtc="2026-03-23T14:30:00Z">
         <w:r>
           <w:t>:</w:t>
         </w:r>
@@ -13920,12 +14092,12 @@
     <w:p>
       <w:pPr>
         <w:rPr>
-          <w:ins w:id="294" w:author="David Hofmann" w:date="2026-03-17T19:49:00Z" w16du:dateUtc="2026-03-17T17:49:00Z"/>
-        </w:rPr>
-      </w:pPr>
-      <w:bookmarkStart w:id="295" w:name="_Ref220505943"/>
-      <w:moveToRangeEnd w:id="292"/>
-      <w:ins w:id="296" w:author="David Hofmann" w:date="2026-03-17T19:49:00Z" w16du:dateUtc="2026-03-17T17:49:00Z">
+          <w:ins w:id="317" w:author="David Hofmann" w:date="2026-03-23T16:30:00Z" w16du:dateUtc="2026-03-23T14:30:00Z"/>
+        </w:rPr>
+      </w:pPr>
+      <w:bookmarkStart w:id="318" w:name="_Ref220505943"/>
+      <w:moveToRangeEnd w:id="315"/>
+      <w:ins w:id="319" w:author="David Hofmann" w:date="2026-03-23T16:30:00Z" w16du:dateUtc="2026-03-23T14:30:00Z">
         <w:r>
           <w:t xml:space="preserve">Figure </w:t>
         </w:r>
@@ -13948,8 +14120,8 @@
       <w:r>
         <w:fldChar w:fldCharType="end"/>
       </w:r>
-      <w:bookmarkEnd w:id="295"/>
-      <w:ins w:id="297" w:author="David Hofmann" w:date="2026-03-17T19:49:00Z" w16du:dateUtc="2026-03-17T17:49:00Z">
+      <w:bookmarkEnd w:id="318"/>
+      <w:ins w:id="320" w:author="David Hofmann" w:date="2026-03-23T16:30:00Z" w16du:dateUtc="2026-03-23T14:30:00Z">
         <w:r>
           <w:t xml:space="preserve">: </w:t>
         </w:r>
@@ -13990,7 +14162,11 @@
           <w:t xml:space="preserve"> Originating from each of the three areas highlighted in the maps, 1,000 dispersers were simulated, moving for a total duration of 2,000 steps (~400 dispersal days).</w:t>
         </w:r>
         <w:r>
-          <w:t xml:space="preserve"> In the most static configuration (SSS), seasonality was ignored across all stages of the connectivity modeling pipeline, from extracting covariates for model fitting (stage 1), in the model itself (stage 2), and when predicting from the model (stage 3). In the most dynamic configuration (DMD), on the other hand, seasonality was incorporated across all those three stages. Furthermore, in the simplistic model, only the species’ habitat selection was considered, whereas in the realistic model also the species’ movement kernel, and potential interactions between habitat selection and movement </w:t>
+          <w:t xml:space="preserve"> In the most static configuration (SSS), seasonality was ignored across all stages of the connectivity modeling pipeline, from extracting covariates for model fitting (stage 1), in the model itself (stage 2), and when predicting from the model (stage 3). In the most dynamic configuration (DMD), on the other hand, seasonality was incorporated across all those three stages. Furthermore, in the </w:t>
+        </w:r>
+        <w:r>
+          <w:lastRenderedPageBreak/>
+          <w:t xml:space="preserve">simplistic model, only the species’ habitat selection was considered, whereas in the realistic model also the species’ movement kernel, and potential interactions between habitat selection and movement </w:t>
         </w:r>
         <w:proofErr w:type="spellStart"/>
         <w:r>
@@ -16551,9 +16727,9 @@
       </w:r>
     </w:p>
     <w:sectPr>
-      <w:footerReference w:type="even" r:id="rId19"/>
-      <w:footerReference w:type="default" r:id="rId20"/>
-      <w:headerReference w:type="first" r:id="rId21"/>
+      <w:footerReference w:type="even" r:id="rId21"/>
+      <w:footerReference w:type="default" r:id="rId22"/>
+      <w:headerReference w:type="first" r:id="rId23"/>
       <w:pgSz w:w="11905" w:h="16840"/>
       <w:pgMar w:top="1446" w:right="990" w:bottom="993" w:left="993" w:header="567" w:footer="553" w:gutter="0"/>
       <w:lnNumType w:countBy="1" w:restart="continuous"/>
@@ -18834,14 +19010,6 @@
     <w:abstractNumId w:val="8"/>
   </w:num>
 </w:numbering>
-</file>
-
-<file path=word/people.xml><?xml version="1.0" encoding="utf-8"?>
-<w15:people xmlns:wpc="http://schemas.microsoft.com/office/word/2010/wordprocessingCanvas" xmlns:cx="http://schemas.microsoft.com/office/drawing/2014/chartex" xmlns:cx1="http://schemas.microsoft.com/office/drawing/2015/9/8/chartex" xmlns:cx2="http://schemas.microsoft.com/office/drawing/2015/10/21/chartex" xmlns:cx3="http://schemas.microsoft.com/office/drawing/2016/5/9/chartex" xmlns:cx4="http://schemas.microsoft.com/office/drawing/2016/5/10/chartex" xmlns:cx5="http://schemas.microsoft.com/office/drawing/2016/5/11/chartex" xmlns:cx6="http://schemas.microsoft.com/office/drawing/2016/5/12/chartex" xmlns:cx7="http://schemas.microsoft.com/office/drawing/2016/5/13/chartex" xmlns:cx8="http://schemas.microsoft.com/office/drawing/2016/5/14/chartex" xmlns:mc="http://schemas.openxmlformats.org/markup-compatibility/2006" xmlns:aink="http://schemas.microsoft.com/office/drawing/2016/ink" xmlns:am3d="http://schemas.microsoft.com/office/drawing/2017/model3d" xmlns:o="urn:schemas-microsoft-com:office:office" xmlns:oel="http://schemas.microsoft.com/office/2019/extlst" xmlns:r="http://schemas.openxmlformats.org/officeDocument/2006/relationships" xmlns:m="http://schemas.openxmlformats.org/officeDocument/2006/math" xmlns:v="urn:schemas-microsoft-com:vml" xmlns:wp14="http://schemas.microsoft.com/office/word/2010/wordprocessingDrawing" xmlns:wp="http://schemas.openxmlformats.org/drawingml/2006/wordprocessingDrawing" xmlns:w10="urn:schemas-microsoft-com:office:word" xmlns:w="http://schemas.openxmlformats.org/wordprocessingml/2006/main" xmlns:w14="http://schemas.microsoft.com/office/word/2010/wordml" xmlns:w15="http://schemas.microsoft.com/office/word/2012/wordml" xmlns:w16cex="http://schemas.microsoft.com/office/word/2018/wordml/cex" xmlns:w16cid="http://schemas.microsoft.com/office/word/2016/wordml/cid" xmlns:w16="http://schemas.microsoft.com/office/word/2018/wordml" xmlns:w16du="http://schemas.microsoft.com/office/word/2023/wordml/word16du" xmlns:w16sdtdh="http://schemas.microsoft.com/office/word/2020/wordml/sdtdatahash" xmlns:w16sdtfl="http://schemas.microsoft.com/office/word/2024/wordml/sdtformatlock" xmlns:w16se="http://schemas.microsoft.com/office/word/2015/wordml/symex" xmlns:wpg="http://schemas.microsoft.com/office/word/2010/wordprocessingGroup" xmlns:wpi="http://schemas.microsoft.com/office/word/2010/wordprocessingInk" xmlns:wne="http://schemas.microsoft.com/office/word/2006/wordml" xmlns:wps="http://schemas.microsoft.com/office/word/2010/wordprocessingShape" mc:Ignorable="w14 w15 w16se w16cid w16 w16cex w16sdtdh w16sdtfl w16du wp14">
-  <w15:person w15:author="David Hofmann">
-    <w15:presenceInfo w15:providerId="Windows Live" w15:userId="f6f0ec9fe02b84c2"/>
-  </w15:person>
-</w15:people>
 </file>
 
 <file path=word/styles.xml><?xml version="1.0" encoding="utf-8"?>
@@ -20750,9 +20918,12 @@
 </file>
 
 <file path=customXml/item1.xml><?xml version="1.0" encoding="utf-8"?>
-<p:properties xmlns:p="http://schemas.microsoft.com/office/2006/metadata/properties" xmlns:xsi="http://www.w3.org/2001/XMLSchema-instance" xmlns:pc="http://schemas.microsoft.com/office/infopath/2007/PartnerControls">
-  <documentManagement/>
-</p:properties>
+<?mso-contentType ?>
+<FormTemplates xmlns="http://schemas.microsoft.com/sharepoint/v3/contenttype/forms">
+  <Display>DocumentLibraryForm</Display>
+  <Edit>DocumentLibraryForm</Edit>
+  <New>DocumentLibraryForm</New>
+</FormTemplates>
 </file>
 
 <file path=customXml/item2.xml><?xml version="1.0" encoding="utf-8"?>
@@ -20760,12 +20931,9 @@
 </file>
 
 <file path=customXml/item3.xml><?xml version="1.0" encoding="utf-8"?>
-<?mso-contentType ?>
-<FormTemplates xmlns="http://schemas.microsoft.com/sharepoint/v3/contenttype/forms">
-  <Display>DocumentLibraryForm</Display>
-  <Edit>DocumentLibraryForm</Edit>
-  <New>DocumentLibraryForm</New>
-</FormTemplates>
+<p:properties xmlns:p="http://schemas.microsoft.com/office/2006/metadata/properties" xmlns:xsi="http://www.w3.org/2001/XMLSchema-instance" xmlns:pc="http://schemas.microsoft.com/office/infopath/2007/PartnerControls">
+  <documentManagement/>
+</p:properties>
 </file>
 
 <file path=customXml/item4.xml><?xml version="1.0" encoding="utf-8"?>
@@ -20913,10 +21081,9 @@
 </file>
 
 <file path=customXml/itemProps1.xml><?xml version="1.0" encoding="utf-8"?>
-<ds:datastoreItem xmlns:ds="http://schemas.openxmlformats.org/officeDocument/2006/customXml" ds:itemID="{6D592DB0-CDD9-4963-8281-82B2B74FCAA3}">
+<ds:datastoreItem xmlns:ds="http://schemas.openxmlformats.org/officeDocument/2006/customXml" ds:itemID="{1066A0C2-1947-4935-ABEA-637F25E5BB7E}">
   <ds:schemaRefs>
-    <ds:schemaRef ds:uri="http://schemas.microsoft.com/office/2006/metadata/properties"/>
-    <ds:schemaRef ds:uri="http://schemas.microsoft.com/office/infopath/2007/PartnerControls"/>
+    <ds:schemaRef ds:uri="http://schemas.microsoft.com/sharepoint/v3/contenttype/forms"/>
   </ds:schemaRefs>
 </ds:datastoreItem>
 </file>
@@ -20930,9 +21097,10 @@
 </file>
 
 <file path=customXml/itemProps3.xml><?xml version="1.0" encoding="utf-8"?>
-<ds:datastoreItem xmlns:ds="http://schemas.openxmlformats.org/officeDocument/2006/customXml" ds:itemID="{1066A0C2-1947-4935-ABEA-637F25E5BB7E}">
+<ds:datastoreItem xmlns:ds="http://schemas.openxmlformats.org/officeDocument/2006/customXml" ds:itemID="{6D592DB0-CDD9-4963-8281-82B2B74FCAA3}">
   <ds:schemaRefs>
-    <ds:schemaRef ds:uri="http://schemas.microsoft.com/sharepoint/v3/contenttype/forms"/>
+    <ds:schemaRef ds:uri="http://schemas.microsoft.com/office/2006/metadata/properties"/>
+    <ds:schemaRef ds:uri="http://schemas.microsoft.com/office/infopath/2007/PartnerControls"/>
   </ds:schemaRefs>
 </ds:datastoreItem>
 </file>
